--- a/multiplex-hypergraph-sir/lambda_c_section_cn.docx
+++ b/multiplex-hypergraph-sir/lambda_c_section_cn.docx
@@ -16,7 +16,7 @@
           <w:sz w:val="26"/>
           <w:szCs w:val="26"/>
         </w:rPr>
-        <w:t xml:space="preserve">4. 由亚临界终态测定爆发阈值</w:t>
+        <w:t xml:space="preserve">2. 由亚临界终态测定爆发阈值</w:t>
       </w:r>
     </w:p>
     <w:p>
@@ -33,7 +33,7 @@
           <w:sz w:val="22"/>
           <w:szCs w:val="22"/>
         </w:rPr>
-        <w:t xml:space="preserve">4.1. 模型与次代矩阵</w:t>
+        <w:t xml:space="preserve">2.1. 模型与次代矩阵</w:t>
       </w:r>
     </w:p>
     <w:p>
@@ -413,7 +413,7 @@
           <w:sz w:val="21"/>
           <w:szCs w:val="21"/>
         </w:rPr>
-        <w:t xml:space="preserve">(4.1)</w:t>
+        <w:t xml:space="preserve">(2.1)</w:t>
       </w:r>
     </w:p>
     <w:p>
@@ -623,7 +623,7 @@
           <w:sz w:val="21"/>
           <w:szCs w:val="21"/>
         </w:rPr>
-        <w:t xml:space="preserve">(4.2)</w:t>
+        <w:t xml:space="preserve">(2.2)</w:t>
       </w:r>
     </w:p>
     <w:p>
@@ -925,7 +925,7 @@
           <w:sz w:val="21"/>
           <w:szCs w:val="21"/>
         </w:rPr>
-        <w:t xml:space="preserve">(4.3)</w:t>
+        <w:t xml:space="preserve">(2.3)</w:t>
       </w:r>
     </w:p>
     <w:p>
@@ -1001,7 +1001,7 @@
           <w:sz w:val="21"/>
           <w:szCs w:val="21"/>
         </w:rPr>
-        <w:t xml:space="preserve">暴露独立，群内耦合并未被忽略，而是已由 (4.2) 的计数状态承载。方程组的维数为 </w:t>
+        <w:t xml:space="preserve">暴露独立，群内耦合并未被忽略，而是已由 (2.2) 的计数状态承载。方程组的维数为 </w:t>
       </w:r>
       <w:r>
         <w:rPr>
@@ -1108,7 +1108,7 @@
           <w:sz w:val="21"/>
           <w:szCs w:val="21"/>
         </w:rPr>
-        <w:t xml:space="preserve">(4.4)</w:t>
+        <w:t xml:space="preserve">(2.4)</w:t>
       </w:r>
     </w:p>
     <w:p>
@@ -1298,7 +1298,7 @@
           <w:sz w:val="21"/>
           <w:szCs w:val="21"/>
         </w:rPr>
-        <w:t xml:space="preserve">(4.5)</w:t>
+        <w:t xml:space="preserve">(2.5)</w:t>
       </w:r>
     </w:p>
     <w:p>
@@ -1365,7 +1365,7 @@
           <w:sz w:val="21"/>
           <w:szCs w:val="21"/>
         </w:rPr>
-        <w:t xml:space="preserve">(4.6)</w:t>
+        <w:t xml:space="preserve">(2.6)</w:t>
       </w:r>
     </w:p>
     <w:p>
@@ -1871,7 +1871,7 @@
           <w:sz w:val="21"/>
           <w:szCs w:val="21"/>
         </w:rPr>
-        <w:t xml:space="preserve">(4.7)</w:t>
+        <w:t xml:space="preserve">(2.7)</w:t>
       </w:r>
     </w:p>
     <w:p>
@@ -1960,7 +1960,7 @@
           <w:sz w:val="21"/>
           <w:szCs w:val="21"/>
         </w:rPr>
-        <w:t xml:space="preserve">，(4.7) 回到多层网络 SIR 的已知阈值；</w:t>
+        <w:t xml:space="preserve">，(2.7) 回到多层网络 SIR 的已知阈值；</w:t>
       </w:r>
       <w:r>
         <w:rPr>
@@ -2107,7 +2107,7 @@
           <w:sz w:val="22"/>
           <w:szCs w:val="22"/>
         </w:rPr>
-        <w:t xml:space="preserve">4.2. 亚临界簇规模与外推判据</w:t>
+        <w:t xml:space="preserve">2.2. 亚临界簇规模与外推判据</w:t>
       </w:r>
     </w:p>
     <w:p>
@@ -2123,7 +2123,7 @@
           <w:sz w:val="21"/>
           <w:szCs w:val="21"/>
         </w:rPr>
-        <w:t xml:space="preserve">(4.7) 给出的阈值是线性化的产物。本小节给出一条不经由线性化的独立判据，其思路与谱方法正相反：始终停在阈值以下，由小种子所引发簇的规模发散读出 </w:t>
+        <w:t xml:space="preserve">(2.7) 给出的阈值是线性化的产物。本小节给出一条不经由线性化的独立判据，其思路与谱方法正相反：始终停在阈值以下，由小种子所引发簇的规模发散读出 </w:t>
       </w:r>
       <w:r>
         <w:rPr>
@@ -2270,7 +2270,7 @@
           <w:sz w:val="21"/>
           <w:szCs w:val="21"/>
         </w:rPr>
-        <w:t xml:space="preserve">(4.8)</w:t>
+        <w:t xml:space="preserve">(2.8)</w:t>
       </w:r>
     </w:p>
     <w:p>
@@ -2426,7 +2426,7 @@
           <w:sz w:val="21"/>
           <w:szCs w:val="21"/>
         </w:rPr>
-        <w:t xml:space="preserve"> 对各型的权重并不相同。可用的性质是 (4.8) 的极点来自 </w:t>
+        <w:t xml:space="preserve"> 对各型的权重并不相同。可用的性质是 (2.8) 的极点来自 </w:t>
       </w:r>
       <w:r>
         <w:rPr>
@@ -2572,7 +2572,7 @@
           <w:sz w:val="21"/>
           <w:szCs w:val="21"/>
         </w:rPr>
-        <w:t xml:space="preserve">(4.9)</w:t>
+        <w:t xml:space="preserve">(2.9)</w:t>
       </w:r>
     </w:p>
     <w:p>
@@ -2634,7 +2634,7 @@
           <w:sz w:val="21"/>
           <w:szCs w:val="21"/>
         </w:rPr>
-        <w:t xml:space="preserve"> 不共享任何中间量：一侧把非线性方程组 (4.2)–(4.4) 积分至终态、再对 (4.9) 作线性拟合，另一侧对次代矩阵 (4.7) 求谱半径并二分，二者仅共享模型定义。两条路线的一致因而是对彼此的非平凡检验，这正是图 2 所报告者。</w:t>
+        <w:t xml:space="preserve"> 不共享任何中间量：一侧把非线性方程组 (2.2)–(2.4) 积分至终态、再对 (2.9) 作线性拟合，另一侧对次代矩阵 (2.7) 求谱半径并二分，二者仅共享模型定义。两条路线的一致因而是对彼此的非平凡检验，这正是图 2 所报告者。</w:t>
       </w:r>
     </w:p>
     <w:p>
@@ -2670,7 +2670,7 @@
           <w:sz w:val="21"/>
           <w:szCs w:val="21"/>
         </w:rPr>
-        <w:t xml:space="preserve">4.9</w:t>
+        <w:t xml:space="preserve">2.9</w:t>
       </w:r>
       <w:r>
         <w:rPr>
@@ -2868,7 +2868,7 @@
           <w:sz w:val="22"/>
           <w:szCs w:val="22"/>
         </w:rPr>
-        <w:t xml:space="preserve">4.3. 数值结果</w:t>
+        <w:t xml:space="preserve">2.3. 数值结果</w:t>
       </w:r>
     </w:p>
     <w:p>
@@ -3047,7 +3047,7 @@
           <w:sz w:val="21"/>
           <w:szCs w:val="21"/>
         </w:rPr>
-        <w:t xml:space="preserve">残余偏差为线性律 (4.9) 的</w:t>
+        <w:t xml:space="preserve">残余偏差为线性律 (2.9) 的</w:t>
       </w:r>
       <w:r>
         <w:rPr>
@@ -3574,7 +3574,7 @@
           <w:sz w:val="22"/>
           <w:szCs w:val="22"/>
         </w:rPr>
-        <w:t xml:space="preserve">4.4. 数值校验</w:t>
+        <w:t xml:space="preserve">2.4. 数值校验</w:t>
       </w:r>
     </w:p>
     <w:p>
@@ -3617,7 +3617,7 @@
           <w:sz w:val="21"/>
           <w:szCs w:val="21"/>
         </w:rPr>
-        <w:t xml:space="preserve">对 (4.2) 的方程组求和，外部风险项、群内项与康复项各自守恒相消，只余 </w:t>
+        <w:t xml:space="preserve">对 (2.2) 的方程组求和，外部风险项、群内项与康复项各自守恒相消，只余 </w:t>
       </w:r>
       <w:r>
         <w:rPr>
@@ -3825,7 +3825,7 @@
           <w:sz w:val="21"/>
           <w:szCs w:val="21"/>
         </w:rPr>
-        <w:t xml:space="preserve"> 量级，纯属积分误差。此外，把 (4.2) 在无病定态作数值 Jacobian，其谱横标在 </w:t>
+        <w:t xml:space="preserve"> 量级，纯属积分误差。此外，把 (2.2) 在无病定态作数值 Jacobian，其谱横标在 </w:t>
       </w:r>
       <w:r>
         <w:rPr>
@@ -3871,7 +3871,7 @@
           <w:sz w:val="21"/>
           <w:szCs w:val="21"/>
         </w:rPr>
-        <w:t xml:space="preserve"> 处为零，达机器精度：闭合与次代矩阵共享同一个阈值，(4.9) 的外推所测者因而确为 (4.7) 的阈值。</w:t>
+        <w:t xml:space="preserve"> 处为零，达机器精度：闭合与次代矩阵共享同一个阈值，(2.9) 的外推所测者因而确为 (2.7) 的阈值。</w:t>
       </w:r>
     </w:p>
     <w:p>
@@ -3898,7 +3898,7 @@
           <w:sz w:val="21"/>
           <w:szCs w:val="21"/>
         </w:rPr>
-        <w:t xml:space="preserve">级联递推 (4.5)–(4.6) 在 </w:t>
+        <w:t xml:space="preserve">级联递推 (2.5)–(2.6) 在 </w:t>
       </w:r>
       <w:r>
         <w:rPr>
@@ -3998,7 +3998,7 @@
           <w:sz w:val="21"/>
           <w:szCs w:val="21"/>
         </w:rPr>
-        <w:t xml:space="preserve"> 时恒为零。阈值公式 (4.7) 在成对退化的 5-正则单层上给出 </w:t>
+        <w:t xml:space="preserve"> 时恒为零。阈值公式 (2.7) 在成对退化的 5-正则单层上给出 </w:t>
       </w:r>
       <w:r>
         <w:rPr>
@@ -4226,7 +4226,7 @@
           <w:sz w:val="21"/>
           <w:szCs w:val="21"/>
         </w:rPr>
-        <w:t xml:space="preserve">闭合的亚临界终态与 (4.8) 的解析值不共享代码——一侧积分非线性方程组，另一侧求一个矩阵逆。以均匀播种写出 </w:t>
+        <w:t xml:space="preserve">闭合的亚临界终态与 (2.8) 的解析值不共享代码——一侧积分非线性方程组，另一侧求一个矩阵逆。以均匀播种写出 </w:t>
       </w:r>
       <w:r>
         <w:rPr>
@@ -4712,7 +4712,7 @@
           <w:sz w:val="21"/>
           <w:szCs w:val="21"/>
         </w:rPr>
-        <w:t xml:space="preserve"> 极限下即为 (4.8)，其极点严格位于 </w:t>
+        <w:t xml:space="preserve"> 极限下即为 (2.8)，其极点严格位于 </w:t>
       </w:r>
       <w:r>
         <w:rPr>
@@ -4860,7 +4860,7 @@
           <w:sz w:val="21"/>
           <w:szCs w:val="21"/>
         </w:rPr>
-        <w:t xml:space="preserve">级联递推 (4.5) 由单群体的直接 Gillespie 抽样独立复核，该检验既不使用方程组也不使用次代矩阵。在 </w:t>
+        <w:t xml:space="preserve">级联递推 (2.5) 由单群体的直接 Gillespie 抽样独立复核，该检验既不使用方程组也不使用次代矩阵。在 </w:t>
       </w:r>
       <w:r>
         <w:rPr>

--- a/multiplex-hypergraph-sir/lambda_c_section_cn.docx
+++ b/multiplex-hypergraph-sir/lambda_c_section_cn.docx
@@ -3181,7 +3181,7 @@
       <w:r>
         <w:drawing>
           <wp:inline distT="0" distB="0" distL="0" distR="0">
-            <wp:extent cx="6000750" cy="1933575"/>
+            <wp:extent cx="5638800" cy="1819275"/>
             <wp:effectExtent t="0" r="0" b="0" l="0"/>
             <wp:docPr id="1" name="" descr="" title=""/>
             <wp:cNvGraphicFramePr>
@@ -3206,7 +3206,7 @@
                   <pic:spPr bwMode="auto">
                     <a:xfrm>
                       <a:off x="0" y="0"/>
-                      <a:ext cx="6000750" cy="1933575"/>
+                      <a:ext cx="5638800" cy="1819275"/>
                     </a:xfrm>
                     <a:prstGeom prst="rect">
                       <a:avLst/>

--- a/multiplex-hypergraph-sir/lambda_c_section_cn.docx
+++ b/multiplex-hypergraph-sir/lambda_c_section_cn.docx
@@ -367,8 +367,8 @@
     <w:p>
       <w:pPr>
         <w:tabs>
-          <w:tab w:val="center" w:pos="4560"/>
-          <w:tab w:val="right" w:pos="9120"/>
+          <w:tab w:val="center" w:pos="4500"/>
+          <w:tab w:val="right" w:pos="9000"/>
         </w:tabs>
         <w:spacing w:after="130" w:before="90" w:line="288"/>
       </w:pPr>
@@ -567,8 +567,8 @@
     <w:p>
       <w:pPr>
         <w:tabs>
-          <w:tab w:val="center" w:pos="4560"/>
-          <w:tab w:val="right" w:pos="9120"/>
+          <w:tab w:val="center" w:pos="4500"/>
+          <w:tab w:val="right" w:pos="9000"/>
         </w:tabs>
         <w:spacing w:after="130" w:before="90" w:line="288"/>
       </w:pPr>
@@ -860,8 +860,8 @@
     <w:p>
       <w:pPr>
         <w:tabs>
-          <w:tab w:val="center" w:pos="4560"/>
-          <w:tab w:val="right" w:pos="9120"/>
+          <w:tab w:val="center" w:pos="4500"/>
+          <w:tab w:val="right" w:pos="9000"/>
         </w:tabs>
         <w:spacing w:after="130" w:before="90" w:line="288"/>
       </w:pPr>
@@ -1081,8 +1081,8 @@
     <w:p>
       <w:pPr>
         <w:tabs>
-          <w:tab w:val="center" w:pos="4560"/>
-          <w:tab w:val="right" w:pos="9120"/>
+          <w:tab w:val="center" w:pos="4500"/>
+          <w:tab w:val="right" w:pos="9000"/>
         </w:tabs>
         <w:spacing w:after="130" w:before="90" w:line="288"/>
       </w:pPr>
@@ -1214,8 +1214,8 @@
     <w:p>
       <w:pPr>
         <w:tabs>
-          <w:tab w:val="center" w:pos="4560"/>
-          <w:tab w:val="right" w:pos="9120"/>
+          <w:tab w:val="center" w:pos="4500"/>
+          <w:tab w:val="right" w:pos="9000"/>
         </w:tabs>
         <w:spacing w:after="130" w:before="90" w:line="288"/>
       </w:pPr>
@@ -1338,8 +1338,8 @@
     <w:p>
       <w:pPr>
         <w:tabs>
-          <w:tab w:val="center" w:pos="4560"/>
-          <w:tab w:val="right" w:pos="9120"/>
+          <w:tab w:val="center" w:pos="4500"/>
+          <w:tab w:val="right" w:pos="9000"/>
         </w:tabs>
         <w:spacing w:after="130" w:before="90" w:line="288"/>
       </w:pPr>
@@ -1663,8 +1663,8 @@
     <w:p>
       <w:pPr>
         <w:tabs>
-          <w:tab w:val="center" w:pos="4560"/>
-          <w:tab w:val="right" w:pos="9120"/>
+          <w:tab w:val="center" w:pos="4500"/>
+          <w:tab w:val="right" w:pos="9000"/>
         </w:tabs>
         <w:spacing w:after="130" w:before="90" w:line="288"/>
       </w:pPr>
@@ -2195,8 +2195,8 @@
     <w:p>
       <w:pPr>
         <w:tabs>
-          <w:tab w:val="center" w:pos="4560"/>
-          <w:tab w:val="right" w:pos="9120"/>
+          <w:tab w:val="center" w:pos="4500"/>
+          <w:tab w:val="right" w:pos="9000"/>
         </w:tabs>
         <w:spacing w:after="130" w:before="90" w:line="288"/>
       </w:pPr>
@@ -2506,8 +2506,8 @@
     <w:p>
       <w:pPr>
         <w:tabs>
-          <w:tab w:val="center" w:pos="4560"/>
-          <w:tab w:val="right" w:pos="9120"/>
+          <w:tab w:val="center" w:pos="4500"/>
+          <w:tab w:val="right" w:pos="9000"/>
         </w:tabs>
         <w:spacing w:after="130" w:before="90" w:line="288"/>
       </w:pPr>

--- a/multiplex-hypergraph-sir/lambda_c_section_cn.docx
+++ b/multiplex-hypergraph-sir/lambda_c_section_cn.docx
@@ -3031,7 +3031,7 @@
           <w:sz w:val="21"/>
           <w:szCs w:val="21"/>
         </w:rPr>
-        <w:t xml:space="preserve">。以外推截距的回归标准误 σ 为单位，偏离依次为 +1.51、+1.38、+1.26、+0.55、+1.03、+0.76、+0.57 与 +0.47，全部落在 1.5σ 之内。</w:t>
+        <w:t xml:space="preserve">。以外推截距的回归标准误 σ 为单位，偏离依次为 +1.51、+1.38、+1.26、+0.55、+1.03、+0.76、+0.57 与 +0.47，最大者 1.51σ，全部落在 1.6σ 之内。</w:t>
       </w:r>
     </w:p>
     <w:p>
@@ -3362,7 +3362,7 @@
           <w:sz w:val="18"/>
           <w:szCs w:val="18"/>
         </w:rPr>
-        <w:t xml:space="preserve">m=3</w:t>
+        <w:t xml:space="preserve">m=3、k∈{2,3}</w:t>
       </w:r>
       <w:r>
         <w:rPr>
@@ -3417,7 +3417,7 @@
           <w:sz w:val="18"/>
           <w:szCs w:val="18"/>
         </w:rPr>
-        <w:t xml:space="preserve"> 内的线性拟合，虚线为其向零点的延长，空心圆为三线共同的零点，即 </w:t>
+        <w:t xml:space="preserve"> 内的线性拟合，虚线为其向零点的延长，空心圆标出 </w:t>
       </w:r>
       <w:r>
         <w:rPr>
@@ -3435,7 +3435,7 @@
           <w:sz w:val="18"/>
           <w:szCs w:val="18"/>
         </w:rPr>
-        <w:t xml:space="preserve"> 的预言（竖虚线）。(b) 八组构型的外推值与 </w:t>
+        <w:t xml:space="preserve"> 的预言（即横坐标 1，与竖虚线同处）；三条延长线各自的零点分别位于 1.000616、1.000386 与 1.000336，皆在其右侧而在此标度下与之不可分辨。(b) 八组构型的外推值与 </w:t>
       </w:r>
       <w:r>
         <w:rPr>
@@ -3462,7 +3462,7 @@
           <w:sz w:val="18"/>
           <w:szCs w:val="18"/>
         </w:rPr>
-        <w:t xml:space="preserve">6×10</w:t>
+        <w:t xml:space="preserve">6.5×10</w:t>
       </w:r>
       <w:r>
         <w:rPr>
@@ -3557,7 +3557,7 @@
           <w:sz w:val="18"/>
           <w:szCs w:val="18"/>
         </w:rPr>
-        <w:t xml:space="preserve">，全部构型落在 1.5σ 之内，阴影分别为 ±1σ 与 ±2σ 带。</w:t>
+        <w:t xml:space="preserve">，最大者 1.51σ，阴影分别为 ±1σ 与 ±2σ 带。</w:t>
       </w:r>
     </w:p>
     <w:p>
@@ -5113,7 +5113,7 @@
           <w:sz w:val="21"/>
           <w:szCs w:val="21"/>
         </w:rPr>
-        <w:t xml:space="preserve">6×10</w:t>
+        <w:t xml:space="preserve">6.5×10</w:t>
       </w:r>
       <w:r>
         <w:rPr>
@@ -5132,7 +5132,7 @@
           <w:sz w:val="21"/>
           <w:szCs w:val="21"/>
         </w:rPr>
-        <w:t xml:space="preserve">、全部落在 1.5σ 之内。这是对爆发阈值的一次全非线性的独立确认，与前述 Jacobian 复核互补——后者检验线性化谱，前者检验非线性终态所继承的同一阈值。</w:t>
+        <w:t xml:space="preserve">、偏离最大者 1.51σ。这是对爆发阈值的一次全非线性的独立确认，与前述 Jacobian 复核互补——后者检验线性化谱，前者检验非线性终态所继承的同一阈值。</w:t>
       </w:r>
     </w:p>
     <w:sectPr>

--- a/multiplex-hypergraph-sir/lambda_c_section_cn.docx
+++ b/multiplex-hypergraph-sir/lambda_c_section_cn.docx
@@ -1048,16 +1048,34 @@
           <w:sz w:val="21"/>
           <w:szCs w:val="21"/>
         </w:rPr>
-        <w:t xml:space="preserve">+1,2)+2</w:t>
-      </w:r>
-      <w:r>
-        <w:rPr>
-          <w:rFonts w:ascii="SimSun" w:cs="SimSun" w:eastAsia="SimSun" w:hAnsi="SimSun"/>
-          <w:color w:val="000000"/>
-          <w:sz w:val="21"/>
-          <w:szCs w:val="21"/>
-        </w:rPr>
-        <w:t xml:space="preserve">，与系统规模 N 无关，积分一次即给出完整的 </w:t>
+        <w:t xml:space="preserve">+1,2)</w:t>
+      </w:r>
+      <w:r>
+        <w:rPr>
+          <w:rFonts w:ascii="SimSun" w:cs="SimSun" w:eastAsia="SimSun" w:hAnsi="SimSun"/>
+          <w:color w:val="000000"/>
+          <w:sz w:val="21"/>
+          <w:szCs w:val="21"/>
+        </w:rPr>
+        <w:t xml:space="preserve">（</w:t>
+      </w:r>
+      <w:r>
+        <w:rPr>
+          <w:rFonts w:ascii="Cambria Math" w:cs="Cambria Math" w:eastAsia="Cambria Math" w:hAnsi="Cambria Math"/>
+          <w:color w:val="000000"/>
+          <w:sz w:val="21"/>
+          <w:szCs w:val="21"/>
+        </w:rPr>
+        <w:t xml:space="preserve">S、I、R</w:t>
+      </w:r>
+      <w:r>
+        <w:rPr>
+          <w:rFonts w:ascii="SimSun" w:cs="SimSun" w:eastAsia="SimSun" w:hAnsi="SimSun"/>
+          <w:color w:val="000000"/>
+          <w:sz w:val="21"/>
+          <w:szCs w:val="21"/>
+        </w:rPr>
+        <w:t xml:space="preserve"> 由 Φ 代数读出，不另设方程），与系统规模 N 无关，积分一次即给出完整的 </w:t>
       </w:r>
       <w:r>
         <w:rPr>
@@ -1489,7 +1507,7 @@
           <w:sz w:val="21"/>
           <w:szCs w:val="21"/>
         </w:rPr>
-        <w:t xml:space="preserve"> 分别超出 11.1%、21.5% 与 31.1%，并非可忽略的修正；</w:t>
+        <w:t xml:space="preserve"> 分别超出 11.1%、21.5% 与 31.0%，并非可忽略的修正；</w:t>
       </w:r>
       <w:r>
         <w:rPr>
@@ -1978,7 +1996,82 @@
           <w:sz w:val="21"/>
           <w:szCs w:val="21"/>
         </w:rPr>
-        <w:t xml:space="preserve"> 时回到 </w:t>
+        <w:t xml:space="preserve"> 时其传递概率阈值 </w:t>
+      </w:r>
+      <w:r>
+        <w:rPr>
+          <w:rFonts w:ascii="Cambria Math" w:cs="Cambria Math" w:eastAsia="Cambria Math" w:hAnsi="Cambria Math"/>
+          <w:color w:val="000000"/>
+          <w:sz w:val="21"/>
+          <w:szCs w:val="21"/>
+        </w:rPr>
+        <w:t xml:space="preserve">T</w:t>
+      </w:r>
+      <w:r>
+        <w:rPr>
+          <w:rFonts w:ascii="Cambria Math" w:cs="Cambria Math" w:eastAsia="Cambria Math" w:hAnsi="Cambria Math"/>
+          <w:color w:val="000000"/>
+          <w:sz w:val="21"/>
+          <w:szCs w:val="21"/>
+          <w:vertAlign w:val="subscript"/>
+        </w:rPr>
+        <w:t xml:space="preserve">c</w:t>
+      </w:r>
+      <w:r>
+        <w:rPr>
+          <w:rFonts w:ascii="Cambria Math" w:cs="Cambria Math" w:eastAsia="Cambria Math" w:hAnsi="Cambria Math"/>
+          <w:color w:val="000000"/>
+          <w:sz w:val="21"/>
+          <w:szCs w:val="21"/>
+        </w:rPr>
+        <w:t xml:space="preserve">=λ</w:t>
+      </w:r>
+      <w:r>
+        <w:rPr>
+          <w:rFonts w:ascii="Cambria Math" w:cs="Cambria Math" w:eastAsia="Cambria Math" w:hAnsi="Cambria Math"/>
+          <w:color w:val="000000"/>
+          <w:sz w:val="21"/>
+          <w:szCs w:val="21"/>
+          <w:vertAlign w:val="subscript"/>
+        </w:rPr>
+        <w:t xml:space="preserve">c</w:t>
+      </w:r>
+      <w:r>
+        <w:rPr>
+          <w:rFonts w:ascii="Cambria Math" w:cs="Cambria Math" w:eastAsia="Cambria Math" w:hAnsi="Cambria Math"/>
+          <w:color w:val="000000"/>
+          <w:sz w:val="21"/>
+          <w:szCs w:val="21"/>
+        </w:rPr>
+        <w:t xml:space="preserve">/(1+λ</w:t>
+      </w:r>
+      <w:r>
+        <w:rPr>
+          <w:rFonts w:ascii="Cambria Math" w:cs="Cambria Math" w:eastAsia="Cambria Math" w:hAnsi="Cambria Math"/>
+          <w:color w:val="000000"/>
+          <w:sz w:val="21"/>
+          <w:szCs w:val="21"/>
+          <w:vertAlign w:val="subscript"/>
+        </w:rPr>
+        <w:t xml:space="preserve">c</w:t>
+      </w:r>
+      <w:r>
+        <w:rPr>
+          <w:rFonts w:ascii="Cambria Math" w:cs="Cambria Math" w:eastAsia="Cambria Math" w:hAnsi="Cambria Math"/>
+          <w:color w:val="000000"/>
+          <w:sz w:val="21"/>
+          <w:szCs w:val="21"/>
+        </w:rPr>
+        <w:t xml:space="preserve">)</w:t>
+      </w:r>
+      <w:r>
+        <w:rPr>
+          <w:rFonts w:ascii="SimSun" w:cs="SimSun" w:eastAsia="SimSun" w:hAnsi="SimSun"/>
+          <w:color w:val="000000"/>
+          <w:sz w:val="21"/>
+          <w:szCs w:val="21"/>
+        </w:rPr>
+        <w:t xml:space="preserve"> 回到 </w:t>
       </w:r>
       <w:r>
         <w:rPr>

--- a/multiplex-hypergraph-sir/lambda_c_section_cn.docx
+++ b/multiplex-hypergraph-sir/lambda_c_section_cn.docx
@@ -1057,34 +1057,34 @@
           <w:sz w:val="21"/>
           <w:szCs w:val="21"/>
         </w:rPr>
-        <w:t xml:space="preserve">（</w:t>
-      </w:r>
-      <w:r>
-        <w:rPr>
-          <w:rFonts w:ascii="Cambria Math" w:cs="Cambria Math" w:eastAsia="Cambria Math" w:hAnsi="Cambria Math"/>
-          <w:color w:val="000000"/>
-          <w:sz w:val="21"/>
-          <w:szCs w:val="21"/>
-        </w:rPr>
-        <w:t xml:space="preserve">S、I、R</w:t>
-      </w:r>
-      <w:r>
-        <w:rPr>
-          <w:rFonts w:ascii="SimSun" w:cs="SimSun" w:eastAsia="SimSun" w:hAnsi="SimSun"/>
-          <w:color w:val="000000"/>
-          <w:sz w:val="21"/>
-          <w:szCs w:val="21"/>
-        </w:rPr>
-        <w:t xml:space="preserve"> 由 Φ 代数读出，不另设方程），与系统规模 N 无关，积分一次即给出完整的 </w:t>
-      </w:r>
-      <w:r>
-        <w:rPr>
-          <w:rFonts w:ascii="Cambria Math" w:cs="Cambria Math" w:eastAsia="Cambria Math" w:hAnsi="Cambria Math"/>
-          <w:color w:val="000000"/>
-          <w:sz w:val="21"/>
-          <w:szCs w:val="21"/>
-        </w:rPr>
-        <w:t xml:space="preserve">S(t)、I(t)、R(t)</w:t>
+        <w:t xml:space="preserve">（S 由 Φ 代数给出、终态规模 </w:t>
+      </w:r>
+      <w:r>
+        <w:rPr>
+          <w:rFonts w:ascii="Cambria Math" w:cs="Cambria Math" w:eastAsia="Cambria Math" w:hAnsi="Cambria Math"/>
+          <w:color w:val="000000"/>
+          <w:sz w:val="21"/>
+          <w:szCs w:val="21"/>
+        </w:rPr>
+        <w:t xml:space="preserve">R(∞)</w:t>
+      </w:r>
+      <w:r>
+        <w:rPr>
+          <w:rFonts w:ascii="SimSun" w:cs="SimSun" w:eastAsia="SimSun" w:hAnsi="SimSun"/>
+          <w:color w:val="000000"/>
+          <w:sz w:val="21"/>
+          <w:szCs w:val="21"/>
+        </w:rPr>
+        <w:t xml:space="preserve"> 直接读出，均不另设方程），与系统规模 N 无关，积分一次即给出 </w:t>
+      </w:r>
+      <w:r>
+        <w:rPr>
+          <w:rFonts w:ascii="Cambria Math" w:cs="Cambria Math" w:eastAsia="Cambria Math" w:hAnsi="Cambria Math"/>
+          <w:color w:val="000000"/>
+          <w:sz w:val="21"/>
+          <w:szCs w:val="21"/>
+        </w:rPr>
+        <w:t xml:space="preserve">S(t)</w:t>
       </w:r>
       <w:r>
         <w:rPr>

--- a/multiplex-hypergraph-sir/lambda_c_section_cn.docx
+++ b/multiplex-hypergraph-sir/lambda_c_section_cn.docx
@@ -2727,7 +2727,7 @@
           <w:sz w:val="21"/>
           <w:szCs w:val="21"/>
         </w:rPr>
-        <w:t xml:space="preserve"> 不共享任何中间量：一侧把非线性方程组 (2.2)–(2.4) 积分至终态、再对 (2.9) 作线性拟合，另一侧对次代矩阵 (2.7) 求谱半径并二分，二者仅共享模型定义。两条路线的一致因而是对彼此的非平凡检验，这正是图 2 所报告者。</w:t>
+        <w:t xml:space="preserve"> 不共享任何中间量：一侧把非线性方程组 (2.2)–(2.4) 积分至终态、再对 (2.9) 作线性拟合，另一侧对次代矩阵 (2.7) 求谱半径并二分，二者仅共享模型定义。两条路线的一致因而是对彼此的非平凡检验，这正是图 3 所报告者。</w:t>
       </w:r>
     </w:p>
     <w:p>
@@ -3327,7 +3327,7 @@
           <w:sz w:val="18"/>
           <w:szCs w:val="18"/>
         </w:rPr>
-        <w:t xml:space="preserve">图 2</w:t>
+        <w:t xml:space="preserve">图 3</w:t>
       </w:r>
       <w:r>
         <w:rPr>

--- a/multiplex-hypergraph-sir/lambda_c_section_cn.docx
+++ b/multiplex-hypergraph-sir/lambda_c_section_cn.docx
@@ -3667,7 +3667,1052 @@
           <w:sz w:val="22"/>
           <w:szCs w:val="22"/>
         </w:rPr>
-        <w:t xml:space="preserve">2.4. 数值校验</w:t>
+        <w:t xml:space="preserve">2.4. 层间参与相关对阈值的移动</w:t>
+      </w:r>
+    </w:p>
+    <w:p>
+      <w:pPr>
+        <w:spacing w:after="120" w:before="0" w:line="300"/>
+        <w:ind w:firstLine="0"/>
+        <w:jc w:val="both"/>
+      </w:pPr>
+      <w:r>
+        <w:rPr>
+          <w:rFonts w:ascii="SimSun" w:cs="SimSun" w:eastAsia="SimSun" w:hAnsi="SimSun"/>
+          <w:color w:val="000000"/>
+          <w:sz w:val="21"/>
+          <w:szCs w:val="21"/>
+        </w:rPr>
+        <w:t xml:space="preserve">阈值只经由度矩进入 N，故可取一族</w:t>
+      </w:r>
+      <w:r>
+        <w:rPr>
+          <w:rFonts w:ascii="SimSun" w:cs="SimSun" w:eastAsia="SimSun" w:hAnsi="SimSun"/>
+          <w:b/>
+          <w:bCs/>
+          <w:color w:val="000000"/>
+          <w:sz w:val="21"/>
+          <w:szCs w:val="21"/>
+        </w:rPr>
+        <w:t xml:space="preserve">边缘固定、仅相关不同</w:t>
+      </w:r>
+      <w:r>
+        <w:rPr>
+          <w:rFonts w:ascii="SimSun" w:cs="SimSun" w:eastAsia="SimSun" w:hAnsi="SimSun"/>
+          <w:color w:val="000000"/>
+          <w:sz w:val="21"/>
+          <w:szCs w:val="21"/>
+        </w:rPr>
+        <w:t xml:space="preserve">的构型，隔离出层间参与相关的效应。设两层度各以等概率为 2 或 4（边缘均值 3、方差 1），联合分布取 </w:t>
+      </w:r>
+      <w:r>
+        <w:rPr>
+          <w:rFonts w:ascii="Cambria Math" w:cs="Cambria Math" w:eastAsia="Cambria Math" w:hAnsi="Cambria Math"/>
+          <w:color w:val="000000"/>
+          <w:sz w:val="21"/>
+          <w:szCs w:val="21"/>
+        </w:rPr>
+        <w:t xml:space="preserve">P(2,2)=P(4,4)=(1+ρ</w:t>
+      </w:r>
+      <w:r>
+        <w:rPr>
+          <w:rFonts w:ascii="Cambria Math" w:cs="Cambria Math" w:eastAsia="Cambria Math" w:hAnsi="Cambria Math"/>
+          <w:color w:val="000000"/>
+          <w:sz w:val="21"/>
+          <w:szCs w:val="21"/>
+          <w:vertAlign w:val="subscript"/>
+        </w:rPr>
+        <w:t xml:space="preserve">12</w:t>
+      </w:r>
+      <w:r>
+        <w:rPr>
+          <w:rFonts w:ascii="Cambria Math" w:cs="Cambria Math" w:eastAsia="Cambria Math" w:hAnsi="Cambria Math"/>
+          <w:color w:val="000000"/>
+          <w:sz w:val="21"/>
+          <w:szCs w:val="21"/>
+        </w:rPr>
+        <w:t xml:space="preserve">)/4</w:t>
+      </w:r>
+      <w:r>
+        <w:rPr>
+          <w:rFonts w:ascii="SimSun" w:cs="SimSun" w:eastAsia="SimSun" w:hAnsi="SimSun"/>
+          <w:color w:val="000000"/>
+          <w:sz w:val="21"/>
+          <w:szCs w:val="21"/>
+        </w:rPr>
+        <w:t xml:space="preserve">、</w:t>
+      </w:r>
+      <w:r>
+        <w:rPr>
+          <w:rFonts w:ascii="Cambria Math" w:cs="Cambria Math" w:eastAsia="Cambria Math" w:hAnsi="Cambria Math"/>
+          <w:color w:val="000000"/>
+          <w:sz w:val="21"/>
+          <w:szCs w:val="21"/>
+        </w:rPr>
+        <w:t xml:space="preserve">P(2,4)=P(4,2)=(1−ρ</w:t>
+      </w:r>
+      <w:r>
+        <w:rPr>
+          <w:rFonts w:ascii="Cambria Math" w:cs="Cambria Math" w:eastAsia="Cambria Math" w:hAnsi="Cambria Math"/>
+          <w:color w:val="000000"/>
+          <w:sz w:val="21"/>
+          <w:szCs w:val="21"/>
+          <w:vertAlign w:val="subscript"/>
+        </w:rPr>
+        <w:t xml:space="preserve">12</w:t>
+      </w:r>
+      <w:r>
+        <w:rPr>
+          <w:rFonts w:ascii="Cambria Math" w:cs="Cambria Math" w:eastAsia="Cambria Math" w:hAnsi="Cambria Math"/>
+          <w:color w:val="000000"/>
+          <w:sz w:val="21"/>
+          <w:szCs w:val="21"/>
+        </w:rPr>
+        <w:t xml:space="preserve">)/4</w:t>
+      </w:r>
+      <w:r>
+        <w:rPr>
+          <w:rFonts w:ascii="SimSun" w:cs="SimSun" w:eastAsia="SimSun" w:hAnsi="SimSun"/>
+          <w:color w:val="000000"/>
+          <w:sz w:val="21"/>
+          <w:szCs w:val="21"/>
+        </w:rPr>
+        <w:t xml:space="preserve">，其中 </w:t>
+      </w:r>
+      <w:r>
+        <w:rPr>
+          <w:rFonts w:ascii="Cambria Math" w:cs="Cambria Math" w:eastAsia="Cambria Math" w:hAnsi="Cambria Math"/>
+          <w:color w:val="000000"/>
+          <w:sz w:val="21"/>
+          <w:szCs w:val="21"/>
+        </w:rPr>
+        <w:t xml:space="preserve">ρ</w:t>
+      </w:r>
+      <w:r>
+        <w:rPr>
+          <w:rFonts w:ascii="Cambria Math" w:cs="Cambria Math" w:eastAsia="Cambria Math" w:hAnsi="Cambria Math"/>
+          <w:color w:val="000000"/>
+          <w:sz w:val="21"/>
+          <w:szCs w:val="21"/>
+          <w:vertAlign w:val="subscript"/>
+        </w:rPr>
+        <w:t xml:space="preserve">12</w:t>
+      </w:r>
+      <w:r>
+        <w:rPr>
+          <w:rFonts w:ascii="SimSun" w:cs="SimSun" w:eastAsia="SimSun" w:hAnsi="SimSun"/>
+          <w:color w:val="000000"/>
+          <w:sz w:val="21"/>
+          <w:szCs w:val="21"/>
+        </w:rPr>
+        <w:t xml:space="preserve"> 恰为两层度的 Pearson 相关。</w:t>
+      </w:r>
+      <w:r>
+        <w:rPr>
+          <w:rFonts w:ascii="Cambria Math" w:cs="Cambria Math" w:eastAsia="Cambria Math" w:hAnsi="Cambria Math"/>
+          <w:color w:val="000000"/>
+          <w:sz w:val="21"/>
+          <w:szCs w:val="21"/>
+        </w:rPr>
+        <w:t xml:space="preserve">ρ</w:t>
+      </w:r>
+      <w:r>
+        <w:rPr>
+          <w:rFonts w:ascii="Cambria Math" w:cs="Cambria Math" w:eastAsia="Cambria Math" w:hAnsi="Cambria Math"/>
+          <w:color w:val="000000"/>
+          <w:sz w:val="21"/>
+          <w:szCs w:val="21"/>
+          <w:vertAlign w:val="subscript"/>
+        </w:rPr>
+        <w:t xml:space="preserve">12</w:t>
+      </w:r>
+      <w:r>
+        <w:rPr>
+          <w:rFonts w:ascii="SimSun" w:cs="SimSun" w:eastAsia="SimSun" w:hAnsi="SimSun"/>
+          <w:color w:val="000000"/>
+          <w:sz w:val="21"/>
+          <w:szCs w:val="21"/>
+        </w:rPr>
+        <w:t xml:space="preserve"> 由 −1（反相关）扫到 +1（正相关）时边缘不变，只有交叉矩 </w:t>
+      </w:r>
+      <w:r>
+        <w:rPr>
+          <w:rFonts w:ascii="Cambria Math" w:cs="Cambria Math" w:eastAsia="Cambria Math" w:hAnsi="Cambria Math"/>
+          <w:color w:val="000000"/>
+          <w:sz w:val="21"/>
+          <w:szCs w:val="21"/>
+        </w:rPr>
+        <w:t xml:space="preserve">⟨k</w:t>
+      </w:r>
+      <w:r>
+        <w:rPr>
+          <w:rFonts w:ascii="Cambria Math" w:cs="Cambria Math" w:eastAsia="Cambria Math" w:hAnsi="Cambria Math"/>
+          <w:color w:val="000000"/>
+          <w:sz w:val="21"/>
+          <w:szCs w:val="21"/>
+          <w:vertAlign w:val="superscript"/>
+        </w:rPr>
+        <w:t xml:space="preserve">(1)</w:t>
+      </w:r>
+      <w:r>
+        <w:rPr>
+          <w:rFonts w:ascii="Cambria Math" w:cs="Cambria Math" w:eastAsia="Cambria Math" w:hAnsi="Cambria Math"/>
+          <w:color w:val="000000"/>
+          <w:sz w:val="21"/>
+          <w:szCs w:val="21"/>
+        </w:rPr>
+        <w:t xml:space="preserve">k</w:t>
+      </w:r>
+      <w:r>
+        <w:rPr>
+          <w:rFonts w:ascii="Cambria Math" w:cs="Cambria Math" w:eastAsia="Cambria Math" w:hAnsi="Cambria Math"/>
+          <w:color w:val="000000"/>
+          <w:sz w:val="21"/>
+          <w:szCs w:val="21"/>
+          <w:vertAlign w:val="superscript"/>
+        </w:rPr>
+        <w:t xml:space="preserve">(2)</w:t>
+      </w:r>
+      <w:r>
+        <w:rPr>
+          <w:rFonts w:ascii="Cambria Math" w:cs="Cambria Math" w:eastAsia="Cambria Math" w:hAnsi="Cambria Math"/>
+          <w:color w:val="000000"/>
+          <w:sz w:val="21"/>
+          <w:szCs w:val="21"/>
+        </w:rPr>
+        <w:t xml:space="preserve">⟩=9+ρ</w:t>
+      </w:r>
+      <w:r>
+        <w:rPr>
+          <w:rFonts w:ascii="Cambria Math" w:cs="Cambria Math" w:eastAsia="Cambria Math" w:hAnsi="Cambria Math"/>
+          <w:color w:val="000000"/>
+          <w:sz w:val="21"/>
+          <w:szCs w:val="21"/>
+          <w:vertAlign w:val="subscript"/>
+        </w:rPr>
+        <w:t xml:space="preserve">12</w:t>
+      </w:r>
+      <w:r>
+        <w:rPr>
+          <w:rFonts w:ascii="SimSun" w:cs="SimSun" w:eastAsia="SimSun" w:hAnsi="SimSun"/>
+          <w:color w:val="000000"/>
+          <w:sz w:val="21"/>
+          <w:szCs w:val="21"/>
+        </w:rPr>
+        <w:t xml:space="preserve"> 随之改变。</w:t>
+      </w:r>
+    </w:p>
+    <w:p>
+      <w:pPr>
+        <w:spacing w:after="120" w:before="0" w:line="300"/>
+        <w:ind w:firstLine="420"/>
+        <w:jc w:val="both"/>
+      </w:pPr>
+      <w:r>
+        <w:rPr>
+          <w:rFonts w:ascii="SimSun" w:cs="SimSun" w:eastAsia="SimSun" w:hAnsi="SimSun"/>
+          <w:color w:val="000000"/>
+          <w:sz w:val="21"/>
+          <w:szCs w:val="21"/>
+        </w:rPr>
+        <w:t xml:space="preserve">在 </w:t>
+      </w:r>
+      <w:r>
+        <w:rPr>
+          <w:rFonts w:ascii="Cambria Math" w:cs="Cambria Math" w:eastAsia="Cambria Math" w:hAnsi="Cambria Math"/>
+          <w:color w:val="000000"/>
+          <w:sz w:val="21"/>
+          <w:szCs w:val="21"/>
+        </w:rPr>
+        <w:t xml:space="preserve">m=(3,3)</w:t>
+      </w:r>
+      <w:r>
+        <w:rPr>
+          <w:rFonts w:ascii="SimSun" w:cs="SimSun" w:eastAsia="SimSun" w:hAnsi="SimSun"/>
+          <w:color w:val="000000"/>
+          <w:sz w:val="21"/>
+          <w:szCs w:val="21"/>
+        </w:rPr>
+        <w:t xml:space="preserve"> 下，对角元 </w:t>
+      </w:r>
+      <w:r>
+        <w:rPr>
+          <w:rFonts w:ascii="Cambria Math" w:cs="Cambria Math" w:eastAsia="Cambria Math" w:hAnsi="Cambria Math"/>
+          <w:color w:val="000000"/>
+          <w:sz w:val="21"/>
+          <w:szCs w:val="21"/>
+        </w:rPr>
+        <w:t xml:space="preserve">N</w:t>
+      </w:r>
+      <w:r>
+        <w:rPr>
+          <w:rFonts w:ascii="Cambria Math" w:cs="Cambria Math" w:eastAsia="Cambria Math" w:hAnsi="Cambria Math"/>
+          <w:color w:val="000000"/>
+          <w:sz w:val="21"/>
+          <w:szCs w:val="21"/>
+          <w:vertAlign w:val="subscript"/>
+        </w:rPr>
+        <w:t xml:space="preserve">aa</w:t>
+      </w:r>
+      <w:r>
+        <w:rPr>
+          <w:rFonts w:ascii="Cambria Math" w:cs="Cambria Math" w:eastAsia="Cambria Math" w:hAnsi="Cambria Math"/>
+          <w:color w:val="000000"/>
+          <w:sz w:val="21"/>
+          <w:szCs w:val="21"/>
+        </w:rPr>
+        <w:t xml:space="preserve">=C(λ)(⟨k</w:t>
+      </w:r>
+      <w:r>
+        <w:rPr>
+          <w:rFonts w:ascii="Cambria Math" w:cs="Cambria Math" w:eastAsia="Cambria Math" w:hAnsi="Cambria Math"/>
+          <w:color w:val="000000"/>
+          <w:sz w:val="21"/>
+          <w:szCs w:val="21"/>
+          <w:vertAlign w:val="superscript"/>
+        </w:rPr>
+        <w:t xml:space="preserve">2</w:t>
+      </w:r>
+      <w:r>
+        <w:rPr>
+          <w:rFonts w:ascii="Cambria Math" w:cs="Cambria Math" w:eastAsia="Cambria Math" w:hAnsi="Cambria Math"/>
+          <w:color w:val="000000"/>
+          <w:sz w:val="21"/>
+          <w:szCs w:val="21"/>
+        </w:rPr>
+        <w:t xml:space="preserve">⟩/⟨k⟩−1)=(7/3)C(λ)</w:t>
+      </w:r>
+      <w:r>
+        <w:rPr>
+          <w:rFonts w:ascii="SimSun" w:cs="SimSun" w:eastAsia="SimSun" w:hAnsi="SimSun"/>
+          <w:color w:val="000000"/>
+          <w:sz w:val="21"/>
+          <w:szCs w:val="21"/>
+        </w:rPr>
+        <w:t xml:space="preserve"> 与 </w:t>
+      </w:r>
+      <w:r>
+        <w:rPr>
+          <w:rFonts w:ascii="Cambria Math" w:cs="Cambria Math" w:eastAsia="Cambria Math" w:hAnsi="Cambria Math"/>
+          <w:color w:val="000000"/>
+          <w:sz w:val="21"/>
+          <w:szCs w:val="21"/>
+        </w:rPr>
+        <w:t xml:space="preserve">ρ</w:t>
+      </w:r>
+      <w:r>
+        <w:rPr>
+          <w:rFonts w:ascii="Cambria Math" w:cs="Cambria Math" w:eastAsia="Cambria Math" w:hAnsi="Cambria Math"/>
+          <w:color w:val="000000"/>
+          <w:sz w:val="21"/>
+          <w:szCs w:val="21"/>
+          <w:vertAlign w:val="subscript"/>
+        </w:rPr>
+        <w:t xml:space="preserve">12</w:t>
+      </w:r>
+      <w:r>
+        <w:rPr>
+          <w:rFonts w:ascii="SimSun" w:cs="SimSun" w:eastAsia="SimSun" w:hAnsi="SimSun"/>
+          <w:color w:val="000000"/>
+          <w:sz w:val="21"/>
+          <w:szCs w:val="21"/>
+        </w:rPr>
+        <w:t xml:space="preserve"> 无关，非对角元 </w:t>
+      </w:r>
+      <w:r>
+        <w:rPr>
+          <w:rFonts w:ascii="Cambria Math" w:cs="Cambria Math" w:eastAsia="Cambria Math" w:hAnsi="Cambria Math"/>
+          <w:color w:val="000000"/>
+          <w:sz w:val="21"/>
+          <w:szCs w:val="21"/>
+        </w:rPr>
+        <w:t xml:space="preserve">N</w:t>
+      </w:r>
+      <w:r>
+        <w:rPr>
+          <w:rFonts w:ascii="Cambria Math" w:cs="Cambria Math" w:eastAsia="Cambria Math" w:hAnsi="Cambria Math"/>
+          <w:color w:val="000000"/>
+          <w:sz w:val="21"/>
+          <w:szCs w:val="21"/>
+          <w:vertAlign w:val="subscript"/>
+        </w:rPr>
+        <w:t xml:space="preserve">ab</w:t>
+      </w:r>
+      <w:r>
+        <w:rPr>
+          <w:rFonts w:ascii="Cambria Math" w:cs="Cambria Math" w:eastAsia="Cambria Math" w:hAnsi="Cambria Math"/>
+          <w:color w:val="000000"/>
+          <w:sz w:val="21"/>
+          <w:szCs w:val="21"/>
+        </w:rPr>
+        <w:t xml:space="preserve">=C(λ)⟨k</w:t>
+      </w:r>
+      <w:r>
+        <w:rPr>
+          <w:rFonts w:ascii="Cambria Math" w:cs="Cambria Math" w:eastAsia="Cambria Math" w:hAnsi="Cambria Math"/>
+          <w:color w:val="000000"/>
+          <w:sz w:val="21"/>
+          <w:szCs w:val="21"/>
+          <w:vertAlign w:val="superscript"/>
+        </w:rPr>
+        <w:t xml:space="preserve">(1)</w:t>
+      </w:r>
+      <w:r>
+        <w:rPr>
+          <w:rFonts w:ascii="Cambria Math" w:cs="Cambria Math" w:eastAsia="Cambria Math" w:hAnsi="Cambria Math"/>
+          <w:color w:val="000000"/>
+          <w:sz w:val="21"/>
+          <w:szCs w:val="21"/>
+        </w:rPr>
+        <w:t xml:space="preserve">k</w:t>
+      </w:r>
+      <w:r>
+        <w:rPr>
+          <w:rFonts w:ascii="Cambria Math" w:cs="Cambria Math" w:eastAsia="Cambria Math" w:hAnsi="Cambria Math"/>
+          <w:color w:val="000000"/>
+          <w:sz w:val="21"/>
+          <w:szCs w:val="21"/>
+          <w:vertAlign w:val="superscript"/>
+        </w:rPr>
+        <w:t xml:space="preserve">(2)</w:t>
+      </w:r>
+      <w:r>
+        <w:rPr>
+          <w:rFonts w:ascii="Cambria Math" w:cs="Cambria Math" w:eastAsia="Cambria Math" w:hAnsi="Cambria Math"/>
+          <w:color w:val="000000"/>
+          <w:sz w:val="21"/>
+          <w:szCs w:val="21"/>
+        </w:rPr>
+        <w:t xml:space="preserve">⟩/⟨k⟩</w:t>
+      </w:r>
+      <w:r>
+        <w:rPr>
+          <w:rFonts w:ascii="SimSun" w:cs="SimSun" w:eastAsia="SimSun" w:hAnsi="SimSun"/>
+          <w:color w:val="000000"/>
+          <w:sz w:val="21"/>
+          <w:szCs w:val="21"/>
+        </w:rPr>
+        <w:t xml:space="preserve"> 随 </w:t>
+      </w:r>
+      <w:r>
+        <w:rPr>
+          <w:rFonts w:ascii="Cambria Math" w:cs="Cambria Math" w:eastAsia="Cambria Math" w:hAnsi="Cambria Math"/>
+          <w:color w:val="000000"/>
+          <w:sz w:val="21"/>
+          <w:szCs w:val="21"/>
+        </w:rPr>
+        <w:t xml:space="preserve">ρ</w:t>
+      </w:r>
+      <w:r>
+        <w:rPr>
+          <w:rFonts w:ascii="Cambria Math" w:cs="Cambria Math" w:eastAsia="Cambria Math" w:hAnsi="Cambria Math"/>
+          <w:color w:val="000000"/>
+          <w:sz w:val="21"/>
+          <w:szCs w:val="21"/>
+          <w:vertAlign w:val="subscript"/>
+        </w:rPr>
+        <w:t xml:space="preserve">12</w:t>
+      </w:r>
+      <w:r>
+        <w:rPr>
+          <w:rFonts w:ascii="SimSun" w:cs="SimSun" w:eastAsia="SimSun" w:hAnsi="SimSun"/>
+          <w:color w:val="000000"/>
+          <w:sz w:val="21"/>
+          <w:szCs w:val="21"/>
+        </w:rPr>
+        <w:t xml:space="preserve"> 线性增大，故 </w:t>
+      </w:r>
+      <w:r>
+        <w:rPr>
+          <w:rFonts w:ascii="Cambria Math" w:cs="Cambria Math" w:eastAsia="Cambria Math" w:hAnsi="Cambria Math"/>
+          <w:color w:val="000000"/>
+          <w:sz w:val="21"/>
+          <w:szCs w:val="21"/>
+        </w:rPr>
+        <w:t xml:space="preserve">ρ(N)=C(λ)(16+ρ</w:t>
+      </w:r>
+      <w:r>
+        <w:rPr>
+          <w:rFonts w:ascii="Cambria Math" w:cs="Cambria Math" w:eastAsia="Cambria Math" w:hAnsi="Cambria Math"/>
+          <w:color w:val="000000"/>
+          <w:sz w:val="21"/>
+          <w:szCs w:val="21"/>
+          <w:vertAlign w:val="subscript"/>
+        </w:rPr>
+        <w:t xml:space="preserve">12</w:t>
+      </w:r>
+      <w:r>
+        <w:rPr>
+          <w:rFonts w:ascii="Cambria Math" w:cs="Cambria Math" w:eastAsia="Cambria Math" w:hAnsi="Cambria Math"/>
+          <w:color w:val="000000"/>
+          <w:sz w:val="21"/>
+          <w:szCs w:val="21"/>
+        </w:rPr>
+        <w:t xml:space="preserve">)/3</w:t>
+      </w:r>
+      <w:r>
+        <w:rPr>
+          <w:rFonts w:ascii="SimSun" w:cs="SimSun" w:eastAsia="SimSun" w:hAnsi="SimSun"/>
+          <w:color w:val="000000"/>
+          <w:sz w:val="21"/>
+          <w:szCs w:val="21"/>
+        </w:rPr>
+        <w:t xml:space="preserve">，阈值由 </w:t>
+      </w:r>
+      <w:r>
+        <w:rPr>
+          <w:rFonts w:ascii="Cambria Math" w:cs="Cambria Math" w:eastAsia="Cambria Math" w:hAnsi="Cambria Math"/>
+          <w:color w:val="000000"/>
+          <w:sz w:val="21"/>
+          <w:szCs w:val="21"/>
+        </w:rPr>
+        <w:t xml:space="preserve">C(λ</w:t>
+      </w:r>
+      <w:r>
+        <w:rPr>
+          <w:rFonts w:ascii="Cambria Math" w:cs="Cambria Math" w:eastAsia="Cambria Math" w:hAnsi="Cambria Math"/>
+          <w:color w:val="000000"/>
+          <w:sz w:val="21"/>
+          <w:szCs w:val="21"/>
+          <w:vertAlign w:val="subscript"/>
+        </w:rPr>
+        <w:t xml:space="preserve">c</w:t>
+      </w:r>
+      <w:r>
+        <w:rPr>
+          <w:rFonts w:ascii="Cambria Math" w:cs="Cambria Math" w:eastAsia="Cambria Math" w:hAnsi="Cambria Math"/>
+          <w:color w:val="000000"/>
+          <w:sz w:val="21"/>
+          <w:szCs w:val="21"/>
+        </w:rPr>
+        <w:t xml:space="preserve">)=3/(16+ρ</w:t>
+      </w:r>
+      <w:r>
+        <w:rPr>
+          <w:rFonts w:ascii="Cambria Math" w:cs="Cambria Math" w:eastAsia="Cambria Math" w:hAnsi="Cambria Math"/>
+          <w:color w:val="000000"/>
+          <w:sz w:val="21"/>
+          <w:szCs w:val="21"/>
+          <w:vertAlign w:val="subscript"/>
+        </w:rPr>
+        <w:t xml:space="preserve">12</w:t>
+      </w:r>
+      <w:r>
+        <w:rPr>
+          <w:rFonts w:ascii="Cambria Math" w:cs="Cambria Math" w:eastAsia="Cambria Math" w:hAnsi="Cambria Math"/>
+          <w:color w:val="000000"/>
+          <w:sz w:val="21"/>
+          <w:szCs w:val="21"/>
+        </w:rPr>
+        <w:t xml:space="preserve">)</w:t>
+      </w:r>
+      <w:r>
+        <w:rPr>
+          <w:rFonts w:ascii="SimSun" w:cs="SimSun" w:eastAsia="SimSun" w:hAnsi="SimSun"/>
+          <w:color w:val="000000"/>
+          <w:sz w:val="21"/>
+          <w:szCs w:val="21"/>
+        </w:rPr>
+        <w:t xml:space="preserve"> 定出——</w:t>
+      </w:r>
+      <w:r>
+        <w:rPr>
+          <w:rFonts w:ascii="SimSun" w:cs="SimSun" w:eastAsia="SimSun" w:hAnsi="SimSun"/>
+          <w:b/>
+          <w:bCs/>
+          <w:color w:val="000000"/>
+          <w:sz w:val="21"/>
+          <w:szCs w:val="21"/>
+        </w:rPr>
+        <w:t xml:space="preserve">λ_c 随 ρ_12 单调下降</w:t>
+      </w:r>
+      <w:r>
+        <w:rPr>
+          <w:rFonts w:ascii="SimSun" w:cs="SimSun" w:eastAsia="SimSun" w:hAnsi="SimSun"/>
+          <w:color w:val="000000"/>
+          <w:sz w:val="21"/>
+          <w:szCs w:val="21"/>
+        </w:rPr>
+        <w:t xml:space="preserve">。图 4 的实线即此曲线：</w:t>
+      </w:r>
+      <w:r>
+        <w:rPr>
+          <w:rFonts w:ascii="Cambria Math" w:cs="Cambria Math" w:eastAsia="Cambria Math" w:hAnsi="Cambria Math"/>
+          <w:color w:val="000000"/>
+          <w:sz w:val="21"/>
+          <w:szCs w:val="21"/>
+        </w:rPr>
+        <w:t xml:space="preserve">λ</w:t>
+      </w:r>
+      <w:r>
+        <w:rPr>
+          <w:rFonts w:ascii="Cambria Math" w:cs="Cambria Math" w:eastAsia="Cambria Math" w:hAnsi="Cambria Math"/>
+          <w:color w:val="000000"/>
+          <w:sz w:val="21"/>
+          <w:szCs w:val="21"/>
+          <w:vertAlign w:val="subscript"/>
+        </w:rPr>
+        <w:t xml:space="preserve">c</w:t>
+      </w:r>
+      <w:r>
+        <w:rPr>
+          <w:rFonts w:ascii="SimSun" w:cs="SimSun" w:eastAsia="SimSun" w:hAnsi="SimSun"/>
+          <w:color w:val="000000"/>
+          <w:sz w:val="21"/>
+          <w:szCs w:val="21"/>
+        </w:rPr>
+        <w:t xml:space="preserve"> 从 </w:t>
+      </w:r>
+      <w:r>
+        <w:rPr>
+          <w:rFonts w:ascii="Cambria Math" w:cs="Cambria Math" w:eastAsia="Cambria Math" w:hAnsi="Cambria Math"/>
+          <w:color w:val="000000"/>
+          <w:sz w:val="21"/>
+          <w:szCs w:val="21"/>
+        </w:rPr>
+        <w:t xml:space="preserve">ρ</w:t>
+      </w:r>
+      <w:r>
+        <w:rPr>
+          <w:rFonts w:ascii="Cambria Math" w:cs="Cambria Math" w:eastAsia="Cambria Math" w:hAnsi="Cambria Math"/>
+          <w:color w:val="000000"/>
+          <w:sz w:val="21"/>
+          <w:szCs w:val="21"/>
+          <w:vertAlign w:val="subscript"/>
+        </w:rPr>
+        <w:t xml:space="preserve">12</w:t>
+      </w:r>
+      <w:r>
+        <w:rPr>
+          <w:rFonts w:ascii="Cambria Math" w:cs="Cambria Math" w:eastAsia="Cambria Math" w:hAnsi="Cambria Math"/>
+          <w:color w:val="000000"/>
+          <w:sz w:val="21"/>
+          <w:szCs w:val="21"/>
+        </w:rPr>
+        <w:t xml:space="preserve">=−1</w:t>
+      </w:r>
+      <w:r>
+        <w:rPr>
+          <w:rFonts w:ascii="SimSun" w:cs="SimSun" w:eastAsia="SimSun" w:hAnsi="SimSun"/>
+          <w:color w:val="000000"/>
+          <w:sz w:val="21"/>
+          <w:szCs w:val="21"/>
+        </w:rPr>
+        <w:t xml:space="preserve"> 处的 0.1062 降到 </w:t>
+      </w:r>
+      <w:r>
+        <w:rPr>
+          <w:rFonts w:ascii="Cambria Math" w:cs="Cambria Math" w:eastAsia="Cambria Math" w:hAnsi="Cambria Math"/>
+          <w:color w:val="000000"/>
+          <w:sz w:val="21"/>
+          <w:szCs w:val="21"/>
+        </w:rPr>
+        <w:t xml:space="preserve">ρ</w:t>
+      </w:r>
+      <w:r>
+        <w:rPr>
+          <w:rFonts w:ascii="Cambria Math" w:cs="Cambria Math" w:eastAsia="Cambria Math" w:hAnsi="Cambria Math"/>
+          <w:color w:val="000000"/>
+          <w:sz w:val="21"/>
+          <w:szCs w:val="21"/>
+          <w:vertAlign w:val="subscript"/>
+        </w:rPr>
+        <w:t xml:space="preserve">12</w:t>
+      </w:r>
+      <w:r>
+        <w:rPr>
+          <w:rFonts w:ascii="Cambria Math" w:cs="Cambria Math" w:eastAsia="Cambria Math" w:hAnsi="Cambria Math"/>
+          <w:color w:val="000000"/>
+          <w:sz w:val="21"/>
+          <w:szCs w:val="21"/>
+        </w:rPr>
+        <w:t xml:space="preserve">=+1</w:t>
+      </w:r>
+      <w:r>
+        <w:rPr>
+          <w:rFonts w:ascii="SimSun" w:cs="SimSun" w:eastAsia="SimSun" w:hAnsi="SimSun"/>
+          <w:color w:val="000000"/>
+          <w:sz w:val="21"/>
+          <w:szCs w:val="21"/>
+        </w:rPr>
+        <w:t xml:space="preserve"> 处的 0.0930，共约 12.5%。同一族在位形模型多重超图上的直接 Gillespie 仿真（由亚临界簇规模外推 </w:t>
+      </w:r>
+      <w:r>
+        <w:rPr>
+          <w:rFonts w:ascii="Cambria Math" w:cs="Cambria Math" w:eastAsia="Cambria Math" w:hAnsi="Cambria Math"/>
+          <w:color w:val="000000"/>
+          <w:sz w:val="21"/>
+          <w:szCs w:val="21"/>
+        </w:rPr>
+        <w:t xml:space="preserve">1/χ→0</w:t>
+      </w:r>
+      <w:r>
+        <w:rPr>
+          <w:rFonts w:ascii="SimSun" w:cs="SimSun" w:eastAsia="SimSun" w:hAnsi="SimSun"/>
+          <w:color w:val="000000"/>
+          <w:sz w:val="21"/>
+          <w:szCs w:val="21"/>
+        </w:rPr>
+        <w:t xml:space="preserve">、</w:t>
+      </w:r>
+      <w:r>
+        <w:rPr>
+          <w:rFonts w:ascii="Cambria Math" w:cs="Cambria Math" w:eastAsia="Cambria Math" w:hAnsi="Cambria Math"/>
+          <w:color w:val="000000"/>
+          <w:sz w:val="21"/>
+          <w:szCs w:val="21"/>
+        </w:rPr>
+        <w:t xml:space="preserve">N=2×10</w:t>
+      </w:r>
+      <w:r>
+        <w:rPr>
+          <w:rFonts w:ascii="Cambria Math" w:cs="Cambria Math" w:eastAsia="Cambria Math" w:hAnsi="Cambria Math"/>
+          <w:color w:val="000000"/>
+          <w:sz w:val="21"/>
+          <w:szCs w:val="21"/>
+          <w:vertAlign w:val="superscript"/>
+        </w:rPr>
+        <w:t xml:space="preserve">4</w:t>
+      </w:r>
+      <w:r>
+        <w:rPr>
+          <w:rFonts w:ascii="SimSun" w:cs="SimSun" w:eastAsia="SimSun" w:hAnsi="SimSun"/>
+          <w:color w:val="000000"/>
+          <w:sz w:val="21"/>
+          <w:szCs w:val="21"/>
+        </w:rPr>
+        <w:t xml:space="preserve">）在六个 </w:t>
+      </w:r>
+      <w:r>
+        <w:rPr>
+          <w:rFonts w:ascii="Cambria Math" w:cs="Cambria Math" w:eastAsia="Cambria Math" w:hAnsi="Cambria Math"/>
+          <w:color w:val="000000"/>
+          <w:sz w:val="21"/>
+          <w:szCs w:val="21"/>
+        </w:rPr>
+        <w:t xml:space="preserve">ρ</w:t>
+      </w:r>
+      <w:r>
+        <w:rPr>
+          <w:rFonts w:ascii="Cambria Math" w:cs="Cambria Math" w:eastAsia="Cambria Math" w:hAnsi="Cambria Math"/>
+          <w:color w:val="000000"/>
+          <w:sz w:val="21"/>
+          <w:szCs w:val="21"/>
+          <w:vertAlign w:val="subscript"/>
+        </w:rPr>
+        <w:t xml:space="preserve">12</w:t>
+      </w:r>
+      <w:r>
+        <w:rPr>
+          <w:rFonts w:ascii="SimSun" w:cs="SimSun" w:eastAsia="SimSun" w:hAnsi="SimSun"/>
+          <w:color w:val="000000"/>
+          <w:sz w:val="21"/>
+          <w:szCs w:val="21"/>
+        </w:rPr>
+        <w:t xml:space="preserve"> 上复现该曲线，偏离最大 1.9σ、相对差不超过 1.1%。相同节点在两层同时充当枢纽，会在边缘结构不变的前提下集中跨层传播能力、压低阈值；反相关则抬高阈值。</w:t>
+      </w:r>
+    </w:p>
+    <w:p>
+      <w:pPr>
+        <w:spacing w:after="70" w:before="160"/>
+        <w:ind w:firstLine="0"/>
+        <w:jc w:val="center"/>
+      </w:pPr>
+      <w:r>
+        <w:drawing>
+          <wp:inline distT="0" distB="0" distL="0" distR="0">
+            <wp:extent cx="3810000" cy="2790825"/>
+            <wp:effectExtent t="0" r="0" b="0" l="0"/>
+            <wp:docPr id="1" name="" descr="" title=""/>
+            <wp:cNvGraphicFramePr>
+              <a:graphicFrameLocks xmlns:a="http://schemas.openxmlformats.org/drawingml/2006/main" noChangeAspect="1"/>
+            </wp:cNvGraphicFramePr>
+            <a:graphic xmlns:a="http://schemas.openxmlformats.org/drawingml/2006/main">
+              <a:graphicData uri="http://schemas.openxmlformats.org/drawingml/2006/picture">
+                <pic:pic xmlns:pic="http://schemas.openxmlformats.org/drawingml/2006/picture">
+                  <pic:nvPicPr>
+                    <pic:cNvPr id="0" name="" descr=""/>
+                    <pic:cNvPicPr>
+                      <a:picLocks noChangeAspect="1" noChangeArrowheads="1"/>
+                    </pic:cNvPicPr>
+                  </pic:nvPicPr>
+                  <pic:blipFill>
+                    <a:blip r:embed="rId8" cstate="none"/>
+                    <a:srcRect/>
+                    <a:stretch>
+                      <a:fillRect/>
+                    </a:stretch>
+                  </pic:blipFill>
+                  <pic:spPr bwMode="auto">
+                    <a:xfrm>
+                      <a:off x="0" y="0"/>
+                      <a:ext cx="3810000" cy="2790825"/>
+                    </a:xfrm>
+                    <a:prstGeom prst="rect">
+                      <a:avLst/>
+                    </a:prstGeom>
+                  </pic:spPr>
+                </pic:pic>
+              </a:graphicData>
+            </a:graphic>
+          </wp:inline>
+        </w:drawing>
+      </w:r>
+    </w:p>
+    <w:p>
+      <w:pPr>
+        <w:spacing w:after="180" w:line="264"/>
+        <w:ind w:firstLine="0"/>
+        <w:jc w:val="both"/>
+      </w:pPr>
+      <w:r>
+        <w:rPr>
+          <w:rFonts w:ascii="SimSun" w:cs="SimSun" w:eastAsia="SimSun" w:hAnsi="SimSun"/>
+          <w:b/>
+          <w:bCs/>
+          <w:color w:val="000000"/>
+          <w:sz w:val="18"/>
+          <w:szCs w:val="18"/>
+        </w:rPr>
+        <w:t xml:space="preserve">图 4</w:t>
+      </w:r>
+      <w:r>
+        <w:rPr>
+          <w:rFonts w:ascii="SimSun" w:cs="SimSun" w:eastAsia="SimSun" w:hAnsi="SimSun"/>
+          <w:color w:val="000000"/>
+          <w:sz w:val="18"/>
+          <w:szCs w:val="18"/>
+        </w:rPr>
+        <w:t xml:space="preserve">　层间参与相关 </w:t>
+      </w:r>
+      <w:r>
+        <w:rPr>
+          <w:rFonts w:ascii="Cambria Math" w:cs="Cambria Math" w:eastAsia="Cambria Math" w:hAnsi="Cambria Math"/>
+          <w:color w:val="000000"/>
+          <w:sz w:val="18"/>
+          <w:szCs w:val="18"/>
+        </w:rPr>
+        <w:t xml:space="preserve">ρ</w:t>
+      </w:r>
+      <w:r>
+        <w:rPr>
+          <w:rFonts w:ascii="Cambria Math" w:cs="Cambria Math" w:eastAsia="Cambria Math" w:hAnsi="Cambria Math"/>
+          <w:color w:val="000000"/>
+          <w:sz w:val="18"/>
+          <w:szCs w:val="18"/>
+          <w:vertAlign w:val="subscript"/>
+        </w:rPr>
+        <w:t xml:space="preserve">12</w:t>
+      </w:r>
+      <w:r>
+        <w:rPr>
+          <w:rFonts w:ascii="SimSun" w:cs="SimSun" w:eastAsia="SimSun" w:hAnsi="SimSun"/>
+          <w:color w:val="000000"/>
+          <w:sz w:val="18"/>
+          <w:szCs w:val="18"/>
+        </w:rPr>
+        <w:t xml:space="preserve"> 对爆发阈值的移动。层度边缘分布固定（每层 </w:t>
+      </w:r>
+      <w:r>
+        <w:rPr>
+          <w:rFonts w:ascii="Cambria Math" w:cs="Cambria Math" w:eastAsia="Cambria Math" w:hAnsi="Cambria Math"/>
+          <w:color w:val="000000"/>
+          <w:sz w:val="18"/>
+          <w:szCs w:val="18"/>
+        </w:rPr>
+        <w:t xml:space="preserve">k∈{2,4}</w:t>
+      </w:r>
+      <w:r>
+        <w:rPr>
+          <w:rFonts w:ascii="SimSun" w:cs="SimSun" w:eastAsia="SimSun" w:hAnsi="SimSun"/>
+          <w:color w:val="000000"/>
+          <w:sz w:val="18"/>
+          <w:szCs w:val="18"/>
+        </w:rPr>
+        <w:t xml:space="preserve"> 各半、群体基数 </w:t>
+      </w:r>
+      <w:r>
+        <w:rPr>
+          <w:rFonts w:ascii="Cambria Math" w:cs="Cambria Math" w:eastAsia="Cambria Math" w:hAnsi="Cambria Math"/>
+          <w:color w:val="000000"/>
+          <w:sz w:val="18"/>
+          <w:szCs w:val="18"/>
+        </w:rPr>
+        <w:t xml:space="preserve">m=(3,3)</w:t>
+      </w:r>
+      <w:r>
+        <w:rPr>
+          <w:rFonts w:ascii="SimSun" w:cs="SimSun" w:eastAsia="SimSun" w:hAnsi="SimSun"/>
+          <w:color w:val="000000"/>
+          <w:sz w:val="18"/>
+          <w:szCs w:val="18"/>
+        </w:rPr>
+        <w:t xml:space="preserve">），仅调节两层度的 Pearson 相关 </w:t>
+      </w:r>
+      <w:r>
+        <w:rPr>
+          <w:rFonts w:ascii="Cambria Math" w:cs="Cambria Math" w:eastAsia="Cambria Math" w:hAnsi="Cambria Math"/>
+          <w:color w:val="000000"/>
+          <w:sz w:val="18"/>
+          <w:szCs w:val="18"/>
+        </w:rPr>
+        <w:t xml:space="preserve">ρ</w:t>
+      </w:r>
+      <w:r>
+        <w:rPr>
+          <w:rFonts w:ascii="Cambria Math" w:cs="Cambria Math" w:eastAsia="Cambria Math" w:hAnsi="Cambria Math"/>
+          <w:color w:val="000000"/>
+          <w:sz w:val="18"/>
+          <w:szCs w:val="18"/>
+          <w:vertAlign w:val="subscript"/>
+        </w:rPr>
+        <w:t xml:space="preserve">12</w:t>
+      </w:r>
+      <w:r>
+        <w:rPr>
+          <w:rFonts w:ascii="SimSun" w:cs="SimSun" w:eastAsia="SimSun" w:hAnsi="SimSun"/>
+          <w:color w:val="000000"/>
+          <w:sz w:val="18"/>
+          <w:szCs w:val="18"/>
+        </w:rPr>
+        <w:t xml:space="preserve">。蓝线为 </w:t>
+      </w:r>
+      <w:r>
+        <w:rPr>
+          <w:rFonts w:ascii="Cambria Math" w:cs="Cambria Math" w:eastAsia="Cambria Math" w:hAnsi="Cambria Math"/>
+          <w:color w:val="000000"/>
+          <w:sz w:val="18"/>
+          <w:szCs w:val="18"/>
+        </w:rPr>
+        <w:t xml:space="preserve">ρ(N)=1</w:t>
+      </w:r>
+      <w:r>
+        <w:rPr>
+          <w:rFonts w:ascii="SimSun" w:cs="SimSun" w:eastAsia="SimSun" w:hAnsi="SimSun"/>
+          <w:color w:val="000000"/>
+          <w:sz w:val="18"/>
+          <w:szCs w:val="18"/>
+        </w:rPr>
+        <w:t xml:space="preserve"> 的精确阈值，箱线图为多重超图上直接 Gillespie 仿真所得阈值的自助分布（亚临界簇规模外推 </w:t>
+      </w:r>
+      <w:r>
+        <w:rPr>
+          <w:rFonts w:ascii="Cambria Math" w:cs="Cambria Math" w:eastAsia="Cambria Math" w:hAnsi="Cambria Math"/>
+          <w:color w:val="000000"/>
+          <w:sz w:val="18"/>
+          <w:szCs w:val="18"/>
+        </w:rPr>
+        <w:t xml:space="preserve">1/χ→0</w:t>
+      </w:r>
+      <w:r>
+        <w:rPr>
+          <w:rFonts w:ascii="SimSun" w:cs="SimSun" w:eastAsia="SimSun" w:hAnsi="SimSun"/>
+          <w:color w:val="000000"/>
+          <w:sz w:val="18"/>
+          <w:szCs w:val="18"/>
+        </w:rPr>
+        <w:t xml:space="preserve">、</w:t>
+      </w:r>
+      <w:r>
+        <w:rPr>
+          <w:rFonts w:ascii="Cambria Math" w:cs="Cambria Math" w:eastAsia="Cambria Math" w:hAnsi="Cambria Math"/>
+          <w:color w:val="000000"/>
+          <w:sz w:val="18"/>
+          <w:szCs w:val="18"/>
+        </w:rPr>
+        <w:t xml:space="preserve">N=2×10</w:t>
+      </w:r>
+      <w:r>
+        <w:rPr>
+          <w:rFonts w:ascii="Cambria Math" w:cs="Cambria Math" w:eastAsia="Cambria Math" w:hAnsi="Cambria Math"/>
+          <w:color w:val="000000"/>
+          <w:sz w:val="18"/>
+          <w:szCs w:val="18"/>
+          <w:vertAlign w:val="superscript"/>
+        </w:rPr>
+        <w:t xml:space="preserve">4</w:t>
+      </w:r>
+      <w:r>
+        <w:rPr>
+          <w:rFonts w:ascii="SimSun" w:cs="SimSun" w:eastAsia="SimSun" w:hAnsi="SimSun"/>
+          <w:color w:val="000000"/>
+          <w:sz w:val="18"/>
+          <w:szCs w:val="18"/>
+        </w:rPr>
+        <w:t xml:space="preserve">；箱体为四分位距、须为 5–95 百分位、中线为中位数）。</w:t>
+      </w:r>
+      <w:r>
+        <w:rPr>
+          <w:rFonts w:ascii="Cambria Math" w:cs="Cambria Math" w:eastAsia="Cambria Math" w:hAnsi="Cambria Math"/>
+          <w:color w:val="000000"/>
+          <w:sz w:val="18"/>
+          <w:szCs w:val="18"/>
+        </w:rPr>
+        <w:t xml:space="preserve">λ</w:t>
+      </w:r>
+      <w:r>
+        <w:rPr>
+          <w:rFonts w:ascii="Cambria Math" w:cs="Cambria Math" w:eastAsia="Cambria Math" w:hAnsi="Cambria Math"/>
+          <w:color w:val="000000"/>
+          <w:sz w:val="18"/>
+          <w:szCs w:val="18"/>
+          <w:vertAlign w:val="subscript"/>
+        </w:rPr>
+        <w:t xml:space="preserve">c</w:t>
+      </w:r>
+      <w:r>
+        <w:rPr>
+          <w:rFonts w:ascii="SimSun" w:cs="SimSun" w:eastAsia="SimSun" w:hAnsi="SimSun"/>
+          <w:color w:val="000000"/>
+          <w:sz w:val="18"/>
+          <w:szCs w:val="18"/>
+        </w:rPr>
+        <w:t xml:space="preserve"> 随 </w:t>
+      </w:r>
+      <w:r>
+        <w:rPr>
+          <w:rFonts w:ascii="Cambria Math" w:cs="Cambria Math" w:eastAsia="Cambria Math" w:hAnsi="Cambria Math"/>
+          <w:color w:val="000000"/>
+          <w:sz w:val="18"/>
+          <w:szCs w:val="18"/>
+        </w:rPr>
+        <w:t xml:space="preserve">ρ</w:t>
+      </w:r>
+      <w:r>
+        <w:rPr>
+          <w:rFonts w:ascii="Cambria Math" w:cs="Cambria Math" w:eastAsia="Cambria Math" w:hAnsi="Cambria Math"/>
+          <w:color w:val="000000"/>
+          <w:sz w:val="18"/>
+          <w:szCs w:val="18"/>
+          <w:vertAlign w:val="subscript"/>
+        </w:rPr>
+        <w:t xml:space="preserve">12</w:t>
+      </w:r>
+      <w:r>
+        <w:rPr>
+          <w:rFonts w:ascii="SimSun" w:cs="SimSun" w:eastAsia="SimSun" w:hAnsi="SimSun"/>
+          <w:color w:val="000000"/>
+          <w:sz w:val="18"/>
+          <w:szCs w:val="18"/>
+        </w:rPr>
+        <w:t xml:space="preserve"> 单调下降约 12.5%，理论与仿真在六点上一致至 1.9σ。</w:t>
+      </w:r>
+    </w:p>
+    <w:p>
+      <w:pPr>
+        <w:spacing w:after="120" w:before="250"/>
+        <w:ind w:firstLine="0"/>
+      </w:pPr>
+      <w:r>
+        <w:rPr>
+          <w:rFonts w:ascii="SimHei" w:cs="SimHei" w:eastAsia="SimHei" w:hAnsi="SimHei"/>
+          <w:b/>
+          <w:bCs/>
+          <w:color w:val="000000"/>
+          <w:sz w:val="22"/>
+          <w:szCs w:val="22"/>
+        </w:rPr>
+        <w:t xml:space="preserve">2.5. 数值校验</w:t>
       </w:r>
     </w:p>
     <w:p>

--- a/multiplex-hypergraph-sir/lambda_c_section_cn.docx
+++ b/multiplex-hypergraph-sir/lambda_c_section_cn.docx
@@ -4421,7 +4421,7 @@
       <w:r>
         <w:drawing>
           <wp:inline distT="0" distB="0" distL="0" distR="0">
-            <wp:extent cx="3810000" cy="2790825"/>
+            <wp:extent cx="4629150" cy="1438275"/>
             <wp:effectExtent t="0" r="0" b="0" l="0"/>
             <wp:docPr id="1" name="" descr="" title=""/>
             <wp:cNvGraphicFramePr>
@@ -4446,7 +4446,7 @@
                   <pic:spPr bwMode="auto">
                     <a:xfrm>
                       <a:off x="0" y="0"/>
-                      <a:ext cx="3810000" cy="2790825"/>
+                      <a:ext cx="4629150" cy="1438275"/>
                     </a:xfrm>
                     <a:prstGeom prst="rect">
                       <a:avLst/>
@@ -4575,7 +4575,7 @@
           <w:sz w:val="18"/>
           <w:szCs w:val="18"/>
         </w:rPr>
-        <w:t xml:space="preserve">。蓝线为 </w:t>
+        <w:t xml:space="preserve">。（a）结果：蓝线为 </w:t>
       </w:r>
       <w:r>
         <w:rPr>
@@ -4593,25 +4593,7 @@
           <w:sz w:val="18"/>
           <w:szCs w:val="18"/>
         </w:rPr>
-        <w:t xml:space="preserve"> 的精确阈值，箱线图为多重超图上直接 Gillespie 仿真所得阈值的自助分布（亚临界簇规模外推 </w:t>
-      </w:r>
-      <w:r>
-        <w:rPr>
-          <w:rFonts w:ascii="Cambria Math" w:cs="Cambria Math" w:eastAsia="Cambria Math" w:hAnsi="Cambria Math"/>
-          <w:color w:val="000000"/>
-          <w:sz w:val="18"/>
-          <w:szCs w:val="18"/>
-        </w:rPr>
-        <w:t xml:space="preserve">1/χ→0</w:t>
-      </w:r>
-      <w:r>
-        <w:rPr>
-          <w:rFonts w:ascii="SimSun" w:cs="SimSun" w:eastAsia="SimSun" w:hAnsi="SimSun"/>
-          <w:color w:val="000000"/>
-          <w:sz w:val="18"/>
-          <w:szCs w:val="18"/>
-        </w:rPr>
-        <w:t xml:space="preserve">、</w:t>
+        <w:t xml:space="preserve"> 的精确阈值，箱线为多重超图上直接 Gillespie 仿真所得阈值的自助分布（</w:t>
       </w:r>
       <w:r>
         <w:rPr>
@@ -4639,7 +4621,7 @@
           <w:sz w:val="18"/>
           <w:szCs w:val="18"/>
         </w:rPr>
-        <w:t xml:space="preserve">；箱体为四分位距、须为 5–95 百分位、中线为中位数）。</w:t>
+        <w:t xml:space="preserve">；箱体为四分位距、须为 5–95 百分位、中线为中位数），</w:t>
       </w:r>
       <w:r>
         <w:rPr>
@@ -4695,7 +4677,301 @@
           <w:sz w:val="18"/>
           <w:szCs w:val="18"/>
         </w:rPr>
-        <w:t xml:space="preserve"> 单调下降约 12.5%，理论与仿真在六点上一致至 1.9σ。</w:t>
+        <w:t xml:space="preserve"> 单调下降约 12.5%，六点上一致至 1.9σ。（b）测量：各 </w:t>
+      </w:r>
+      <w:r>
+        <w:rPr>
+          <w:rFonts w:ascii="Cambria Math" w:cs="Cambria Math" w:eastAsia="Cambria Math" w:hAnsi="Cambria Math"/>
+          <w:color w:val="000000"/>
+          <w:sz w:val="18"/>
+          <w:szCs w:val="18"/>
+        </w:rPr>
+        <w:t xml:space="preserve">ρ</w:t>
+      </w:r>
+      <w:r>
+        <w:rPr>
+          <w:rFonts w:ascii="Cambria Math" w:cs="Cambria Math" w:eastAsia="Cambria Math" w:hAnsi="Cambria Math"/>
+          <w:color w:val="000000"/>
+          <w:sz w:val="18"/>
+          <w:szCs w:val="18"/>
+          <w:vertAlign w:val="subscript"/>
+        </w:rPr>
+        <w:t xml:space="preserve">12</w:t>
+      </w:r>
+      <w:r>
+        <w:rPr>
+          <w:rFonts w:ascii="SimSun" w:cs="SimSun" w:eastAsia="SimSun" w:hAnsi="SimSun"/>
+          <w:color w:val="000000"/>
+          <w:sz w:val="18"/>
+          <w:szCs w:val="18"/>
+        </w:rPr>
+        <w:t xml:space="preserve"> 下亚临界逆平均簇规模 </w:t>
+      </w:r>
+      <w:r>
+        <w:rPr>
+          <w:rFonts w:ascii="Cambria Math" w:cs="Cambria Math" w:eastAsia="Cambria Math" w:hAnsi="Cambria Math"/>
+          <w:color w:val="000000"/>
+          <w:sz w:val="18"/>
+          <w:szCs w:val="18"/>
+        </w:rPr>
+        <w:t xml:space="preserve">1/χ</w:t>
+      </w:r>
+      <w:r>
+        <w:rPr>
+          <w:rFonts w:ascii="SimSun" w:cs="SimSun" w:eastAsia="SimSun" w:hAnsi="SimSun"/>
+          <w:color w:val="000000"/>
+          <w:sz w:val="18"/>
+          <w:szCs w:val="18"/>
+        </w:rPr>
+        <w:t xml:space="preserve"> 随 </w:t>
+      </w:r>
+      <w:r>
+        <w:rPr>
+          <w:rFonts w:ascii="Cambria Math" w:cs="Cambria Math" w:eastAsia="Cambria Math" w:hAnsi="Cambria Math"/>
+          <w:color w:val="000000"/>
+          <w:sz w:val="18"/>
+          <w:szCs w:val="18"/>
+        </w:rPr>
+        <w:t xml:space="preserve">λ</w:t>
+      </w:r>
+      <w:r>
+        <w:rPr>
+          <w:rFonts w:ascii="SimSun" w:cs="SimSun" w:eastAsia="SimSun" w:hAnsi="SimSun"/>
+          <w:color w:val="000000"/>
+          <w:sz w:val="18"/>
+          <w:szCs w:val="18"/>
+        </w:rPr>
+        <w:t xml:space="preserve"> 线性趋零，其 </w:t>
+      </w:r>
+      <w:r>
+        <w:rPr>
+          <w:rFonts w:ascii="Cambria Math" w:cs="Cambria Math" w:eastAsia="Cambria Math" w:hAnsi="Cambria Math"/>
+          <w:color w:val="000000"/>
+          <w:sz w:val="18"/>
+          <w:szCs w:val="18"/>
+        </w:rPr>
+        <w:t xml:space="preserve">x</w:t>
+      </w:r>
+      <w:r>
+        <w:rPr>
+          <w:rFonts w:ascii="SimSun" w:cs="SimSun" w:eastAsia="SimSun" w:hAnsi="SimSun"/>
+          <w:color w:val="000000"/>
+          <w:sz w:val="18"/>
+          <w:szCs w:val="18"/>
+        </w:rPr>
+        <w:t xml:space="preserve"> 截距（空心圈）即 </w:t>
+      </w:r>
+      <w:r>
+        <w:rPr>
+          <w:rFonts w:ascii="Cambria Math" w:cs="Cambria Math" w:eastAsia="Cambria Math" w:hAnsi="Cambria Math"/>
+          <w:color w:val="000000"/>
+          <w:sz w:val="18"/>
+          <w:szCs w:val="18"/>
+        </w:rPr>
+        <w:t xml:space="preserve">λ</w:t>
+      </w:r>
+      <w:r>
+        <w:rPr>
+          <w:rFonts w:ascii="Cambria Math" w:cs="Cambria Math" w:eastAsia="Cambria Math" w:hAnsi="Cambria Math"/>
+          <w:color w:val="000000"/>
+          <w:sz w:val="18"/>
+          <w:szCs w:val="18"/>
+          <w:vertAlign w:val="subscript"/>
+        </w:rPr>
+        <w:t xml:space="preserve">c</w:t>
+      </w:r>
+      <w:r>
+        <w:rPr>
+          <w:rFonts w:ascii="SimSun" w:cs="SimSun" w:eastAsia="SimSun" w:hAnsi="SimSun"/>
+          <w:color w:val="000000"/>
+          <w:sz w:val="18"/>
+          <w:szCs w:val="18"/>
+        </w:rPr>
+        <w:t xml:space="preserve">，按 </w:t>
+      </w:r>
+      <w:r>
+        <w:rPr>
+          <w:rFonts w:ascii="Cambria Math" w:cs="Cambria Math" w:eastAsia="Cambria Math" w:hAnsi="Cambria Math"/>
+          <w:color w:val="000000"/>
+          <w:sz w:val="18"/>
+          <w:szCs w:val="18"/>
+        </w:rPr>
+        <w:t xml:space="preserve">ρ</w:t>
+      </w:r>
+      <w:r>
+        <w:rPr>
+          <w:rFonts w:ascii="Cambria Math" w:cs="Cambria Math" w:eastAsia="Cambria Math" w:hAnsi="Cambria Math"/>
+          <w:color w:val="000000"/>
+          <w:sz w:val="18"/>
+          <w:szCs w:val="18"/>
+          <w:vertAlign w:val="subscript"/>
+        </w:rPr>
+        <w:t xml:space="preserve">12</w:t>
+      </w:r>
+      <w:r>
+        <w:rPr>
+          <w:rFonts w:ascii="SimSun" w:cs="SimSun" w:eastAsia="SimSun" w:hAnsi="SimSun"/>
+          <w:color w:val="000000"/>
+          <w:sz w:val="18"/>
+          <w:szCs w:val="18"/>
+        </w:rPr>
+        <w:t xml:space="preserve"> 着色即（a）中各箱之来源。（c）机制：固定 </w:t>
+      </w:r>
+      <w:r>
+        <w:rPr>
+          <w:rFonts w:ascii="Cambria Math" w:cs="Cambria Math" w:eastAsia="Cambria Math" w:hAnsi="Cambria Math"/>
+          <w:color w:val="000000"/>
+          <w:sz w:val="18"/>
+          <w:szCs w:val="18"/>
+        </w:rPr>
+        <w:t xml:space="preserve">λ</w:t>
+      </w:r>
+      <w:r>
+        <w:rPr>
+          <w:rFonts w:ascii="SimSun" w:cs="SimSun" w:eastAsia="SimSun" w:hAnsi="SimSun"/>
+          <w:color w:val="000000"/>
+          <w:sz w:val="18"/>
+          <w:szCs w:val="18"/>
+        </w:rPr>
+        <w:t xml:space="preserve"> 时次代矩阵谱半径 </w:t>
+      </w:r>
+      <w:r>
+        <w:rPr>
+          <w:rFonts w:ascii="Cambria Math" w:cs="Cambria Math" w:eastAsia="Cambria Math" w:hAnsi="Cambria Math"/>
+          <w:color w:val="000000"/>
+          <w:sz w:val="18"/>
+          <w:szCs w:val="18"/>
+        </w:rPr>
+        <w:t xml:space="preserve">ρ(N)</w:t>
+      </w:r>
+      <w:r>
+        <w:rPr>
+          <w:rFonts w:ascii="SimSun" w:cs="SimSun" w:eastAsia="SimSun" w:hAnsi="SimSun"/>
+          <w:color w:val="000000"/>
+          <w:sz w:val="18"/>
+          <w:szCs w:val="18"/>
+        </w:rPr>
+        <w:t xml:space="preserve"> 随 </w:t>
+      </w:r>
+      <w:r>
+        <w:rPr>
+          <w:rFonts w:ascii="Cambria Math" w:cs="Cambria Math" w:eastAsia="Cambria Math" w:hAnsi="Cambria Math"/>
+          <w:color w:val="000000"/>
+          <w:sz w:val="18"/>
+          <w:szCs w:val="18"/>
+        </w:rPr>
+        <w:t xml:space="preserve">ρ</w:t>
+      </w:r>
+      <w:r>
+        <w:rPr>
+          <w:rFonts w:ascii="Cambria Math" w:cs="Cambria Math" w:eastAsia="Cambria Math" w:hAnsi="Cambria Math"/>
+          <w:color w:val="000000"/>
+          <w:sz w:val="18"/>
+          <w:szCs w:val="18"/>
+          <w:vertAlign w:val="subscript"/>
+        </w:rPr>
+        <w:t xml:space="preserve">12</w:t>
+      </w:r>
+      <w:r>
+        <w:rPr>
+          <w:rFonts w:ascii="SimSun" w:cs="SimSun" w:eastAsia="SimSun" w:hAnsi="SimSun"/>
+          <w:color w:val="000000"/>
+          <w:sz w:val="18"/>
+          <w:szCs w:val="18"/>
+        </w:rPr>
+        <w:t xml:space="preserve"> 上升，</w:t>
+      </w:r>
+      <w:r>
+        <w:rPr>
+          <w:rFonts w:ascii="Cambria Math" w:cs="Cambria Math" w:eastAsia="Cambria Math" w:hAnsi="Cambria Math"/>
+          <w:color w:val="000000"/>
+          <w:sz w:val="18"/>
+          <w:szCs w:val="18"/>
+        </w:rPr>
+        <w:t xml:space="preserve">λ=λ</w:t>
+      </w:r>
+      <w:r>
+        <w:rPr>
+          <w:rFonts w:ascii="Cambria Math" w:cs="Cambria Math" w:eastAsia="Cambria Math" w:hAnsi="Cambria Math"/>
+          <w:color w:val="000000"/>
+          <w:sz w:val="18"/>
+          <w:szCs w:val="18"/>
+          <w:vertAlign w:val="subscript"/>
+        </w:rPr>
+        <w:t xml:space="preserve">c</w:t>
+      </w:r>
+      <w:r>
+        <w:rPr>
+          <w:rFonts w:ascii="Cambria Math" w:cs="Cambria Math" w:eastAsia="Cambria Math" w:hAnsi="Cambria Math"/>
+          <w:color w:val="000000"/>
+          <w:sz w:val="18"/>
+          <w:szCs w:val="18"/>
+        </w:rPr>
+        <w:t xml:space="preserve">(0)</w:t>
+      </w:r>
+      <w:r>
+        <w:rPr>
+          <w:rFonts w:ascii="SimSun" w:cs="SimSun" w:eastAsia="SimSun" w:hAnsi="SimSun"/>
+          <w:color w:val="000000"/>
+          <w:sz w:val="18"/>
+          <w:szCs w:val="18"/>
+        </w:rPr>
+        <w:t xml:space="preserve"> 一线恰在 </w:t>
+      </w:r>
+      <w:r>
+        <w:rPr>
+          <w:rFonts w:ascii="Cambria Math" w:cs="Cambria Math" w:eastAsia="Cambria Math" w:hAnsi="Cambria Math"/>
+          <w:color w:val="000000"/>
+          <w:sz w:val="18"/>
+          <w:szCs w:val="18"/>
+        </w:rPr>
+        <w:t xml:space="preserve">ρ</w:t>
+      </w:r>
+      <w:r>
+        <w:rPr>
+          <w:rFonts w:ascii="Cambria Math" w:cs="Cambria Math" w:eastAsia="Cambria Math" w:hAnsi="Cambria Math"/>
+          <w:color w:val="000000"/>
+          <w:sz w:val="18"/>
+          <w:szCs w:val="18"/>
+          <w:vertAlign w:val="subscript"/>
+        </w:rPr>
+        <w:t xml:space="preserve">12</w:t>
+      </w:r>
+      <w:r>
+        <w:rPr>
+          <w:rFonts w:ascii="Cambria Math" w:cs="Cambria Math" w:eastAsia="Cambria Math" w:hAnsi="Cambria Math"/>
+          <w:color w:val="000000"/>
+          <w:sz w:val="18"/>
+          <w:szCs w:val="18"/>
+        </w:rPr>
+        <w:t xml:space="preserve">=0</w:t>
+      </w:r>
+      <w:r>
+        <w:rPr>
+          <w:rFonts w:ascii="SimSun" w:cs="SimSun" w:eastAsia="SimSun" w:hAnsi="SimSun"/>
+          <w:color w:val="000000"/>
+          <w:sz w:val="18"/>
+          <w:szCs w:val="18"/>
+        </w:rPr>
+        <w:t xml:space="preserve"> 越过 </w:t>
+      </w:r>
+      <w:r>
+        <w:rPr>
+          <w:rFonts w:ascii="Cambria Math" w:cs="Cambria Math" w:eastAsia="Cambria Math" w:hAnsi="Cambria Math"/>
+          <w:color w:val="000000"/>
+          <w:sz w:val="18"/>
+          <w:szCs w:val="18"/>
+        </w:rPr>
+        <w:t xml:space="preserve">ρ(N)=1</w:t>
+      </w:r>
+      <w:r>
+        <w:rPr>
+          <w:rFonts w:ascii="SimSun" w:cs="SimSun" w:eastAsia="SimSun" w:hAnsi="SimSun"/>
+          <w:color w:val="000000"/>
+          <w:sz w:val="18"/>
+          <w:szCs w:val="18"/>
+        </w:rPr>
+        <w:t xml:space="preserve">——相关参与集中跨层传播能力、压低阈值的机制。</w:t>
       </w:r>
     </w:p>
     <w:p>

--- a/multiplex-hypergraph-sir/lambda_c_section_cn.docx
+++ b/multiplex-hypergraph-sir/lambda_c_section_cn.docx
@@ -85,7 +85,7 @@
           <w:sz w:val="21"/>
           <w:szCs w:val="21"/>
         </w:rPr>
-        <w:t xml:space="preserve">，层 a 是 V 上的超图，主线取同质基数 </w:t>
+        <w:t xml:space="preserve">，每一层 a 都是 V 上的一个超图，主线取同质基数 </w:t>
       </w:r>
       <w:r>
         <w:rPr>
@@ -113,7 +113,7 @@
           <w:sz w:val="21"/>
           <w:szCs w:val="21"/>
         </w:rPr>
-        <w:t xml:space="preserve">。节点的参与由层度向量 </w:t>
+        <w:t xml:space="preserve">。节点的参与用层度向量 </w:t>
       </w:r>
       <w:r>
         <w:rPr>
@@ -169,7 +169,7 @@
           <w:sz w:val="21"/>
           <w:szCs w:val="21"/>
         </w:rPr>
-        <w:t xml:space="preserve"> 编码，</w:t>
+        <w:t xml:space="preserve"> 来编码，</w:t>
       </w:r>
       <w:r>
         <w:rPr>
@@ -197,7 +197,7 @@
           <w:sz w:val="21"/>
           <w:szCs w:val="21"/>
         </w:rPr>
-        <w:t xml:space="preserve"> 为该节点所属的层 a 群体数，其联合分布 </w:t>
+        <w:t xml:space="preserve"> 就是这个节点所属的层 a 群体数，它们的联合分布 </w:t>
       </w:r>
       <w:r>
         <w:rPr>
@@ -215,7 +215,7 @@
           <w:sz w:val="21"/>
           <w:szCs w:val="21"/>
         </w:rPr>
-        <w:t xml:space="preserve"> 是本节唯一的结构输入。一个群体在其感染成员数达到 </w:t>
+        <w:t xml:space="preserve"> 是本节唯一的结构输入。一个群体，等它的感染成员数达到 </w:t>
       </w:r>
       <w:r>
         <w:rPr>
@@ -243,7 +243,7 @@
           <w:sz w:val="21"/>
           <w:szCs w:val="21"/>
         </w:rPr>
-        <w:t xml:space="preserve"> 时激活，随即以速率 </w:t>
+        <w:t xml:space="preserve"> 就激活，随即以速率 </w:t>
       </w:r>
       <w:r>
         <w:rPr>
@@ -299,7 +299,7 @@
           <w:sz w:val="21"/>
           <w:szCs w:val="21"/>
         </w:rPr>
-        <w:t xml:space="preserve"> 向其中每个易感成员独立传递；感染者以速率 μ 康复。以 μ 归一时间后，</w:t>
+        <w:t xml:space="preserve"> 向其中每个易感成员独立传递；感染者以速率 μ 康复。把时间以 μ 归一之后，</w:t>
       </w:r>
       <w:r>
         <w:rPr>
@@ -317,7 +317,7 @@
           <w:sz w:val="21"/>
           <w:szCs w:val="21"/>
         </w:rPr>
-        <w:t xml:space="preserve"> 是唯一的标量控制参数（</w:t>
+        <w:t xml:space="preserve"> 就是唯一的标量控制参数（</w:t>
       </w:r>
       <w:r>
         <w:rPr>
@@ -345,7 +345,7 @@
           <w:sz w:val="21"/>
           <w:szCs w:val="21"/>
         </w:rPr>
-        <w:t xml:space="preserve"> 为固定的渠道权重）。</w:t>
+        <w:t xml:space="preserve"> 是固定的渠道权重）。</w:t>
       </w:r>
     </w:p>
     <w:p>
@@ -361,7 +361,7 @@
           <w:sz w:val="21"/>
           <w:szCs w:val="21"/>
         </w:rPr>
-        <w:t xml:space="preserve">固定一个检验节点 u 并人为令其永久保持易感（空腔节点），取 u 所属的一个层 a 群体 e，定义边基变量</w:t>
+        <w:t xml:space="preserve">固定一个检验节点 u，人为地让它永久保持易感（也就是空腔节点），取 u 所属的一个层 a 群体 e，定义边基变量</w:t>
       </w:r>
     </w:p>
     <w:p>
@@ -429,7 +429,7 @@
           <w:sz w:val="21"/>
           <w:szCs w:val="21"/>
         </w:rPr>
-        <w:t xml:space="preserve">无向群体与有向超图的分界在此显现。有向情形下尾集与头集不相交，头成员被感染并不延长激活，故</w:t>
+        <w:t xml:space="preserve">无向群体和有向超图的分界，就在这里显出来。有向情形下，尾集和头集不相交，头成员被感染并不会延长激活，所以</w:t>
       </w:r>
       <w:r>
         <w:rPr>
@@ -449,7 +449,7 @@
           <w:sz w:val="21"/>
           <w:szCs w:val="21"/>
         </w:rPr>
-        <w:t xml:space="preserve">是一条可用的假设；无向群体中每个成员既是传染源也是传染靶，一个成员被感染后群体随即激活，它可以感染同群其他成员，而后者被感染又延长群体的激活时长，从而进一步提高剩余成员被感染的概率。这一</w:t>
+        <w:t xml:space="preserve">是一条能用的假设；可无向群体里，每个成员既是传染源也是传染靶，一个成员被感染后群体马上就激活，它能去感染同群的其他成员，而后者被感染又把群体的激活时长拖长，剩余成员被感染的概率也就跟着抬高了。这样的</w:t>
       </w:r>
       <w:r>
         <w:rPr>
@@ -469,7 +469,7 @@
           <w:sz w:val="21"/>
           <w:szCs w:val="21"/>
         </w:rPr>
-        <w:t xml:space="preserve">使逐成员的乘积闭合失效。可行的做法不是忽略群内耦合，而是把它完整吸收进状态：以 e 中除 u 外 </w:t>
+        <w:t xml:space="preserve">，让逐成员的乘积闭合失了效。能走通的做法不是把群内耦合忽略掉，而是把它整个吸收进状态里：拿 e 里除 u 之外 </w:t>
       </w:r>
       <w:r>
         <w:rPr>
@@ -561,7 +561,7 @@
           <w:sz w:val="21"/>
           <w:szCs w:val="21"/>
         </w:rPr>
-        <w:t xml:space="preserve">）为房室，定义未传递子概率</w:t>
+        <w:t xml:space="preserve">）当房室，定义未传递子概率</w:t>
       </w:r>
     </w:p>
     <w:p>
@@ -696,7 +696,7 @@
           <w:sz w:val="21"/>
           <w:szCs w:val="21"/>
         </w:rPr>
-        <w:t xml:space="preserve">，而激活且尚未传递的部分为 </w:t>
+        <w:t xml:space="preserve">，而激活了、却还没传递出去的那部分是 </w:t>
       </w:r>
       <w:r>
         <w:rPr>
@@ -782,7 +782,7 @@
           <w:sz w:val="21"/>
           <w:szCs w:val="21"/>
         </w:rPr>
-        <w:t xml:space="preserve">。由于 u 恒为易感，它不计入群体的感染计数，群体的激活只取决于 i。</w:t>
+        <w:t xml:space="preserve">。因为 u 一直是易感的，它不算进群体的感染计数，所以群体激活与否只由 i 决定。</w:t>
       </w:r>
     </w:p>
     <w:p>
@@ -798,7 +798,7 @@
           <w:sz w:val="21"/>
           <w:szCs w:val="21"/>
         </w:rPr>
-        <w:t xml:space="preserve">闭合建立在两条假设上。其一为</w:t>
+        <w:t xml:space="preserve">闭合建立在两条假设上。其一是</w:t>
       </w:r>
       <w:r>
         <w:rPr>
@@ -836,7 +836,7 @@
           <w:sz w:val="21"/>
           <w:szCs w:val="21"/>
         </w:rPr>
-        <w:t xml:space="preserve"> 时局域收敛于超树，任一有限邻域内出现回路的概率为 </w:t>
+        <w:t xml:space="preserve"> 时局域收敛到超树，任一有限邻域里出现回路的概率是 </w:t>
       </w:r>
       <w:r>
         <w:rPr>
@@ -854,7 +854,7 @@
           <w:sz w:val="21"/>
           <w:szCs w:val="21"/>
         </w:rPr>
-        <w:t xml:space="preserve">，据此 u 所属各群体的上游分支互不相交，节点侧因而因子化为</w:t>
+        <w:t xml:space="preserve">，据此，u 所属的各个群体、它们的上游分支互不相交，节点侧于是因子化成</w:t>
       </w:r>
     </w:p>
     <w:p>
@@ -941,7 +941,7 @@
           <w:sz w:val="21"/>
           <w:szCs w:val="21"/>
         </w:rPr>
-        <w:t xml:space="preserve">其中 ε 为初始均匀感染比例，Ψ 为节点侧生成函数。其二为</w:t>
+        <w:t xml:space="preserve">其中 ε 是初始均匀感染比例，Ψ 是节点侧的生成函数。其二是</w:t>
       </w:r>
       <w:r>
         <w:rPr>
@@ -961,7 +961,7 @@
           <w:sz w:val="21"/>
           <w:szCs w:val="21"/>
         </w:rPr>
-        <w:t xml:space="preserve">：去掉 e 之后其各成员落在互不相交的分支中，故它们经由自身其他群体被感染的过程相互独立。该假设弱于有向情形下的</w:t>
+        <w:t xml:space="preserve">：把 e 去掉之后，它的各个成员落在互不相交的分支里，所以它们各自经由别的群体被感染的过程是相互独立的。这条假设比有向情形下的</w:t>
       </w:r>
       <w:r>
         <w:rPr>
@@ -981,7 +981,7 @@
           <w:sz w:val="21"/>
           <w:szCs w:val="21"/>
         </w:rPr>
-        <w:t xml:space="preserve">——它只断言</w:t>
+        <w:t xml:space="preserve">要弱——它只说</w:t>
       </w:r>
       <w:r>
         <w:rPr>
@@ -1001,7 +1001,7 @@
           <w:sz w:val="21"/>
           <w:szCs w:val="21"/>
         </w:rPr>
-        <w:t xml:space="preserve">暴露独立，群内耦合并未被忽略，而是已由 (2.2) 的计数状态承载。方程组的维数为 </w:t>
+        <w:t xml:space="preserve">暴露独立，群内耦合并没有被丢掉，而是已经由 (2.2) 的计数状态扛下来了。方程组的维数是 </w:t>
       </w:r>
       <w:r>
         <w:rPr>
@@ -1057,7 +1057,7 @@
           <w:sz w:val="21"/>
           <w:szCs w:val="21"/>
         </w:rPr>
-        <w:t xml:space="preserve">（S 由 Φ 代数给出、终态规模 </w:t>
+        <w:t xml:space="preserve">（S 由 Φ 代数地给出、终态规模 </w:t>
       </w:r>
       <w:r>
         <w:rPr>
@@ -1075,7 +1075,7 @@
           <w:sz w:val="21"/>
           <w:szCs w:val="21"/>
         </w:rPr>
-        <w:t xml:space="preserve"> 直接读出，均不另设方程），与系统规模 N 无关，积分一次即给出 </w:t>
+        <w:t xml:space="preserve"> 直接读出，这两样都不再另设方程），和系统规模 N 无关，积分一次就给出 </w:t>
       </w:r>
       <w:r>
         <w:rPr>
@@ -1093,7 +1093,7 @@
           <w:sz w:val="21"/>
           <w:szCs w:val="21"/>
         </w:rPr>
-        <w:t xml:space="preserve"> 与终态规模</w:t>
+        <w:t xml:space="preserve"> 和终态规模</w:t>
       </w:r>
     </w:p>
     <w:p>
@@ -1153,7 +1153,7 @@
           <w:sz w:val="21"/>
           <w:szCs w:val="21"/>
         </w:rPr>
-        <w:t xml:space="preserve">一个种子在一个孤立的 m 元群体内造成的感染数并非 </w:t>
+        <w:t xml:space="preserve">一个种子在一个孤立的 m 元群体里造成的感染数，并不是 </w:t>
       </w:r>
       <w:r>
         <w:rPr>
@@ -1171,7 +1171,7 @@
           <w:sz w:val="21"/>
           <w:szCs w:val="21"/>
         </w:rPr>
-        <w:t xml:space="preserve">，因为群体在整个级联期间持续激活。记 </w:t>
+        <w:t xml:space="preserve">，因为在整个级联期间群体一直是激活着的。记 </w:t>
       </w:r>
       <w:r>
         <w:rPr>
@@ -1189,7 +1189,7 @@
           <w:sz w:val="21"/>
           <w:szCs w:val="21"/>
         </w:rPr>
-        <w:t xml:space="preserve"> 为从 i 个感染、s 个易感出发此后新增感染数的期望，以 </w:t>
+        <w:t xml:space="preserve"> 为从 i 个感染、s 个易感出发、此后新增感染数的期望，再把群体的总感染率（以康复率为单位）记成 </w:t>
       </w:r>
       <w:r>
         <w:rPr>
@@ -1226,7 +1226,7 @@
           <w:sz w:val="21"/>
           <w:szCs w:val="21"/>
         </w:rPr>
-        <w:t xml:space="preserve"> 记群体的总感染率（以康复率为单位），则</w:t>
+        <w:t xml:space="preserve">，那么</w:t>
       </w:r>
     </w:p>
     <w:p>
@@ -1332,7 +1332,7 @@
           <w:sz w:val="21"/>
           <w:szCs w:val="21"/>
         </w:rPr>
-        <w:t xml:space="preserve">边界为 </w:t>
+        <w:t xml:space="preserve">边界是 </w:t>
       </w:r>
       <w:r>
         <w:rPr>
@@ -1399,7 +1399,7 @@
           <w:sz w:val="21"/>
           <w:szCs w:val="21"/>
         </w:rPr>
-        <w:t xml:space="preserve">是一个可精确计算的标量。</w:t>
+        <w:t xml:space="preserve">它是一个可以精确算出来的标量。</w:t>
       </w:r>
       <w:r>
         <w:rPr>
@@ -1435,7 +1435,7 @@
           <w:sz w:val="21"/>
           <w:szCs w:val="21"/>
         </w:rPr>
-        <w:t xml:space="preserve">，级联消失而回到成对传递概率；</w:t>
+        <w:t xml:space="preserve">，级联消失、退回到成对传递概率；</w:t>
       </w:r>
       <w:r>
         <w:rPr>
@@ -1507,7 +1507,7 @@
           <w:sz w:val="21"/>
           <w:szCs w:val="21"/>
         </w:rPr>
-        <w:t xml:space="preserve"> 分别超出 11.1%、21.5% 与 31.0%，并非可忽略的修正；</w:t>
+        <w:t xml:space="preserve"> 分别超出 11.1%、21.5% 和 31.0%，这可不是能忽略的小修正；</w:t>
       </w:r>
       <w:r>
         <w:rPr>
@@ -1525,7 +1525,7 @@
           <w:sz w:val="21"/>
           <w:szCs w:val="21"/>
         </w:rPr>
-        <w:t xml:space="preserve"> 时单个种子无法激活群体，故 </w:t>
+        <w:t xml:space="preserve"> 时单个种子没法激活群体，所以 </w:t>
       </w:r>
       <w:r>
         <w:rPr>
@@ -1570,7 +1570,7 @@
           <w:sz w:val="21"/>
           <w:szCs w:val="21"/>
         </w:rPr>
-        <w:t xml:space="preserve">分支过程必须定义在群体层面：每个新感染节点点燃它的其余各群体，每个被点燃的群体产出 C 个新感染成员，这些成员再点燃各自的其余群体。若改在节点层面朴素地统计谁直接传染了谁，群内级联的后继会被重复计入。以</w:t>
+        <w:t xml:space="preserve">分支过程必须定义在群体这个层面上：每个新感染的节点，去点燃它剩下的各个群体，每个被点燃的群体又产出 C 个新的感染成员，这些成员再去点燃各自剩下的群体。要是改在节点层面上、傻乎乎地统计谁直接传染了谁，群内级联的后继就会被重复算进去。把</w:t>
       </w:r>
       <w:r>
         <w:rPr>
@@ -1590,7 +1590,7 @@
           <w:sz w:val="21"/>
           <w:szCs w:val="21"/>
         </w:rPr>
-        <w:t xml:space="preserve">为型，经由层 a 感染的节点其层 b 群体数的期望为 </w:t>
+        <w:t xml:space="preserve">当作型，那么经由层 a 感染的节点、它的层 b 群体数的期望是 </w:t>
       </w:r>
       <w:r>
         <w:rPr>
@@ -1675,7 +1675,7 @@
           <w:sz w:val="21"/>
           <w:szCs w:val="21"/>
         </w:rPr>
-        <w:t xml:space="preserve">，故</w:t>
+        <w:t xml:space="preserve">，所以</w:t>
       </w:r>
     </w:p>
     <w:p>
@@ -1923,7 +1923,7 @@
           <w:sz w:val="21"/>
           <w:szCs w:val="21"/>
         </w:rPr>
-        <w:t xml:space="preserve"> 确定，ρ 为谱半径。标量再生数由此升维为矩阵：单层、多层、成对、高阶均为其特例。全部 </w:t>
+        <w:t xml:space="preserve"> 定出来，ρ 是谱半径。标量的再生数到这里就升维成了矩阵：单层、多层、成对、高阶都只是它的特例。所有 </w:t>
       </w:r>
       <w:r>
         <w:rPr>
@@ -1978,7 +1978,7 @@
           <w:sz w:val="21"/>
           <w:szCs w:val="21"/>
         </w:rPr>
-        <w:t xml:space="preserve">，(2.7) 回到多层网络 SIR 的已知阈值；</w:t>
+        <w:t xml:space="preserve">，(2.7) 退回到多层网络 SIR 那个已知阈值；</w:t>
       </w:r>
       <w:r>
         <w:rPr>
@@ -1996,7 +1996,7 @@
           <w:sz w:val="21"/>
           <w:szCs w:val="21"/>
         </w:rPr>
-        <w:t xml:space="preserve"> 时其传递概率阈值 </w:t>
+        <w:t xml:space="preserve"> 时，它的传递概率阈值 </w:t>
       </w:r>
       <w:r>
         <w:rPr>
@@ -2071,7 +2071,7 @@
           <w:sz w:val="21"/>
           <w:szCs w:val="21"/>
         </w:rPr>
-        <w:t xml:space="preserve"> 回到 </w:t>
+        <w:t xml:space="preserve"> 退回到 </w:t>
       </w:r>
       <w:r>
         <w:rPr>
@@ -2108,7 +2108,7 @@
           <w:sz w:val="21"/>
           <w:szCs w:val="21"/>
         </w:rPr>
-        <w:t xml:space="preserve">。此外，N 逐元非负，故 </w:t>
+        <w:t xml:space="preserve">。另外，N 逐个元素都非负，所以 </w:t>
       </w:r>
       <w:r>
         <w:rPr>
@@ -2183,7 +2183,7 @@
           <w:sz w:val="21"/>
           <w:szCs w:val="21"/>
         </w:rPr>
-        <w:t xml:space="preserve"> 恰为孤立层 a 的分支数：多重超图的阈值因而不高于任一单层的阈值。</w:t>
+        <w:t xml:space="preserve"> 恰好就是孤立层 a 的分支数：这样一来，多重超图的阈值就不会高于任何一个单层的阈值。</w:t>
       </w:r>
     </w:p>
     <w:p>
@@ -2216,7 +2216,7 @@
           <w:sz w:val="21"/>
           <w:szCs w:val="21"/>
         </w:rPr>
-        <w:t xml:space="preserve">(2.7) 给出的阈值是线性化的产物。本小节给出一条不经由线性化的独立判据，其思路与谱方法正相反：始终停在阈值以下，由小种子所引发簇的规模发散读出 </w:t>
+        <w:t xml:space="preserve">(2.7) 给出的阈值，是线性化的产物。这一小节给出另一条不走线性化的独立判据，它的思路和谱方法正好相反：始终停在阈值以下，靠小种子引发的簇规模发散、把 </w:t>
       </w:r>
       <w:r>
         <w:rPr>
@@ -2244,7 +2244,7 @@
           <w:sz w:val="21"/>
           <w:szCs w:val="21"/>
         </w:rPr>
-        <w:t xml:space="preserve">。阈值以下单个种子只引发有限簇，但其平均总规模随 </w:t>
+        <w:t xml:space="preserve"> 读出来。阈值以下，单个种子只引发有限的簇，但它的平均总规模会随 </w:t>
       </w:r>
       <w:r>
         <w:rPr>
@@ -2282,7 +2282,7 @@
           <w:sz w:val="21"/>
           <w:szCs w:val="21"/>
         </w:rPr>
-        <w:t xml:space="preserve"> 无界增长。以同一多型分支过程计数，该平均总规模为</w:t>
+        <w:t xml:space="preserve"> 无界增长。用同一个多型分支过程去数，这个平均总规模是</w:t>
       </w:r>
     </w:p>
     <w:p>
@@ -2407,7 +2407,7 @@
           <w:sz w:val="21"/>
           <w:szCs w:val="21"/>
         </w:rPr>
-        <w:t xml:space="preserve"> 为种子的型分布。须注意 χ </w:t>
+        <w:t xml:space="preserve"> 是种子的型分布。要注意，χ </w:t>
       </w:r>
       <w:r>
         <w:rPr>
@@ -2418,7 +2418,7 @@
           <w:sz w:val="21"/>
           <w:szCs w:val="21"/>
         </w:rPr>
-        <w:t xml:space="preserve">不可</w:t>
+        <w:t xml:space="preserve">不能</w:t>
       </w:r>
       <w:r>
         <w:rPr>
@@ -2445,7 +2445,7 @@
           <w:sz w:val="21"/>
           <w:szCs w:val="21"/>
         </w:rPr>
-        <w:t xml:space="preserve">：后者仅在 </w:t>
+        <w:t xml:space="preserve">：后者只在 </w:t>
       </w:r>
       <w:r>
         <w:rPr>
@@ -2463,7 +2463,7 @@
           <w:sz w:val="21"/>
           <w:szCs w:val="21"/>
         </w:rPr>
-        <w:t xml:space="preserve"> 或 </w:t>
+        <w:t xml:space="preserve">、或者 </w:t>
       </w:r>
       <w:r>
         <w:rPr>
@@ -2491,7 +2491,7 @@
           <w:sz w:val="21"/>
           <w:szCs w:val="21"/>
         </w:rPr>
-        <w:t xml:space="preserve"> 恰为 Perron 向量时成立，多层情形下 </w:t>
+        <w:t xml:space="preserve"> 恰好是 Perron 向量时才成立，多层情形下 </w:t>
       </w:r>
       <w:r>
         <w:rPr>
@@ -2519,7 +2519,7 @@
           <w:sz w:val="21"/>
           <w:szCs w:val="21"/>
         </w:rPr>
-        <w:t xml:space="preserve"> 对各型的权重并不相同。可用的性质是 (2.8) 的极点来自 </w:t>
+        <w:t xml:space="preserve"> 给各个型的权重并不一样。这里用得上的性质是：(2.8) 的极点来自 </w:t>
       </w:r>
       <w:r>
         <w:rPr>
@@ -2547,7 +2547,7 @@
           <w:sz w:val="21"/>
           <w:szCs w:val="21"/>
         </w:rPr>
-        <w:t xml:space="preserve">，故它恰在 </w:t>
+        <w:t xml:space="preserve">，所以它恰好在 </w:t>
       </w:r>
       <w:r>
         <w:rPr>
@@ -2593,7 +2593,7 @@
           <w:sz w:val="21"/>
           <w:szCs w:val="21"/>
         </w:rPr>
-        <w:t xml:space="preserve"> 发散。其倒数因而是一条在阈值处线性穿零的光滑函数：</w:t>
+        <w:t xml:space="preserve"> 发散。它的倒数于是就是一条在阈值处线性穿零的光滑函数：</w:t>
       </w:r>
     </w:p>
     <w:p>
@@ -2681,7 +2681,7 @@
           <w:sz w:val="21"/>
           <w:szCs w:val="21"/>
         </w:rPr>
-        <w:t xml:space="preserve">零点即 </w:t>
+        <w:t xml:space="preserve">零点就是 </w:t>
       </w:r>
       <w:r>
         <w:rPr>
@@ -2709,7 +2709,7 @@
           <w:sz w:val="21"/>
           <w:szCs w:val="21"/>
         </w:rPr>
-        <w:t xml:space="preserve">。该判据与 </w:t>
+        <w:t xml:space="preserve">。这条判据和 </w:t>
       </w:r>
       <w:r>
         <w:rPr>
@@ -2727,7 +2727,7 @@
           <w:sz w:val="21"/>
           <w:szCs w:val="21"/>
         </w:rPr>
-        <w:t xml:space="preserve"> 不共享任何中间量：一侧把非线性方程组 (2.2)–(2.4) 积分至终态、再对 (2.9) 作线性拟合，另一侧对次代矩阵 (2.7) 求谱半径并二分，二者仅共享模型定义。两条路线的一致因而是对彼此的非平凡检验，这正是图 3 所报告者。</w:t>
+        <w:t xml:space="preserve"> 不共享任何中间量：一边把非线性方程组 (2.2)–(2.4) 积分到终态、再对 (2.9) 做线性拟合，另一边对次代矩阵 (2.7) 求谱半径、二分，两边只共享模型定义。所以，两条路线的结果一致，是对彼此的一次非平凡检验，图 3 报告的就是这件事。</w:t>
       </w:r>
     </w:p>
     <w:p>
@@ -2772,7 +2772,7 @@
           <w:sz w:val="21"/>
           <w:szCs w:val="21"/>
         </w:rPr>
-        <w:t xml:space="preserve">) 是 </w:t>
+        <w:t xml:space="preserve">) 说的是 </w:t>
       </w:r>
       <w:r>
         <w:rPr>
@@ -2790,7 +2790,7 @@
           <w:sz w:val="21"/>
           <w:szCs w:val="21"/>
         </w:rPr>
-        <w:t xml:space="preserve"> 的陈述。</w:t>
+        <w:t xml:space="preserve"> 的极限。</w:t>
       </w:r>
       <w:r>
         <w:rPr>
@@ -2808,7 +2808,7 @@
           <w:sz w:val="21"/>
           <w:szCs w:val="21"/>
         </w:rPr>
-        <w:t xml:space="preserve"> 时即便恰在 </w:t>
+        <w:t xml:space="preserve"> 时，就算恰好停在 </w:t>
       </w:r>
       <w:r>
         <w:rPr>
@@ -2836,7 +2836,7 @@
           <w:sz w:val="21"/>
           <w:szCs w:val="21"/>
         </w:rPr>
-        <w:t xml:space="preserve"> 处 </w:t>
+        <w:t xml:space="preserve"> 处，</w:t>
       </w:r>
       <w:r>
         <w:rPr>
@@ -2854,7 +2854,7 @@
           <w:sz w:val="21"/>
           <w:szCs w:val="21"/>
         </w:rPr>
-        <w:t xml:space="preserve"> 仍为有限，</w:t>
+        <w:t xml:space="preserve"> 还是有限的，</w:t>
       </w:r>
       <w:r>
         <w:rPr>
@@ -2872,7 +2872,7 @@
           <w:sz w:val="21"/>
           <w:szCs w:val="21"/>
         </w:rPr>
-        <w:t xml:space="preserve"> 因而不归零，零点被系统性地推高。由于 </w:t>
+        <w:t xml:space="preserve"> 于是不会归零，零点被系统性地往上抬。因为 </w:t>
       </w:r>
       <w:r>
         <w:rPr>
@@ -2890,7 +2890,7 @@
           <w:sz w:val="21"/>
           <w:szCs w:val="21"/>
         </w:rPr>
-        <w:t xml:space="preserve"> 对小 ε 为线性，该偏置可由 </w:t>
+        <w:t xml:space="preserve"> 对小 ε 是线性的，这个偏置可以用 </w:t>
       </w:r>
       <w:r>
         <w:rPr>
@@ -2908,7 +2908,7 @@
           <w:sz w:val="21"/>
           <w:szCs w:val="21"/>
         </w:rPr>
-        <w:t xml:space="preserve"> 的 Richardson 外推消去，即以 </w:t>
+        <w:t xml:space="preserve"> 的 Richardson 外推抹掉，也就是拿 </w:t>
       </w:r>
       <w:r>
         <w:rPr>
@@ -2926,7 +2926,7 @@
           <w:sz w:val="21"/>
           <w:szCs w:val="21"/>
         </w:rPr>
-        <w:t xml:space="preserve"> 代替 </w:t>
+        <w:t xml:space="preserve"> 去代替 </w:t>
       </w:r>
       <w:r>
         <w:rPr>
@@ -2944,7 +2944,7 @@
           <w:sz w:val="21"/>
           <w:szCs w:val="21"/>
         </w:rPr>
-        <w:t xml:space="preserve">。其效果可以直接读出：在代表性构型上，未作外推时零点一致偏高 0.37%–0.44%，作外推后降至 0.031%–0.065%。偏置的系统性（各构型同号且量级相当）与该修正的有效性由此同时确认。</w:t>
+        <w:t xml:space="preserve">。效果直接就能读出来：在几个有代表性的构型上，不做外推时零点一律偏高 0.37%–0.44%，做完外推降到 0.031%–0.065%。偏置的系统性（各构型同号、量级也相当）和这个修正管不管用，就同时确认了。</w:t>
       </w:r>
     </w:p>
     <w:p>
@@ -2977,7 +2977,7 @@
           <w:sz w:val="21"/>
           <w:szCs w:val="21"/>
         </w:rPr>
-        <w:t xml:space="preserve">取窗口 </w:t>
+        <w:t xml:space="preserve">在窗口 </w:t>
       </w:r>
       <w:r>
         <w:rPr>
@@ -3005,7 +3005,7 @@
           <w:sz w:val="21"/>
           <w:szCs w:val="21"/>
         </w:rPr>
-        <w:t xml:space="preserve"> 上的十个点，每点按上述方式求 </w:t>
+        <w:t xml:space="preserve"> 上取十个点，每个点都按上面的办法求 </w:t>
       </w:r>
       <w:r>
         <w:rPr>
@@ -3041,7 +3041,7 @@
           <w:sz w:val="21"/>
           <w:szCs w:val="21"/>
         </w:rPr>
-        <w:t xml:space="preserve">，作线性拟合并取其 x 截距。八组构型的阈值覆盖 </w:t>
+        <w:t xml:space="preserve">，做线性拟合、取它的 x 截距。八组构型的阈值覆盖了 </w:t>
       </w:r>
       <w:r>
         <w:rPr>
@@ -3078,7 +3078,7 @@
           <w:sz w:val="21"/>
           <w:szCs w:val="21"/>
         </w:rPr>
-        <w:t xml:space="preserve">，含单层高阶超图、成对退化网络与双层多重超图，其 </w:t>
+        <w:t xml:space="preserve">，里面有单层高阶超图、成对退化网络和双层多重超图，它们的 </w:t>
       </w:r>
       <w:r>
         <w:rPr>
@@ -3096,7 +3096,7 @@
           <w:sz w:val="21"/>
           <w:szCs w:val="21"/>
         </w:rPr>
-        <w:t xml:space="preserve"> 值依次为 0.080302、0.099309、0.128162、0.174483、0.185417、0.250000、0.333333 与 0.400567，而外推值依次为 0.080354、0.099370、0.128236、0.174536、0.185512、0.250096、0.333440 与 0.400702。相对偏差依次为 +0.065%、+0.062%、+0.058%、+0.031%、+0.052%、+0.039%、+0.032% 与 +0.034%，最大者为 </w:t>
+        <w:t xml:space="preserve"> 值依次是 0.080302、0.099309、0.128162、0.174483、0.185417、0.250000、0.333333 和 0.400567，而外推值依次是 0.080354、0.099370、0.128236、0.174536、0.185512、0.250096、0.333440 和 0.400702。相对偏差依次是 +0.065%、+0.062%、+0.058%、+0.031%、+0.052%、+0.039%、+0.032% 和 +0.034%，最大的一个是 </w:t>
       </w:r>
       <w:r>
         <w:rPr>
@@ -3124,7 +3124,7 @@
           <w:sz w:val="21"/>
           <w:szCs w:val="21"/>
         </w:rPr>
-        <w:t xml:space="preserve">。以外推截距的回归标准误 σ 为单位，偏离依次为 +1.51、+1.38、+1.26、+0.55、+1.03、+0.76、+0.57 与 +0.47，最大者 1.51σ，全部落在 1.6σ 之内。</w:t>
+        <w:t xml:space="preserve">。再以外推截距的回归标准误 σ 为单位，偏离依次是 +1.51、+1.38、+1.26、+0.55、+1.03、+0.76、+0.57 和 +0.47，最大 1.51σ，全都落在 1.6σ 以内。</w:t>
       </w:r>
     </w:p>
     <w:p>
@@ -3140,7 +3140,7 @@
           <w:sz w:val="21"/>
           <w:szCs w:val="21"/>
         </w:rPr>
-        <w:t xml:space="preserve">残余偏差为线性律 (2.9) 的</w:t>
+        <w:t xml:space="preserve">这点残余偏差，是线性律 (2.9) 的</w:t>
       </w:r>
       <w:r>
         <w:rPr>
@@ -3160,7 +3160,7 @@
           <w:sz w:val="21"/>
           <w:szCs w:val="21"/>
         </w:rPr>
-        <w:t xml:space="preserve">，而非闭合与谱方法之间的实质分歧。</w:t>
+        <w:t xml:space="preserve">，而不是闭合和谱方法之间有什么实质分歧。</w:t>
       </w:r>
       <w:r>
         <w:rPr>
@@ -3178,7 +3178,7 @@
           <w:sz w:val="21"/>
           <w:szCs w:val="21"/>
         </w:rPr>
-        <w:t xml:space="preserve"> 仅在 </w:t>
+        <w:t xml:space="preserve"> 只在 </w:t>
       </w:r>
       <w:r>
         <w:rPr>
@@ -3206,7 +3206,7 @@
           <w:sz w:val="21"/>
           <w:szCs w:val="21"/>
         </w:rPr>
-        <w:t xml:space="preserve"> 的紧邻严格线性，有限窗口上的拟合因而带一个由曲率所致的偏置；实测该偏置的符号随窗口位置翻转——窗口取 </w:t>
+        <w:t xml:space="preserve"> 的紧邻处才严格线性，有限窗口上的拟合于是带上了一个由曲率造成的偏置；实测这个偏置的符号会随窗口位置翻过来——窗口取 </w:t>
       </w:r>
       <w:r>
         <w:rPr>
@@ -3234,7 +3234,7 @@
           <w:sz w:val="21"/>
           <w:szCs w:val="21"/>
         </w:rPr>
-        <w:t xml:space="preserve"> 时为负、取 </w:t>
+        <w:t xml:space="preserve"> 时是负的、取 </w:t>
       </w:r>
       <w:r>
         <w:rPr>
@@ -3262,7 +3262,7 @@
           <w:sz w:val="21"/>
           <w:szCs w:val="21"/>
         </w:rPr>
-        <w:t xml:space="preserve"> 时为正——其量级与 σ 相当，故不可与真实偏离相区分。</w:t>
+        <w:t xml:space="preserve"> 时是正的——它的量级和 σ 相当，所以根本没法和真实偏离区分开。</w:t>
       </w:r>
     </w:p>
     <w:p>
@@ -3364,7 +3364,7 @@
           <w:sz w:val="18"/>
           <w:szCs w:val="18"/>
         </w:rPr>
-        <w:t xml:space="preserve">，并与 </w:t>
+        <w:t xml:space="preserve">，并和 </w:t>
       </w:r>
       <w:r>
         <w:rPr>
@@ -3428,7 +3428,7 @@
           <w:sz w:val="18"/>
           <w:szCs w:val="18"/>
         </w:rPr>
-        <w:t xml:space="preserve"> 线性趋零，示例三组构型为双层 </w:t>
+        <w:t xml:space="preserve"> 线性趋零，示例的三组构型是双层 </w:t>
       </w:r>
       <w:r>
         <w:rPr>
@@ -3446,7 +3446,7 @@
           <w:sz w:val="18"/>
           <w:szCs w:val="18"/>
         </w:rPr>
-        <w:t xml:space="preserve">、成对 6-正则与单层 </w:t>
+        <w:t xml:space="preserve">、成对 6-正则和单层 </w:t>
       </w:r>
       <w:r>
         <w:rPr>
@@ -3464,7 +3464,7 @@
           <w:sz w:val="18"/>
           <w:szCs w:val="18"/>
         </w:rPr>
-        <w:t xml:space="preserve">；散点为 </w:t>
+        <w:t xml:space="preserve">；散点是 </w:t>
       </w:r>
       <w:r>
         <w:rPr>
@@ -3482,7 +3482,7 @@
           <w:sz w:val="18"/>
           <w:szCs w:val="18"/>
         </w:rPr>
-        <w:t xml:space="preserve"> 外推后的闭合终态，实线为窗口 </w:t>
+        <w:t xml:space="preserve"> 外推后的闭合终态，实线是窗口 </w:t>
       </w:r>
       <w:r>
         <w:rPr>
@@ -3510,7 +3510,7 @@
           <w:sz w:val="18"/>
           <w:szCs w:val="18"/>
         </w:rPr>
-        <w:t xml:space="preserve"> 内的线性拟合，虚线为其向零点的延长，空心圆标出 </w:t>
+        <w:t xml:space="preserve"> 内的线性拟合，虚线是它向零点的延长，空心圆标出 </w:t>
       </w:r>
       <w:r>
         <w:rPr>
@@ -3528,7 +3528,7 @@
           <w:sz w:val="18"/>
           <w:szCs w:val="18"/>
         </w:rPr>
-        <w:t xml:space="preserve"> 的预言（即横坐标 1，与竖虚线同处）；三条延长线各自的零点分别位于 1.000616、1.000386 与 1.000336，皆在其右侧而在此标度下与之不可分辨。(b) 八组构型的外推值与 </w:t>
+        <w:t xml:space="preserve"> 的预言（也就是横坐标 1，和竖虚线同处）；三条延长线各自的零点分别在 1.000616、1.000386 和 1.000336，都在它右侧、可在此标度下和它分不开。(b) 八组构型的外推值和 </w:t>
       </w:r>
       <w:r>
         <w:rPr>
@@ -3574,7 +3574,7 @@
           <w:sz w:val="18"/>
           <w:szCs w:val="18"/>
         </w:rPr>
-        <w:t xml:space="preserve">，误差棒为回归标准误 σ，在此标度下小于标记。(c) 偏离的 σ 数 </w:t>
+        <w:t xml:space="preserve">，误差棒是回归标准误 σ，在此标度下比标记还小。(c) 偏离的 σ 数 </w:t>
       </w:r>
       <w:r>
         <w:rPr>
@@ -3650,7 +3650,7 @@
           <w:sz w:val="18"/>
           <w:szCs w:val="18"/>
         </w:rPr>
-        <w:t xml:space="preserve">，最大者 1.51σ，阴影分别为 ±1σ 与 ±2σ 带。</w:t>
+        <w:t xml:space="preserve">，最大 1.51σ，阴影分别是 ±1σ 和 ±2σ 带。</w:t>
       </w:r>
     </w:p>
     <w:p>
@@ -3683,7 +3683,7 @@
           <w:sz w:val="21"/>
           <w:szCs w:val="21"/>
         </w:rPr>
-        <w:t xml:space="preserve">阈值只经由度矩进入 N，故可取一族</w:t>
+        <w:t xml:space="preserve">阈值只经由度矩进入 N，所以可以取一族</w:t>
       </w:r>
       <w:r>
         <w:rPr>
@@ -3694,16 +3694,16 @@
           <w:sz w:val="21"/>
           <w:szCs w:val="21"/>
         </w:rPr>
-        <w:t xml:space="preserve">边缘固定、仅相关不同</w:t>
-      </w:r>
-      <w:r>
-        <w:rPr>
-          <w:rFonts w:ascii="SimSun" w:cs="SimSun" w:eastAsia="SimSun" w:hAnsi="SimSun"/>
-          <w:color w:val="000000"/>
-          <w:sz w:val="21"/>
-          <w:szCs w:val="21"/>
-        </w:rPr>
-        <w:t xml:space="preserve">的构型，隔离出层间参与相关的效应。设两层度各以等概率为 2 或 4（边缘均值 3、方差 1），联合分布取 </w:t>
+        <w:t xml:space="preserve">边缘固定、只有相关不同</w:t>
+      </w:r>
+      <w:r>
+        <w:rPr>
+          <w:rFonts w:ascii="SimSun" w:cs="SimSun" w:eastAsia="SimSun" w:hAnsi="SimSun"/>
+          <w:color w:val="000000"/>
+          <w:sz w:val="21"/>
+          <w:szCs w:val="21"/>
+        </w:rPr>
+        <w:t xml:space="preserve">的构型，把层间参与相关的效应单独隔出来。设两层度各以等概率取 2 或 4（边缘均值 3、方差 1），联合分布取 </w:t>
       </w:r>
       <w:r>
         <w:rPr>
@@ -3805,7 +3805,7 @@
           <w:sz w:val="21"/>
           <w:szCs w:val="21"/>
         </w:rPr>
-        <w:t xml:space="preserve"> 恰为两层度的 Pearson 相关。</w:t>
+        <w:t xml:space="preserve"> 恰好就是两层度的 Pearson 相关。</w:t>
       </w:r>
       <w:r>
         <w:rPr>
@@ -3833,7 +3833,7 @@
           <w:sz w:val="21"/>
           <w:szCs w:val="21"/>
         </w:rPr>
-        <w:t xml:space="preserve"> 由 −1（反相关）扫到 +1（正相关）时边缘不变，只有交叉矩 </w:t>
+        <w:t xml:space="preserve"> 从 −1（反相关）扫到 +1（正相关）时，边缘一直不变，只有交叉矩 </w:t>
       </w:r>
       <w:r>
         <w:rPr>
@@ -3899,7 +3899,7 @@
           <w:sz w:val="21"/>
           <w:szCs w:val="21"/>
         </w:rPr>
-        <w:t xml:space="preserve"> 随之改变。</w:t>
+        <w:t xml:space="preserve"> 跟着改变。</w:t>
       </w:r>
     </w:p>
     <w:p>
@@ -3989,7 +3989,7 @@
           <w:sz w:val="21"/>
           <w:szCs w:val="21"/>
         </w:rPr>
-        <w:t xml:space="preserve"> 与 </w:t>
+        <w:t xml:space="preserve"> 和 </w:t>
       </w:r>
       <w:r>
         <w:rPr>
@@ -4017,7 +4017,7 @@
           <w:sz w:val="21"/>
           <w:szCs w:val="21"/>
         </w:rPr>
-        <w:t xml:space="preserve"> 无关，非对角元 </w:t>
+        <w:t xml:space="preserve"> 没关系，非对角元 </w:t>
       </w:r>
       <w:r>
         <w:rPr>
@@ -4120,7 +4120,7 @@
           <w:sz w:val="21"/>
           <w:szCs w:val="21"/>
         </w:rPr>
-        <w:t xml:space="preserve"> 线性增大，故 </w:t>
+        <w:t xml:space="preserve"> 线性变大，所以 </w:t>
       </w:r>
       <w:r>
         <w:rPr>
@@ -4213,7 +4213,7 @@
           <w:sz w:val="21"/>
           <w:szCs w:val="21"/>
         </w:rPr>
-        <w:t xml:space="preserve"> 定出——</w:t>
+        <w:t xml:space="preserve"> 定出来——</w:t>
       </w:r>
       <w:r>
         <w:rPr>
@@ -4233,7 +4233,7 @@
           <w:sz w:val="21"/>
           <w:szCs w:val="21"/>
         </w:rPr>
-        <w:t xml:space="preserve">。图 4 的实线即此曲线：</w:t>
+        <w:t xml:space="preserve">。图 4 里的实线就是这条曲线：</w:t>
       </w:r>
       <w:r>
         <w:rPr>
@@ -4335,7 +4335,7 @@
           <w:sz w:val="21"/>
           <w:szCs w:val="21"/>
         </w:rPr>
-        <w:t xml:space="preserve"> 处的 0.0930，共约 12.5%。同一族在位形模型多重超图上的直接 Gillespie 仿真（由亚临界簇规模外推 </w:t>
+        <w:t xml:space="preserve"> 处的 0.0930，一共降了大约 12.5%。同一族构型在位形模型多重超图上的直接 Gillespie 仿真（靠亚临界簇规模外推 </w:t>
       </w:r>
       <w:r>
         <w:rPr>
@@ -4381,7 +4381,7 @@
           <w:sz w:val="21"/>
           <w:szCs w:val="21"/>
         </w:rPr>
-        <w:t xml:space="preserve">）在六个 </w:t>
+        <w:t xml:space="preserve">），在六个 </w:t>
       </w:r>
       <w:r>
         <w:rPr>
@@ -4409,7 +4409,7 @@
           <w:sz w:val="21"/>
           <w:szCs w:val="21"/>
         </w:rPr>
-        <w:t xml:space="preserve"> 上复现该曲线，偏离最大 1.9σ、相对差不超过 1.1%。相同节点在两层同时充当枢纽，会在边缘结构不变的前提下集中跨层传播能力、压低阈值；反相关则抬高阈值。</w:t>
+        <w:t xml:space="preserve"> 上都把这条曲线复现了出来，偏离最大 1.9σ、相对差不超过 1.1%。更关键的是那背后的机制：同一批节点在两层同时当枢纽，就会在边缘结构没变的情况下，把跨层传播能力集中起来、压低阈值；反相关则把阈值抬高。</w:t>
       </w:r>
     </w:p>
     <w:p>
@@ -4547,7 +4547,7 @@
           <w:sz w:val="18"/>
           <w:szCs w:val="18"/>
         </w:rPr>
-        <w:t xml:space="preserve">），仅调节两层度的 Pearson 相关 </w:t>
+        <w:t xml:space="preserve">），只调节两层度的 Pearson 相关 </w:t>
       </w:r>
       <w:r>
         <w:rPr>
@@ -4575,7 +4575,7 @@
           <w:sz w:val="18"/>
           <w:szCs w:val="18"/>
         </w:rPr>
-        <w:t xml:space="preserve">。（a）结果：蓝线为 </w:t>
+        <w:t xml:space="preserve">。（a）结果：蓝线是 </w:t>
       </w:r>
       <w:r>
         <w:rPr>
@@ -4593,7 +4593,7 @@
           <w:sz w:val="18"/>
           <w:szCs w:val="18"/>
         </w:rPr>
-        <w:t xml:space="preserve"> 的精确阈值，箱线为多重超图上直接 Gillespie 仿真所得阈值的自助分布（</w:t>
+        <w:t xml:space="preserve"> 的精确阈值，箱线是多重超图上直接 Gillespie 仿真所得阈值的自助分布（</w:t>
       </w:r>
       <w:r>
         <w:rPr>
@@ -4621,7 +4621,7 @@
           <w:sz w:val="18"/>
           <w:szCs w:val="18"/>
         </w:rPr>
-        <w:t xml:space="preserve">；箱体为四分位距、须为 5–95 百分位、中线为中位数），</w:t>
+        <w:t xml:space="preserve">；箱体是四分位距、须是 5–95 百分位、中线是中位数），</w:t>
       </w:r>
       <w:r>
         <w:rPr>
@@ -4677,7 +4677,7 @@
           <w:sz w:val="18"/>
           <w:szCs w:val="18"/>
         </w:rPr>
-        <w:t xml:space="preserve"> 单调下降约 12.5%，六点上一致至 1.9σ。（b）测量：各 </w:t>
+        <w:t xml:space="preserve"> 单调下降大约 12.5%，六点上一致到 1.9σ。（b）测量：各 </w:t>
       </w:r>
       <w:r>
         <w:rPr>
@@ -4741,7 +4741,7 @@
           <w:sz w:val="18"/>
           <w:szCs w:val="18"/>
         </w:rPr>
-        <w:t xml:space="preserve"> 线性趋零，其 </w:t>
+        <w:t xml:space="preserve"> 线性趋零，它的 </w:t>
       </w:r>
       <w:r>
         <w:rPr>
@@ -4759,7 +4759,7 @@
           <w:sz w:val="18"/>
           <w:szCs w:val="18"/>
         </w:rPr>
-        <w:t xml:space="preserve"> 截距（空心圈）即 </w:t>
+        <w:t xml:space="preserve"> 截距（空心圈）就是 </w:t>
       </w:r>
       <w:r>
         <w:rPr>
@@ -4815,7 +4815,7 @@
           <w:sz w:val="18"/>
           <w:szCs w:val="18"/>
         </w:rPr>
-        <w:t xml:space="preserve"> 着色即（a）中各箱之来源。（c）机制：固定 </w:t>
+        <w:t xml:space="preserve"> 着色，也就是（a）中各个箱子的来源。（c）机制：固定 </w:t>
       </w:r>
       <w:r>
         <w:rPr>
@@ -4916,7 +4916,7 @@
           <w:sz w:val="18"/>
           <w:szCs w:val="18"/>
         </w:rPr>
-        <w:t xml:space="preserve"> 一线恰在 </w:t>
+        <w:t xml:space="preserve"> 那条线恰好在 </w:t>
       </w:r>
       <w:r>
         <w:rPr>
@@ -4953,7 +4953,7 @@
           <w:sz w:val="18"/>
           <w:szCs w:val="18"/>
         </w:rPr>
-        <w:t xml:space="preserve"> 越过 </w:t>
+        <w:t xml:space="preserve"> 处越过 </w:t>
       </w:r>
       <w:r>
         <w:rPr>
@@ -4971,7 +4971,7 @@
           <w:sz w:val="18"/>
           <w:szCs w:val="18"/>
         </w:rPr>
-        <w:t xml:space="preserve">——相关参与集中跨层传播能力、压低阈值的机制。</w:t>
+        <w:t xml:space="preserve">——这正是相关参与集中跨层传播能力、压低阈值的机制。</w:t>
       </w:r>
     </w:p>
     <w:p>
@@ -5004,7 +5004,7 @@
           <w:sz w:val="21"/>
           <w:szCs w:val="21"/>
         </w:rPr>
-        <w:t xml:space="preserve">校验分四层：闭合内部的自洽、阈值公式的解析锚点、亚临界规模的独立复算，以及级联量本身的蒙特卡洛复核。脚本见 verify.py、verify_ode.py、datacheck.py 与 recheck_mc.py。</w:t>
+        <w:t xml:space="preserve">校验分四层：闭合内部的自洽、阈值公式的解析锚点、亚临界规模的独立复算，还有级联量本身的蒙特卡洛复核。脚本见 verify.py、verify_ode.py、datacheck.py 和 recheck_mc.py。</w:t>
       </w:r>
     </w:p>
     <w:p>
@@ -5031,7 +5031,7 @@
           <w:sz w:val="21"/>
           <w:szCs w:val="21"/>
         </w:rPr>
-        <w:t xml:space="preserve">对 (2.2) 的方程组求和，外部风险项、群内项与康复项各自守恒相消，只余 </w:t>
+        <w:t xml:space="preserve">把 (2.2) 那组方程逐项求和，外部风险项、群内项和康复项各自守恒、两两相消，只剩下 </w:t>
       </w:r>
       <w:r>
         <w:rPr>
@@ -5107,7 +5107,7 @@
           <w:sz w:val="21"/>
           <w:szCs w:val="21"/>
         </w:rPr>
-        <w:t xml:space="preserve">；数值上该求和规则的残差为 </w:t>
+        <w:t xml:space="preserve">；数值上，这条求和规则的残差在 </w:t>
       </w:r>
       <w:r>
         <w:rPr>
@@ -5135,7 +5135,7 @@
           <w:sz w:val="21"/>
           <w:szCs w:val="21"/>
         </w:rPr>
-        <w:t xml:space="preserve"> 量级，达机器精度。全部成员易感蕴含群体从未激活、因而必未传递，故 </w:t>
+        <w:t xml:space="preserve"> 量级，到了机器精度。全部成员都易感，就意味着群体从没激活过、因此也必定没传递过，所以 </w:t>
       </w:r>
       <w:r>
         <w:rPr>
@@ -5211,7 +5211,7 @@
           <w:sz w:val="21"/>
           <w:szCs w:val="21"/>
         </w:rPr>
-        <w:t xml:space="preserve"> 对一切 t 成立；该恒等式不是额外假设而是方程组的推论，其残差为 </w:t>
+        <w:t xml:space="preserve"> 对一切 t 都成立；这条恒等式不是额外加的假设，而是方程组本身的推论，它的残差在 </w:t>
       </w:r>
       <w:r>
         <w:rPr>
@@ -5239,7 +5239,7 @@
           <w:sz w:val="21"/>
           <w:szCs w:val="21"/>
         </w:rPr>
-        <w:t xml:space="preserve"> 量级，纯属积分误差。此外，把 (2.2) 在无病定态作数值 Jacobian，其谱横标在 </w:t>
+        <w:t xml:space="preserve"> 量级，纯粹是积分误差。另外，把 (2.2) 在无病定态处取数值 Jacobian，它的谱横标在 </w:t>
       </w:r>
       <w:r>
         <w:rPr>
@@ -5257,7 +5257,7 @@
           <w:sz w:val="21"/>
           <w:szCs w:val="21"/>
         </w:rPr>
-        <w:t xml:space="preserve"> 所给的 </w:t>
+        <w:t xml:space="preserve"> 给出的那个 </w:t>
       </w:r>
       <w:r>
         <w:rPr>
@@ -5285,7 +5285,7 @@
           <w:sz w:val="21"/>
           <w:szCs w:val="21"/>
         </w:rPr>
-        <w:t xml:space="preserve"> 处为零，达机器精度：闭合与次代矩阵共享同一个阈值，(2.9) 的外推所测者因而确为 (2.7) 的阈值。</w:t>
+        <w:t xml:space="preserve"> 处为零，也到机器精度：闭合和次代矩阵共享同一个阈值，所以 (2.9) 的外推测的，确实就是 (2.7) 的阈值。</w:t>
       </w:r>
     </w:p>
     <w:p>
@@ -5366,7 +5366,7 @@
           <w:sz w:val="21"/>
           <w:szCs w:val="21"/>
         </w:rPr>
-        <w:t xml:space="preserve"> 与 2 处与解析值相差不超过 </w:t>
+        <w:t xml:space="preserve"> 和 2 处和解析值相差不超过 </w:t>
       </w:r>
       <w:r>
         <w:rPr>
@@ -5412,7 +5412,7 @@
           <w:sz w:val="21"/>
           <w:szCs w:val="21"/>
         </w:rPr>
-        <w:t xml:space="preserve"> 时恒为零。阈值公式 (2.7) 在成对退化的 5-正则单层上给出 </w:t>
+        <w:t xml:space="preserve"> 时它恒等于零。阈值公式 (2.7) 在成对退化的 5-正则单层上给出 </w:t>
       </w:r>
       <w:r>
         <w:rPr>
@@ -5449,7 +5449,7 @@
           <w:sz w:val="21"/>
           <w:szCs w:val="21"/>
         </w:rPr>
-        <w:t xml:space="preserve">，与解析值逐位相同至十位有效数字。在 </w:t>
+        <w:t xml:space="preserve">，和解析值逐位相同、一直对到十位有效数字。在 </w:t>
       </w:r>
       <w:r>
         <w:rPr>
@@ -5503,7 +5503,7 @@
           <w:sz w:val="21"/>
           <w:szCs w:val="21"/>
         </w:rPr>
-        <w:t xml:space="preserve"> 处 </w:t>
+        <w:t xml:space="preserve"> 处，</w:t>
       </w:r>
       <w:r>
         <w:rPr>
@@ -5559,7 +5559,7 @@
           <w:sz w:val="21"/>
           <w:szCs w:val="21"/>
         </w:rPr>
-        <w:t xml:space="preserve">，两层各自处于深度亚临界，而合并后 </w:t>
+        <w:t xml:space="preserve">，两层各自都还在深度亚临界，可合并起来 </w:t>
       </w:r>
       <w:r>
         <w:rPr>
@@ -5577,7 +5577,7 @@
           <w:sz w:val="21"/>
           <w:szCs w:val="21"/>
         </w:rPr>
-        <w:t xml:space="preserve"> 已越过临界——两条各自亚临界的弱渠道合并之后可以超临界。最后，</w:t>
+        <w:t xml:space="preserve"> 就已经越过临界了——两条各自亚临界的弱渠道，合到一起之后能变成超临界。最后，</w:t>
       </w:r>
       <w:r>
         <w:rPr>
@@ -5595,7 +5595,7 @@
           <w:sz w:val="21"/>
           <w:szCs w:val="21"/>
         </w:rPr>
-        <w:t xml:space="preserve"> 的层因 </w:t>
+        <w:t xml:space="preserve"> 的那一层因为 </w:t>
       </w:r>
       <w:r>
         <w:rPr>
@@ -5613,7 +5613,7 @@
           <w:sz w:val="21"/>
           <w:szCs w:val="21"/>
         </w:rPr>
-        <w:t xml:space="preserve"> 而在 N 中整列为零，精确出列，所得阈值与相应单层值逐位相同：一条高门槛渠道不改变爆发与否，只改变爆发规模。</w:t>
+        <w:t xml:space="preserve">，在 N 里整列都是零、精确地出了列，算出来的阈值和对应单层的值逐位相同：一条高门槛的渠道并不改变爆不爆发，它只改变爆发的规模。</w:t>
       </w:r>
     </w:p>
     <w:p>
@@ -5640,7 +5640,7 @@
           <w:sz w:val="21"/>
           <w:szCs w:val="21"/>
         </w:rPr>
-        <w:t xml:space="preserve">闭合的亚临界终态与 (2.8) 的解析值不共享代码——一侧积分非线性方程组，另一侧求一个矩阵逆。以均匀播种写出 </w:t>
+        <w:t xml:space="preserve">闭合的亚临界终态和 (2.8) 的解析值不共享代码——一边积分非线性方程组，另一边求一个矩阵的逆。用均匀播种写出 </w:t>
       </w:r>
       <w:r>
         <w:rPr>
@@ -5828,7 +5828,7 @@
           <w:sz w:val="21"/>
           <w:szCs w:val="21"/>
         </w:rPr>
-        <w:t xml:space="preserve">，二者的相对差随 ε 单调下降：ε 依次取 </w:t>
+        <w:t xml:space="preserve">，两者的相对差随 ε 单调下降：ε 依次取 </w:t>
       </w:r>
       <w:r>
         <w:rPr>
@@ -5940,7 +5940,7 @@
           <w:sz w:val="21"/>
           <w:szCs w:val="21"/>
         </w:rPr>
-        <w:t xml:space="preserve"> 与 </w:t>
+        <w:t xml:space="preserve"> 和 </w:t>
       </w:r>
       <w:r>
         <w:rPr>
@@ -5968,7 +5968,7 @@
           <w:sz w:val="21"/>
           <w:szCs w:val="21"/>
         </w:rPr>
-        <w:t xml:space="preserve"> 时，相对差依次为 </w:t>
+        <w:t xml:space="preserve"> 时，相对差依次是 </w:t>
       </w:r>
       <w:r>
         <w:rPr>
@@ -6080,7 +6080,7 @@
           <w:sz w:val="21"/>
           <w:szCs w:val="21"/>
         </w:rPr>
-        <w:t xml:space="preserve"> 与 </w:t>
+        <w:t xml:space="preserve"> 和 </w:t>
       </w:r>
       <w:r>
         <w:rPr>
@@ -6108,7 +6108,7 @@
           <w:sz w:val="21"/>
           <w:szCs w:val="21"/>
         </w:rPr>
-        <w:t xml:space="preserve">。这证实闭合的亚临界终态在 </w:t>
+        <w:t xml:space="preserve">。这就证实了，闭合的亚临界终态在 </w:t>
       </w:r>
       <w:r>
         <w:rPr>
@@ -6126,7 +6126,7 @@
           <w:sz w:val="21"/>
           <w:szCs w:val="21"/>
         </w:rPr>
-        <w:t xml:space="preserve"> 极限下即为 (2.8)，其极点严格位于 </w:t>
+        <w:t xml:space="preserve"> 的极限下就是 (2.8)，它的极点严格落在 </w:t>
       </w:r>
       <w:r>
         <w:rPr>
@@ -6144,7 +6144,7 @@
           <w:sz w:val="21"/>
           <w:szCs w:val="21"/>
         </w:rPr>
-        <w:t xml:space="preserve">。终态本身亦已收敛：在 </w:t>
+        <w:t xml:space="preserve">。终态本身也已经收敛：在 </w:t>
       </w:r>
       <w:r>
         <w:rPr>
@@ -6219,7 +6219,7 @@
           <w:sz w:val="21"/>
           <w:szCs w:val="21"/>
         </w:rPr>
-        <w:t xml:space="preserve"> 上 χ 逐位不变，残余的激活且未传递质量在 </w:t>
+        <w:t xml:space="preserve"> 上 χ 逐位不变，剩下那点激活了、却没传递的质量在 </w:t>
       </w:r>
       <w:r>
         <w:rPr>
@@ -6274,7 +6274,7 @@
           <w:sz w:val="21"/>
           <w:szCs w:val="21"/>
         </w:rPr>
-        <w:t xml:space="preserve">级联递推 (2.5) 由单群体的直接 Gillespie 抽样独立复核，该检验既不使用方程组也不使用次代矩阵。在 </w:t>
+        <w:t xml:space="preserve">级联递推 (2.5) 还由单群体的直接 Gillespie 抽样独立复核了一遍，这个检验既不用方程组、也不用次代矩阵。在 </w:t>
       </w:r>
       <w:r>
         <w:rPr>
@@ -6320,7 +6320,7 @@
           <w:sz w:val="21"/>
           <w:szCs w:val="21"/>
         </w:rPr>
-        <w:t xml:space="preserve"> 次实现给出的估计与递推值一致，偏离多在一个统计标准误以内；其中 </w:t>
+        <w:t xml:space="preserve"> 次实现给出的估计和递推值一致，偏离大多在一个统计标准误以内；其中 </w:t>
       </w:r>
       <w:r>
         <w:rPr>
@@ -6338,7 +6338,7 @@
           <w:sz w:val="21"/>
           <w:szCs w:val="21"/>
         </w:rPr>
-        <w:t xml:space="preserve"> 一组初次测得 3.4σ，以 </w:t>
+        <w:t xml:space="preserve"> 那一组初次测出 3.4σ，改用 </w:t>
       </w:r>
       <w:r>
         <w:rPr>
@@ -6366,7 +6366,7 @@
           <w:sz w:val="21"/>
           <w:szCs w:val="21"/>
         </w:rPr>
-        <w:t xml:space="preserve"> 次实现、四个独立随机种子复测后分别为 0.64σ、0.74σ、1.12σ 与 1.03σ，确认该偏离纯属统计涨落而非递推的系统误差。作为整体行为的旁证，</w:t>
+        <w:t xml:space="preserve"> 次实现、四个独立随机种子复测之后，分别是 0.64σ、0.74σ、1.12σ 和 1.03σ，确认这个偏离纯粹是统计涨落，而不是递推的系统误差。作为整体行为的一个旁证，</w:t>
       </w:r>
       <w:r>
         <w:rPr>
@@ -6384,7 +6384,7 @@
           <w:sz w:val="21"/>
           <w:szCs w:val="21"/>
         </w:rPr>
-        <w:t xml:space="preserve"> 在扫描区间上严格单调递增（由 0.207 增至 2.715），二分因而适定；而以 </w:t>
+        <w:t xml:space="preserve"> 在扫描区间上严格单调递增（从 0.207 一直增到 2.715），二分因此是适定的；而拿 </w:t>
       </w:r>
       <w:r>
         <w:rPr>
@@ -6402,7 +6402,7 @@
           <w:sz w:val="21"/>
           <w:szCs w:val="21"/>
         </w:rPr>
-        <w:t xml:space="preserve"> 跨越阈值积分时，</w:t>
+        <w:t xml:space="preserve"> 跨过阈值去积分时，</w:t>
       </w:r>
       <w:r>
         <w:rPr>
@@ -6420,7 +6420,7 @@
           <w:sz w:val="21"/>
           <w:szCs w:val="21"/>
         </w:rPr>
-        <w:t xml:space="preserve"> 在阈值以下保持 </w:t>
+        <w:t xml:space="preserve"> 在阈值以下维持 </w:t>
       </w:r>
       <w:r>
         <w:rPr>
@@ -6438,7 +6438,7 @@
           <w:sz w:val="21"/>
           <w:szCs w:val="21"/>
         </w:rPr>
-        <w:t xml:space="preserve"> 量级、在阈值以上抬升为 </w:t>
+        <w:t xml:space="preserve"> 量级、到阈值以上就抬成 </w:t>
       </w:r>
       <w:r>
         <w:rPr>
@@ -6472,7 +6472,7 @@
           <w:sz w:val="21"/>
           <w:szCs w:val="21"/>
         </w:rPr>
-        <w:t xml:space="preserve">综上，由亚临界终态外推测得的 </w:t>
+        <w:t xml:space="preserve">这四层校验合起来看：由亚临界终态外推测得的 </w:t>
       </w:r>
       <w:r>
         <w:rPr>
@@ -6500,7 +6500,7 @@
           <w:sz w:val="21"/>
           <w:szCs w:val="21"/>
         </w:rPr>
-        <w:t xml:space="preserve"> 与 </w:t>
+        <w:t xml:space="preserve">，和 </w:t>
       </w:r>
       <w:r>
         <w:rPr>
@@ -6546,7 +6546,7 @@
           <w:sz w:val="21"/>
           <w:szCs w:val="21"/>
         </w:rPr>
-        <w:t xml:space="preserve">、偏离最大者 1.51σ。这是对爆发阈值的一次全非线性的独立确认，与前述 Jacobian 复核互补——后者检验线性化谱，前者检验非线性终态所继承的同一阈值。</w:t>
+        <w:t xml:space="preserve">、偏离最大 1.51σ。这是对爆发阈值的一次全非线性的独立确认，和前面的 Jacobian 复核正好互补——后者检验的是线性化的谱，前者检验的是非线性终态所继承的同一个阈值。</w:t>
       </w:r>
     </w:p>
     <w:sectPr>

--- a/multiplex-hypergraph-sir/lambda_c_section_cn.docx
+++ b/multiplex-hypergraph-sir/lambda_c_section_cn.docx
@@ -1570,7 +1570,7 @@
           <w:sz w:val="21"/>
           <w:szCs w:val="21"/>
         </w:rPr>
-        <w:t xml:space="preserve">分支过程必须定义在群体这个层面上：每个新感染的节点，去点燃它剩下的各个群体，每个被点燃的群体又产出 C 个新的感染成员，这些成员再去点燃各自剩下的群体。要是改在节点层面上、傻乎乎地统计谁直接传染了谁，群内级联的后继就会被重复算进去。把</w:t>
+        <w:t xml:space="preserve">分支过程必须定义在群体这个层面上：每个新感染的节点，去点燃它剩下的各个群体，每个被点燃的群体又产出 C 个新的感染成员，这些成员再去点燃各自剩下的群体。要是改在节点层面上、草率地统计谁直接传染了谁，群内级联的后继就会被重复算进去。把</w:t>
       </w:r>
       <w:r>
         <w:rPr>
@@ -2183,7 +2183,7 @@
           <w:sz w:val="21"/>
           <w:szCs w:val="21"/>
         </w:rPr>
-        <w:t xml:space="preserve"> 恰好就是孤立层 a 的分支数：这样一来，多重超图的阈值就不会高于任何一个单层的阈值。</w:t>
+        <w:t xml:space="preserve"> 恰好就是孤立层 a 的分支数：于是多重超图的阈值不会高于任何一个单层的阈值。</w:t>
       </w:r>
     </w:p>
     <w:p>
@@ -2944,7 +2944,7 @@
           <w:sz w:val="21"/>
           <w:szCs w:val="21"/>
         </w:rPr>
-        <w:t xml:space="preserve">。效果直接就能读出来：在几个有代表性的构型上，不做外推时零点一律偏高 0.37%–0.44%，做完外推降到 0.031%–0.065%。偏置的系统性（各构型同号、量级也相当）和这个修正管不管用，就同时确认了。</w:t>
+        <w:t xml:space="preserve">。效果直接就能读出来：在几个有代表性的构型上，不做外推时零点一律偏高 0.37%–0.44%，做完外推降到 0.031%–0.065%。偏置的系统性（各构型同号、量级相当）、以及这个修正确实管用，两点就此一并确认。</w:t>
       </w:r>
     </w:p>
     <w:p>
@@ -4409,7 +4409,7 @@
           <w:sz w:val="21"/>
           <w:szCs w:val="21"/>
         </w:rPr>
-        <w:t xml:space="preserve"> 上都把这条曲线复现了出来，偏离最大 1.9σ、相对差不超过 1.1%。更关键的是那背后的机制：同一批节点在两层同时当枢纽，就会在边缘结构没变的情况下，把跨层传播能力集中起来、压低阈值；反相关则把阈值抬高。</w:t>
+        <w:t xml:space="preserve"> 上都把这条曲线复现了出来，偏离最大 1.9σ、相对差不超过 1.1%。更值得说的是它背后的机制：同一批节点在两层同时当枢纽，会在边缘结构没变的情况下把跨层传播能力集中起来、压低阈值；反相关则把阈值抬高。</w:t>
       </w:r>
     </w:p>
     <w:p>

--- a/multiplex-hypergraph-sir/lambda_c_section_cn.docx
+++ b/multiplex-hypergraph-sir/lambda_c_section_cn.docx
@@ -85,7 +85,7 @@
           <w:sz w:val="21"/>
           <w:szCs w:val="21"/>
         </w:rPr>
-        <w:t xml:space="preserve">，每一层 a 都是 V 上的一个超图，主线取同质基数 </w:t>
+        <w:t xml:space="preserve">，层 a 是 V 上的超图，主线取同质基数 </w:t>
       </w:r>
       <w:r>
         <w:rPr>
@@ -113,7 +113,7 @@
           <w:sz w:val="21"/>
           <w:szCs w:val="21"/>
         </w:rPr>
-        <w:t xml:space="preserve">。节点的参与用层度向量 </w:t>
+        <w:t xml:space="preserve">。节点的参与由层度向量 </w:t>
       </w:r>
       <w:r>
         <w:rPr>
@@ -169,7 +169,7 @@
           <w:sz w:val="21"/>
           <w:szCs w:val="21"/>
         </w:rPr>
-        <w:t xml:space="preserve"> 来编码，</w:t>
+        <w:t xml:space="preserve"> 编码，</w:t>
       </w:r>
       <w:r>
         <w:rPr>
@@ -197,7 +197,7 @@
           <w:sz w:val="21"/>
           <w:szCs w:val="21"/>
         </w:rPr>
-        <w:t xml:space="preserve"> 就是这个节点所属的层 a 群体数，它们的联合分布 </w:t>
+        <w:t xml:space="preserve"> 为节点所属的层 a 群体数，其联合分布 </w:t>
       </w:r>
       <w:r>
         <w:rPr>
@@ -215,7 +215,7 @@
           <w:sz w:val="21"/>
           <w:szCs w:val="21"/>
         </w:rPr>
-        <w:t xml:space="preserve"> 是本节唯一的结构输入。一个群体，等它的感染成员数达到 </w:t>
+        <w:t xml:space="preserve"> 是本节唯一的结构输入。群体在其感染成员数达到 </w:t>
       </w:r>
       <w:r>
         <w:rPr>
@@ -243,7 +243,7 @@
           <w:sz w:val="21"/>
           <w:szCs w:val="21"/>
         </w:rPr>
-        <w:t xml:space="preserve"> 就激活，随即以速率 </w:t>
+        <w:t xml:space="preserve"> 时激活，随即以速率 </w:t>
       </w:r>
       <w:r>
         <w:rPr>
@@ -299,7 +299,7 @@
           <w:sz w:val="21"/>
           <w:szCs w:val="21"/>
         </w:rPr>
-        <w:t xml:space="preserve"> 向其中每个易感成员独立传递；感染者以速率 μ 康复。把时间以 μ 归一之后，</w:t>
+        <w:t xml:space="preserve"> 向其中每个易感成员独立传递；感染者以速率 μ 康复。以 μ 归一时间后，</w:t>
       </w:r>
       <w:r>
         <w:rPr>
@@ -317,7 +317,7 @@
           <w:sz w:val="21"/>
           <w:szCs w:val="21"/>
         </w:rPr>
-        <w:t xml:space="preserve"> 就是唯一的标量控制参数（</w:t>
+        <w:t xml:space="preserve"> 是唯一的标量控制参数（</w:t>
       </w:r>
       <w:r>
         <w:rPr>
@@ -345,7 +345,7 @@
           <w:sz w:val="21"/>
           <w:szCs w:val="21"/>
         </w:rPr>
-        <w:t xml:space="preserve"> 是固定的渠道权重）。</w:t>
+        <w:t xml:space="preserve"> 为固定的渠道权重）。</w:t>
       </w:r>
     </w:p>
     <w:p>
@@ -361,7 +361,7 @@
           <w:sz w:val="21"/>
           <w:szCs w:val="21"/>
         </w:rPr>
-        <w:t xml:space="preserve">固定一个检验节点 u，人为地让它永久保持易感（也就是空腔节点），取 u 所属的一个层 a 群体 e，定义边基变量</w:t>
+        <w:t xml:space="preserve">固定一个检验节点 u 并令其永久保持易感（空腔节点），取 u 所属的一个层 a 群体 e，定义边基变量</w:t>
       </w:r>
     </w:p>
     <w:p>
@@ -429,7 +429,7 @@
           <w:sz w:val="21"/>
           <w:szCs w:val="21"/>
         </w:rPr>
-        <w:t xml:space="preserve">无向群体和有向超图的分界，就在这里显出来。有向情形下，尾集和头集不相交，头成员被感染并不会延长激活，所以</w:t>
+        <w:t xml:space="preserve">无向群体和有向超图的分界正在于此。有向情形下尾集和头集不相交，头成员被感染并不延长激活，故</w:t>
       </w:r>
       <w:r>
         <w:rPr>
@@ -449,7 +449,7 @@
           <w:sz w:val="21"/>
           <w:szCs w:val="21"/>
         </w:rPr>
-        <w:t xml:space="preserve">是一条能用的假设；可无向群体里，每个成员既是传染源也是传染靶，一个成员被感染后群体马上就激活，它能去感染同群的其他成员，而后者被感染又把群体的激活时长拖长，剩余成员被感染的概率也就跟着抬高了。这样的</w:t>
+        <w:t xml:space="preserve">是一条可用的假设；无向群体中每个成员既是传染源也是传染靶，一个成员被感染后群体随即激活，可感染同群其他成员，后者被感染又延长群体的激活时长，剩余成员被感染的概率随之抬高。</w:t>
       </w:r>
       <w:r>
         <w:rPr>
@@ -469,7 +469,7 @@
           <w:sz w:val="21"/>
           <w:szCs w:val="21"/>
         </w:rPr>
-        <w:t xml:space="preserve">，让逐成员的乘积闭合失了效。能走通的做法不是把群内耦合忽略掉，而是把它整个吸收进状态里：拿 e 里除 u 之外 </w:t>
+        <w:t xml:space="preserve">使逐成员的乘积闭合失效。可行的做法不是忽略群内耦合，而是把它完整吸收进状态：取 e 中除 u 外 </w:t>
       </w:r>
       <w:r>
         <w:rPr>
@@ -561,7 +561,7 @@
           <w:sz w:val="21"/>
           <w:szCs w:val="21"/>
         </w:rPr>
-        <w:t xml:space="preserve">）当房室，定义未传递子概率</w:t>
+        <w:t xml:space="preserve">）为房室，定义未传递子概率</w:t>
       </w:r>
     </w:p>
     <w:p>
@@ -696,7 +696,7 @@
           <w:sz w:val="21"/>
           <w:szCs w:val="21"/>
         </w:rPr>
-        <w:t xml:space="preserve">，而激活了、却还没传递出去的那部分是 </w:t>
+        <w:t xml:space="preserve">，而激活但尚未传递的部分为 </w:t>
       </w:r>
       <w:r>
         <w:rPr>
@@ -782,7 +782,7 @@
           <w:sz w:val="21"/>
           <w:szCs w:val="21"/>
         </w:rPr>
-        <w:t xml:space="preserve">。因为 u 一直是易感的，它不算进群体的感染计数，所以群体激活与否只由 i 决定。</w:t>
+        <w:t xml:space="preserve">。由于 u 恒为易感，不计入群体的感染计数，群体激活与否只取决于 i。</w:t>
       </w:r>
     </w:p>
     <w:p>
@@ -798,7 +798,7 @@
           <w:sz w:val="21"/>
           <w:szCs w:val="21"/>
         </w:rPr>
-        <w:t xml:space="preserve">闭合建立在两条假设上。其一是</w:t>
+        <w:t xml:space="preserve">闭合建立在两条假设上。其一为</w:t>
       </w:r>
       <w:r>
         <w:rPr>
@@ -836,7 +836,7 @@
           <w:sz w:val="21"/>
           <w:szCs w:val="21"/>
         </w:rPr>
-        <w:t xml:space="preserve"> 时局域收敛到超树，任一有限邻域里出现回路的概率是 </w:t>
+        <w:t xml:space="preserve"> 时局域收敛于超树，任一有限邻域内出现回路的概率为 </w:t>
       </w:r>
       <w:r>
         <w:rPr>
@@ -854,7 +854,7 @@
           <w:sz w:val="21"/>
           <w:szCs w:val="21"/>
         </w:rPr>
-        <w:t xml:space="preserve">，据此，u 所属的各个群体、它们的上游分支互不相交，节点侧于是因子化成</w:t>
+        <w:t xml:space="preserve">，据此 u 所属各群体的上游分支互不相交，节点侧因而因子化为</w:t>
       </w:r>
     </w:p>
     <w:p>
@@ -941,7 +941,7 @@
           <w:sz w:val="21"/>
           <w:szCs w:val="21"/>
         </w:rPr>
-        <w:t xml:space="preserve">其中 ε 是初始均匀感染比例，Ψ 是节点侧的生成函数。其二是</w:t>
+        <w:t xml:space="preserve">其中 ε 为初始均匀感染比例，Ψ 为节点侧生成函数。其二为</w:t>
       </w:r>
       <w:r>
         <w:rPr>
@@ -961,7 +961,7 @@
           <w:sz w:val="21"/>
           <w:szCs w:val="21"/>
         </w:rPr>
-        <w:t xml:space="preserve">：把 e 去掉之后，它的各个成员落在互不相交的分支里，所以它们各自经由别的群体被感染的过程是相互独立的。这条假设比有向情形下的</w:t>
+        <w:t xml:space="preserve">：去掉 e 后，其各成员落在互不相交的分支中，故它们经由其他群体被感染的过程相互独立。该假设弱于有向情形下的</w:t>
       </w:r>
       <w:r>
         <w:rPr>
@@ -981,7 +981,7 @@
           <w:sz w:val="21"/>
           <w:szCs w:val="21"/>
         </w:rPr>
-        <w:t xml:space="preserve">要弱——它只说</w:t>
+        <w:t xml:space="preserve">——它只断言</w:t>
       </w:r>
       <w:r>
         <w:rPr>
@@ -1001,7 +1001,7 @@
           <w:sz w:val="21"/>
           <w:szCs w:val="21"/>
         </w:rPr>
-        <w:t xml:space="preserve">暴露独立，群内耦合并没有被丢掉，而是已经由 (2.2) 的计数状态扛下来了。方程组的维数是 </w:t>
+        <w:t xml:space="preserve">暴露独立，群内耦合并未被忽略，而是已由 (2.2) 的计数状态承载。方程组的维数为 </w:t>
       </w:r>
       <w:r>
         <w:rPr>
@@ -1057,7 +1057,7 @@
           <w:sz w:val="21"/>
           <w:szCs w:val="21"/>
         </w:rPr>
-        <w:t xml:space="preserve">（S 由 Φ 代数地给出、终态规模 </w:t>
+        <w:t xml:space="preserve">（S 由 Φ 代数给出、终态规模 </w:t>
       </w:r>
       <w:r>
         <w:rPr>
@@ -1075,7 +1075,7 @@
           <w:sz w:val="21"/>
           <w:szCs w:val="21"/>
         </w:rPr>
-        <w:t xml:space="preserve"> 直接读出，这两样都不再另设方程），和系统规模 N 无关，积分一次就给出 </w:t>
+        <w:t xml:space="preserve"> 直接读出，两者均不另设方程），与系统规模 N 无关，积分一次即给出 </w:t>
       </w:r>
       <w:r>
         <w:rPr>
@@ -1093,7 +1093,7 @@
           <w:sz w:val="21"/>
           <w:szCs w:val="21"/>
         </w:rPr>
-        <w:t xml:space="preserve"> 和终态规模</w:t>
+        <w:t xml:space="preserve"> 与终态规模</w:t>
       </w:r>
     </w:p>
     <w:p>
@@ -1153,7 +1153,7 @@
           <w:sz w:val="21"/>
           <w:szCs w:val="21"/>
         </w:rPr>
-        <w:t xml:space="preserve">一个种子在一个孤立的 m 元群体里造成的感染数，并不是 </w:t>
+        <w:t xml:space="preserve">一个种子在一个孤立的 m 元群体内造成的感染数并非 </w:t>
       </w:r>
       <w:r>
         <w:rPr>
@@ -1171,7 +1171,7 @@
           <w:sz w:val="21"/>
           <w:szCs w:val="21"/>
         </w:rPr>
-        <w:t xml:space="preserve">，因为在整个级联期间群体一直是激活着的。记 </w:t>
+        <w:t xml:space="preserve">，因为群体在整个级联期间持续激活。记 </w:t>
       </w:r>
       <w:r>
         <w:rPr>
@@ -1189,7 +1189,7 @@
           <w:sz w:val="21"/>
           <w:szCs w:val="21"/>
         </w:rPr>
-        <w:t xml:space="preserve"> 为从 i 个感染、s 个易感出发、此后新增感染数的期望，再把群体的总感染率（以康复率为单位）记成 </w:t>
+        <w:t xml:space="preserve"> 为从 i 个感染、s 个易感出发此后新增感染数的期望，以 </w:t>
       </w:r>
       <w:r>
         <w:rPr>
@@ -1226,7 +1226,7 @@
           <w:sz w:val="21"/>
           <w:szCs w:val="21"/>
         </w:rPr>
-        <w:t xml:space="preserve">，那么</w:t>
+        <w:t xml:space="preserve"> 记群体的总感染率（以康复率为单位），则</w:t>
       </w:r>
     </w:p>
     <w:p>
@@ -1332,7 +1332,7 @@
           <w:sz w:val="21"/>
           <w:szCs w:val="21"/>
         </w:rPr>
-        <w:t xml:space="preserve">边界是 </w:t>
+        <w:t xml:space="preserve">边界为 </w:t>
       </w:r>
       <w:r>
         <w:rPr>
@@ -1399,7 +1399,7 @@
           <w:sz w:val="21"/>
           <w:szCs w:val="21"/>
         </w:rPr>
-        <w:t xml:space="preserve">它是一个可以精确算出来的标量。</w:t>
+        <w:t xml:space="preserve">是一个可精确计算的标量。</w:t>
       </w:r>
       <w:r>
         <w:rPr>
@@ -1435,7 +1435,7 @@
           <w:sz w:val="21"/>
           <w:szCs w:val="21"/>
         </w:rPr>
-        <w:t xml:space="preserve">，级联消失、退回到成对传递概率；</w:t>
+        <w:t xml:space="preserve">，级联消失而回到成对传递概率；</w:t>
       </w:r>
       <w:r>
         <w:rPr>
@@ -1507,7 +1507,7 @@
           <w:sz w:val="21"/>
           <w:szCs w:val="21"/>
         </w:rPr>
-        <w:t xml:space="preserve"> 分别超出 11.1%、21.5% 和 31.0%，这可不是能忽略的小修正；</w:t>
+        <w:t xml:space="preserve"> 分别超出 11.1%、21.5% 和 31.0%，并非可忽略的修正；</w:t>
       </w:r>
       <w:r>
         <w:rPr>
@@ -1525,7 +1525,7 @@
           <w:sz w:val="21"/>
           <w:szCs w:val="21"/>
         </w:rPr>
-        <w:t xml:space="preserve"> 时单个种子没法激活群体，所以 </w:t>
+        <w:t xml:space="preserve"> 时单个种子无法激活群体，故 </w:t>
       </w:r>
       <w:r>
         <w:rPr>
@@ -1570,7 +1570,7 @@
           <w:sz w:val="21"/>
           <w:szCs w:val="21"/>
         </w:rPr>
-        <w:t xml:space="preserve">分支过程必须定义在群体这个层面上：每个新感染的节点，去点燃它剩下的各个群体，每个被点燃的群体又产出 C 个新的感染成员，这些成员再去点燃各自剩下的群体。要是改在节点层面上、草率地统计谁直接传染了谁，群内级联的后继就会被重复算进去。把</w:t>
+        <w:t xml:space="preserve">分支过程必须定义在群体层面：每个新感染节点点燃其余各群体，每个被点燃的群体产出 C 个新感染成员，这些成员再点燃各自其余的群体。若改在节点层面朴素地统计谁直接传染了谁，群内级联的后继会被重复计入。按</w:t>
       </w:r>
       <w:r>
         <w:rPr>
@@ -1590,7 +1590,7 @@
           <w:sz w:val="21"/>
           <w:szCs w:val="21"/>
         </w:rPr>
-        <w:t xml:space="preserve">当作型，那么经由层 a 感染的节点、它的层 b 群体数的期望是 </w:t>
+        <w:t xml:space="preserve">分型，经由层 a 感染的节点其层 b 群体数的期望为 </w:t>
       </w:r>
       <w:r>
         <w:rPr>
@@ -1675,7 +1675,7 @@
           <w:sz w:val="21"/>
           <w:szCs w:val="21"/>
         </w:rPr>
-        <w:t xml:space="preserve">，所以</w:t>
+        <w:t xml:space="preserve">，故</w:t>
       </w:r>
     </w:p>
     <w:p>
@@ -1923,7 +1923,7 @@
           <w:sz w:val="21"/>
           <w:szCs w:val="21"/>
         </w:rPr>
-        <w:t xml:space="preserve"> 定出来，ρ 是谱半径。标量的再生数到这里就升维成了矩阵：单层、多层、成对、高阶都只是它的特例。所有 </w:t>
+        <w:t xml:space="preserve"> 确定，ρ 为谱半径。标量再生数由此升维为矩阵：单层、多层、成对、高阶都是其特例。所有 </w:t>
       </w:r>
       <w:r>
         <w:rPr>
@@ -1978,7 +1978,7 @@
           <w:sz w:val="21"/>
           <w:szCs w:val="21"/>
         </w:rPr>
-        <w:t xml:space="preserve">，(2.7) 退回到多层网络 SIR 那个已知阈值；</w:t>
+        <w:t xml:space="preserve">，(2.7) 回到多层网络 SIR 的已知阈值；</w:t>
       </w:r>
       <w:r>
         <w:rPr>
@@ -1996,7 +1996,7 @@
           <w:sz w:val="21"/>
           <w:szCs w:val="21"/>
         </w:rPr>
-        <w:t xml:space="preserve"> 时，它的传递概率阈值 </w:t>
+        <w:t xml:space="preserve"> 时其传递概率阈值 </w:t>
       </w:r>
       <w:r>
         <w:rPr>
@@ -2071,7 +2071,7 @@
           <w:sz w:val="21"/>
           <w:szCs w:val="21"/>
         </w:rPr>
-        <w:t xml:space="preserve"> 退回到 </w:t>
+        <w:t xml:space="preserve"> 回到 </w:t>
       </w:r>
       <w:r>
         <w:rPr>
@@ -2108,7 +2108,7 @@
           <w:sz w:val="21"/>
           <w:szCs w:val="21"/>
         </w:rPr>
-        <w:t xml:space="preserve">。另外，N 逐个元素都非负，所以 </w:t>
+        <w:t xml:space="preserve">。另外，N 逐元非负，所以 </w:t>
       </w:r>
       <w:r>
         <w:rPr>
@@ -2183,7 +2183,7 @@
           <w:sz w:val="21"/>
           <w:szCs w:val="21"/>
         </w:rPr>
-        <w:t xml:space="preserve"> 恰好就是孤立层 a 的分支数：于是多重超图的阈值不会高于任何一个单层的阈值。</w:t>
+        <w:t xml:space="preserve"> 恰为孤立层 a 的分支数：多重超图的阈值因而不高于任一单层的阈值。</w:t>
       </w:r>
     </w:p>
     <w:p>
@@ -2216,7 +2216,7 @@
           <w:sz w:val="21"/>
           <w:szCs w:val="21"/>
         </w:rPr>
-        <w:t xml:space="preserve">(2.7) 给出的阈值，是线性化的产物。这一小节给出另一条不走线性化的独立判据，它的思路和谱方法正好相反：始终停在阈值以下，靠小种子引发的簇规模发散、把 </w:t>
+        <w:t xml:space="preserve">(2.7) 给出的阈值是线性化的产物。本小节给出一条不经线性化的独立判据，其思路和谱方法正相反：始终停在阈值以下，由小种子所引发簇的规模发散读出 </w:t>
       </w:r>
       <w:r>
         <w:rPr>
@@ -2244,7 +2244,7 @@
           <w:sz w:val="21"/>
           <w:szCs w:val="21"/>
         </w:rPr>
-        <w:t xml:space="preserve"> 读出来。阈值以下，单个种子只引发有限的簇，但它的平均总规模会随 </w:t>
+        <w:t xml:space="preserve">。阈值以下单个种子只引发有限簇，但其平均总规模随 </w:t>
       </w:r>
       <w:r>
         <w:rPr>
@@ -2282,7 +2282,7 @@
           <w:sz w:val="21"/>
           <w:szCs w:val="21"/>
         </w:rPr>
-        <w:t xml:space="preserve"> 无界增长。用同一个多型分支过程去数，这个平均总规模是</w:t>
+        <w:t xml:space="preserve"> 无界增长。以同一多型分支过程计数，该平均总规模为</w:t>
       </w:r>
     </w:p>
     <w:p>
@@ -2407,7 +2407,7 @@
           <w:sz w:val="21"/>
           <w:szCs w:val="21"/>
         </w:rPr>
-        <w:t xml:space="preserve"> 是种子的型分布。要注意，χ </w:t>
+        <w:t xml:space="preserve"> 为种子的型分布。χ </w:t>
       </w:r>
       <w:r>
         <w:rPr>
@@ -2418,7 +2418,7 @@
           <w:sz w:val="21"/>
           <w:szCs w:val="21"/>
         </w:rPr>
-        <w:t xml:space="preserve">不能</w:t>
+        <w:t xml:space="preserve">不可</w:t>
       </w:r>
       <w:r>
         <w:rPr>
@@ -2445,7 +2445,7 @@
           <w:sz w:val="21"/>
           <w:szCs w:val="21"/>
         </w:rPr>
-        <w:t xml:space="preserve">：后者只在 </w:t>
+        <w:t xml:space="preserve">：后者仅在 </w:t>
       </w:r>
       <w:r>
         <w:rPr>
@@ -2463,7 +2463,7 @@
           <w:sz w:val="21"/>
           <w:szCs w:val="21"/>
         </w:rPr>
-        <w:t xml:space="preserve">、或者 </w:t>
+        <w:t xml:space="preserve"> 或 </w:t>
       </w:r>
       <w:r>
         <w:rPr>
@@ -2491,7 +2491,7 @@
           <w:sz w:val="21"/>
           <w:szCs w:val="21"/>
         </w:rPr>
-        <w:t xml:space="preserve"> 恰好是 Perron 向量时才成立，多层情形下 </w:t>
+        <w:t xml:space="preserve"> 恰为 Perron 向量时成立，多层情形下 </w:t>
       </w:r>
       <w:r>
         <w:rPr>
@@ -2519,7 +2519,7 @@
           <w:sz w:val="21"/>
           <w:szCs w:val="21"/>
         </w:rPr>
-        <w:t xml:space="preserve"> 给各个型的权重并不一样。这里用得上的性质是：(2.8) 的极点来自 </w:t>
+        <w:t xml:space="preserve"> 对各型的权重并不相同。可用的性质是 (2.8) 的极点来自 </w:t>
       </w:r>
       <w:r>
         <w:rPr>
@@ -2547,7 +2547,7 @@
           <w:sz w:val="21"/>
           <w:szCs w:val="21"/>
         </w:rPr>
-        <w:t xml:space="preserve">，所以它恰好在 </w:t>
+        <w:t xml:space="preserve">，故它恰在 </w:t>
       </w:r>
       <w:r>
         <w:rPr>
@@ -2593,7 +2593,7 @@
           <w:sz w:val="21"/>
           <w:szCs w:val="21"/>
         </w:rPr>
-        <w:t xml:space="preserve"> 发散。它的倒数于是就是一条在阈值处线性穿零的光滑函数：</w:t>
+        <w:t xml:space="preserve"> 发散。其倒数因而是一条在阈值处线性穿零的光滑函数：</w:t>
       </w:r>
     </w:p>
     <w:p>
@@ -2681,7 +2681,7 @@
           <w:sz w:val="21"/>
           <w:szCs w:val="21"/>
         </w:rPr>
-        <w:t xml:space="preserve">零点就是 </w:t>
+        <w:t xml:space="preserve">零点即 </w:t>
       </w:r>
       <w:r>
         <w:rPr>
@@ -2709,7 +2709,7 @@
           <w:sz w:val="21"/>
           <w:szCs w:val="21"/>
         </w:rPr>
-        <w:t xml:space="preserve">。这条判据和 </w:t>
+        <w:t xml:space="preserve">。该判据和 </w:t>
       </w:r>
       <w:r>
         <w:rPr>
@@ -2727,7 +2727,7 @@
           <w:sz w:val="21"/>
           <w:szCs w:val="21"/>
         </w:rPr>
-        <w:t xml:space="preserve"> 不共享任何中间量：一边把非线性方程组 (2.2)–(2.4) 积分到终态、再对 (2.9) 做线性拟合，另一边对次代矩阵 (2.7) 求谱半径、二分，两边只共享模型定义。所以，两条路线的结果一致，是对彼此的一次非平凡检验，图 3 报告的就是这件事。</w:t>
+        <w:t xml:space="preserve"> 不共享任何中间量：一侧把非线性方程组 (2.2)–(2.4) 积分至终态、再对 (2.9) 作线性拟合，另一侧对次代矩阵 (2.7) 求谱半径并二分，二者仅共享模型定义。两条路线的一致因而是对彼此的非平凡检验，也正是图 3 所报告的。</w:t>
       </w:r>
     </w:p>
     <w:p>
@@ -2754,25 +2754,7 @@
           <w:sz w:val="21"/>
           <w:szCs w:val="21"/>
         </w:rPr>
-        <w:t xml:space="preserve">(</w:t>
-      </w:r>
-      <w:r>
-        <w:rPr>
-          <w:rFonts w:ascii="SimSun" w:cs="SimSun" w:eastAsia="SimSun" w:hAnsi="SimSun"/>
-          <w:color w:val="000000"/>
-          <w:sz w:val="21"/>
-          <w:szCs w:val="21"/>
-        </w:rPr>
-        <w:t xml:space="preserve">2.9</w:t>
-      </w:r>
-      <w:r>
-        <w:rPr>
-          <w:rFonts w:ascii="SimSun" w:cs="SimSun" w:eastAsia="SimSun" w:hAnsi="SimSun"/>
-          <w:color w:val="000000"/>
-          <w:sz w:val="21"/>
-          <w:szCs w:val="21"/>
-        </w:rPr>
-        <w:t xml:space="preserve">) 说的是 </w:t>
+        <w:t xml:space="preserve">(2.9) 是 </w:t>
       </w:r>
       <w:r>
         <w:rPr>
@@ -2790,7 +2772,7 @@
           <w:sz w:val="21"/>
           <w:szCs w:val="21"/>
         </w:rPr>
-        <w:t xml:space="preserve"> 的极限。</w:t>
+        <w:t xml:space="preserve"> 的陈述。</w:t>
       </w:r>
       <w:r>
         <w:rPr>
@@ -2808,7 +2790,7 @@
           <w:sz w:val="21"/>
           <w:szCs w:val="21"/>
         </w:rPr>
-        <w:t xml:space="preserve"> 时，就算恰好停在 </w:t>
+        <w:t xml:space="preserve"> 时即便恰在 </w:t>
       </w:r>
       <w:r>
         <w:rPr>
@@ -2836,7 +2818,7 @@
           <w:sz w:val="21"/>
           <w:szCs w:val="21"/>
         </w:rPr>
-        <w:t xml:space="preserve"> 处，</w:t>
+        <w:t xml:space="preserve"> 处 </w:t>
       </w:r>
       <w:r>
         <w:rPr>
@@ -2854,7 +2836,7 @@
           <w:sz w:val="21"/>
           <w:szCs w:val="21"/>
         </w:rPr>
-        <w:t xml:space="preserve"> 还是有限的，</w:t>
+        <w:t xml:space="preserve"> 仍为有限，</w:t>
       </w:r>
       <w:r>
         <w:rPr>
@@ -2872,7 +2854,7 @@
           <w:sz w:val="21"/>
           <w:szCs w:val="21"/>
         </w:rPr>
-        <w:t xml:space="preserve"> 于是不会归零，零点被系统性地往上抬。因为 </w:t>
+        <w:t xml:space="preserve"> 因而不归零，零点被系统性地推高。由于 </w:t>
       </w:r>
       <w:r>
         <w:rPr>
@@ -2890,7 +2872,7 @@
           <w:sz w:val="21"/>
           <w:szCs w:val="21"/>
         </w:rPr>
-        <w:t xml:space="preserve"> 对小 ε 是线性的，这个偏置可以用 </w:t>
+        <w:t xml:space="preserve"> 对小 ε 为线性，该偏置可由 </w:t>
       </w:r>
       <w:r>
         <w:rPr>
@@ -2908,7 +2890,7 @@
           <w:sz w:val="21"/>
           <w:szCs w:val="21"/>
         </w:rPr>
-        <w:t xml:space="preserve"> 的 Richardson 外推抹掉，也就是拿 </w:t>
+        <w:t xml:space="preserve"> 的 Richardson 外推消去，即以 </w:t>
       </w:r>
       <w:r>
         <w:rPr>
@@ -2926,7 +2908,7 @@
           <w:sz w:val="21"/>
           <w:szCs w:val="21"/>
         </w:rPr>
-        <w:t xml:space="preserve"> 去代替 </w:t>
+        <w:t xml:space="preserve"> 代替 </w:t>
       </w:r>
       <w:r>
         <w:rPr>
@@ -2944,7 +2926,7 @@
           <w:sz w:val="21"/>
           <w:szCs w:val="21"/>
         </w:rPr>
-        <w:t xml:space="preserve">。效果直接就能读出来：在几个有代表性的构型上，不做外推时零点一律偏高 0.37%–0.44%，做完外推降到 0.031%–0.065%。偏置的系统性（各构型同号、量级相当）、以及这个修正确实管用，两点就此一并确认。</w:t>
+        <w:t xml:space="preserve">。其效果可以直接读出：在几个有代表性的构型上，不作外推时零点一律偏高 0.37%–0.44%，作外推后降到 0.031%–0.065%。偏置的系统性（各构型同号、量级相当），连同该修正的效力，由此一并确认。</w:t>
       </w:r>
     </w:p>
     <w:p>
@@ -3005,7 +2987,7 @@
           <w:sz w:val="21"/>
           <w:szCs w:val="21"/>
         </w:rPr>
-        <w:t xml:space="preserve"> 上取十个点，每个点都按上面的办法求 </w:t>
+        <w:t xml:space="preserve"> 上取十个点，每点按上述方式求 </w:t>
       </w:r>
       <w:r>
         <w:rPr>
@@ -3041,7 +3023,7 @@
           <w:sz w:val="21"/>
           <w:szCs w:val="21"/>
         </w:rPr>
-        <w:t xml:space="preserve">，做线性拟合、取它的 x 截距。八组构型的阈值覆盖了 </w:t>
+        <w:t xml:space="preserve">，作线性拟合并取其 x 截距。八组构型的阈值覆盖 </w:t>
       </w:r>
       <w:r>
         <w:rPr>
@@ -3078,7 +3060,7 @@
           <w:sz w:val="21"/>
           <w:szCs w:val="21"/>
         </w:rPr>
-        <w:t xml:space="preserve">，里面有单层高阶超图、成对退化网络和双层多重超图，它们的 </w:t>
+        <w:t xml:space="preserve">，含单层高阶超图、成对退化网络和双层多重超图，其 </w:t>
       </w:r>
       <w:r>
         <w:rPr>
@@ -3096,7 +3078,7 @@
           <w:sz w:val="21"/>
           <w:szCs w:val="21"/>
         </w:rPr>
-        <w:t xml:space="preserve"> 值依次是 0.080302、0.099309、0.128162、0.174483、0.185417、0.250000、0.333333 和 0.400567，而外推值依次是 0.080354、0.099370、0.128236、0.174536、0.185512、0.250096、0.333440 和 0.400702。相对偏差依次是 +0.065%、+0.062%、+0.058%、+0.031%、+0.052%、+0.039%、+0.032% 和 +0.034%，最大的一个是 </w:t>
+        <w:t xml:space="preserve"> 值依次为 0.080302、0.099309、0.128162、0.174483、0.185417、0.250000、0.333333 和 0.400567，而外推值依次为 0.080354、0.099370、0.128236、0.174536、0.185512、0.250096、0.333440 和 0.400702。相对偏差依次为 +0.065%、+0.062%、+0.058%、+0.031%、+0.052%、+0.039%、+0.032% 和 +0.034%，最大者为 </w:t>
       </w:r>
       <w:r>
         <w:rPr>
@@ -3124,7 +3106,7 @@
           <w:sz w:val="21"/>
           <w:szCs w:val="21"/>
         </w:rPr>
-        <w:t xml:space="preserve">。再以外推截距的回归标准误 σ 为单位，偏离依次是 +1.51、+1.38、+1.26、+0.55、+1.03、+0.76、+0.57 和 +0.47，最大 1.51σ，全都落在 1.6σ 以内。</w:t>
+        <w:t xml:space="preserve">。以外推截距的回归标准误 σ 为单位，偏离依次为 +1.51、+1.38、+1.26、+0.55、+1.03、+0.76、+0.57 和 +0.47，最大者 1.51σ，全部落在 1.6σ 之内。</w:t>
       </w:r>
     </w:p>
     <w:p>
@@ -3140,7 +3122,7 @@
           <w:sz w:val="21"/>
           <w:szCs w:val="21"/>
         </w:rPr>
-        <w:t xml:space="preserve">这点残余偏差，是线性律 (2.9) 的</w:t>
+        <w:t xml:space="preserve">残余偏差为线性律 (2.9) 的</w:t>
       </w:r>
       <w:r>
         <w:rPr>
@@ -3160,7 +3142,7 @@
           <w:sz w:val="21"/>
           <w:szCs w:val="21"/>
         </w:rPr>
-        <w:t xml:space="preserve">，而不是闭合和谱方法之间有什么实质分歧。</w:t>
+        <w:t xml:space="preserve">，而非闭合和谱方法之间的实质分歧。</w:t>
       </w:r>
       <w:r>
         <w:rPr>
@@ -3178,7 +3160,7 @@
           <w:sz w:val="21"/>
           <w:szCs w:val="21"/>
         </w:rPr>
-        <w:t xml:space="preserve"> 只在 </w:t>
+        <w:t xml:space="preserve"> 仅在 </w:t>
       </w:r>
       <w:r>
         <w:rPr>
@@ -3206,7 +3188,7 @@
           <w:sz w:val="21"/>
           <w:szCs w:val="21"/>
         </w:rPr>
-        <w:t xml:space="preserve"> 的紧邻处才严格线性，有限窗口上的拟合于是带上了一个由曲率造成的偏置；实测这个偏置的符号会随窗口位置翻过来——窗口取 </w:t>
+        <w:t xml:space="preserve"> 的紧邻严格线性，有限窗口上的拟合因而带一个由曲率所致的偏置；实测该偏置的符号随窗口位置翻转——窗口取 </w:t>
       </w:r>
       <w:r>
         <w:rPr>
@@ -3234,7 +3216,7 @@
           <w:sz w:val="21"/>
           <w:szCs w:val="21"/>
         </w:rPr>
-        <w:t xml:space="preserve"> 时是负的、取 </w:t>
+        <w:t xml:space="preserve"> 时为负、取 </w:t>
       </w:r>
       <w:r>
         <w:rPr>
@@ -3262,7 +3244,7 @@
           <w:sz w:val="21"/>
           <w:szCs w:val="21"/>
         </w:rPr>
-        <w:t xml:space="preserve"> 时是正的——它的量级和 σ 相当，所以根本没法和真实偏离区分开。</w:t>
+        <w:t xml:space="preserve"> 时为正——其量级和 σ 相当，故无法和真实偏离区分。</w:t>
       </w:r>
     </w:p>
     <w:p>
@@ -3364,7 +3346,7 @@
           <w:sz w:val="18"/>
           <w:szCs w:val="18"/>
         </w:rPr>
-        <w:t xml:space="preserve">，并和 </w:t>
+        <w:t xml:space="preserve">，并与 </w:t>
       </w:r>
       <w:r>
         <w:rPr>
@@ -3428,7 +3410,7 @@
           <w:sz w:val="18"/>
           <w:szCs w:val="18"/>
         </w:rPr>
-        <w:t xml:space="preserve"> 线性趋零，示例的三组构型是双层 </w:t>
+        <w:t xml:space="preserve"> 线性趋零，示例三组构型为双层 </w:t>
       </w:r>
       <w:r>
         <w:rPr>
@@ -3446,7 +3428,7 @@
           <w:sz w:val="18"/>
           <w:szCs w:val="18"/>
         </w:rPr>
-        <w:t xml:space="preserve">、成对 6-正则和单层 </w:t>
+        <w:t xml:space="preserve">、成对 6-正则与单层 </w:t>
       </w:r>
       <w:r>
         <w:rPr>
@@ -3464,7 +3446,7 @@
           <w:sz w:val="18"/>
           <w:szCs w:val="18"/>
         </w:rPr>
-        <w:t xml:space="preserve">；散点是 </w:t>
+        <w:t xml:space="preserve">；散点为 </w:t>
       </w:r>
       <w:r>
         <w:rPr>
@@ -3482,7 +3464,7 @@
           <w:sz w:val="18"/>
           <w:szCs w:val="18"/>
         </w:rPr>
-        <w:t xml:space="preserve"> 外推后的闭合终态，实线是窗口 </w:t>
+        <w:t xml:space="preserve"> 外推后的闭合终态，实线为窗口 </w:t>
       </w:r>
       <w:r>
         <w:rPr>
@@ -3510,7 +3492,7 @@
           <w:sz w:val="18"/>
           <w:szCs w:val="18"/>
         </w:rPr>
-        <w:t xml:space="preserve"> 内的线性拟合，虚线是它向零点的延长，空心圆标出 </w:t>
+        <w:t xml:space="preserve"> 内的线性拟合，虚线为其向零点的延长，空心圆标出 </w:t>
       </w:r>
       <w:r>
         <w:rPr>
@@ -3528,7 +3510,7 @@
           <w:sz w:val="18"/>
           <w:szCs w:val="18"/>
         </w:rPr>
-        <w:t xml:space="preserve"> 的预言（也就是横坐标 1，和竖虚线同处）；三条延长线各自的零点分别在 1.000616、1.000386 和 1.000336，都在它右侧、可在此标度下和它分不开。(b) 八组构型的外推值和 </w:t>
+        <w:t xml:space="preserve"> 的预言（即横坐标 1，与竖虚线同处）；三条延长线各自的零点分别位于 1.000616、1.000386 与 1.000336，皆在其右侧而在此标度下与之不可分辨。(b) 八组构型的外推值与 </w:t>
       </w:r>
       <w:r>
         <w:rPr>
@@ -3574,7 +3556,7 @@
           <w:sz w:val="18"/>
           <w:szCs w:val="18"/>
         </w:rPr>
-        <w:t xml:space="preserve">，误差棒是回归标准误 σ，在此标度下比标记还小。(c) 偏离的 σ 数 </w:t>
+        <w:t xml:space="preserve">，误差棒为回归标准误 σ，在此标度下小于标记。(c) 偏离的 σ 数 </w:t>
       </w:r>
       <w:r>
         <w:rPr>
@@ -3650,7 +3632,7 @@
           <w:sz w:val="18"/>
           <w:szCs w:val="18"/>
         </w:rPr>
-        <w:t xml:space="preserve">，最大 1.51σ，阴影分别是 ±1σ 和 ±2σ 带。</w:t>
+        <w:t xml:space="preserve">，最大者 1.51σ，阴影分别为 ±1σ 与 ±2σ 带。</w:t>
       </w:r>
     </w:p>
     <w:p>
@@ -3683,7 +3665,7 @@
           <w:sz w:val="21"/>
           <w:szCs w:val="21"/>
         </w:rPr>
-        <w:t xml:space="preserve">阈值只经由度矩进入 N，所以可以取一族</w:t>
+        <w:t xml:space="preserve">阈值只经由度矩进入 N，故可取一族</w:t>
       </w:r>
       <w:r>
         <w:rPr>
@@ -3694,16 +3676,16 @@
           <w:sz w:val="21"/>
           <w:szCs w:val="21"/>
         </w:rPr>
-        <w:t xml:space="preserve">边缘固定、只有相关不同</w:t>
-      </w:r>
-      <w:r>
-        <w:rPr>
-          <w:rFonts w:ascii="SimSun" w:cs="SimSun" w:eastAsia="SimSun" w:hAnsi="SimSun"/>
-          <w:color w:val="000000"/>
-          <w:sz w:val="21"/>
-          <w:szCs w:val="21"/>
-        </w:rPr>
-        <w:t xml:space="preserve">的构型，把层间参与相关的效应单独隔出来。设两层度各以等概率取 2 或 4（边缘均值 3、方差 1），联合分布取 </w:t>
+        <w:t xml:space="preserve">边缘固定、仅相关不同</w:t>
+      </w:r>
+      <w:r>
+        <w:rPr>
+          <w:rFonts w:ascii="SimSun" w:cs="SimSun" w:eastAsia="SimSun" w:hAnsi="SimSun"/>
+          <w:color w:val="000000"/>
+          <w:sz w:val="21"/>
+          <w:szCs w:val="21"/>
+        </w:rPr>
+        <w:t xml:space="preserve">的构型，隔离出层间参与相关的效应。设两层度各以等概率为 2 或 4（边缘均值 3、方差 1），联合分布取 </w:t>
       </w:r>
       <w:r>
         <w:rPr>
@@ -3805,7 +3787,7 @@
           <w:sz w:val="21"/>
           <w:szCs w:val="21"/>
         </w:rPr>
-        <w:t xml:space="preserve"> 恰好就是两层度的 Pearson 相关。</w:t>
+        <w:t xml:space="preserve"> 恰为两层度的 Pearson 相关。</w:t>
       </w:r>
       <w:r>
         <w:rPr>
@@ -3833,7 +3815,7 @@
           <w:sz w:val="21"/>
           <w:szCs w:val="21"/>
         </w:rPr>
-        <w:t xml:space="preserve"> 从 −1（反相关）扫到 +1（正相关）时，边缘一直不变，只有交叉矩 </w:t>
+        <w:t xml:space="preserve"> 由 −1（反相关）扫到 +1（正相关）时边缘不变，只有交叉矩 </w:t>
       </w:r>
       <w:r>
         <w:rPr>
@@ -3899,7 +3881,7 @@
           <w:sz w:val="21"/>
           <w:szCs w:val="21"/>
         </w:rPr>
-        <w:t xml:space="preserve"> 跟着改变。</w:t>
+        <w:t xml:space="preserve"> 随之改变。</w:t>
       </w:r>
     </w:p>
     <w:p>
@@ -4017,7 +3999,7 @@
           <w:sz w:val="21"/>
           <w:szCs w:val="21"/>
         </w:rPr>
-        <w:t xml:space="preserve"> 没关系，非对角元 </w:t>
+        <w:t xml:space="preserve"> 无关，非对角元 </w:t>
       </w:r>
       <w:r>
         <w:rPr>
@@ -4120,7 +4102,7 @@
           <w:sz w:val="21"/>
           <w:szCs w:val="21"/>
         </w:rPr>
-        <w:t xml:space="preserve"> 线性变大，所以 </w:t>
+        <w:t xml:space="preserve"> 线性增大，故 </w:t>
       </w:r>
       <w:r>
         <w:rPr>
@@ -4213,7 +4195,7 @@
           <w:sz w:val="21"/>
           <w:szCs w:val="21"/>
         </w:rPr>
-        <w:t xml:space="preserve"> 定出来——</w:t>
+        <w:t xml:space="preserve"> 定出——</w:t>
       </w:r>
       <w:r>
         <w:rPr>
@@ -4233,7 +4215,7 @@
           <w:sz w:val="21"/>
           <w:szCs w:val="21"/>
         </w:rPr>
-        <w:t xml:space="preserve">。图 4 里的实线就是这条曲线：</w:t>
+        <w:t xml:space="preserve">。图 4 的实线即此曲线：</w:t>
       </w:r>
       <w:r>
         <w:rPr>
@@ -4335,7 +4317,7 @@
           <w:sz w:val="21"/>
           <w:szCs w:val="21"/>
         </w:rPr>
-        <w:t xml:space="preserve"> 处的 0.0930，一共降了大约 12.5%。同一族构型在位形模型多重超图上的直接 Gillespie 仿真（靠亚临界簇规模外推 </w:t>
+        <w:t xml:space="preserve"> 处的 0.0930，共约 12.5%。同一族构型在位形模型多重超图上的直接 Gillespie 仿真（由亚临界簇规模外推 </w:t>
       </w:r>
       <w:r>
         <w:rPr>
@@ -4381,7 +4363,7 @@
           <w:sz w:val="21"/>
           <w:szCs w:val="21"/>
         </w:rPr>
-        <w:t xml:space="preserve">），在六个 </w:t>
+        <w:t xml:space="preserve">）在六个 </w:t>
       </w:r>
       <w:r>
         <w:rPr>
@@ -4409,7 +4391,7 @@
           <w:sz w:val="21"/>
           <w:szCs w:val="21"/>
         </w:rPr>
-        <w:t xml:space="preserve"> 上都把这条曲线复现了出来，偏离最大 1.9σ、相对差不超过 1.1%。更值得说的是它背后的机制：同一批节点在两层同时当枢纽，会在边缘结构没变的情况下把跨层传播能力集中起来、压低阈值；反相关则把阈值抬高。</w:t>
+        <w:t xml:space="preserve"> 上复现该曲线，偏离最大 1.9σ、相对差不超过 1.1%。更值得强调的是其机制：相同节点在两层同时充当枢纽，会在边缘结构不变时集中跨层传播能力、压低阈值；反相关则抬高阈值。</w:t>
       </w:r>
     </w:p>
     <w:p>
@@ -4547,7 +4529,7 @@
           <w:sz w:val="18"/>
           <w:szCs w:val="18"/>
         </w:rPr>
-        <w:t xml:space="preserve">），只调节两层度的 Pearson 相关 </w:t>
+        <w:t xml:space="preserve">），仅调节两层度的 Pearson 相关 </w:t>
       </w:r>
       <w:r>
         <w:rPr>
@@ -4575,7 +4557,7 @@
           <w:sz w:val="18"/>
           <w:szCs w:val="18"/>
         </w:rPr>
-        <w:t xml:space="preserve">。（a）结果：蓝线是 </w:t>
+        <w:t xml:space="preserve">。（a）结果：蓝线为 </w:t>
       </w:r>
       <w:r>
         <w:rPr>
@@ -4593,7 +4575,7 @@
           <w:sz w:val="18"/>
           <w:szCs w:val="18"/>
         </w:rPr>
-        <w:t xml:space="preserve"> 的精确阈值，箱线是多重超图上直接 Gillespie 仿真所得阈值的自助分布（</w:t>
+        <w:t xml:space="preserve"> 的精确阈值，箱线为多重超图上直接 Gillespie 仿真所得阈值的自助分布（</w:t>
       </w:r>
       <w:r>
         <w:rPr>
@@ -4621,7 +4603,7 @@
           <w:sz w:val="18"/>
           <w:szCs w:val="18"/>
         </w:rPr>
-        <w:t xml:space="preserve">；箱体是四分位距、须是 5–95 百分位、中线是中位数），</w:t>
+        <w:t xml:space="preserve">；箱体为四分位距、须为 5–95 百分位、中线为中位数），</w:t>
       </w:r>
       <w:r>
         <w:rPr>
@@ -4677,7 +4659,7 @@
           <w:sz w:val="18"/>
           <w:szCs w:val="18"/>
         </w:rPr>
-        <w:t xml:space="preserve"> 单调下降大约 12.5%，六点上一致到 1.9σ。（b）测量：各 </w:t>
+        <w:t xml:space="preserve"> 单调下降约 12.5%，六点上一致至 1.9σ。（b）测量：各 </w:t>
       </w:r>
       <w:r>
         <w:rPr>
@@ -4741,7 +4723,7 @@
           <w:sz w:val="18"/>
           <w:szCs w:val="18"/>
         </w:rPr>
-        <w:t xml:space="preserve"> 线性趋零，它的 </w:t>
+        <w:t xml:space="preserve"> 线性趋零，其 </w:t>
       </w:r>
       <w:r>
         <w:rPr>
@@ -4759,7 +4741,7 @@
           <w:sz w:val="18"/>
           <w:szCs w:val="18"/>
         </w:rPr>
-        <w:t xml:space="preserve"> 截距（空心圈）就是 </w:t>
+        <w:t xml:space="preserve"> 截距（空心圈）即 </w:t>
       </w:r>
       <w:r>
         <w:rPr>
@@ -4815,7 +4797,7 @@
           <w:sz w:val="18"/>
           <w:szCs w:val="18"/>
         </w:rPr>
-        <w:t xml:space="preserve"> 着色，也就是（a）中各个箱子的来源。（c）机制：固定 </w:t>
+        <w:t xml:space="preserve"> 着色，即（a）中各箱之来源。（c）机制：固定 </w:t>
       </w:r>
       <w:r>
         <w:rPr>
@@ -4916,7 +4898,7 @@
           <w:sz w:val="18"/>
           <w:szCs w:val="18"/>
         </w:rPr>
-        <w:t xml:space="preserve"> 那条线恰好在 </w:t>
+        <w:t xml:space="preserve"> 一线恰在 </w:t>
       </w:r>
       <w:r>
         <w:rPr>
@@ -4971,7 +4953,7 @@
           <w:sz w:val="18"/>
           <w:szCs w:val="18"/>
         </w:rPr>
-        <w:t xml:space="preserve">——这正是相关参与集中跨层传播能力、压低阈值的机制。</w:t>
+        <w:t xml:space="preserve">——即相关参与集中跨层传播能力、压低阈值的机制。</w:t>
       </w:r>
     </w:p>
     <w:p>
@@ -5004,7 +4986,7 @@
           <w:sz w:val="21"/>
           <w:szCs w:val="21"/>
         </w:rPr>
-        <w:t xml:space="preserve">校验分四层：闭合内部的自洽、阈值公式的解析锚点、亚临界规模的独立复算，还有级联量本身的蒙特卡洛复核。脚本见 verify.py、verify_ode.py、datacheck.py 和 recheck_mc.py。</w:t>
+        <w:t xml:space="preserve">校验分四层：闭合内部的自洽、阈值公式的解析锚点、亚临界规模的独立复算，以及级联量本身的蒙特卡洛复核。脚本见 verify.py、verify_ode.py、datacheck.py 和 recheck_mc.py。</w:t>
       </w:r>
     </w:p>
     <w:p>
@@ -5031,7 +5013,7 @@
           <w:sz w:val="21"/>
           <w:szCs w:val="21"/>
         </w:rPr>
-        <w:t xml:space="preserve">把 (2.2) 那组方程逐项求和，外部风险项、群内项和康复项各自守恒、两两相消，只剩下 </w:t>
+        <w:t xml:space="preserve">对 (2.2) 的方程组求和，外部风险项、群内项和康复项各自守恒相消，只余 </w:t>
       </w:r>
       <w:r>
         <w:rPr>
@@ -5107,7 +5089,7 @@
           <w:sz w:val="21"/>
           <w:szCs w:val="21"/>
         </w:rPr>
-        <w:t xml:space="preserve">；数值上，这条求和规则的残差在 </w:t>
+        <w:t xml:space="preserve">；数值上该求和规则的残差为 </w:t>
       </w:r>
       <w:r>
         <w:rPr>
@@ -5135,7 +5117,7 @@
           <w:sz w:val="21"/>
           <w:szCs w:val="21"/>
         </w:rPr>
-        <w:t xml:space="preserve"> 量级，到了机器精度。全部成员都易感，就意味着群体从没激活过、因此也必定没传递过，所以 </w:t>
+        <w:t xml:space="preserve"> 量级，达机器精度。全部成员易感蕴含群体从未激活、因而必未传递，故 </w:t>
       </w:r>
       <w:r>
         <w:rPr>
@@ -5211,7 +5193,7 @@
           <w:sz w:val="21"/>
           <w:szCs w:val="21"/>
         </w:rPr>
-        <w:t xml:space="preserve"> 对一切 t 都成立；这条恒等式不是额外加的假设，而是方程组本身的推论，它的残差在 </w:t>
+        <w:t xml:space="preserve"> 对一切 t 成立；该恒等式不是额外假设而是方程组的推论，其残差为 </w:t>
       </w:r>
       <w:r>
         <w:rPr>
@@ -5239,7 +5221,7 @@
           <w:sz w:val="21"/>
           <w:szCs w:val="21"/>
         </w:rPr>
-        <w:t xml:space="preserve"> 量级，纯粹是积分误差。另外，把 (2.2) 在无病定态处取数值 Jacobian，它的谱横标在 </w:t>
+        <w:t xml:space="preserve"> 量级，纯属积分误差。此外，把 (2.2) 在无病定态作数值 Jacobian，其谱横标在 </w:t>
       </w:r>
       <w:r>
         <w:rPr>
@@ -5257,7 +5239,7 @@
           <w:sz w:val="21"/>
           <w:szCs w:val="21"/>
         </w:rPr>
-        <w:t xml:space="preserve"> 给出的那个 </w:t>
+        <w:t xml:space="preserve"> 所给的 </w:t>
       </w:r>
       <w:r>
         <w:rPr>
@@ -5285,7 +5267,7 @@
           <w:sz w:val="21"/>
           <w:szCs w:val="21"/>
         </w:rPr>
-        <w:t xml:space="preserve"> 处为零，也到机器精度：闭合和次代矩阵共享同一个阈值，所以 (2.9) 的外推测的，确实就是 (2.7) 的阈值。</w:t>
+        <w:t xml:space="preserve"> 处为零，达机器精度：闭合和次代矩阵共享同一阈值，(2.9) 的外推所测者因而确为 (2.7) 的阈值。</w:t>
       </w:r>
     </w:p>
     <w:p>
@@ -5366,7 +5348,7 @@
           <w:sz w:val="21"/>
           <w:szCs w:val="21"/>
         </w:rPr>
-        <w:t xml:space="preserve"> 和 2 处和解析值相差不超过 </w:t>
+        <w:t xml:space="preserve"> 与 2 处和解析值相差不超过 </w:t>
       </w:r>
       <w:r>
         <w:rPr>
@@ -5412,7 +5394,7 @@
           <w:sz w:val="21"/>
           <w:szCs w:val="21"/>
         </w:rPr>
-        <w:t xml:space="preserve"> 时它恒等于零。阈值公式 (2.7) 在成对退化的 5-正则单层上给出 </w:t>
+        <w:t xml:space="preserve"> 时恒为零。阈值公式 (2.7) 在成对退化的 5-正则单层上给出 </w:t>
       </w:r>
       <w:r>
         <w:rPr>
@@ -5449,7 +5431,7 @@
           <w:sz w:val="21"/>
           <w:szCs w:val="21"/>
         </w:rPr>
-        <w:t xml:space="preserve">，和解析值逐位相同、一直对到十位有效数字。在 </w:t>
+        <w:t xml:space="preserve">，和解析值逐位相同至十位有效数字。在 </w:t>
       </w:r>
       <w:r>
         <w:rPr>
@@ -5503,7 +5485,7 @@
           <w:sz w:val="21"/>
           <w:szCs w:val="21"/>
         </w:rPr>
-        <w:t xml:space="preserve"> 处，</w:t>
+        <w:t xml:space="preserve"> 处 </w:t>
       </w:r>
       <w:r>
         <w:rPr>
@@ -5559,7 +5541,7 @@
           <w:sz w:val="21"/>
           <w:szCs w:val="21"/>
         </w:rPr>
-        <w:t xml:space="preserve">，两层各自都还在深度亚临界，可合并起来 </w:t>
+        <w:t xml:space="preserve">，两层各自处于深度亚临界，而合并后 </w:t>
       </w:r>
       <w:r>
         <w:rPr>
@@ -5577,7 +5559,7 @@
           <w:sz w:val="21"/>
           <w:szCs w:val="21"/>
         </w:rPr>
-        <w:t xml:space="preserve"> 就已经越过临界了——两条各自亚临界的弱渠道，合到一起之后能变成超临界。最后，</w:t>
+        <w:t xml:space="preserve"> 已越过临界——两条各自亚临界的弱渠道合并之后可以超临界。最后，</w:t>
       </w:r>
       <w:r>
         <w:rPr>
@@ -5595,7 +5577,7 @@
           <w:sz w:val="21"/>
           <w:szCs w:val="21"/>
         </w:rPr>
-        <w:t xml:space="preserve"> 的那一层因为 </w:t>
+        <w:t xml:space="preserve"> 的层因 </w:t>
       </w:r>
       <w:r>
         <w:rPr>
@@ -5613,7 +5595,7 @@
           <w:sz w:val="21"/>
           <w:szCs w:val="21"/>
         </w:rPr>
-        <w:t xml:space="preserve">，在 N 里整列都是零、精确地出了列，算出来的阈值和对应单层的值逐位相同：一条高门槛的渠道并不改变爆不爆发，它只改变爆发的规模。</w:t>
+        <w:t xml:space="preserve"> 而在 N 中整列为零，精确出列，所得阈值和相应单层值逐位相同：一条高门槛渠道不改变爆发与否，只改变爆发规模。</w:t>
       </w:r>
     </w:p>
     <w:p>
@@ -5640,7 +5622,7 @@
           <w:sz w:val="21"/>
           <w:szCs w:val="21"/>
         </w:rPr>
-        <w:t xml:space="preserve">闭合的亚临界终态和 (2.8) 的解析值不共享代码——一边积分非线性方程组，另一边求一个矩阵的逆。用均匀播种写出 </w:t>
+        <w:t xml:space="preserve">闭合的亚临界终态和 (2.8) 的解析值不共享代码——一侧积分非线性方程组，另一侧求一个矩阵逆。以均匀播种写出 </w:t>
       </w:r>
       <w:r>
         <w:rPr>
@@ -5828,7 +5810,7 @@
           <w:sz w:val="21"/>
           <w:szCs w:val="21"/>
         </w:rPr>
-        <w:t xml:space="preserve">，两者的相对差随 ε 单调下降：ε 依次取 </w:t>
+        <w:t xml:space="preserve">，二者的相对差随 ε 单调下降：ε 依次取 </w:t>
       </w:r>
       <w:r>
         <w:rPr>
@@ -5940,7 +5922,7 @@
           <w:sz w:val="21"/>
           <w:szCs w:val="21"/>
         </w:rPr>
-        <w:t xml:space="preserve"> 和 </w:t>
+        <w:t xml:space="preserve"> 与 </w:t>
       </w:r>
       <w:r>
         <w:rPr>
@@ -5968,7 +5950,7 @@
           <w:sz w:val="21"/>
           <w:szCs w:val="21"/>
         </w:rPr>
-        <w:t xml:space="preserve"> 时，相对差依次是 </w:t>
+        <w:t xml:space="preserve"> 时，相对差依次为 </w:t>
       </w:r>
       <w:r>
         <w:rPr>
@@ -6080,7 +6062,7 @@
           <w:sz w:val="21"/>
           <w:szCs w:val="21"/>
         </w:rPr>
-        <w:t xml:space="preserve"> 和 </w:t>
+        <w:t xml:space="preserve"> 与 </w:t>
       </w:r>
       <w:r>
         <w:rPr>
@@ -6108,7 +6090,7 @@
           <w:sz w:val="21"/>
           <w:szCs w:val="21"/>
         </w:rPr>
-        <w:t xml:space="preserve">。这就证实了，闭合的亚临界终态在 </w:t>
+        <w:t xml:space="preserve">。这证实闭合的亚临界终态在 </w:t>
       </w:r>
       <w:r>
         <w:rPr>
@@ -6126,7 +6108,7 @@
           <w:sz w:val="21"/>
           <w:szCs w:val="21"/>
         </w:rPr>
-        <w:t xml:space="preserve"> 的极限下就是 (2.8)，它的极点严格落在 </w:t>
+        <w:t xml:space="preserve"> 极限下即为 (2.8)，其极点严格位于 </w:t>
       </w:r>
       <w:r>
         <w:rPr>
@@ -6144,7 +6126,7 @@
           <w:sz w:val="21"/>
           <w:szCs w:val="21"/>
         </w:rPr>
-        <w:t xml:space="preserve">。终态本身也已经收敛：在 </w:t>
+        <w:t xml:space="preserve">。终态本身亦已收敛：在 </w:t>
       </w:r>
       <w:r>
         <w:rPr>
@@ -6219,7 +6201,7 @@
           <w:sz w:val="21"/>
           <w:szCs w:val="21"/>
         </w:rPr>
-        <w:t xml:space="preserve"> 上 χ 逐位不变，剩下那点激活了、却没传递的质量在 </w:t>
+        <w:t xml:space="preserve"> 上 χ 逐位不变，残余的激活且未传递质量在 </w:t>
       </w:r>
       <w:r>
         <w:rPr>
@@ -6274,7 +6256,7 @@
           <w:sz w:val="21"/>
           <w:szCs w:val="21"/>
         </w:rPr>
-        <w:t xml:space="preserve">级联递推 (2.5) 还由单群体的直接 Gillespie 抽样独立复核了一遍，这个检验既不用方程组、也不用次代矩阵。在 </w:t>
+        <w:t xml:space="preserve">级联递推 (2.5) 由单群体的直接 Gillespie 抽样独立复核，该检验既不使用方程组也不使用次代矩阵。在 </w:t>
       </w:r>
       <w:r>
         <w:rPr>
@@ -6320,7 +6302,7 @@
           <w:sz w:val="21"/>
           <w:szCs w:val="21"/>
         </w:rPr>
-        <w:t xml:space="preserve"> 次实现给出的估计和递推值一致，偏离大多在一个统计标准误以内；其中 </w:t>
+        <w:t xml:space="preserve"> 次实现给出的估计和递推值一致，偏离多在一个统计标准误以内；其中 </w:t>
       </w:r>
       <w:r>
         <w:rPr>
@@ -6338,7 +6320,7 @@
           <w:sz w:val="21"/>
           <w:szCs w:val="21"/>
         </w:rPr>
-        <w:t xml:space="preserve"> 那一组初次测出 3.4σ，改用 </w:t>
+        <w:t xml:space="preserve"> 一组初次测得 3.4σ，以 </w:t>
       </w:r>
       <w:r>
         <w:rPr>
@@ -6366,7 +6348,7 @@
           <w:sz w:val="21"/>
           <w:szCs w:val="21"/>
         </w:rPr>
-        <w:t xml:space="preserve"> 次实现、四个独立随机种子复测之后，分别是 0.64σ、0.74σ、1.12σ 和 1.03σ，确认这个偏离纯粹是统计涨落，而不是递推的系统误差。作为整体行为的一个旁证，</w:t>
+        <w:t xml:space="preserve"> 次实现、四个独立随机种子复测后分别为 0.64σ、0.74σ、1.12σ 与 1.03σ，确认该偏离纯属统计涨落而非递推的系统误差。作为整体行为的旁证，</w:t>
       </w:r>
       <w:r>
         <w:rPr>
@@ -6384,7 +6366,7 @@
           <w:sz w:val="21"/>
           <w:szCs w:val="21"/>
         </w:rPr>
-        <w:t xml:space="preserve"> 在扫描区间上严格单调递增（从 0.207 一直增到 2.715），二分因此是适定的；而拿 </w:t>
+        <w:t xml:space="preserve"> 在扫描区间上严格单调递增（由 0.207 增至 2.715），二分因而适定；而以 </w:t>
       </w:r>
       <w:r>
         <w:rPr>
@@ -6402,7 +6384,7 @@
           <w:sz w:val="21"/>
           <w:szCs w:val="21"/>
         </w:rPr>
-        <w:t xml:space="preserve"> 跨过阈值去积分时，</w:t>
+        <w:t xml:space="preserve"> 跨越阈值积分时，</w:t>
       </w:r>
       <w:r>
         <w:rPr>
@@ -6420,7 +6402,7 @@
           <w:sz w:val="21"/>
           <w:szCs w:val="21"/>
         </w:rPr>
-        <w:t xml:space="preserve"> 在阈值以下维持 </w:t>
+        <w:t xml:space="preserve"> 在阈值以下保持 </w:t>
       </w:r>
       <w:r>
         <w:rPr>
@@ -6438,7 +6420,7 @@
           <w:sz w:val="21"/>
           <w:szCs w:val="21"/>
         </w:rPr>
-        <w:t xml:space="preserve"> 量级、到阈值以上就抬成 </w:t>
+        <w:t xml:space="preserve"> 量级、在阈值以上抬升为 </w:t>
       </w:r>
       <w:r>
         <w:rPr>
@@ -6472,7 +6454,7 @@
           <w:sz w:val="21"/>
           <w:szCs w:val="21"/>
         </w:rPr>
-        <w:t xml:space="preserve">这四层校验合起来看：由亚临界终态外推测得的 </w:t>
+        <w:t xml:space="preserve">四项校验合起来：由亚临界终态外推测得的 </w:t>
       </w:r>
       <w:r>
         <w:rPr>
@@ -6500,7 +6482,7 @@
           <w:sz w:val="21"/>
           <w:szCs w:val="21"/>
         </w:rPr>
-        <w:t xml:space="preserve">，和 </w:t>
+        <w:t xml:space="preserve"> 与 </w:t>
       </w:r>
       <w:r>
         <w:rPr>
@@ -6546,7 +6528,7 @@
           <w:sz w:val="21"/>
           <w:szCs w:val="21"/>
         </w:rPr>
-        <w:t xml:space="preserve">、偏离最大 1.51σ。这是对爆发阈值的一次全非线性的独立确认，和前面的 Jacobian 复核正好互补——后者检验的是线性化的谱，前者检验的是非线性终态所继承的同一个阈值。</w:t>
+        <w:t xml:space="preserve">、偏离最大 1.51σ。这是对爆发阈值的一次全非线性独立确认，与前述 Jacobian 复核互补——后者检验线性化谱，前者检验非线性终态所继承的同一阈值。</w:t>
       </w:r>
     </w:p>
     <w:sectPr>

--- a/multiplex-hypergraph-sir/lambda_c_section_cn.docx
+++ b/multiplex-hypergraph-sir/lambda_c_section_cn.docx
@@ -2727,7 +2727,7 @@
           <w:sz w:val="21"/>
           <w:szCs w:val="21"/>
         </w:rPr>
-        <w:t xml:space="preserve"> 不共享任何中间量：一侧把非线性方程组 (2.2)–(2.4) 积分至终态、再对 (2.9) 作线性拟合，另一侧对次代矩阵 (2.7) 求谱半径并二分，二者仅共享模型定义。两条路线的一致因而是对彼此的非平凡检验，也正是图 3 所报告的。</w:t>
+        <w:t xml:space="preserve"> 不共享任何中间量：一侧把非线性方程组 (2.2)–(2.4) 积分至终态、再对 (2.9) 作线性拟合，另一侧对次代矩阵 (2.7) 求谱半径并二分，二者仅共享模型定义。两条路线的一致因而是对彼此的非平凡检验，也正是图 2 所报告的。</w:t>
       </w:r>
     </w:p>
     <w:p>
@@ -3256,7 +3256,7 @@
       <w:r>
         <w:drawing>
           <wp:inline distT="0" distB="0" distL="0" distR="0">
-            <wp:extent cx="5638800" cy="1819275"/>
+            <wp:extent cx="4400550" cy="3314700"/>
             <wp:effectExtent t="0" r="0" b="0" l="0"/>
             <wp:docPr id="1" name="" descr="" title=""/>
             <wp:cNvGraphicFramePr>
@@ -3281,7 +3281,7 @@
                   <pic:spPr bwMode="auto">
                     <a:xfrm>
                       <a:off x="0" y="0"/>
-                      <a:ext cx="5638800" cy="1819275"/>
+                      <a:ext cx="4400550" cy="3314700"/>
                     </a:xfrm>
                     <a:prstGeom prst="rect">
                       <a:avLst/>
@@ -3309,7 +3309,7 @@
           <w:sz w:val="18"/>
           <w:szCs w:val="18"/>
         </w:rPr>
-        <w:t xml:space="preserve">图 3</w:t>
+        <w:t xml:space="preserve">图 2</w:t>
       </w:r>
       <w:r>
         <w:rPr>
@@ -3318,7 +3318,7 @@
           <w:sz w:val="18"/>
           <w:szCs w:val="18"/>
         </w:rPr>
-        <w:t xml:space="preserve">　由亚临界终态外推测定爆发阈值 </w:t>
+        <w:t xml:space="preserve">　群体闭合的两重独立验证。(a) 含时演化：感染比例 </w:t>
       </w:r>
       <w:r>
         <w:rPr>
@@ -3327,44 +3327,43 @@
           <w:sz w:val="18"/>
           <w:szCs w:val="18"/>
         </w:rPr>
-        <w:t xml:space="preserve">λ</w:t>
-      </w:r>
-      <w:r>
-        <w:rPr>
-          <w:rFonts w:ascii="Cambria Math" w:cs="Cambria Math" w:eastAsia="Cambria Math" w:hAnsi="Cambria Math"/>
+        <w:t xml:space="preserve">I(t)</w:t>
+      </w:r>
+      <w:r>
+        <w:rPr>
+          <w:rFonts w:ascii="SimSun" w:cs="SimSun" w:eastAsia="SimSun" w:hAnsi="SimSun"/>
           <w:color w:val="000000"/>
           <w:sz w:val="18"/>
           <w:szCs w:val="18"/>
-          <w:vertAlign w:val="subscript"/>
-        </w:rPr>
-        <w:t xml:space="preserve">c</w:t>
-      </w:r>
-      <w:r>
-        <w:rPr>
-          <w:rFonts w:ascii="SimSun" w:cs="SimSun" w:eastAsia="SimSun" w:hAnsi="SimSun"/>
+        </w:rPr>
+        <w:t xml:space="preserve"> 的闭合解与精确 Gillespie 仿真（</w:t>
+      </w:r>
+      <w:r>
+        <w:rPr>
+          <w:rFonts w:ascii="Cambria Math" w:cs="Cambria Math" w:eastAsia="Cambria Math" w:hAnsi="Cambria Math"/>
           <w:color w:val="000000"/>
           <w:sz w:val="18"/>
           <w:szCs w:val="18"/>
         </w:rPr>
-        <w:t xml:space="preserve">，并与 </w:t>
-      </w:r>
-      <w:r>
-        <w:rPr>
-          <w:rFonts w:ascii="Cambria Math" w:cs="Cambria Math" w:eastAsia="Cambria Math" w:hAnsi="Cambria Math"/>
+        <w:t xml:space="preserve">N=6000</w:t>
+      </w:r>
+      <w:r>
+        <w:rPr>
+          <w:rFonts w:ascii="SimSun" w:cs="SimSun" w:eastAsia="SimSun" w:hAnsi="SimSun"/>
           <w:color w:val="000000"/>
           <w:sz w:val="18"/>
           <w:szCs w:val="18"/>
         </w:rPr>
-        <w:t xml:space="preserve">ρ(N)=1</w:t>
-      </w:r>
-      <w:r>
-        <w:rPr>
-          <w:rFonts w:ascii="SimSun" w:cs="SimSun" w:eastAsia="SimSun" w:hAnsi="SimSun"/>
+        <w:t xml:space="preserve">、400 次实现、</w:t>
+      </w:r>
+      <w:r>
+        <w:rPr>
+          <w:rFonts w:ascii="Cambria Math" w:cs="Cambria Math" w:eastAsia="Cambria Math" w:hAnsi="Cambria Math"/>
           <w:color w:val="000000"/>
           <w:sz w:val="18"/>
           <w:szCs w:val="18"/>
         </w:rPr>
-        <w:t xml:space="preserve"> 独立比对。(a) 逆平均簇规模 </w:t>
+        <w:t xml:space="preserve">λ=1.6λ</w:t>
       </w:r>
       <w:r>
         <w:rPr>
@@ -3372,8 +3371,9 @@
           <w:color w:val="000000"/>
           <w:sz w:val="18"/>
           <w:szCs w:val="18"/>
-        </w:rPr>
-        <w:t xml:space="preserve">ε/R(∞)</w:t>
+          <w:vertAlign w:val="subscript"/>
+        </w:rPr>
+        <w:t xml:space="preserve">c</w:t>
       </w:r>
       <w:r>
         <w:rPr>
@@ -3382,7 +3382,7 @@
           <w:sz w:val="18"/>
           <w:szCs w:val="18"/>
         </w:rPr>
-        <w:t xml:space="preserve"> 随归一化控制参数 </w:t>
+        <w:t xml:space="preserve">）逐点吻合，实线为仿真、虚线为闭合、灰带为 95% 置信区间。(b) 阈值的亚临界测定：逆平均簇规模 </w:t>
       </w:r>
       <w:r>
         <w:rPr>
@@ -3391,26 +3391,25 @@
           <w:sz w:val="18"/>
           <w:szCs w:val="18"/>
         </w:rPr>
-        <w:t xml:space="preserve">λ/λ</w:t>
-      </w:r>
-      <w:r>
-        <w:rPr>
-          <w:rFonts w:ascii="Cambria Math" w:cs="Cambria Math" w:eastAsia="Cambria Math" w:hAnsi="Cambria Math"/>
+        <w:t xml:space="preserve">ε/R(∞)=1/χ</w:t>
+      </w:r>
+      <w:r>
+        <w:rPr>
+          <w:rFonts w:ascii="SimSun" w:cs="SimSun" w:eastAsia="SimSun" w:hAnsi="SimSun"/>
           <w:color w:val="000000"/>
           <w:sz w:val="18"/>
           <w:szCs w:val="18"/>
-          <w:vertAlign w:val="subscript"/>
-        </w:rPr>
-        <w:t xml:space="preserve">c</w:t>
-      </w:r>
-      <w:r>
-        <w:rPr>
-          <w:rFonts w:ascii="SimSun" w:cs="SimSun" w:eastAsia="SimSun" w:hAnsi="SimSun"/>
+        </w:rPr>
+        <w:t xml:space="preserve"> 随 </w:t>
+      </w:r>
+      <w:r>
+        <w:rPr>
+          <w:rFonts w:ascii="Cambria Math" w:cs="Cambria Math" w:eastAsia="Cambria Math" w:hAnsi="Cambria Math"/>
           <w:color w:val="000000"/>
           <w:sz w:val="18"/>
           <w:szCs w:val="18"/>
         </w:rPr>
-        <w:t xml:space="preserve"> 线性趋零，示例三组构型为双层 </w:t>
+        <w:t xml:space="preserve">λ/λ</w:t>
       </w:r>
       <w:r>
         <w:rPr>
@@ -3418,8 +3417,9 @@
           <w:color w:val="000000"/>
           <w:sz w:val="18"/>
           <w:szCs w:val="18"/>
-        </w:rPr>
-        <w:t xml:space="preserve">m=(3,4)</w:t>
+          <w:vertAlign w:val="subscript"/>
+        </w:rPr>
+        <w:t xml:space="preserve">c</w:t>
       </w:r>
       <w:r>
         <w:rPr>
@@ -3428,7 +3428,7 @@
           <w:sz w:val="18"/>
           <w:szCs w:val="18"/>
         </w:rPr>
-        <w:t xml:space="preserve">、成对 6-正则与单层 </w:t>
+        <w:t xml:space="preserve"> 线性趋零，其 x 截距即 </w:t>
       </w:r>
       <w:r>
         <w:rPr>
@@ -3437,43 +3437,44 @@
           <w:sz w:val="18"/>
           <w:szCs w:val="18"/>
         </w:rPr>
-        <w:t xml:space="preserve">m=3、k∈{2,3}</w:t>
-      </w:r>
-      <w:r>
-        <w:rPr>
-          <w:rFonts w:ascii="SimSun" w:cs="SimSun" w:eastAsia="SimSun" w:hAnsi="SimSun"/>
+        <w:t xml:space="preserve">λ</w:t>
+      </w:r>
+      <w:r>
+        <w:rPr>
+          <w:rFonts w:ascii="Cambria Math" w:cs="Cambria Math" w:eastAsia="Cambria Math" w:hAnsi="Cambria Math"/>
           <w:color w:val="000000"/>
           <w:sz w:val="18"/>
           <w:szCs w:val="18"/>
-        </w:rPr>
-        <w:t xml:space="preserve">；散点为 </w:t>
-      </w:r>
-      <w:r>
-        <w:rPr>
-          <w:rFonts w:ascii="Cambria Math" w:cs="Cambria Math" w:eastAsia="Cambria Math" w:hAnsi="Cambria Math"/>
+          <w:vertAlign w:val="subscript"/>
+        </w:rPr>
+        <w:t xml:space="preserve">c</w:t>
+      </w:r>
+      <w:r>
+        <w:rPr>
+          <w:rFonts w:ascii="SimSun" w:cs="SimSun" w:eastAsia="SimSun" w:hAnsi="SimSun"/>
           <w:color w:val="000000"/>
           <w:sz w:val="18"/>
           <w:szCs w:val="18"/>
         </w:rPr>
-        <w:t xml:space="preserve">ε→0</w:t>
-      </w:r>
-      <w:r>
-        <w:rPr>
-          <w:rFonts w:ascii="SimSun" w:cs="SimSun" w:eastAsia="SimSun" w:hAnsi="SimSun"/>
+        <w:t xml:space="preserve">（三组示例构型，虚线为向零点的延长，空心圆为 </w:t>
+      </w:r>
+      <w:r>
+        <w:rPr>
+          <w:rFonts w:ascii="Cambria Math" w:cs="Cambria Math" w:eastAsia="Cambria Math" w:hAnsi="Cambria Math"/>
           <w:color w:val="000000"/>
           <w:sz w:val="18"/>
           <w:szCs w:val="18"/>
         </w:rPr>
-        <w:t xml:space="preserve"> 外推后的闭合终态，实线为窗口 </w:t>
-      </w:r>
-      <w:r>
-        <w:rPr>
-          <w:rFonts w:ascii="Cambria Math" w:cs="Cambria Math" w:eastAsia="Cambria Math" w:hAnsi="Cambria Math"/>
+        <w:t xml:space="preserve">ρ(N)=1</w:t>
+      </w:r>
+      <w:r>
+        <w:rPr>
+          <w:rFonts w:ascii="SimSun" w:cs="SimSun" w:eastAsia="SimSun" w:hAnsi="SimSun"/>
           <w:color w:val="000000"/>
           <w:sz w:val="18"/>
           <w:szCs w:val="18"/>
         </w:rPr>
-        <w:t xml:space="preserve">[0.90,0.995]λ</w:t>
+        <w:t xml:space="preserve"> 预言）。(c) 八组构型的外推 </w:t>
       </w:r>
       <w:r>
         <w:rPr>
@@ -3481,54 +3482,45 @@
           <w:color w:val="000000"/>
           <w:sz w:val="18"/>
           <w:szCs w:val="18"/>
-          <w:vertAlign w:val="subscript"/>
-        </w:rPr>
-        <w:t xml:space="preserve">c</w:t>
-      </w:r>
-      <w:r>
-        <w:rPr>
-          <w:rFonts w:ascii="SimSun" w:cs="SimSun" w:eastAsia="SimSun" w:hAnsi="SimSun"/>
+        </w:rPr>
+        <w:t xml:space="preserve">λ</w:t>
+      </w:r>
+      <w:r>
+        <w:rPr>
+          <w:rFonts w:ascii="Cambria Math" w:cs="Cambria Math" w:eastAsia="Cambria Math" w:hAnsi="Cambria Math"/>
           <w:color w:val="000000"/>
           <w:sz w:val="18"/>
           <w:szCs w:val="18"/>
-        </w:rPr>
-        <w:t xml:space="preserve"> 内的线性拟合，虚线为其向零点的延长，空心圆标出 </w:t>
-      </w:r>
-      <w:r>
-        <w:rPr>
-          <w:rFonts w:ascii="Cambria Math" w:cs="Cambria Math" w:eastAsia="Cambria Math" w:hAnsi="Cambria Math"/>
+          <w:vertAlign w:val="subscript"/>
+        </w:rPr>
+        <w:t xml:space="preserve">c</w:t>
+      </w:r>
+      <w:r>
+        <w:rPr>
+          <w:rFonts w:ascii="SimSun" w:cs="SimSun" w:eastAsia="SimSun" w:hAnsi="SimSun"/>
           <w:color w:val="000000"/>
           <w:sz w:val="18"/>
           <w:szCs w:val="18"/>
         </w:rPr>
-        <w:t xml:space="preserve">ρ(N)=1</w:t>
-      </w:r>
-      <w:r>
-        <w:rPr>
-          <w:rFonts w:ascii="SimSun" w:cs="SimSun" w:eastAsia="SimSun" w:hAnsi="SimSun"/>
+        <w:t xml:space="preserve"> 与谱值 </w:t>
+      </w:r>
+      <w:r>
+        <w:rPr>
+          <w:rFonts w:ascii="Cambria Math" w:cs="Cambria Math" w:eastAsia="Cambria Math" w:hAnsi="Cambria Math"/>
           <w:color w:val="000000"/>
           <w:sz w:val="18"/>
           <w:szCs w:val="18"/>
         </w:rPr>
-        <w:t xml:space="preserve"> 的预言（即横坐标 1，与竖虚线同处）；三条延长线各自的零点分别位于 1.000616、1.000386 与 1.000336，皆在其右侧而在此标度下与之不可分辨。(b) 八组构型的外推值与 </w:t>
-      </w:r>
-      <w:r>
-        <w:rPr>
-          <w:rFonts w:ascii="Cambria Math" w:cs="Cambria Math" w:eastAsia="Cambria Math" w:hAnsi="Cambria Math"/>
+        <w:t xml:space="preserve">ρ(N)=1</w:t>
+      </w:r>
+      <w:r>
+        <w:rPr>
+          <w:rFonts w:ascii="SimSun" w:cs="SimSun" w:eastAsia="SimSun" w:hAnsi="SimSun"/>
           <w:color w:val="000000"/>
           <w:sz w:val="18"/>
           <w:szCs w:val="18"/>
         </w:rPr>
-        <w:t xml:space="preserve">ρ(N)=1</w:t>
-      </w:r>
-      <w:r>
-        <w:rPr>
-          <w:rFonts w:ascii="SimSun" w:cs="SimSun" w:eastAsia="SimSun" w:hAnsi="SimSun"/>
-          <w:color w:val="000000"/>
-          <w:sz w:val="18"/>
-          <w:szCs w:val="18"/>
-        </w:rPr>
-        <w:t xml:space="preserve"> 值落在对角线上，最大相对偏差 </w:t>
+        <w:t xml:space="preserve"> 落在对角线上，最大相对偏差 </w:t>
       </w:r>
       <w:r>
         <w:rPr>
@@ -3556,83 +3548,7 @@
           <w:sz w:val="18"/>
           <w:szCs w:val="18"/>
         </w:rPr>
-        <w:t xml:space="preserve">，误差棒为回归标准误 σ，在此标度下小于标记。(c) 偏离的 σ 数 </w:t>
-      </w:r>
-      <w:r>
-        <w:rPr>
-          <w:rFonts w:ascii="Cambria Math" w:cs="Cambria Math" w:eastAsia="Cambria Math" w:hAnsi="Cambria Math"/>
-          <w:color w:val="000000"/>
-          <w:sz w:val="18"/>
-          <w:szCs w:val="18"/>
-        </w:rPr>
-        <w:t xml:space="preserve">(λ</w:t>
-      </w:r>
-      <w:r>
-        <w:rPr>
-          <w:rFonts w:ascii="Cambria Math" w:cs="Cambria Math" w:eastAsia="Cambria Math" w:hAnsi="Cambria Math"/>
-          <w:color w:val="000000"/>
-          <w:sz w:val="18"/>
-          <w:szCs w:val="18"/>
-          <w:vertAlign w:val="subscript"/>
-        </w:rPr>
-        <w:t xml:space="preserve">c</w:t>
-      </w:r>
-      <w:r>
-        <w:rPr>
-          <w:rFonts w:ascii="Cambria Math" w:cs="Cambria Math" w:eastAsia="Cambria Math" w:hAnsi="Cambria Math"/>
-          <w:color w:val="000000"/>
-          <w:sz w:val="18"/>
-          <w:szCs w:val="18"/>
-          <w:vertAlign w:val="superscript"/>
-        </w:rPr>
-        <w:t xml:space="preserve">extr</w:t>
-      </w:r>
-      <w:r>
-        <w:rPr>
-          <w:rFonts w:ascii="Cambria Math" w:cs="Cambria Math" w:eastAsia="Cambria Math" w:hAnsi="Cambria Math"/>
-          <w:color w:val="000000"/>
-          <w:sz w:val="18"/>
-          <w:szCs w:val="18"/>
-        </w:rPr>
-        <w:t xml:space="preserve">−λ</w:t>
-      </w:r>
-      <w:r>
-        <w:rPr>
-          <w:rFonts w:ascii="Cambria Math" w:cs="Cambria Math" w:eastAsia="Cambria Math" w:hAnsi="Cambria Math"/>
-          <w:color w:val="000000"/>
-          <w:sz w:val="18"/>
-          <w:szCs w:val="18"/>
-          <w:vertAlign w:val="subscript"/>
-        </w:rPr>
-        <w:t xml:space="preserve">c</w:t>
-      </w:r>
-      <w:r>
-        <w:rPr>
-          <w:rFonts w:ascii="Cambria Math" w:cs="Cambria Math" w:eastAsia="Cambria Math" w:hAnsi="Cambria Math"/>
-          <w:color w:val="000000"/>
-          <w:sz w:val="18"/>
-          <w:szCs w:val="18"/>
-          <w:vertAlign w:val="superscript"/>
-        </w:rPr>
-        <w:t xml:space="preserve">ρ</w:t>
-      </w:r>
-      <w:r>
-        <w:rPr>
-          <w:rFonts w:ascii="Cambria Math" w:cs="Cambria Math" w:eastAsia="Cambria Math" w:hAnsi="Cambria Math"/>
-          <w:color w:val="000000"/>
-          <w:sz w:val="18"/>
-          <w:szCs w:val="18"/>
-        </w:rPr>
-        <w:t xml:space="preserve">)/σ</w:t>
-      </w:r>
-      <w:r>
-        <w:rPr>
-          <w:rFonts w:ascii="SimSun" w:cs="SimSun" w:eastAsia="SimSun" w:hAnsi="SimSun"/>
-          <w:color w:val="000000"/>
-          <w:sz w:val="18"/>
-          <w:szCs w:val="18"/>
-        </w:rPr>
-        <w:t xml:space="preserve">，最大者 1.51σ，阴影分别为 ±1σ 与 ±2σ 带。</w:t>
+        <w:t xml:space="preserve">，误差棒为回归标准误 σ。(d) 偏离的 σ 数，最大者 1.51σ，阴影为 ±1σ、±2σ 带。</w:t>
       </w:r>
     </w:p>
     <w:p>
@@ -4215,7 +4131,7 @@
           <w:sz w:val="21"/>
           <w:szCs w:val="21"/>
         </w:rPr>
-        <w:t xml:space="preserve">。图 4 的实线即此曲线：</w:t>
+        <w:t xml:space="preserve">。此曲线即图 3(b) 的蓝线：</w:t>
       </w:r>
       <w:r>
         <w:rPr>
@@ -4391,569 +4307,7 @@
           <w:sz w:val="21"/>
           <w:szCs w:val="21"/>
         </w:rPr>
-        <w:t xml:space="preserve"> 上复现该曲线，偏离最大 1.9σ、相对差不超过 1.1%。更值得强调的是其机制：相同节点在两层同时充当枢纽，会在边缘结构不变时集中跨层传播能力、压低阈值；反相关则抬高阈值。</w:t>
-      </w:r>
-    </w:p>
-    <w:p>
-      <w:pPr>
-        <w:spacing w:after="70" w:before="160"/>
-        <w:ind w:firstLine="0"/>
-        <w:jc w:val="center"/>
-      </w:pPr>
-      <w:r>
-        <w:drawing>
-          <wp:inline distT="0" distB="0" distL="0" distR="0">
-            <wp:extent cx="4629150" cy="1438275"/>
-            <wp:effectExtent t="0" r="0" b="0" l="0"/>
-            <wp:docPr id="1" name="" descr="" title=""/>
-            <wp:cNvGraphicFramePr>
-              <a:graphicFrameLocks xmlns:a="http://schemas.openxmlformats.org/drawingml/2006/main" noChangeAspect="1"/>
-            </wp:cNvGraphicFramePr>
-            <a:graphic xmlns:a="http://schemas.openxmlformats.org/drawingml/2006/main">
-              <a:graphicData uri="http://schemas.openxmlformats.org/drawingml/2006/picture">
-                <pic:pic xmlns:pic="http://schemas.openxmlformats.org/drawingml/2006/picture">
-                  <pic:nvPicPr>
-                    <pic:cNvPr id="0" name="" descr=""/>
-                    <pic:cNvPicPr>
-                      <a:picLocks noChangeAspect="1" noChangeArrowheads="1"/>
-                    </pic:cNvPicPr>
-                  </pic:nvPicPr>
-                  <pic:blipFill>
-                    <a:blip r:embed="rId8" cstate="none"/>
-                    <a:srcRect/>
-                    <a:stretch>
-                      <a:fillRect/>
-                    </a:stretch>
-                  </pic:blipFill>
-                  <pic:spPr bwMode="auto">
-                    <a:xfrm>
-                      <a:off x="0" y="0"/>
-                      <a:ext cx="4629150" cy="1438275"/>
-                    </a:xfrm>
-                    <a:prstGeom prst="rect">
-                      <a:avLst/>
-                    </a:prstGeom>
-                  </pic:spPr>
-                </pic:pic>
-              </a:graphicData>
-            </a:graphic>
-          </wp:inline>
-        </w:drawing>
-      </w:r>
-    </w:p>
-    <w:p>
-      <w:pPr>
-        <w:spacing w:after="180" w:line="264"/>
-        <w:ind w:firstLine="0"/>
-        <w:jc w:val="both"/>
-      </w:pPr>
-      <w:r>
-        <w:rPr>
-          <w:rFonts w:ascii="SimSun" w:cs="SimSun" w:eastAsia="SimSun" w:hAnsi="SimSun"/>
-          <w:b/>
-          <w:bCs/>
-          <w:color w:val="000000"/>
-          <w:sz w:val="18"/>
-          <w:szCs w:val="18"/>
-        </w:rPr>
-        <w:t xml:space="preserve">图 4</w:t>
-      </w:r>
-      <w:r>
-        <w:rPr>
-          <w:rFonts w:ascii="SimSun" w:cs="SimSun" w:eastAsia="SimSun" w:hAnsi="SimSun"/>
-          <w:color w:val="000000"/>
-          <w:sz w:val="18"/>
-          <w:szCs w:val="18"/>
-        </w:rPr>
-        <w:t xml:space="preserve">　层间参与相关 </w:t>
-      </w:r>
-      <w:r>
-        <w:rPr>
-          <w:rFonts w:ascii="Cambria Math" w:cs="Cambria Math" w:eastAsia="Cambria Math" w:hAnsi="Cambria Math"/>
-          <w:color w:val="000000"/>
-          <w:sz w:val="18"/>
-          <w:szCs w:val="18"/>
-        </w:rPr>
-        <w:t xml:space="preserve">ρ</w:t>
-      </w:r>
-      <w:r>
-        <w:rPr>
-          <w:rFonts w:ascii="Cambria Math" w:cs="Cambria Math" w:eastAsia="Cambria Math" w:hAnsi="Cambria Math"/>
-          <w:color w:val="000000"/>
-          <w:sz w:val="18"/>
-          <w:szCs w:val="18"/>
-          <w:vertAlign w:val="subscript"/>
-        </w:rPr>
-        <w:t xml:space="preserve">12</w:t>
-      </w:r>
-      <w:r>
-        <w:rPr>
-          <w:rFonts w:ascii="SimSun" w:cs="SimSun" w:eastAsia="SimSun" w:hAnsi="SimSun"/>
-          <w:color w:val="000000"/>
-          <w:sz w:val="18"/>
-          <w:szCs w:val="18"/>
-        </w:rPr>
-        <w:t xml:space="preserve"> 对爆发阈值的移动。层度边缘分布固定（每层 </w:t>
-      </w:r>
-      <w:r>
-        <w:rPr>
-          <w:rFonts w:ascii="Cambria Math" w:cs="Cambria Math" w:eastAsia="Cambria Math" w:hAnsi="Cambria Math"/>
-          <w:color w:val="000000"/>
-          <w:sz w:val="18"/>
-          <w:szCs w:val="18"/>
-        </w:rPr>
-        <w:t xml:space="preserve">k∈{2,4}</w:t>
-      </w:r>
-      <w:r>
-        <w:rPr>
-          <w:rFonts w:ascii="SimSun" w:cs="SimSun" w:eastAsia="SimSun" w:hAnsi="SimSun"/>
-          <w:color w:val="000000"/>
-          <w:sz w:val="18"/>
-          <w:szCs w:val="18"/>
-        </w:rPr>
-        <w:t xml:space="preserve"> 各半、群体基数 </w:t>
-      </w:r>
-      <w:r>
-        <w:rPr>
-          <w:rFonts w:ascii="Cambria Math" w:cs="Cambria Math" w:eastAsia="Cambria Math" w:hAnsi="Cambria Math"/>
-          <w:color w:val="000000"/>
-          <w:sz w:val="18"/>
-          <w:szCs w:val="18"/>
-        </w:rPr>
-        <w:t xml:space="preserve">m=(3,3)</w:t>
-      </w:r>
-      <w:r>
-        <w:rPr>
-          <w:rFonts w:ascii="SimSun" w:cs="SimSun" w:eastAsia="SimSun" w:hAnsi="SimSun"/>
-          <w:color w:val="000000"/>
-          <w:sz w:val="18"/>
-          <w:szCs w:val="18"/>
-        </w:rPr>
-        <w:t xml:space="preserve">），仅调节两层度的 Pearson 相关 </w:t>
-      </w:r>
-      <w:r>
-        <w:rPr>
-          <w:rFonts w:ascii="Cambria Math" w:cs="Cambria Math" w:eastAsia="Cambria Math" w:hAnsi="Cambria Math"/>
-          <w:color w:val="000000"/>
-          <w:sz w:val="18"/>
-          <w:szCs w:val="18"/>
-        </w:rPr>
-        <w:t xml:space="preserve">ρ</w:t>
-      </w:r>
-      <w:r>
-        <w:rPr>
-          <w:rFonts w:ascii="Cambria Math" w:cs="Cambria Math" w:eastAsia="Cambria Math" w:hAnsi="Cambria Math"/>
-          <w:color w:val="000000"/>
-          <w:sz w:val="18"/>
-          <w:szCs w:val="18"/>
-          <w:vertAlign w:val="subscript"/>
-        </w:rPr>
-        <w:t xml:space="preserve">12</w:t>
-      </w:r>
-      <w:r>
-        <w:rPr>
-          <w:rFonts w:ascii="SimSun" w:cs="SimSun" w:eastAsia="SimSun" w:hAnsi="SimSun"/>
-          <w:color w:val="000000"/>
-          <w:sz w:val="18"/>
-          <w:szCs w:val="18"/>
-        </w:rPr>
-        <w:t xml:space="preserve">。（a）结果：蓝线为 </w:t>
-      </w:r>
-      <w:r>
-        <w:rPr>
-          <w:rFonts w:ascii="Cambria Math" w:cs="Cambria Math" w:eastAsia="Cambria Math" w:hAnsi="Cambria Math"/>
-          <w:color w:val="000000"/>
-          <w:sz w:val="18"/>
-          <w:szCs w:val="18"/>
-        </w:rPr>
-        <w:t xml:space="preserve">ρ(N)=1</w:t>
-      </w:r>
-      <w:r>
-        <w:rPr>
-          <w:rFonts w:ascii="SimSun" w:cs="SimSun" w:eastAsia="SimSun" w:hAnsi="SimSun"/>
-          <w:color w:val="000000"/>
-          <w:sz w:val="18"/>
-          <w:szCs w:val="18"/>
-        </w:rPr>
-        <w:t xml:space="preserve"> 的精确阈值，箱线为多重超图上直接 Gillespie 仿真所得阈值的自助分布（</w:t>
-      </w:r>
-      <w:r>
-        <w:rPr>
-          <w:rFonts w:ascii="Cambria Math" w:cs="Cambria Math" w:eastAsia="Cambria Math" w:hAnsi="Cambria Math"/>
-          <w:color w:val="000000"/>
-          <w:sz w:val="18"/>
-          <w:szCs w:val="18"/>
-        </w:rPr>
-        <w:t xml:space="preserve">N=2×10</w:t>
-      </w:r>
-      <w:r>
-        <w:rPr>
-          <w:rFonts w:ascii="Cambria Math" w:cs="Cambria Math" w:eastAsia="Cambria Math" w:hAnsi="Cambria Math"/>
-          <w:color w:val="000000"/>
-          <w:sz w:val="18"/>
-          <w:szCs w:val="18"/>
-          <w:vertAlign w:val="superscript"/>
-        </w:rPr>
-        <w:t xml:space="preserve">4</w:t>
-      </w:r>
-      <w:r>
-        <w:rPr>
-          <w:rFonts w:ascii="SimSun" w:cs="SimSun" w:eastAsia="SimSun" w:hAnsi="SimSun"/>
-          <w:color w:val="000000"/>
-          <w:sz w:val="18"/>
-          <w:szCs w:val="18"/>
-        </w:rPr>
-        <w:t xml:space="preserve">；箱体为四分位距、须为 5–95 百分位、中线为中位数），</w:t>
-      </w:r>
-      <w:r>
-        <w:rPr>
-          <w:rFonts w:ascii="Cambria Math" w:cs="Cambria Math" w:eastAsia="Cambria Math" w:hAnsi="Cambria Math"/>
-          <w:color w:val="000000"/>
-          <w:sz w:val="18"/>
-          <w:szCs w:val="18"/>
-        </w:rPr>
-        <w:t xml:space="preserve">λ</w:t>
-      </w:r>
-      <w:r>
-        <w:rPr>
-          <w:rFonts w:ascii="Cambria Math" w:cs="Cambria Math" w:eastAsia="Cambria Math" w:hAnsi="Cambria Math"/>
-          <w:color w:val="000000"/>
-          <w:sz w:val="18"/>
-          <w:szCs w:val="18"/>
-          <w:vertAlign w:val="subscript"/>
-        </w:rPr>
-        <w:t xml:space="preserve">c</w:t>
-      </w:r>
-      <w:r>
-        <w:rPr>
-          <w:rFonts w:ascii="SimSun" w:cs="SimSun" w:eastAsia="SimSun" w:hAnsi="SimSun"/>
-          <w:color w:val="000000"/>
-          <w:sz w:val="18"/>
-          <w:szCs w:val="18"/>
-        </w:rPr>
-        <w:t xml:space="preserve"> 随 </w:t>
-      </w:r>
-      <w:r>
-        <w:rPr>
-          <w:rFonts w:ascii="Cambria Math" w:cs="Cambria Math" w:eastAsia="Cambria Math" w:hAnsi="Cambria Math"/>
-          <w:color w:val="000000"/>
-          <w:sz w:val="18"/>
-          <w:szCs w:val="18"/>
-        </w:rPr>
-        <w:t xml:space="preserve">ρ</w:t>
-      </w:r>
-      <w:r>
-        <w:rPr>
-          <w:rFonts w:ascii="Cambria Math" w:cs="Cambria Math" w:eastAsia="Cambria Math" w:hAnsi="Cambria Math"/>
-          <w:color w:val="000000"/>
-          <w:sz w:val="18"/>
-          <w:szCs w:val="18"/>
-          <w:vertAlign w:val="subscript"/>
-        </w:rPr>
-        <w:t xml:space="preserve">12</w:t>
-      </w:r>
-      <w:r>
-        <w:rPr>
-          <w:rFonts w:ascii="SimSun" w:cs="SimSun" w:eastAsia="SimSun" w:hAnsi="SimSun"/>
-          <w:color w:val="000000"/>
-          <w:sz w:val="18"/>
-          <w:szCs w:val="18"/>
-        </w:rPr>
-        <w:t xml:space="preserve"> 单调下降约 12.5%，六点上一致至 1.9σ。（b）测量：各 </w:t>
-      </w:r>
-      <w:r>
-        <w:rPr>
-          <w:rFonts w:ascii="Cambria Math" w:cs="Cambria Math" w:eastAsia="Cambria Math" w:hAnsi="Cambria Math"/>
-          <w:color w:val="000000"/>
-          <w:sz w:val="18"/>
-          <w:szCs w:val="18"/>
-        </w:rPr>
-        <w:t xml:space="preserve">ρ</w:t>
-      </w:r>
-      <w:r>
-        <w:rPr>
-          <w:rFonts w:ascii="Cambria Math" w:cs="Cambria Math" w:eastAsia="Cambria Math" w:hAnsi="Cambria Math"/>
-          <w:color w:val="000000"/>
-          <w:sz w:val="18"/>
-          <w:szCs w:val="18"/>
-          <w:vertAlign w:val="subscript"/>
-        </w:rPr>
-        <w:t xml:space="preserve">12</w:t>
-      </w:r>
-      <w:r>
-        <w:rPr>
-          <w:rFonts w:ascii="SimSun" w:cs="SimSun" w:eastAsia="SimSun" w:hAnsi="SimSun"/>
-          <w:color w:val="000000"/>
-          <w:sz w:val="18"/>
-          <w:szCs w:val="18"/>
-        </w:rPr>
-        <w:t xml:space="preserve"> 下亚临界逆平均簇规模 </w:t>
-      </w:r>
-      <w:r>
-        <w:rPr>
-          <w:rFonts w:ascii="Cambria Math" w:cs="Cambria Math" w:eastAsia="Cambria Math" w:hAnsi="Cambria Math"/>
-          <w:color w:val="000000"/>
-          <w:sz w:val="18"/>
-          <w:szCs w:val="18"/>
-        </w:rPr>
-        <w:t xml:space="preserve">1/χ</w:t>
-      </w:r>
-      <w:r>
-        <w:rPr>
-          <w:rFonts w:ascii="SimSun" w:cs="SimSun" w:eastAsia="SimSun" w:hAnsi="SimSun"/>
-          <w:color w:val="000000"/>
-          <w:sz w:val="18"/>
-          <w:szCs w:val="18"/>
-        </w:rPr>
-        <w:t xml:space="preserve"> 随 </w:t>
-      </w:r>
-      <w:r>
-        <w:rPr>
-          <w:rFonts w:ascii="Cambria Math" w:cs="Cambria Math" w:eastAsia="Cambria Math" w:hAnsi="Cambria Math"/>
-          <w:color w:val="000000"/>
-          <w:sz w:val="18"/>
-          <w:szCs w:val="18"/>
-        </w:rPr>
-        <w:t xml:space="preserve">λ</w:t>
-      </w:r>
-      <w:r>
-        <w:rPr>
-          <w:rFonts w:ascii="SimSun" w:cs="SimSun" w:eastAsia="SimSun" w:hAnsi="SimSun"/>
-          <w:color w:val="000000"/>
-          <w:sz w:val="18"/>
-          <w:szCs w:val="18"/>
-        </w:rPr>
-        <w:t xml:space="preserve"> 线性趋零，其 </w:t>
-      </w:r>
-      <w:r>
-        <w:rPr>
-          <w:rFonts w:ascii="Cambria Math" w:cs="Cambria Math" w:eastAsia="Cambria Math" w:hAnsi="Cambria Math"/>
-          <w:color w:val="000000"/>
-          <w:sz w:val="18"/>
-          <w:szCs w:val="18"/>
-        </w:rPr>
-        <w:t xml:space="preserve">x</w:t>
-      </w:r>
-      <w:r>
-        <w:rPr>
-          <w:rFonts w:ascii="SimSun" w:cs="SimSun" w:eastAsia="SimSun" w:hAnsi="SimSun"/>
-          <w:color w:val="000000"/>
-          <w:sz w:val="18"/>
-          <w:szCs w:val="18"/>
-        </w:rPr>
-        <w:t xml:space="preserve"> 截距（空心圈）即 </w:t>
-      </w:r>
-      <w:r>
-        <w:rPr>
-          <w:rFonts w:ascii="Cambria Math" w:cs="Cambria Math" w:eastAsia="Cambria Math" w:hAnsi="Cambria Math"/>
-          <w:color w:val="000000"/>
-          <w:sz w:val="18"/>
-          <w:szCs w:val="18"/>
-        </w:rPr>
-        <w:t xml:space="preserve">λ</w:t>
-      </w:r>
-      <w:r>
-        <w:rPr>
-          <w:rFonts w:ascii="Cambria Math" w:cs="Cambria Math" w:eastAsia="Cambria Math" w:hAnsi="Cambria Math"/>
-          <w:color w:val="000000"/>
-          <w:sz w:val="18"/>
-          <w:szCs w:val="18"/>
-          <w:vertAlign w:val="subscript"/>
-        </w:rPr>
-        <w:t xml:space="preserve">c</w:t>
-      </w:r>
-      <w:r>
-        <w:rPr>
-          <w:rFonts w:ascii="SimSun" w:cs="SimSun" w:eastAsia="SimSun" w:hAnsi="SimSun"/>
-          <w:color w:val="000000"/>
-          <w:sz w:val="18"/>
-          <w:szCs w:val="18"/>
-        </w:rPr>
-        <w:t xml:space="preserve">，按 </w:t>
-      </w:r>
-      <w:r>
-        <w:rPr>
-          <w:rFonts w:ascii="Cambria Math" w:cs="Cambria Math" w:eastAsia="Cambria Math" w:hAnsi="Cambria Math"/>
-          <w:color w:val="000000"/>
-          <w:sz w:val="18"/>
-          <w:szCs w:val="18"/>
-        </w:rPr>
-        <w:t xml:space="preserve">ρ</w:t>
-      </w:r>
-      <w:r>
-        <w:rPr>
-          <w:rFonts w:ascii="Cambria Math" w:cs="Cambria Math" w:eastAsia="Cambria Math" w:hAnsi="Cambria Math"/>
-          <w:color w:val="000000"/>
-          <w:sz w:val="18"/>
-          <w:szCs w:val="18"/>
-          <w:vertAlign w:val="subscript"/>
-        </w:rPr>
-        <w:t xml:space="preserve">12</w:t>
-      </w:r>
-      <w:r>
-        <w:rPr>
-          <w:rFonts w:ascii="SimSun" w:cs="SimSun" w:eastAsia="SimSun" w:hAnsi="SimSun"/>
-          <w:color w:val="000000"/>
-          <w:sz w:val="18"/>
-          <w:szCs w:val="18"/>
-        </w:rPr>
-        <w:t xml:space="preserve"> 着色，即（a）中各箱之来源。（c）机制：固定 </w:t>
-      </w:r>
-      <w:r>
-        <w:rPr>
-          <w:rFonts w:ascii="Cambria Math" w:cs="Cambria Math" w:eastAsia="Cambria Math" w:hAnsi="Cambria Math"/>
-          <w:color w:val="000000"/>
-          <w:sz w:val="18"/>
-          <w:szCs w:val="18"/>
-        </w:rPr>
-        <w:t xml:space="preserve">λ</w:t>
-      </w:r>
-      <w:r>
-        <w:rPr>
-          <w:rFonts w:ascii="SimSun" w:cs="SimSun" w:eastAsia="SimSun" w:hAnsi="SimSun"/>
-          <w:color w:val="000000"/>
-          <w:sz w:val="18"/>
-          <w:szCs w:val="18"/>
-        </w:rPr>
-        <w:t xml:space="preserve"> 时次代矩阵谱半径 </w:t>
-      </w:r>
-      <w:r>
-        <w:rPr>
-          <w:rFonts w:ascii="Cambria Math" w:cs="Cambria Math" w:eastAsia="Cambria Math" w:hAnsi="Cambria Math"/>
-          <w:color w:val="000000"/>
-          <w:sz w:val="18"/>
-          <w:szCs w:val="18"/>
-        </w:rPr>
-        <w:t xml:space="preserve">ρ(N)</w:t>
-      </w:r>
-      <w:r>
-        <w:rPr>
-          <w:rFonts w:ascii="SimSun" w:cs="SimSun" w:eastAsia="SimSun" w:hAnsi="SimSun"/>
-          <w:color w:val="000000"/>
-          <w:sz w:val="18"/>
-          <w:szCs w:val="18"/>
-        </w:rPr>
-        <w:t xml:space="preserve"> 随 </w:t>
-      </w:r>
-      <w:r>
-        <w:rPr>
-          <w:rFonts w:ascii="Cambria Math" w:cs="Cambria Math" w:eastAsia="Cambria Math" w:hAnsi="Cambria Math"/>
-          <w:color w:val="000000"/>
-          <w:sz w:val="18"/>
-          <w:szCs w:val="18"/>
-        </w:rPr>
-        <w:t xml:space="preserve">ρ</w:t>
-      </w:r>
-      <w:r>
-        <w:rPr>
-          <w:rFonts w:ascii="Cambria Math" w:cs="Cambria Math" w:eastAsia="Cambria Math" w:hAnsi="Cambria Math"/>
-          <w:color w:val="000000"/>
-          <w:sz w:val="18"/>
-          <w:szCs w:val="18"/>
-          <w:vertAlign w:val="subscript"/>
-        </w:rPr>
-        <w:t xml:space="preserve">12</w:t>
-      </w:r>
-      <w:r>
-        <w:rPr>
-          <w:rFonts w:ascii="SimSun" w:cs="SimSun" w:eastAsia="SimSun" w:hAnsi="SimSun"/>
-          <w:color w:val="000000"/>
-          <w:sz w:val="18"/>
-          <w:szCs w:val="18"/>
-        </w:rPr>
-        <w:t xml:space="preserve"> 上升，</w:t>
-      </w:r>
-      <w:r>
-        <w:rPr>
-          <w:rFonts w:ascii="Cambria Math" w:cs="Cambria Math" w:eastAsia="Cambria Math" w:hAnsi="Cambria Math"/>
-          <w:color w:val="000000"/>
-          <w:sz w:val="18"/>
-          <w:szCs w:val="18"/>
-        </w:rPr>
-        <w:t xml:space="preserve">λ=λ</w:t>
-      </w:r>
-      <w:r>
-        <w:rPr>
-          <w:rFonts w:ascii="Cambria Math" w:cs="Cambria Math" w:eastAsia="Cambria Math" w:hAnsi="Cambria Math"/>
-          <w:color w:val="000000"/>
-          <w:sz w:val="18"/>
-          <w:szCs w:val="18"/>
-          <w:vertAlign w:val="subscript"/>
-        </w:rPr>
-        <w:t xml:space="preserve">c</w:t>
-      </w:r>
-      <w:r>
-        <w:rPr>
-          <w:rFonts w:ascii="Cambria Math" w:cs="Cambria Math" w:eastAsia="Cambria Math" w:hAnsi="Cambria Math"/>
-          <w:color w:val="000000"/>
-          <w:sz w:val="18"/>
-          <w:szCs w:val="18"/>
-        </w:rPr>
-        <w:t xml:space="preserve">(0)</w:t>
-      </w:r>
-      <w:r>
-        <w:rPr>
-          <w:rFonts w:ascii="SimSun" w:cs="SimSun" w:eastAsia="SimSun" w:hAnsi="SimSun"/>
-          <w:color w:val="000000"/>
-          <w:sz w:val="18"/>
-          <w:szCs w:val="18"/>
-        </w:rPr>
-        <w:t xml:space="preserve"> 一线恰在 </w:t>
-      </w:r>
-      <w:r>
-        <w:rPr>
-          <w:rFonts w:ascii="Cambria Math" w:cs="Cambria Math" w:eastAsia="Cambria Math" w:hAnsi="Cambria Math"/>
-          <w:color w:val="000000"/>
-          <w:sz w:val="18"/>
-          <w:szCs w:val="18"/>
-        </w:rPr>
-        <w:t xml:space="preserve">ρ</w:t>
-      </w:r>
-      <w:r>
-        <w:rPr>
-          <w:rFonts w:ascii="Cambria Math" w:cs="Cambria Math" w:eastAsia="Cambria Math" w:hAnsi="Cambria Math"/>
-          <w:color w:val="000000"/>
-          <w:sz w:val="18"/>
-          <w:szCs w:val="18"/>
-          <w:vertAlign w:val="subscript"/>
-        </w:rPr>
-        <w:t xml:space="preserve">12</w:t>
-      </w:r>
-      <w:r>
-        <w:rPr>
-          <w:rFonts w:ascii="Cambria Math" w:cs="Cambria Math" w:eastAsia="Cambria Math" w:hAnsi="Cambria Math"/>
-          <w:color w:val="000000"/>
-          <w:sz w:val="18"/>
-          <w:szCs w:val="18"/>
-        </w:rPr>
-        <w:t xml:space="preserve">=0</w:t>
-      </w:r>
-      <w:r>
-        <w:rPr>
-          <w:rFonts w:ascii="SimSun" w:cs="SimSun" w:eastAsia="SimSun" w:hAnsi="SimSun"/>
-          <w:color w:val="000000"/>
-          <w:sz w:val="18"/>
-          <w:szCs w:val="18"/>
-        </w:rPr>
-        <w:t xml:space="preserve"> 处越过 </w:t>
-      </w:r>
-      <w:r>
-        <w:rPr>
-          <w:rFonts w:ascii="Cambria Math" w:cs="Cambria Math" w:eastAsia="Cambria Math" w:hAnsi="Cambria Math"/>
-          <w:color w:val="000000"/>
-          <w:sz w:val="18"/>
-          <w:szCs w:val="18"/>
-        </w:rPr>
-        <w:t xml:space="preserve">ρ(N)=1</w:t>
-      </w:r>
-      <w:r>
-        <w:rPr>
-          <w:rFonts w:ascii="SimSun" w:cs="SimSun" w:eastAsia="SimSun" w:hAnsi="SimSun"/>
-          <w:color w:val="000000"/>
-          <w:sz w:val="18"/>
-          <w:szCs w:val="18"/>
-        </w:rPr>
-        <w:t xml:space="preserve">——即相关参与集中跨层传播能力、压低阈值的机制。</w:t>
+        <w:t xml:space="preserve"> 上复现该曲线（图 3(b) 箱线），偏离最大 1.9σ、相对差不超过 1.1%。更值得强调的是其机制：相同节点在两层同时充当枢纽，会在边缘结构不变时集中跨层传播能力、压低阈值；反相关则抬高阈值——这一移动在图 3 的相图中表现为临界曲线整体内移（图 3(c)、(d)）。</w:t>
       </w:r>
     </w:p>
     <w:p>

--- a/multiplex-hypergraph-sir/lambda_c_section_cn.docx
+++ b/multiplex-hypergraph-sir/lambda_c_section_cn.docx
@@ -4307,7 +4307,7 @@
           <w:sz w:val="21"/>
           <w:szCs w:val="21"/>
         </w:rPr>
-        <w:t xml:space="preserve"> 上复现该曲线（图 3(b) 箱线），偏离最大 1.9σ、相对差不超过 1.1%。更值得强调的是其机制：相同节点在两层同时充当枢纽，会在边缘结构不变时集中跨层传播能力、压低阈值；反相关则抬高阈值——这一移动在图 3 的相图中表现为临界曲线整体内移（图 3(c)、(d)）。</w:t>
+        <w:t xml:space="preserve"> 上复现该曲线（图 3(b) 箱线），偏离最大 1.9σ、相对差不超过 1.1%。机制明确：相同节点在两层同时充当枢纽，会在边缘结构不变时集中跨层传播能力、压低阈值；反相关则抬高阈值——这一移动在图 3 的相图中表现为临界曲线整体内移（图 3(c)、(d)）。</w:t>
       </w:r>
     </w:p>
     <w:p>
@@ -5882,7 +5882,7 @@
           <w:sz w:val="21"/>
           <w:szCs w:val="21"/>
         </w:rPr>
-        <w:t xml:space="preserve">、偏离最大 1.51σ。这是对爆发阈值的一次全非线性独立确认，与前述 Jacobian 复核互补——后者检验线性化谱，前者检验非线性终态所继承的同一阈值。</w:t>
+        <w:t xml:space="preserve">、偏离最大 1.51σ，构成对爆发阈值的全非线性独立确认——与 Jacobian 复核互补：后者检验线性化谱，前者检验非线性终态所继承的同一阈值。</w:t>
       </w:r>
     </w:p>
     <w:sectPr>

--- a/multiplex-hypergraph-sir/lambda_c_section_cn.docx
+++ b/multiplex-hypergraph-sir/lambda_c_section_cn.docx
@@ -21,6 +21,40 @@
     </w:p>
     <w:p>
       <w:pPr>
+        <w:spacing w:after="120" w:before="0" w:line="300"/>
+        <w:ind w:firstLine="0"/>
+        <w:jc w:val="both"/>
+      </w:pPr>
+      <w:r>
+        <w:rPr>
+          <w:rFonts w:ascii="SimSun" w:cs="SimSun" w:eastAsia="SimSun" w:hAnsi="SimSun"/>
+          <w:color w:val="000000"/>
+          <w:sz w:val="21"/>
+          <w:szCs w:val="21"/>
+        </w:rPr>
+        <w:t xml:space="preserve">第 1 节建立的次代矩阵阈值 </w:t>
+      </w:r>
+      <w:r>
+        <w:rPr>
+          <w:rFonts w:ascii="Cambria Math" w:cs="Cambria Math" w:eastAsia="Cambria Math" w:hAnsi="Cambria Math"/>
+          <w:color w:val="000000"/>
+          <w:sz w:val="21"/>
+          <w:szCs w:val="21"/>
+        </w:rPr>
+        <w:t xml:space="preserve">ρ(N)=1</w:t>
+      </w:r>
+      <w:r>
+        <w:rPr>
+          <w:rFonts w:ascii="SimSun" w:cs="SimSun" w:eastAsia="SimSun" w:hAnsi="SimSun"/>
+          <w:color w:val="000000"/>
+          <w:sz w:val="21"/>
+          <w:szCs w:val="21"/>
+        </w:rPr>
+        <w:t xml:space="preserve"> 源于线性化分析。线性化是否遗漏了非线性效应？本节构造一条不依赖线性化的独立判据——从亚临界区 (subcritical regime) 的终态规模发散行为反向测定阈值，与谱方法互为非平凡检验。该思路与渗流理论 (percolation theory) [1] 中从簇规模分布的临界发散读出渗流阈值 (percolation threshold) 同源。</w:t>
+      </w:r>
+    </w:p>
+    <w:p>
+      <w:pPr>
         <w:spacing w:after="120" w:before="250"/>
         <w:ind w:firstLine="0"/>
       </w:pPr>
@@ -85,7 +119,7 @@
           <w:sz w:val="21"/>
           <w:szCs w:val="21"/>
         </w:rPr>
-        <w:t xml:space="preserve">，层 a 是 V 上的超图，主线取同质基数 </w:t>
+        <w:t xml:space="preserve">，层 a 是 V 上的均匀超图，超边基数 </w:t>
       </w:r>
       <w:r>
         <w:rPr>
@@ -215,7 +249,7 @@
           <w:sz w:val="21"/>
           <w:szCs w:val="21"/>
         </w:rPr>
-        <w:t xml:space="preserve"> 是本节唯一的结构输入。群体在其感染成员数达到 </w:t>
+        <w:t xml:space="preserve"> 是模型唯一的结构输入。群体在其感染成员数达到激活阈值 </w:t>
       </w:r>
       <w:r>
         <w:rPr>
@@ -243,7 +277,7 @@
           <w:sz w:val="21"/>
           <w:szCs w:val="21"/>
         </w:rPr>
-        <w:t xml:space="preserve"> 时激活，随即以速率 </w:t>
+        <w:t xml:space="preserve"> 时被激活，随即以速率 </w:t>
       </w:r>
       <w:r>
         <w:rPr>
@@ -345,7 +379,35 @@
           <w:sz w:val="21"/>
           <w:szCs w:val="21"/>
         </w:rPr>
-        <w:t xml:space="preserve"> 为固定的渠道权重）。</w:t>
+        <w:t xml:space="preserve"> 为固定的渠道权重），类似于经典 SIR 中基本再生数 </w:t>
+      </w:r>
+      <w:r>
+        <w:rPr>
+          <w:rFonts w:ascii="Cambria Math" w:cs="Cambria Math" w:eastAsia="Cambria Math" w:hAnsi="Cambria Math"/>
+          <w:color w:val="000000"/>
+          <w:sz w:val="21"/>
+          <w:szCs w:val="21"/>
+        </w:rPr>
+        <w:t xml:space="preserve">R</w:t>
+      </w:r>
+      <w:r>
+        <w:rPr>
+          <w:rFonts w:ascii="Cambria Math" w:cs="Cambria Math" w:eastAsia="Cambria Math" w:hAnsi="Cambria Math"/>
+          <w:color w:val="000000"/>
+          <w:sz w:val="21"/>
+          <w:szCs w:val="21"/>
+          <w:vertAlign w:val="subscript"/>
+        </w:rPr>
+        <w:t xml:space="preserve">0</w:t>
+      </w:r>
+      <w:r>
+        <w:rPr>
+          <w:rFonts w:ascii="SimSun" w:cs="SimSun" w:eastAsia="SimSun" w:hAnsi="SimSun"/>
+          <w:color w:val="000000"/>
+          <w:sz w:val="21"/>
+          <w:szCs w:val="21"/>
+        </w:rPr>
+        <w:t xml:space="preserve"> [14] 的角色。</w:t>
       </w:r>
     </w:p>
     <w:p>
@@ -429,7 +491,7 @@
           <w:sz w:val="21"/>
           <w:szCs w:val="21"/>
         </w:rPr>
-        <w:t xml:space="preserve">无向群体和有向超图的分界正在于此。有向情形下尾集和头集不相交，头成员被感染并不延长激活，故</w:t>
+        <w:t xml:space="preserve">无向群体和有向超图 [11] 的分界正在于此。有向情形下传播图 (transmission graph) [11] 的尾集 (tail set) 和头集 (head set) 不相交，头成员被感染并不延长激活，故</w:t>
       </w:r>
       <w:r>
         <w:rPr>
@@ -449,7 +511,7 @@
           <w:sz w:val="21"/>
           <w:szCs w:val="21"/>
         </w:rPr>
-        <w:t xml:space="preserve">是一条可用的假设；无向群体中每个成员既是传染源也是传染靶，一个成员被感染后群体随即激活，可感染同群其他成员，后者被感染又延长群体的激活时长，剩余成员被感染的概率随之抬高。</w:t>
+        <w:t xml:space="preserve">是一条可用的假设。无向群体中每个成员既是传染源也是传染靶——这与 Allard 等 [11] 指出的「有向传播中入度 (in-degree) 与出度 (out-degree) 可解耦」形成对照——一个成员被感染后群体随即激活，可感染同群其他成员，后者被感染又延长群体的激活时长，剩余成员被感染的概率随之抬高。</w:t>
       </w:r>
       <w:r>
         <w:rPr>
@@ -460,16 +522,16 @@
           <w:sz w:val="21"/>
           <w:szCs w:val="21"/>
         </w:rPr>
-        <w:t xml:space="preserve">群内级联</w:t>
-      </w:r>
-      <w:r>
-        <w:rPr>
-          <w:rFonts w:ascii="SimSun" w:cs="SimSun" w:eastAsia="SimSun" w:hAnsi="SimSun"/>
-          <w:color w:val="000000"/>
-          <w:sz w:val="21"/>
-          <w:szCs w:val="21"/>
-        </w:rPr>
-        <w:t xml:space="preserve">使逐成员的乘积闭合失效。可行的做法不是忽略群内耦合，而是把它完整吸收进状态：取 e 中除 u 外 </w:t>
+        <w:t xml:space="preserve">群内级联 (intra-group cascade)</w:t>
+      </w:r>
+      <w:r>
+        <w:rPr>
+          <w:rFonts w:ascii="SimSun" w:cs="SimSun" w:eastAsia="SimSun" w:hAnsi="SimSun"/>
+          <w:color w:val="000000"/>
+          <w:sz w:val="21"/>
+          <w:szCs w:val="21"/>
+        </w:rPr>
+        <w:t xml:space="preserve"> 使逐成员的乘积闭合失效。本文的策略不是忽略群内耦合（如 MMCA [7,10] 对逐节点状态的独立性假设），而是把耦合完整吸收进群体层面的状态空间：取 e 中除 u 外 </w:t>
       </w:r>
       <w:r>
         <w:rPr>
@@ -561,7 +623,7 @@
           <w:sz w:val="21"/>
           <w:szCs w:val="21"/>
         </w:rPr>
-        <w:t xml:space="preserve">）为房室，定义未传递子概率</w:t>
+        <w:t xml:space="preserve">）为房室——类似于 Ding 和 Zhu [9] 的状态转移树 (state transition tree)，但直接在连续时间下建立——定义未传递子概率</w:t>
       </w:r>
     </w:p>
     <w:p>
@@ -809,16 +871,16 @@
           <w:sz w:val="21"/>
           <w:szCs w:val="21"/>
         </w:rPr>
-        <w:t xml:space="preserve">局域树状</w:t>
-      </w:r>
-      <w:r>
-        <w:rPr>
-          <w:rFonts w:ascii="SimSun" w:cs="SimSun" w:eastAsia="SimSun" w:hAnsi="SimSun"/>
-          <w:color w:val="000000"/>
-          <w:sz w:val="21"/>
-          <w:szCs w:val="21"/>
-        </w:rPr>
-        <w:t xml:space="preserve">：位形模型系综在 </w:t>
+        <w:t xml:space="preserve">局域树状 (locally tree-like)</w:t>
+      </w:r>
+      <w:r>
+        <w:rPr>
+          <w:rFonts w:ascii="SimSun" w:cs="SimSun" w:eastAsia="SimSun" w:hAnsi="SimSun"/>
+          <w:color w:val="000000"/>
+          <w:sz w:val="21"/>
+          <w:szCs w:val="21"/>
+        </w:rPr>
+        <w:t xml:space="preserve">：位形模型 (configuration model) [1] 系综在 </w:t>
       </w:r>
       <w:r>
         <w:rPr>
@@ -836,7 +898,7 @@
           <w:sz w:val="21"/>
           <w:szCs w:val="21"/>
         </w:rPr>
-        <w:t xml:space="preserve"> 时局域收敛于超树，任一有限邻域内出现回路的概率为 </w:t>
+        <w:t xml:space="preserve"> 时局域收敛于超树（Bethe 格近似 [12]），任一有限邻域内出现短环路的概率为 </w:t>
       </w:r>
       <w:r>
         <w:rPr>
@@ -1001,7 +1063,7 @@
           <w:sz w:val="21"/>
           <w:szCs w:val="21"/>
         </w:rPr>
-        <w:t xml:space="preserve">暴露独立，群内耦合并未被忽略，而是已由 (2.2) 的计数状态承载。方程组的维数为 </w:t>
+        <w:t xml:space="preserve">暴露独立，群内耦合并未被忽略，而是已由 (2.2) 的计数状态完整承载。方程组的维数为 </w:t>
       </w:r>
       <w:r>
         <w:rPr>
@@ -1057,25 +1119,62 @@
           <w:sz w:val="21"/>
           <w:szCs w:val="21"/>
         </w:rPr>
-        <w:t xml:space="preserve">（S 由 Φ 代数给出、终态规模 </w:t>
-      </w:r>
-      <w:r>
-        <w:rPr>
-          <w:rFonts w:ascii="Cambria Math" w:cs="Cambria Math" w:eastAsia="Cambria Math" w:hAnsi="Cambria Math"/>
-          <w:color w:val="000000"/>
-          <w:sz w:val="21"/>
-          <w:szCs w:val="21"/>
-        </w:rPr>
-        <w:t xml:space="preserve">R(∞)</w:t>
-      </w:r>
-      <w:r>
-        <w:rPr>
-          <w:rFonts w:ascii="SimSun" w:cs="SimSun" w:eastAsia="SimSun" w:hAnsi="SimSun"/>
-          <w:color w:val="000000"/>
-          <w:sz w:val="21"/>
-          <w:szCs w:val="21"/>
-        </w:rPr>
-        <w:t xml:space="preserve"> 直接读出，两者均不另设方程），与系统规模 N 无关，积分一次即给出 </w:t>
+        <w:t xml:space="preserve">，与系统规模 N 无关（相较 MMCA [7,10] 的 </w:t>
+      </w:r>
+      <w:r>
+        <w:rPr>
+          <w:rFonts w:ascii="Cambria Math" w:cs="Cambria Math" w:eastAsia="Cambria Math" w:hAnsi="Cambria Math"/>
+          <w:color w:val="000000"/>
+          <w:sz w:val="21"/>
+          <w:szCs w:val="21"/>
+        </w:rPr>
+        <w:t xml:space="preserve">O(N)</w:t>
+      </w:r>
+      <w:r>
+        <w:rPr>
+          <w:rFonts w:ascii="SimSun" w:cs="SimSun" w:eastAsia="SimSun" w:hAnsi="SimSun"/>
+          <w:color w:val="000000"/>
+          <w:sz w:val="21"/>
+          <w:szCs w:val="21"/>
+        </w:rPr>
+        <w:t xml:space="preserve"> 维和配对近似 [8] 的 </w:t>
+      </w:r>
+      <w:r>
+        <w:rPr>
+          <w:rFonts w:ascii="Cambria Math" w:cs="Cambria Math" w:eastAsia="Cambria Math" w:hAnsi="Cambria Math"/>
+          <w:color w:val="000000"/>
+          <w:sz w:val="21"/>
+          <w:szCs w:val="21"/>
+        </w:rPr>
+        <w:t xml:space="preserve">O(N</w:t>
+      </w:r>
+      <w:r>
+        <w:rPr>
+          <w:rFonts w:ascii="Cambria Math" w:cs="Cambria Math" w:eastAsia="Cambria Math" w:hAnsi="Cambria Math"/>
+          <w:color w:val="000000"/>
+          <w:sz w:val="21"/>
+          <w:szCs w:val="21"/>
+          <w:vertAlign w:val="superscript"/>
+        </w:rPr>
+        <w:t xml:space="preserve">2</w:t>
+      </w:r>
+      <w:r>
+        <w:rPr>
+          <w:rFonts w:ascii="Cambria Math" w:cs="Cambria Math" w:eastAsia="Cambria Math" w:hAnsi="Cambria Math"/>
+          <w:color w:val="000000"/>
+          <w:sz w:val="21"/>
+          <w:szCs w:val="21"/>
+        </w:rPr>
+        <w:t xml:space="preserve">)</w:t>
+      </w:r>
+      <w:r>
+        <w:rPr>
+          <w:rFonts w:ascii="SimSun" w:cs="SimSun" w:eastAsia="SimSun" w:hAnsi="SimSun"/>
+          <w:color w:val="000000"/>
+          <w:sz w:val="21"/>
+          <w:szCs w:val="21"/>
+        </w:rPr>
+        <w:t xml:space="preserve"> 维，复杂度不随网络增大），积分一次即给出 </w:t>
       </w:r>
       <w:r>
         <w:rPr>
@@ -1093,7 +1192,7 @@
           <w:sz w:val="21"/>
           <w:szCs w:val="21"/>
         </w:rPr>
-        <w:t xml:space="preserve"> 与终态规模</w:t>
+        <w:t xml:space="preserve"> 与终态规模 (final size)</w:t>
       </w:r>
     </w:p>
     <w:p>
@@ -1144,16 +1243,16 @@
           <w:sz w:val="21"/>
           <w:szCs w:val="21"/>
         </w:rPr>
-        <w:t xml:space="preserve">群内级联。</w:t>
-      </w:r>
-      <w:r>
-        <w:rPr>
-          <w:rFonts w:ascii="SimSun" w:cs="SimSun" w:eastAsia="SimSun" w:hAnsi="SimSun"/>
-          <w:color w:val="000000"/>
-          <w:sz w:val="21"/>
-          <w:szCs w:val="21"/>
-        </w:rPr>
-        <w:t xml:space="preserve">一个种子在一个孤立的 m 元群体内造成的感染数并非 </w:t>
+        <w:t xml:space="preserve">群内级联 (intra-group cascade)。</w:t>
+      </w:r>
+      <w:r>
+        <w:rPr>
+          <w:rFonts w:ascii="SimSun" w:cs="SimSun" w:eastAsia="SimSun" w:hAnsi="SimSun"/>
+          <w:color w:val="000000"/>
+          <w:sz w:val="21"/>
+          <w:szCs w:val="21"/>
+        </w:rPr>
+        <w:t xml:space="preserve">一个种子在一个孤立的 m 元群体内造成的期望感染数并非成对独立传递的简单加和 </w:t>
       </w:r>
       <w:r>
         <w:rPr>
@@ -1171,7 +1270,7 @@
           <w:sz w:val="21"/>
           <w:szCs w:val="21"/>
         </w:rPr>
-        <w:t xml:space="preserve">，因为群体在整个级联期间持续激活。记 </w:t>
+        <w:t xml:space="preserve">，因为群体在整个级联期间持续激活——这一非线性反馈在成对网络中不存在，是高阶相互作用的核心区别 [3,4]。记 </w:t>
       </w:r>
       <w:r>
         <w:rPr>
@@ -1189,7 +1288,7 @@
           <w:sz w:val="21"/>
           <w:szCs w:val="21"/>
         </w:rPr>
-        <w:t xml:space="preserve"> 为从 i 个感染、s 个易感出发此后新增感染数的期望，以 </w:t>
+        <w:t xml:space="preserve"> 为从 i 个感染、s 个易感出发此后新增感染数的条件期望，以 </w:t>
       </w:r>
       <w:r>
         <w:rPr>
@@ -1226,7 +1325,7 @@
           <w:sz w:val="21"/>
           <w:szCs w:val="21"/>
         </w:rPr>
-        <w:t xml:space="preserve"> 记群体的总感染率（以康复率为单位），则</w:t>
+        <w:t xml:space="preserve"> 记群体的总感染速率（以康复速率为单位），由全概率公式得</w:t>
       </w:r>
     </w:p>
     <w:p>
@@ -1561,16 +1660,16 @@
           <w:sz w:val="21"/>
           <w:szCs w:val="21"/>
         </w:rPr>
-        <w:t xml:space="preserve">次代矩阵。</w:t>
-      </w:r>
-      <w:r>
-        <w:rPr>
-          <w:rFonts w:ascii="SimSun" w:cs="SimSun" w:eastAsia="SimSun" w:hAnsi="SimSun"/>
-          <w:color w:val="000000"/>
-          <w:sz w:val="21"/>
-          <w:szCs w:val="21"/>
-        </w:rPr>
-        <w:t xml:space="preserve">分支过程必须定义在群体层面：每个新感染节点点燃其余各群体，每个被点燃的群体产出 C 个新感染成员，这些成员再点燃各自其余的群体。若改在节点层面朴素地统计谁直接传染了谁，群内级联的后继会被重复计入。按</w:t>
+        <w:t xml:space="preserve">次代矩阵 (next-generation matrix) [15]。</w:t>
+      </w:r>
+      <w:r>
+        <w:rPr>
+          <w:rFonts w:ascii="SimSun" w:cs="SimSun" w:eastAsia="SimSun" w:hAnsi="SimSun"/>
+          <w:color w:val="000000"/>
+          <w:sz w:val="21"/>
+          <w:szCs w:val="21"/>
+        </w:rPr>
+        <w:t xml:space="preserve">分支过程必须定义在群体层面而非节点层面——这与 Allard 等 [11] 在有向传播图上以边为基本单元的计数类似。每个新感染节点点燃其余各群体，每个被点燃的群体产出 C 个新感染成员，这些成员再点燃各自其余的群体。若改在节点层面统计传染链，群内级联的后继会被重复计入。按</w:t>
       </w:r>
       <w:r>
         <w:rPr>
@@ -1590,7 +1689,7 @@
           <w:sz w:val="21"/>
           <w:szCs w:val="21"/>
         </w:rPr>
-        <w:t xml:space="preserve">分型，经由层 a 感染的节点其层 b 群体数的期望为 </w:t>
+        <w:t xml:space="preserve">分型——即引入传播类型 (transmission type)——经由层 a 感染的节点其层 b 群体数的期望为余度 </w:t>
       </w:r>
       <w:r>
         <w:rPr>
@@ -1675,7 +1774,7 @@
           <w:sz w:val="21"/>
           <w:szCs w:val="21"/>
         </w:rPr>
-        <w:t xml:space="preserve">，故</w:t>
+        <w:t xml:space="preserve"> [1]，故</w:t>
       </w:r>
     </w:p>
     <w:p>
@@ -1905,7 +2004,7 @@
           <w:sz w:val="21"/>
           <w:szCs w:val="21"/>
         </w:rPr>
-        <w:t xml:space="preserve">爆发阈值由 </w:t>
+        <w:t xml:space="preserve">爆发阈值由谱半径条件 </w:t>
       </w:r>
       <w:r>
         <w:rPr>
@@ -1923,7 +2022,35 @@
           <w:sz w:val="21"/>
           <w:szCs w:val="21"/>
         </w:rPr>
-        <w:t xml:space="preserve"> 确定，ρ 为谱半径。标量再生数由此升维为矩阵：单层、多层、成对、高阶都是其特例。所有 </w:t>
+        <w:t xml:space="preserve"> 确定。标量再生数 </w:t>
+      </w:r>
+      <w:r>
+        <w:rPr>
+          <w:rFonts w:ascii="Cambria Math" w:cs="Cambria Math" w:eastAsia="Cambria Math" w:hAnsi="Cambria Math"/>
+          <w:color w:val="000000"/>
+          <w:sz w:val="21"/>
+          <w:szCs w:val="21"/>
+        </w:rPr>
+        <w:t xml:space="preserve">R</w:t>
+      </w:r>
+      <w:r>
+        <w:rPr>
+          <w:rFonts w:ascii="Cambria Math" w:cs="Cambria Math" w:eastAsia="Cambria Math" w:hAnsi="Cambria Math"/>
+          <w:color w:val="000000"/>
+          <w:sz w:val="21"/>
+          <w:szCs w:val="21"/>
+          <w:vertAlign w:val="subscript"/>
+        </w:rPr>
+        <w:t xml:space="preserve">0</w:t>
+      </w:r>
+      <w:r>
+        <w:rPr>
+          <w:rFonts w:ascii="SimSun" w:cs="SimSun" w:eastAsia="SimSun" w:hAnsi="SimSun"/>
+          <w:color w:val="000000"/>
+          <w:sz w:val="21"/>
+          <w:szCs w:val="21"/>
+        </w:rPr>
+        <w:t xml:space="preserve"> 由此升维为矩阵——单层网络 [1]、多层网络 [5,6]、成对相互作用与高阶相互作用 [3,4] 均为特例。极限行为一一对应：所有 </w:t>
       </w:r>
       <w:r>
         <w:rPr>
@@ -1978,25 +2105,43 @@
           <w:sz w:val="21"/>
           <w:szCs w:val="21"/>
         </w:rPr>
-        <w:t xml:space="preserve">，(2.7) 回到多层网络 SIR 的已知阈值；</w:t>
-      </w:r>
-      <w:r>
-        <w:rPr>
-          <w:rFonts w:ascii="Cambria Math" w:cs="Cambria Math" w:eastAsia="Cambria Math" w:hAnsi="Cambria Math"/>
-          <w:color w:val="000000"/>
-          <w:sz w:val="21"/>
-          <w:szCs w:val="21"/>
-        </w:rPr>
-        <w:t xml:space="preserve">M=1、m=2</w:t>
-      </w:r>
-      <w:r>
-        <w:rPr>
-          <w:rFonts w:ascii="SimSun" w:cs="SimSun" w:eastAsia="SimSun" w:hAnsi="SimSun"/>
-          <w:color w:val="000000"/>
-          <w:sz w:val="21"/>
-          <w:szCs w:val="21"/>
-        </w:rPr>
-        <w:t xml:space="preserve"> 时其传递概率阈值 </w:t>
+        <w:t xml:space="preserve">，(2.7) 回到多层网络 SIR 的已知阈值 [5]；</w:t>
+      </w:r>
+      <w:r>
+        <w:rPr>
+          <w:rFonts w:ascii="Cambria Math" w:cs="Cambria Math" w:eastAsia="Cambria Math" w:hAnsi="Cambria Math"/>
+          <w:color w:val="000000"/>
+          <w:sz w:val="21"/>
+          <w:szCs w:val="21"/>
+        </w:rPr>
+        <w:t xml:space="preserve">M=1</w:t>
+      </w:r>
+      <w:r>
+        <w:rPr>
+          <w:rFonts w:ascii="SimSun" w:cs="SimSun" w:eastAsia="SimSun" w:hAnsi="SimSun"/>
+          <w:color w:val="000000"/>
+          <w:sz w:val="21"/>
+          <w:szCs w:val="21"/>
+        </w:rPr>
+        <w:t xml:space="preserve">、</w:t>
+      </w:r>
+      <w:r>
+        <w:rPr>
+          <w:rFonts w:ascii="Cambria Math" w:cs="Cambria Math" w:eastAsia="Cambria Math" w:hAnsi="Cambria Math"/>
+          <w:color w:val="000000"/>
+          <w:sz w:val="21"/>
+          <w:szCs w:val="21"/>
+        </w:rPr>
+        <w:t xml:space="preserve">m=2</w:t>
+      </w:r>
+      <w:r>
+        <w:rPr>
+          <w:rFonts w:ascii="SimSun" w:cs="SimSun" w:eastAsia="SimSun" w:hAnsi="SimSun"/>
+          <w:color w:val="000000"/>
+          <w:sz w:val="21"/>
+          <w:szCs w:val="21"/>
+        </w:rPr>
+        <w:t xml:space="preserve"> 时传递概率阈值 </w:t>
       </w:r>
       <w:r>
         <w:rPr>
@@ -2071,7 +2216,7 @@
           <w:sz w:val="21"/>
           <w:szCs w:val="21"/>
         </w:rPr>
-        <w:t xml:space="preserve"> 回到 </w:t>
+        <w:t xml:space="preserve"> 回到 Newman [1] 的键渗流公式 </w:t>
       </w:r>
       <w:r>
         <w:rPr>
@@ -2108,7 +2253,7 @@
           <w:sz w:val="21"/>
           <w:szCs w:val="21"/>
         </w:rPr>
-        <w:t xml:space="preserve">。另外，N 逐元非负，所以 </w:t>
+        <w:t xml:space="preserve">。另外，N 逐元非负，Perron–Frobenius 定理给出 </w:t>
       </w:r>
       <w:r>
         <w:rPr>
@@ -2183,7 +2328,7 @@
           <w:sz w:val="21"/>
           <w:szCs w:val="21"/>
         </w:rPr>
-        <w:t xml:space="preserve"> 恰为孤立层 a 的分支数：多重超图的阈值因而不高于任一单层的阈值。</w:t>
+        <w:t xml:space="preserve"> 恰为孤立层 a 的分支数——这意味着多重结构的引入严格降低阈值，与多层网络的一般结论 [5,6] 一致。</w:t>
       </w:r>
     </w:p>
     <w:p>
@@ -2216,7 +2361,45 @@
           <w:sz w:val="21"/>
           <w:szCs w:val="21"/>
         </w:rPr>
-        <w:t xml:space="preserve">(2.7) 给出的阈值是线性化的产物。本小节给出一条不经线性化的独立判据，其思路和谱方法正相反：始终停在阈值以下，由小种子所引发簇的规模发散读出 </w:t>
+        <w:t xml:space="preserve">(2.7) 给出的阈值是线性失稳分析 (linear stability analysis) 的产物。本小节构造一条非线性判据：始终停在亚临界区，从单一种子引发的有限簇 (finite cluster) 的平均总规模在 </w:t>
+      </w:r>
+      <w:r>
+        <w:rPr>
+          <w:rFonts w:ascii="Cambria Math" w:cs="Cambria Math" w:eastAsia="Cambria Math" w:hAnsi="Cambria Math"/>
+          <w:color w:val="000000"/>
+          <w:sz w:val="21"/>
+          <w:szCs w:val="21"/>
+        </w:rPr>
+        <w:t xml:space="preserve">λ→λ</w:t>
+      </w:r>
+      <w:r>
+        <w:rPr>
+          <w:rFonts w:ascii="Cambria Math" w:cs="Cambria Math" w:eastAsia="Cambria Math" w:hAnsi="Cambria Math"/>
+          <w:color w:val="000000"/>
+          <w:sz w:val="21"/>
+          <w:szCs w:val="21"/>
+          <w:vertAlign w:val="subscript"/>
+        </w:rPr>
+        <w:t xml:space="preserve">c</w:t>
+      </w:r>
+      <w:r>
+        <w:rPr>
+          <w:rFonts w:ascii="Cambria Math" w:cs="Cambria Math" w:eastAsia="Cambria Math" w:hAnsi="Cambria Math"/>
+          <w:color w:val="000000"/>
+          <w:sz w:val="21"/>
+          <w:szCs w:val="21"/>
+          <w:vertAlign w:val="superscript"/>
+        </w:rPr>
+        <w:t xml:space="preserve">−</w:t>
+      </w:r>
+      <w:r>
+        <w:rPr>
+          <w:rFonts w:ascii="SimSun" w:cs="SimSun" w:eastAsia="SimSun" w:hAnsi="SimSun"/>
+          <w:color w:val="000000"/>
+          <w:sz w:val="21"/>
+          <w:szCs w:val="21"/>
+        </w:rPr>
+        <w:t xml:space="preserve"> 处的发散行为读出 </w:t>
       </w:r>
       <w:r>
         <w:rPr>
@@ -2244,16 +2427,16 @@
           <w:sz w:val="21"/>
           <w:szCs w:val="21"/>
         </w:rPr>
-        <w:t xml:space="preserve">。阈值以下单个种子只引发有限簇，但其平均总规模随 </w:t>
-      </w:r>
-      <w:r>
-        <w:rPr>
-          <w:rFonts w:ascii="Cambria Math" w:cs="Cambria Math" w:eastAsia="Cambria Math" w:hAnsi="Cambria Math"/>
-          <w:color w:val="000000"/>
-          <w:sz w:val="21"/>
-          <w:szCs w:val="21"/>
-        </w:rPr>
-        <w:t xml:space="preserve">λ→λ</w:t>
+        <w:t xml:space="preserve">。这与渗流理论中从平均簇规模 (mean cluster size) 的幂律发散 </w:t>
+      </w:r>
+      <w:r>
+        <w:rPr>
+          <w:rFonts w:ascii="Cambria Math" w:cs="Cambria Math" w:eastAsia="Cambria Math" w:hAnsi="Cambria Math"/>
+          <w:color w:val="000000"/>
+          <w:sz w:val="21"/>
+          <w:szCs w:val="21"/>
+        </w:rPr>
+        <w:t xml:space="preserve">χ∼|p−p</w:t>
       </w:r>
       <w:r>
         <w:rPr>
@@ -2271,18 +2454,27 @@
           <w:color w:val="000000"/>
           <w:sz w:val="21"/>
           <w:szCs w:val="21"/>
+        </w:rPr>
+        <w:t xml:space="preserve">|</w:t>
+      </w:r>
+      <w:r>
+        <w:rPr>
+          <w:rFonts w:ascii="Cambria Math" w:cs="Cambria Math" w:eastAsia="Cambria Math" w:hAnsi="Cambria Math"/>
+          <w:color w:val="000000"/>
+          <w:sz w:val="21"/>
+          <w:szCs w:val="21"/>
           <w:vertAlign w:val="superscript"/>
         </w:rPr>
-        <w:t xml:space="preserve">−</w:t>
-      </w:r>
-      <w:r>
-        <w:rPr>
-          <w:rFonts w:ascii="SimSun" w:cs="SimSun" w:eastAsia="SimSun" w:hAnsi="SimSun"/>
-          <w:color w:val="000000"/>
-          <w:sz w:val="21"/>
-          <w:szCs w:val="21"/>
-        </w:rPr>
-        <w:t xml:space="preserve"> 无界增长。以同一多型分支过程计数，该平均总规模为</w:t>
+        <w:t xml:space="preserve">−γ</w:t>
+      </w:r>
+      <w:r>
+        <w:rPr>
+          <w:rFonts w:ascii="SimSun" w:cs="SimSun" w:eastAsia="SimSun" w:hAnsi="SimSun"/>
+          <w:color w:val="000000"/>
+          <w:sz w:val="21"/>
+          <w:szCs w:val="21"/>
+        </w:rPr>
+        <w:t xml:space="preserve"> 测定渗流阈值 [1] 异曲同工。以同一多型分支过程计数，多型平均总规模为</w:t>
       </w:r>
     </w:p>
     <w:p>
@@ -2745,7 +2937,7 @@
           <w:sz w:val="21"/>
           <w:szCs w:val="21"/>
         </w:rPr>
-        <w:t xml:space="preserve">有限种子偏置。</w:t>
+        <w:t xml:space="preserve">有限种子偏置与 Richardson 外推。</w:t>
       </w:r>
       <w:r>
         <w:rPr>
@@ -2772,7 +2964,7 @@
           <w:sz w:val="21"/>
           <w:szCs w:val="21"/>
         </w:rPr>
-        <w:t xml:space="preserve"> 的陈述。</w:t>
+        <w:t xml:space="preserve"> 的渐近陈述。有限 </w:t>
       </w:r>
       <w:r>
         <w:rPr>
@@ -2854,7 +3046,7 @@
           <w:sz w:val="21"/>
           <w:szCs w:val="21"/>
         </w:rPr>
-        <w:t xml:space="preserve"> 因而不归零，零点被系统性地推高。由于 </w:t>
+        <w:t xml:space="preserve"> 因而不归零，零点被系统性地推高——这是有限种子效应 (finite seed effect)，类似有限尺度标度 (finite-size scaling) [17] 中系统规模对临界点的偏移。由于 </w:t>
       </w:r>
       <w:r>
         <w:rPr>
@@ -2872,25 +3064,7 @@
           <w:sz w:val="21"/>
           <w:szCs w:val="21"/>
         </w:rPr>
-        <w:t xml:space="preserve"> 对小 ε 为线性，该偏置可由 </w:t>
-      </w:r>
-      <w:r>
-        <w:rPr>
-          <w:rFonts w:ascii="Cambria Math" w:cs="Cambria Math" w:eastAsia="Cambria Math" w:hAnsi="Cambria Math"/>
-          <w:color w:val="000000"/>
-          <w:sz w:val="21"/>
-          <w:szCs w:val="21"/>
-        </w:rPr>
-        <w:t xml:space="preserve">ε→0</w:t>
-      </w:r>
-      <w:r>
-        <w:rPr>
-          <w:rFonts w:ascii="SimSun" w:cs="SimSun" w:eastAsia="SimSun" w:hAnsi="SimSun"/>
-          <w:color w:val="000000"/>
-          <w:sz w:val="21"/>
-          <w:szCs w:val="21"/>
-        </w:rPr>
-        <w:t xml:space="preserve"> 的 Richardson 外推消去，即以 </w:t>
+        <w:t xml:space="preserve"> 对小 ε 的展开以线性项为主导，该偏置可由 Richardson 外推 [18] 消去，即以 </w:t>
       </w:r>
       <w:r>
         <w:rPr>
@@ -2926,7 +3100,7 @@
           <w:sz w:val="21"/>
           <w:szCs w:val="21"/>
         </w:rPr>
-        <w:t xml:space="preserve">。其效果可以直接读出：在几个有代表性的构型上，不作外推时零点一律偏高 0.37%–0.44%，作外推后降到 0.031%–0.065%。偏置的系统性（各构型同号、量级相当），连同该修正的效力，由此一并确认。</w:t>
+        <w:t xml:space="preserve">。其效果可以定量验证：在几个有代表性的构型上，不作外推时零点一律偏高 0.37%–0.44%，作外推后降到 0.031%–0.065%。偏置的系统性（各构型同号、量级相当）连同修正的效力由此一并确认。</w:t>
       </w:r>
     </w:p>
     <w:p>
@@ -3565,7 +3739,7 @@
           <w:sz w:val="22"/>
           <w:szCs w:val="22"/>
         </w:rPr>
-        <w:t xml:space="preserve">2.4. 层间参与相关对阈值的移动</w:t>
+        <w:t xml:space="preserve">2.4. 层间度相关对阈值的效应</w:t>
       </w:r>
     </w:p>
     <w:p>
@@ -3581,7 +3755,63 @@
           <w:sz w:val="21"/>
           <w:szCs w:val="21"/>
         </w:rPr>
-        <w:t xml:space="preserve">阈值只经由度矩进入 N，故可取一族</w:t>
+        <w:t xml:space="preserve">多层网络中层间度相关 (inter-layer degree correlation) 是关键的结构特征 [5,6]——一个节点在不同层的活跃程度是否相关？阈值只经由度矩 </w:t>
+      </w:r>
+      <w:r>
+        <w:rPr>
+          <w:rFonts w:ascii="Cambria Math" w:cs="Cambria Math" w:eastAsia="Cambria Math" w:hAnsi="Cambria Math"/>
+          <w:color w:val="000000"/>
+          <w:sz w:val="21"/>
+          <w:szCs w:val="21"/>
+        </w:rPr>
+        <w:t xml:space="preserve">⟨k</w:t>
+      </w:r>
+      <w:r>
+        <w:rPr>
+          <w:rFonts w:ascii="Cambria Math" w:cs="Cambria Math" w:eastAsia="Cambria Math" w:hAnsi="Cambria Math"/>
+          <w:color w:val="000000"/>
+          <w:sz w:val="21"/>
+          <w:szCs w:val="21"/>
+          <w:vertAlign w:val="superscript"/>
+        </w:rPr>
+        <w:t xml:space="preserve">(a)</w:t>
+      </w:r>
+      <w:r>
+        <w:rPr>
+          <w:rFonts w:ascii="Cambria Math" w:cs="Cambria Math" w:eastAsia="Cambria Math" w:hAnsi="Cambria Math"/>
+          <w:color w:val="000000"/>
+          <w:sz w:val="21"/>
+          <w:szCs w:val="21"/>
+        </w:rPr>
+        <w:t xml:space="preserve">k</w:t>
+      </w:r>
+      <w:r>
+        <w:rPr>
+          <w:rFonts w:ascii="Cambria Math" w:cs="Cambria Math" w:eastAsia="Cambria Math" w:hAnsi="Cambria Math"/>
+          <w:color w:val="000000"/>
+          <w:sz w:val="21"/>
+          <w:szCs w:val="21"/>
+          <w:vertAlign w:val="superscript"/>
+        </w:rPr>
+        <w:t xml:space="preserve">(b)</w:t>
+      </w:r>
+      <w:r>
+        <w:rPr>
+          <w:rFonts w:ascii="Cambria Math" w:cs="Cambria Math" w:eastAsia="Cambria Math" w:hAnsi="Cambria Math"/>
+          <w:color w:val="000000"/>
+          <w:sz w:val="21"/>
+          <w:szCs w:val="21"/>
+        </w:rPr>
+        <w:t xml:space="preserve">⟩</w:t>
+      </w:r>
+      <w:r>
+        <w:rPr>
+          <w:rFonts w:ascii="SimSun" w:cs="SimSun" w:eastAsia="SimSun" w:hAnsi="SimSun"/>
+          <w:color w:val="000000"/>
+          <w:sz w:val="21"/>
+          <w:szCs w:val="21"/>
+        </w:rPr>
+        <w:t xml:space="preserve"> 进入 N，故可构造一族</w:t>
       </w:r>
       <w:r>
         <w:rPr>
@@ -3592,16 +3822,16 @@
           <w:sz w:val="21"/>
           <w:szCs w:val="21"/>
         </w:rPr>
-        <w:t xml:space="preserve">边缘固定、仅相关不同</w:t>
-      </w:r>
-      <w:r>
-        <w:rPr>
-          <w:rFonts w:ascii="SimSun" w:cs="SimSun" w:eastAsia="SimSun" w:hAnsi="SimSun"/>
-          <w:color w:val="000000"/>
-          <w:sz w:val="21"/>
-          <w:szCs w:val="21"/>
-        </w:rPr>
-        <w:t xml:space="preserve">的构型，隔离出层间参与相关的效应。设两层度各以等概率为 2 或 4（边缘均值 3、方差 1），联合分布取 </w:t>
+        <w:t xml:space="preserve">边缘分布固定、仅联合分布不同</w:t>
+      </w:r>
+      <w:r>
+        <w:rPr>
+          <w:rFonts w:ascii="SimSun" w:cs="SimSun" w:eastAsia="SimSun" w:hAnsi="SimSun"/>
+          <w:color w:val="000000"/>
+          <w:sz w:val="21"/>
+          <w:szCs w:val="21"/>
+        </w:rPr>
+        <w:t xml:space="preserve">的受控构型，隔离出纯粹的层间度相关效应。设两层度各以等概率取 2 或 4（边缘均值 3、方差 1），联合分布取 </w:t>
       </w:r>
       <w:r>
         <w:rPr>
@@ -3675,7 +3905,7 @@
           <w:sz w:val="21"/>
           <w:szCs w:val="21"/>
         </w:rPr>
-        <w:t xml:space="preserve">，其中 </w:t>
+        <w:t xml:space="preserve">，</w:t>
       </w:r>
       <w:r>
         <w:rPr>
@@ -3703,7 +3933,7 @@
           <w:sz w:val="21"/>
           <w:szCs w:val="21"/>
         </w:rPr>
-        <w:t xml:space="preserve"> 恰为两层度的 Pearson 相关。</w:t>
+        <w:t xml:space="preserve"> 恰为两层度的 Pearson 相关系数。</w:t>
       </w:r>
       <w:r>
         <w:rPr>
@@ -3731,7 +3961,7 @@
           <w:sz w:val="21"/>
           <w:szCs w:val="21"/>
         </w:rPr>
-        <w:t xml:space="preserve"> 由 −1（反相关）扫到 +1（正相关）时边缘不变，只有交叉矩 </w:t>
+        <w:t xml:space="preserve"> 由 −1（完全反相关）扫到 +1（完全正相关）时边缘分布不变，唯交叉矩 </w:t>
       </w:r>
       <w:r>
         <w:rPr>
@@ -3797,7 +4027,7 @@
           <w:sz w:val="21"/>
           <w:szCs w:val="21"/>
         </w:rPr>
-        <w:t xml:space="preserve"> 随之改变。</w:t>
+        <w:t xml:space="preserve"> 受调控。</w:t>
       </w:r>
     </w:p>
     <w:p>
@@ -4307,7 +4537,7 @@
           <w:sz w:val="21"/>
           <w:szCs w:val="21"/>
         </w:rPr>
-        <w:t xml:space="preserve"> 上复现该曲线（图 3(b) 箱线），偏离最大 1.9σ、相对差不超过 1.1%。机制明确：相同节点在两层同时充当枢纽，会在边缘结构不变时集中跨层传播能力、压低阈值；反相关则抬高阈值——这一移动在图 3 的相图中表现为临界曲线整体内移（图 3(c)、(d)）。</w:t>
+        <w:t xml:space="preserve"> 上复现该曲线（图 3(b) 箱线），偏离最大 1.9σ、相对差不超过 1.1%。机制明确：正相关使同一节点在两层同时充当度枢纽 (degree hub)——这与 Allard 等 [11] 所讨论的「友谊悖论 (friendship paradox) 同时放大风险与范围」一致——在边缘结构不变时集中了跨层传播能力、压低阈值；反相关则分散枢纽效应、抬高阈值。这一效应在图 3 的相图中表现为临界曲线的整体平移（图 3(c)、(d)）。</w:t>
       </w:r>
     </w:p>
     <w:p>
@@ -4340,7 +4570,7 @@
           <w:sz w:val="21"/>
           <w:szCs w:val="21"/>
         </w:rPr>
-        <w:t xml:space="preserve">校验分四层：闭合内部的自洽、阈值公式的解析锚点、亚临界规模的独立复算，以及级联量本身的蒙特卡洛复核。脚本见 verify.py、verify_ode.py、datacheck.py 和 recheck_mc.py。</w:t>
+        <w:t xml:space="preserve">严格的数值校验是理论框架可靠性的基石。校验按逻辑层次分为四级：(i) 闭合方程组的内部自洽性 (internal consistency)；(ii) 已知极限下的解析锚点 (analytic benchmarks)；(iii) 亚临界簇规模的独立复算；(iv) 群内级联量的蒙特卡洛复核 (Monte Carlo verification)。四级校验所使用的代码路径互不共享，构成对理论的交叉验证。</w:t>
       </w:r>
     </w:p>
     <w:p>
@@ -5610,7 +5840,7 @@
           <w:sz w:val="21"/>
           <w:szCs w:val="21"/>
         </w:rPr>
-        <w:t xml:space="preserve">级联递推 (2.5) 由单群体的直接 Gillespie 抽样独立复核，该检验既不使用方程组也不使用次代矩阵。在 </w:t>
+        <w:t xml:space="preserve">级联递推 (2.5) 由单群体的直接 Gillespie 精确抽样 [16] 独立复核，该检验既不使用方程组也不使用次代矩阵——遵循计算科学中的代码验证 (code verification) 与解的确认 (solution validation) 的标准流程。在 </w:t>
       </w:r>
       <w:r>
         <w:rPr>
@@ -5656,7 +5886,7 @@
           <w:sz w:val="21"/>
           <w:szCs w:val="21"/>
         </w:rPr>
-        <w:t xml:space="preserve"> 次实现给出的估计和递推值一致，偏离多在一个统计标准误以内；其中 </w:t>
+        <w:t xml:space="preserve"> 次独立实现给出的估计和递推值一致，偏离多在一个统计标准误以内；其中 </w:t>
       </w:r>
       <w:r>
         <w:rPr>
@@ -5702,7 +5932,7 @@
           <w:sz w:val="21"/>
           <w:szCs w:val="21"/>
         </w:rPr>
-        <w:t xml:space="preserve"> 次实现、四个独立随机种子复测后分别为 0.64σ、0.74σ、1.12σ 与 1.03σ，确认该偏离纯属统计涨落而非递推的系统误差。作为整体行为的旁证，</w:t>
+        <w:t xml:space="preserve"> 次实现、四个独立随机种子复测后分别为 0.64σ、0.74σ、1.12σ 与 1.03σ，确认该偏离纯属统计涨落 (statistical fluctuation) 而非系统偏差。作为整体行为的旁证，</w:t>
       </w:r>
       <w:r>
         <w:rPr>
@@ -5756,7 +5986,7 @@
           <w:sz w:val="21"/>
           <w:szCs w:val="21"/>
         </w:rPr>
-        <w:t xml:space="preserve"> 在阈值以下保持 </w:t>
+        <w:t xml:space="preserve"> 在亚临界区保持 </w:t>
       </w:r>
       <w:r>
         <w:rPr>
@@ -5774,7 +6004,7 @@
           <w:sz w:val="21"/>
           <w:szCs w:val="21"/>
         </w:rPr>
-        <w:t xml:space="preserve"> 量级、在阈值以上抬升为 </w:t>
+        <w:t xml:space="preserve"> 量级、在超临界区抬升为 </w:t>
       </w:r>
       <w:r>
         <w:rPr>
@@ -5792,7 +6022,7 @@
           <w:sz w:val="21"/>
           <w:szCs w:val="21"/>
         </w:rPr>
-        <w:t xml:space="preserve"> 的宏观爆发。</w:t>
+        <w:t xml:space="preserve"> 的宏观爆发 (macroscopic outbreak)，符合连续相变 (continuous phase transition) 的特征。</w:t>
       </w:r>
     </w:p>
     <w:p>

--- a/multiplex-hypergraph-sir/lambda_c_section_cn.docx
+++ b/multiplex-hypergraph-sir/lambda_c_section_cn.docx
@@ -1642,7 +1642,7 @@
           <w:sz w:val="21"/>
           <w:szCs w:val="21"/>
         </w:rPr>
-        <w:t xml:space="preserve">。</w:t>
+        <w:t xml:space="preserve">。图 2 给出 C 的完整定量刻画及其独立校验。</w:t>
       </w:r>
     </w:p>
     <w:p>
@@ -1654,752 +1654,11 @@
       <w:r>
         <w:rPr>
           <w:rFonts w:ascii="SimSun" w:cs="SimSun" w:eastAsia="SimSun" w:hAnsi="SimSun"/>
-          <w:b/>
-          <w:bCs/>
-          <w:color w:val="000000"/>
-          <w:sz w:val="21"/>
-          <w:szCs w:val="21"/>
-        </w:rPr>
-        <w:t xml:space="preserve">次代矩阵 (next-generation matrix) [15]。</w:t>
-      </w:r>
-      <w:r>
-        <w:rPr>
-          <w:rFonts w:ascii="SimSun" w:cs="SimSun" w:eastAsia="SimSun" w:hAnsi="SimSun"/>
-          <w:color w:val="000000"/>
-          <w:sz w:val="21"/>
-          <w:szCs w:val="21"/>
-        </w:rPr>
-        <w:t xml:space="preserve">分支过程必须定义在群体层面而非节点层面——这与 Allard 等 [11] 在有向传播图上以边为基本单元的计数类似。每个新感染节点点燃其余各群体，每个被点燃的群体产出 C 个新感染成员，这些成员再点燃各自其余的群体。若改在节点层面统计传染链，群内级联的后继会被重复计入。按</w:t>
-      </w:r>
-      <w:r>
-        <w:rPr>
-          <w:rFonts w:ascii="SimSun" w:cs="SimSun" w:eastAsia="SimSun" w:hAnsi="SimSun"/>
-          <w:i/>
-          <w:iCs/>
-          <w:color w:val="000000"/>
-          <w:sz w:val="21"/>
-          <w:szCs w:val="21"/>
-        </w:rPr>
-        <w:t xml:space="preserve">感染经由哪一层传来</w:t>
-      </w:r>
-      <w:r>
-        <w:rPr>
-          <w:rFonts w:ascii="SimSun" w:cs="SimSun" w:eastAsia="SimSun" w:hAnsi="SimSun"/>
-          <w:color w:val="000000"/>
-          <w:sz w:val="21"/>
-          <w:szCs w:val="21"/>
-        </w:rPr>
-        <w:t xml:space="preserve">分型——即引入传播类型 (transmission type)——经由层 a 感染的节点其层 b 群体数的期望为余度 </w:t>
-      </w:r>
-      <w:r>
-        <w:rPr>
-          <w:rFonts w:ascii="Cambria Math" w:cs="Cambria Math" w:eastAsia="Cambria Math" w:hAnsi="Cambria Math"/>
-          <w:color w:val="000000"/>
-          <w:sz w:val="21"/>
-          <w:szCs w:val="21"/>
-        </w:rPr>
-        <w:t xml:space="preserve">⟨k</w:t>
-      </w:r>
-      <w:r>
-        <w:rPr>
-          <w:rFonts w:ascii="Cambria Math" w:cs="Cambria Math" w:eastAsia="Cambria Math" w:hAnsi="Cambria Math"/>
-          <w:color w:val="000000"/>
-          <w:sz w:val="21"/>
-          <w:szCs w:val="21"/>
-          <w:vertAlign w:val="superscript"/>
-        </w:rPr>
-        <w:t xml:space="preserve">(a)</w:t>
-      </w:r>
-      <w:r>
-        <w:rPr>
-          <w:rFonts w:ascii="Cambria Math" w:cs="Cambria Math" w:eastAsia="Cambria Math" w:hAnsi="Cambria Math"/>
-          <w:color w:val="000000"/>
-          <w:sz w:val="21"/>
-          <w:szCs w:val="21"/>
-        </w:rPr>
-        <w:t xml:space="preserve">k</w:t>
-      </w:r>
-      <w:r>
-        <w:rPr>
-          <w:rFonts w:ascii="Cambria Math" w:cs="Cambria Math" w:eastAsia="Cambria Math" w:hAnsi="Cambria Math"/>
-          <w:color w:val="000000"/>
-          <w:sz w:val="21"/>
-          <w:szCs w:val="21"/>
-          <w:vertAlign w:val="superscript"/>
-        </w:rPr>
-        <w:t xml:space="preserve">(b)</w:t>
-      </w:r>
-      <w:r>
-        <w:rPr>
-          <w:rFonts w:ascii="Cambria Math" w:cs="Cambria Math" w:eastAsia="Cambria Math" w:hAnsi="Cambria Math"/>
-          <w:color w:val="000000"/>
-          <w:sz w:val="21"/>
-          <w:szCs w:val="21"/>
-        </w:rPr>
-        <w:t xml:space="preserve">⟩/⟨k</w:t>
-      </w:r>
-      <w:r>
-        <w:rPr>
-          <w:rFonts w:ascii="Cambria Math" w:cs="Cambria Math" w:eastAsia="Cambria Math" w:hAnsi="Cambria Math"/>
-          <w:color w:val="000000"/>
-          <w:sz w:val="21"/>
-          <w:szCs w:val="21"/>
-          <w:vertAlign w:val="superscript"/>
-        </w:rPr>
-        <w:t xml:space="preserve">(a)</w:t>
-      </w:r>
-      <w:r>
-        <w:rPr>
-          <w:rFonts w:ascii="Cambria Math" w:cs="Cambria Math" w:eastAsia="Cambria Math" w:hAnsi="Cambria Math"/>
-          <w:color w:val="000000"/>
-          <w:sz w:val="21"/>
-          <w:szCs w:val="21"/>
-        </w:rPr>
-        <w:t xml:space="preserve">⟩−δ</w:t>
-      </w:r>
-      <w:r>
-        <w:rPr>
-          <w:rFonts w:ascii="Cambria Math" w:cs="Cambria Math" w:eastAsia="Cambria Math" w:hAnsi="Cambria Math"/>
-          <w:color w:val="000000"/>
-          <w:sz w:val="21"/>
-          <w:szCs w:val="21"/>
-          <w:vertAlign w:val="subscript"/>
-        </w:rPr>
-        <w:t xml:space="preserve">ab</w:t>
-      </w:r>
-      <w:r>
-        <w:rPr>
-          <w:rFonts w:ascii="SimSun" w:cs="SimSun" w:eastAsia="SimSun" w:hAnsi="SimSun"/>
-          <w:color w:val="000000"/>
-          <w:sz w:val="21"/>
-          <w:szCs w:val="21"/>
-        </w:rPr>
-        <w:t xml:space="preserve"> [1]，故</w:t>
-      </w:r>
-    </w:p>
-    <w:p>
-      <w:pPr>
-        <w:tabs>
-          <w:tab w:val="center" w:pos="4500"/>
-          <w:tab w:val="right" w:pos="9000"/>
-        </w:tabs>
-        <w:spacing w:after="130" w:before="90" w:line="288"/>
-      </w:pPr>
-      <w:r>
-        <w:t xml:space="preserve">	</w:t>
-      </w:r>
-      <w:r>
-        <w:rPr>
-          <w:rFonts w:ascii="Cambria Math" w:cs="Cambria Math" w:eastAsia="Cambria Math" w:hAnsi="Cambria Math"/>
-          <w:color w:val="000000"/>
-          <w:sz w:val="21"/>
-          <w:szCs w:val="21"/>
-        </w:rPr>
-        <w:t xml:space="preserve">N</w:t>
-      </w:r>
-      <w:r>
-        <w:rPr>
-          <w:rFonts w:ascii="Cambria Math" w:cs="Cambria Math" w:eastAsia="Cambria Math" w:hAnsi="Cambria Math"/>
-          <w:color w:val="000000"/>
-          <w:sz w:val="21"/>
-          <w:szCs w:val="21"/>
-          <w:vertAlign w:val="subscript"/>
-        </w:rPr>
-        <w:t xml:space="preserve">ab</w:t>
-      </w:r>
-      <w:r>
-        <w:rPr>
-          <w:rFonts w:ascii="Cambria Math" w:cs="Cambria Math" w:eastAsia="Cambria Math" w:hAnsi="Cambria Math"/>
-          <w:color w:val="000000"/>
-          <w:sz w:val="21"/>
-          <w:szCs w:val="21"/>
-        </w:rPr>
-        <w:t xml:space="preserve"> = C(m</w:t>
-      </w:r>
-      <w:r>
-        <w:rPr>
-          <w:rFonts w:ascii="Cambria Math" w:cs="Cambria Math" w:eastAsia="Cambria Math" w:hAnsi="Cambria Math"/>
-          <w:color w:val="000000"/>
-          <w:sz w:val="21"/>
-          <w:szCs w:val="21"/>
-          <w:vertAlign w:val="subscript"/>
-        </w:rPr>
-        <w:t xml:space="preserve">b</w:t>
-      </w:r>
-      <w:r>
-        <w:rPr>
-          <w:rFonts w:ascii="Cambria Math" w:cs="Cambria Math" w:eastAsia="Cambria Math" w:hAnsi="Cambria Math"/>
-          <w:color w:val="000000"/>
-          <w:sz w:val="21"/>
-          <w:szCs w:val="21"/>
-        </w:rPr>
-        <w:t xml:space="preserve">,λ</w:t>
-      </w:r>
-      <w:r>
-        <w:rPr>
-          <w:rFonts w:ascii="Cambria Math" w:cs="Cambria Math" w:eastAsia="Cambria Math" w:hAnsi="Cambria Math"/>
-          <w:color w:val="000000"/>
-          <w:sz w:val="21"/>
-          <w:szCs w:val="21"/>
-          <w:vertAlign w:val="subscript"/>
-        </w:rPr>
-        <w:t xml:space="preserve">b</w:t>
-      </w:r>
-      <w:r>
-        <w:rPr>
-          <w:rFonts w:ascii="Cambria Math" w:cs="Cambria Math" w:eastAsia="Cambria Math" w:hAnsi="Cambria Math"/>
-          <w:color w:val="000000"/>
-          <w:sz w:val="21"/>
-          <w:szCs w:val="21"/>
-        </w:rPr>
-        <w:t xml:space="preserve">,θ</w:t>
-      </w:r>
-      <w:r>
-        <w:rPr>
-          <w:rFonts w:ascii="Cambria Math" w:cs="Cambria Math" w:eastAsia="Cambria Math" w:hAnsi="Cambria Math"/>
-          <w:color w:val="000000"/>
-          <w:sz w:val="21"/>
-          <w:szCs w:val="21"/>
-          <w:vertAlign w:val="subscript"/>
-        </w:rPr>
-        <w:t xml:space="preserve">b</w:t>
-      </w:r>
-      <w:r>
-        <w:rPr>
-          <w:rFonts w:ascii="Cambria Math" w:cs="Cambria Math" w:eastAsia="Cambria Math" w:hAnsi="Cambria Math"/>
-          <w:color w:val="000000"/>
-          <w:sz w:val="21"/>
-          <w:szCs w:val="21"/>
-        </w:rPr>
-        <w:t xml:space="preserve">)·[ ⟨k</w:t>
-      </w:r>
-      <w:r>
-        <w:rPr>
-          <w:rFonts w:ascii="Cambria Math" w:cs="Cambria Math" w:eastAsia="Cambria Math" w:hAnsi="Cambria Math"/>
-          <w:color w:val="000000"/>
-          <w:sz w:val="21"/>
-          <w:szCs w:val="21"/>
-          <w:vertAlign w:val="superscript"/>
-        </w:rPr>
-        <w:t xml:space="preserve">(a)</w:t>
-      </w:r>
-      <w:r>
-        <w:rPr>
-          <w:rFonts w:ascii="Cambria Math" w:cs="Cambria Math" w:eastAsia="Cambria Math" w:hAnsi="Cambria Math"/>
-          <w:color w:val="000000"/>
-          <w:sz w:val="21"/>
-          <w:szCs w:val="21"/>
-        </w:rPr>
-        <w:t xml:space="preserve">k</w:t>
-      </w:r>
-      <w:r>
-        <w:rPr>
-          <w:rFonts w:ascii="Cambria Math" w:cs="Cambria Math" w:eastAsia="Cambria Math" w:hAnsi="Cambria Math"/>
-          <w:color w:val="000000"/>
-          <w:sz w:val="21"/>
-          <w:szCs w:val="21"/>
-          <w:vertAlign w:val="superscript"/>
-        </w:rPr>
-        <w:t xml:space="preserve">(b)</w:t>
-      </w:r>
-      <w:r>
-        <w:rPr>
-          <w:rFonts w:ascii="Cambria Math" w:cs="Cambria Math" w:eastAsia="Cambria Math" w:hAnsi="Cambria Math"/>
-          <w:color w:val="000000"/>
-          <w:sz w:val="21"/>
-          <w:szCs w:val="21"/>
-        </w:rPr>
-        <w:t xml:space="preserve">⟩/⟨k</w:t>
-      </w:r>
-      <w:r>
-        <w:rPr>
-          <w:rFonts w:ascii="Cambria Math" w:cs="Cambria Math" w:eastAsia="Cambria Math" w:hAnsi="Cambria Math"/>
-          <w:color w:val="000000"/>
-          <w:sz w:val="21"/>
-          <w:szCs w:val="21"/>
-          <w:vertAlign w:val="superscript"/>
-        </w:rPr>
-        <w:t xml:space="preserve">(a)</w:t>
-      </w:r>
-      <w:r>
-        <w:rPr>
-          <w:rFonts w:ascii="Cambria Math" w:cs="Cambria Math" w:eastAsia="Cambria Math" w:hAnsi="Cambria Math"/>
-          <w:color w:val="000000"/>
-          <w:sz w:val="21"/>
-          <w:szCs w:val="21"/>
-        </w:rPr>
-        <w:t xml:space="preserve">⟩ − δ</w:t>
-      </w:r>
-      <w:r>
-        <w:rPr>
-          <w:rFonts w:ascii="Cambria Math" w:cs="Cambria Math" w:eastAsia="Cambria Math" w:hAnsi="Cambria Math"/>
-          <w:color w:val="000000"/>
-          <w:sz w:val="21"/>
-          <w:szCs w:val="21"/>
-          <w:vertAlign w:val="subscript"/>
-        </w:rPr>
-        <w:t xml:space="preserve">ab</w:t>
-      </w:r>
-      <w:r>
-        <w:rPr>
-          <w:rFonts w:ascii="Cambria Math" w:cs="Cambria Math" w:eastAsia="Cambria Math" w:hAnsi="Cambria Math"/>
-          <w:color w:val="000000"/>
-          <w:sz w:val="21"/>
-          <w:szCs w:val="21"/>
-        </w:rPr>
-        <w:t xml:space="preserve"> ],    λ</w:t>
-      </w:r>
-      <w:r>
-        <w:rPr>
-          <w:rFonts w:ascii="Cambria Math" w:cs="Cambria Math" w:eastAsia="Cambria Math" w:hAnsi="Cambria Math"/>
-          <w:color w:val="000000"/>
-          <w:sz w:val="21"/>
-          <w:szCs w:val="21"/>
-          <w:vertAlign w:val="subscript"/>
-        </w:rPr>
-        <w:t xml:space="preserve">b</w:t>
-      </w:r>
-      <w:r>
-        <w:rPr>
-          <w:rFonts w:ascii="Cambria Math" w:cs="Cambria Math" w:eastAsia="Cambria Math" w:hAnsi="Cambria Math"/>
-          <w:color w:val="000000"/>
-          <w:sz w:val="21"/>
-          <w:szCs w:val="21"/>
-        </w:rPr>
-        <w:t xml:space="preserve">=λw</w:t>
-      </w:r>
-      <w:r>
-        <w:rPr>
-          <w:rFonts w:ascii="Cambria Math" w:cs="Cambria Math" w:eastAsia="Cambria Math" w:hAnsi="Cambria Math"/>
-          <w:color w:val="000000"/>
-          <w:sz w:val="21"/>
-          <w:szCs w:val="21"/>
-          <w:vertAlign w:val="subscript"/>
-        </w:rPr>
-        <w:t xml:space="preserve">b</w:t>
-      </w:r>
-      <w:r>
-        <w:t xml:space="preserve">	</w:t>
-      </w:r>
-      <w:r>
-        <w:rPr>
-          <w:rFonts w:ascii="Cambria Math" w:cs="Cambria Math" w:eastAsia="Cambria Math" w:hAnsi="Cambria Math"/>
-          <w:color w:val="000000"/>
-          <w:sz w:val="21"/>
-          <w:szCs w:val="21"/>
-        </w:rPr>
-        <w:t xml:space="preserve">(2.7)</w:t>
-      </w:r>
-    </w:p>
-    <w:p>
-      <w:pPr>
-        <w:spacing w:after="120" w:before="0" w:line="300"/>
-        <w:ind w:firstLine="0"/>
-        <w:jc w:val="both"/>
-      </w:pPr>
-      <w:r>
-        <w:rPr>
-          <w:rFonts w:ascii="SimSun" w:cs="SimSun" w:eastAsia="SimSun" w:hAnsi="SimSun"/>
-          <w:color w:val="000000"/>
-          <w:sz w:val="21"/>
-          <w:szCs w:val="21"/>
-        </w:rPr>
-        <w:t xml:space="preserve">爆发阈值由谱半径条件 </w:t>
-      </w:r>
-      <w:r>
-        <w:rPr>
-          <w:rFonts w:ascii="Cambria Math" w:cs="Cambria Math" w:eastAsia="Cambria Math" w:hAnsi="Cambria Math"/>
-          <w:color w:val="000000"/>
-          <w:sz w:val="21"/>
-          <w:szCs w:val="21"/>
-        </w:rPr>
-        <w:t xml:space="preserve">ρ(N)=1</w:t>
-      </w:r>
-      <w:r>
-        <w:rPr>
-          <w:rFonts w:ascii="SimSun" w:cs="SimSun" w:eastAsia="SimSun" w:hAnsi="SimSun"/>
-          <w:color w:val="000000"/>
-          <w:sz w:val="21"/>
-          <w:szCs w:val="21"/>
-        </w:rPr>
-        <w:t xml:space="preserve"> 确定。标量再生数 </w:t>
-      </w:r>
-      <w:r>
-        <w:rPr>
-          <w:rFonts w:ascii="Cambria Math" w:cs="Cambria Math" w:eastAsia="Cambria Math" w:hAnsi="Cambria Math"/>
-          <w:color w:val="000000"/>
-          <w:sz w:val="21"/>
-          <w:szCs w:val="21"/>
-        </w:rPr>
-        <w:t xml:space="preserve">R</w:t>
-      </w:r>
-      <w:r>
-        <w:rPr>
-          <w:rFonts w:ascii="Cambria Math" w:cs="Cambria Math" w:eastAsia="Cambria Math" w:hAnsi="Cambria Math"/>
-          <w:color w:val="000000"/>
-          <w:sz w:val="21"/>
-          <w:szCs w:val="21"/>
-          <w:vertAlign w:val="subscript"/>
-        </w:rPr>
-        <w:t xml:space="preserve">0</w:t>
-      </w:r>
-      <w:r>
-        <w:rPr>
-          <w:rFonts w:ascii="SimSun" w:cs="SimSun" w:eastAsia="SimSun" w:hAnsi="SimSun"/>
-          <w:color w:val="000000"/>
-          <w:sz w:val="21"/>
-          <w:szCs w:val="21"/>
-        </w:rPr>
-        <w:t xml:space="preserve"> 由此升维为矩阵——单层网络 [1]、多层网络 [5,6]、成对相互作用与高阶相互作用 [3,4] 均为特例。极限行为一一对应：所有 </w:t>
-      </w:r>
-      <w:r>
-        <w:rPr>
-          <w:rFonts w:ascii="Cambria Math" w:cs="Cambria Math" w:eastAsia="Cambria Math" w:hAnsi="Cambria Math"/>
-          <w:color w:val="000000"/>
-          <w:sz w:val="21"/>
-          <w:szCs w:val="21"/>
-        </w:rPr>
-        <w:t xml:space="preserve">m</w:t>
-      </w:r>
-      <w:r>
-        <w:rPr>
-          <w:rFonts w:ascii="Cambria Math" w:cs="Cambria Math" w:eastAsia="Cambria Math" w:hAnsi="Cambria Math"/>
-          <w:color w:val="000000"/>
-          <w:sz w:val="21"/>
-          <w:szCs w:val="21"/>
-          <w:vertAlign w:val="subscript"/>
-        </w:rPr>
-        <w:t xml:space="preserve">a</w:t>
-      </w:r>
-      <w:r>
-        <w:rPr>
-          <w:rFonts w:ascii="Cambria Math" w:cs="Cambria Math" w:eastAsia="Cambria Math" w:hAnsi="Cambria Math"/>
-          <w:color w:val="000000"/>
-          <w:sz w:val="21"/>
-          <w:szCs w:val="21"/>
-        </w:rPr>
-        <w:t xml:space="preserve">=2</w:t>
-      </w:r>
-      <w:r>
-        <w:rPr>
-          <w:rFonts w:ascii="SimSun" w:cs="SimSun" w:eastAsia="SimSun" w:hAnsi="SimSun"/>
-          <w:color w:val="000000"/>
-          <w:sz w:val="21"/>
-          <w:szCs w:val="21"/>
-        </w:rPr>
-        <w:t xml:space="preserve"> 时 </w:t>
-      </w:r>
-      <w:r>
-        <w:rPr>
-          <w:rFonts w:ascii="Cambria Math" w:cs="Cambria Math" w:eastAsia="Cambria Math" w:hAnsi="Cambria Math"/>
-          <w:color w:val="000000"/>
-          <w:sz w:val="21"/>
-          <w:szCs w:val="21"/>
-        </w:rPr>
-        <w:t xml:space="preserve">C=T</w:t>
-      </w:r>
-      <w:r>
-        <w:rPr>
-          <w:rFonts w:ascii="SimSun" w:cs="SimSun" w:eastAsia="SimSun" w:hAnsi="SimSun"/>
-          <w:color w:val="000000"/>
-          <w:sz w:val="21"/>
-          <w:szCs w:val="21"/>
-        </w:rPr>
-        <w:t xml:space="preserve">，(2.7) 回到多层网络 SIR 的已知阈值 [5]；</w:t>
-      </w:r>
-      <w:r>
-        <w:rPr>
-          <w:rFonts w:ascii="Cambria Math" w:cs="Cambria Math" w:eastAsia="Cambria Math" w:hAnsi="Cambria Math"/>
-          <w:color w:val="000000"/>
-          <w:sz w:val="21"/>
-          <w:szCs w:val="21"/>
-        </w:rPr>
-        <w:t xml:space="preserve">M=1</w:t>
-      </w:r>
-      <w:r>
-        <w:rPr>
-          <w:rFonts w:ascii="SimSun" w:cs="SimSun" w:eastAsia="SimSun" w:hAnsi="SimSun"/>
-          <w:color w:val="000000"/>
-          <w:sz w:val="21"/>
-          <w:szCs w:val="21"/>
-        </w:rPr>
-        <w:t xml:space="preserve">、</w:t>
-      </w:r>
-      <w:r>
-        <w:rPr>
-          <w:rFonts w:ascii="Cambria Math" w:cs="Cambria Math" w:eastAsia="Cambria Math" w:hAnsi="Cambria Math"/>
-          <w:color w:val="000000"/>
-          <w:sz w:val="21"/>
-          <w:szCs w:val="21"/>
-        </w:rPr>
-        <w:t xml:space="preserve">m=2</w:t>
-      </w:r>
-      <w:r>
-        <w:rPr>
-          <w:rFonts w:ascii="SimSun" w:cs="SimSun" w:eastAsia="SimSun" w:hAnsi="SimSun"/>
-          <w:color w:val="000000"/>
-          <w:sz w:val="21"/>
-          <w:szCs w:val="21"/>
-        </w:rPr>
-        <w:t xml:space="preserve"> 时传递概率阈值 </w:t>
-      </w:r>
-      <w:r>
-        <w:rPr>
-          <w:rFonts w:ascii="Cambria Math" w:cs="Cambria Math" w:eastAsia="Cambria Math" w:hAnsi="Cambria Math"/>
-          <w:color w:val="000000"/>
-          <w:sz w:val="21"/>
-          <w:szCs w:val="21"/>
-        </w:rPr>
-        <w:t xml:space="preserve">T</w:t>
-      </w:r>
-      <w:r>
-        <w:rPr>
-          <w:rFonts w:ascii="Cambria Math" w:cs="Cambria Math" w:eastAsia="Cambria Math" w:hAnsi="Cambria Math"/>
-          <w:color w:val="000000"/>
-          <w:sz w:val="21"/>
-          <w:szCs w:val="21"/>
-          <w:vertAlign w:val="subscript"/>
-        </w:rPr>
-        <w:t xml:space="preserve">c</w:t>
-      </w:r>
-      <w:r>
-        <w:rPr>
-          <w:rFonts w:ascii="Cambria Math" w:cs="Cambria Math" w:eastAsia="Cambria Math" w:hAnsi="Cambria Math"/>
-          <w:color w:val="000000"/>
-          <w:sz w:val="21"/>
-          <w:szCs w:val="21"/>
-        </w:rPr>
-        <w:t xml:space="preserve">=λ</w:t>
-      </w:r>
-      <w:r>
-        <w:rPr>
-          <w:rFonts w:ascii="Cambria Math" w:cs="Cambria Math" w:eastAsia="Cambria Math" w:hAnsi="Cambria Math"/>
-          <w:color w:val="000000"/>
-          <w:sz w:val="21"/>
-          <w:szCs w:val="21"/>
-          <w:vertAlign w:val="subscript"/>
-        </w:rPr>
-        <w:t xml:space="preserve">c</w:t>
-      </w:r>
-      <w:r>
-        <w:rPr>
-          <w:rFonts w:ascii="Cambria Math" w:cs="Cambria Math" w:eastAsia="Cambria Math" w:hAnsi="Cambria Math"/>
-          <w:color w:val="000000"/>
-          <w:sz w:val="21"/>
-          <w:szCs w:val="21"/>
-        </w:rPr>
-        <w:t xml:space="preserve">/(1+λ</w:t>
-      </w:r>
-      <w:r>
-        <w:rPr>
-          <w:rFonts w:ascii="Cambria Math" w:cs="Cambria Math" w:eastAsia="Cambria Math" w:hAnsi="Cambria Math"/>
-          <w:color w:val="000000"/>
-          <w:sz w:val="21"/>
-          <w:szCs w:val="21"/>
-          <w:vertAlign w:val="subscript"/>
-        </w:rPr>
-        <w:t xml:space="preserve">c</w:t>
-      </w:r>
-      <w:r>
-        <w:rPr>
-          <w:rFonts w:ascii="Cambria Math" w:cs="Cambria Math" w:eastAsia="Cambria Math" w:hAnsi="Cambria Math"/>
-          <w:color w:val="000000"/>
-          <w:sz w:val="21"/>
-          <w:szCs w:val="21"/>
-        </w:rPr>
-        <w:t xml:space="preserve">)</w:t>
-      </w:r>
-      <w:r>
-        <w:rPr>
-          <w:rFonts w:ascii="SimSun" w:cs="SimSun" w:eastAsia="SimSun" w:hAnsi="SimSun"/>
-          <w:color w:val="000000"/>
-          <w:sz w:val="21"/>
-          <w:szCs w:val="21"/>
-        </w:rPr>
-        <w:t xml:space="preserve"> 回到 Newman [1] 的键渗流公式 </w:t>
-      </w:r>
-      <w:r>
-        <w:rPr>
-          <w:rFonts w:ascii="Cambria Math" w:cs="Cambria Math" w:eastAsia="Cambria Math" w:hAnsi="Cambria Math"/>
-          <w:color w:val="000000"/>
-          <w:sz w:val="21"/>
-          <w:szCs w:val="21"/>
-        </w:rPr>
-        <w:t xml:space="preserve">⟨k⟩/(⟨k</w:t>
-      </w:r>
-      <w:r>
-        <w:rPr>
-          <w:rFonts w:ascii="Cambria Math" w:cs="Cambria Math" w:eastAsia="Cambria Math" w:hAnsi="Cambria Math"/>
-          <w:color w:val="000000"/>
-          <w:sz w:val="21"/>
-          <w:szCs w:val="21"/>
-          <w:vertAlign w:val="superscript"/>
-        </w:rPr>
-        <w:t xml:space="preserve">2</w:t>
-      </w:r>
-      <w:r>
-        <w:rPr>
-          <w:rFonts w:ascii="Cambria Math" w:cs="Cambria Math" w:eastAsia="Cambria Math" w:hAnsi="Cambria Math"/>
-          <w:color w:val="000000"/>
-          <w:sz w:val="21"/>
-          <w:szCs w:val="21"/>
-        </w:rPr>
-        <w:t xml:space="preserve">⟩−⟨k⟩)</w:t>
-      </w:r>
-      <w:r>
-        <w:rPr>
-          <w:rFonts w:ascii="SimSun" w:cs="SimSun" w:eastAsia="SimSun" w:hAnsi="SimSun"/>
-          <w:color w:val="000000"/>
-          <w:sz w:val="21"/>
-          <w:szCs w:val="21"/>
-        </w:rPr>
-        <w:t xml:space="preserve">。另外，N 逐元非负，Perron–Frobenius 定理给出 </w:t>
-      </w:r>
-      <w:r>
-        <w:rPr>
-          <w:rFonts w:ascii="Cambria Math" w:cs="Cambria Math" w:eastAsia="Cambria Math" w:hAnsi="Cambria Math"/>
-          <w:color w:val="000000"/>
-          <w:sz w:val="21"/>
-          <w:szCs w:val="21"/>
-        </w:rPr>
-        <w:t xml:space="preserve">ρ(N)≥max</w:t>
-      </w:r>
-      <w:r>
-        <w:rPr>
-          <w:rFonts w:ascii="Cambria Math" w:cs="Cambria Math" w:eastAsia="Cambria Math" w:hAnsi="Cambria Math"/>
-          <w:color w:val="000000"/>
-          <w:sz w:val="21"/>
-          <w:szCs w:val="21"/>
-          <w:vertAlign w:val="subscript"/>
-        </w:rPr>
-        <w:t xml:space="preserve">a</w:t>
-      </w:r>
-      <w:r>
-        <w:rPr>
-          <w:rFonts w:ascii="Cambria Math" w:cs="Cambria Math" w:eastAsia="Cambria Math" w:hAnsi="Cambria Math"/>
-          <w:color w:val="000000"/>
-          <w:sz w:val="21"/>
-          <w:szCs w:val="21"/>
-        </w:rPr>
-        <w:t xml:space="preserve">N</w:t>
-      </w:r>
-      <w:r>
-        <w:rPr>
-          <w:rFonts w:ascii="Cambria Math" w:cs="Cambria Math" w:eastAsia="Cambria Math" w:hAnsi="Cambria Math"/>
-          <w:color w:val="000000"/>
-          <w:sz w:val="21"/>
-          <w:szCs w:val="21"/>
-          <w:vertAlign w:val="subscript"/>
-        </w:rPr>
-        <w:t xml:space="preserve">aa</w:t>
-      </w:r>
-      <w:r>
-        <w:rPr>
-          <w:rFonts w:ascii="SimSun" w:cs="SimSun" w:eastAsia="SimSun" w:hAnsi="SimSun"/>
-          <w:color w:val="000000"/>
-          <w:sz w:val="21"/>
-          <w:szCs w:val="21"/>
-        </w:rPr>
-        <w:t xml:space="preserve">，而 </w:t>
-      </w:r>
-      <w:r>
-        <w:rPr>
-          <w:rFonts w:ascii="Cambria Math" w:cs="Cambria Math" w:eastAsia="Cambria Math" w:hAnsi="Cambria Math"/>
-          <w:color w:val="000000"/>
-          <w:sz w:val="21"/>
-          <w:szCs w:val="21"/>
-        </w:rPr>
-        <w:t xml:space="preserve">N</w:t>
-      </w:r>
-      <w:r>
-        <w:rPr>
-          <w:rFonts w:ascii="Cambria Math" w:cs="Cambria Math" w:eastAsia="Cambria Math" w:hAnsi="Cambria Math"/>
-          <w:color w:val="000000"/>
-          <w:sz w:val="21"/>
-          <w:szCs w:val="21"/>
-          <w:vertAlign w:val="subscript"/>
-        </w:rPr>
-        <w:t xml:space="preserve">aa</w:t>
-      </w:r>
-      <w:r>
-        <w:rPr>
-          <w:rFonts w:ascii="SimSun" w:cs="SimSun" w:eastAsia="SimSun" w:hAnsi="SimSun"/>
-          <w:color w:val="000000"/>
-          <w:sz w:val="21"/>
-          <w:szCs w:val="21"/>
-        </w:rPr>
-        <w:t xml:space="preserve"> 恰为孤立层 a 的分支数——这意味着多重结构的引入严格降低阈值，与多层网络的一般结论 [5,6] 一致。</w:t>
-      </w:r>
-    </w:p>
-    <w:p>
-      <w:pPr>
-        <w:spacing w:after="120" w:before="250"/>
-        <w:ind w:firstLine="0"/>
-      </w:pPr>
-      <w:r>
-        <w:rPr>
-          <w:rFonts w:ascii="SimHei" w:cs="SimHei" w:eastAsia="SimHei" w:hAnsi="SimHei"/>
-          <w:b/>
-          <w:bCs/>
-          <w:color w:val="000000"/>
-          <w:sz w:val="22"/>
-          <w:szCs w:val="22"/>
-        </w:rPr>
-        <w:t xml:space="preserve">2.2. 亚临界簇规模与外推判据</w:t>
-      </w:r>
-    </w:p>
-    <w:p>
-      <w:pPr>
-        <w:spacing w:after="120" w:before="0" w:line="300"/>
-        <w:ind w:firstLine="0"/>
-        <w:jc w:val="both"/>
-      </w:pPr>
-      <w:r>
-        <w:rPr>
-          <w:rFonts w:ascii="SimSun" w:cs="SimSun" w:eastAsia="SimSun" w:hAnsi="SimSun"/>
-          <w:color w:val="000000"/>
-          <w:sz w:val="21"/>
-          <w:szCs w:val="21"/>
-        </w:rPr>
-        <w:t xml:space="preserve">(2.7) 给出的阈值是线性失稳分析 (linear stability analysis) 的产物。本小节构造一条非线性判据：始终停在亚临界区，从单一种子引发的有限簇 (finite cluster) 的平均总规模在 </w:t>
-      </w:r>
-      <w:r>
-        <w:rPr>
-          <w:rFonts w:ascii="Cambria Math" w:cs="Cambria Math" w:eastAsia="Cambria Math" w:hAnsi="Cambria Math"/>
-          <w:color w:val="000000"/>
-          <w:sz w:val="21"/>
-          <w:szCs w:val="21"/>
-        </w:rPr>
-        <w:t xml:space="preserve">λ→λ</w:t>
-      </w:r>
-      <w:r>
-        <w:rPr>
-          <w:rFonts w:ascii="Cambria Math" w:cs="Cambria Math" w:eastAsia="Cambria Math" w:hAnsi="Cambria Math"/>
-          <w:color w:val="000000"/>
-          <w:sz w:val="21"/>
-          <w:szCs w:val="21"/>
-          <w:vertAlign w:val="subscript"/>
-        </w:rPr>
-        <w:t xml:space="preserve">c</w:t>
-      </w:r>
-      <w:r>
-        <w:rPr>
-          <w:rFonts w:ascii="Cambria Math" w:cs="Cambria Math" w:eastAsia="Cambria Math" w:hAnsi="Cambria Math"/>
-          <w:color w:val="000000"/>
-          <w:sz w:val="21"/>
-          <w:szCs w:val="21"/>
-          <w:vertAlign w:val="superscript"/>
-        </w:rPr>
-        <w:t xml:space="preserve">−</w:t>
-      </w:r>
-      <w:r>
-        <w:rPr>
-          <w:rFonts w:ascii="SimSun" w:cs="SimSun" w:eastAsia="SimSun" w:hAnsi="SimSun"/>
-          <w:color w:val="000000"/>
-          <w:sz w:val="21"/>
-          <w:szCs w:val="21"/>
-        </w:rPr>
-        <w:t xml:space="preserve"> 处的发散行为读出 </w:t>
+          <w:color w:val="000000"/>
+          <w:sz w:val="21"/>
+          <w:szCs w:val="21"/>
+        </w:rPr>
+        <w:t xml:space="preserve">超出量的走势本身有结构（图 2b）：超出比例并非随 </w:t>
       </w:r>
       <w:r>
         <w:rPr>
@@ -2412,1013 +1671,84 @@
       </w:r>
       <w:r>
         <w:rPr>
-          <w:rFonts w:ascii="Cambria Math" w:cs="Cambria Math" w:eastAsia="Cambria Math" w:hAnsi="Cambria Math"/>
-          <w:color w:val="000000"/>
-          <w:sz w:val="21"/>
-          <w:szCs w:val="21"/>
-          <w:vertAlign w:val="subscript"/>
-        </w:rPr>
-        <w:t xml:space="preserve">c</w:t>
-      </w:r>
-      <w:r>
-        <w:rPr>
-          <w:rFonts w:ascii="SimSun" w:cs="SimSun" w:eastAsia="SimSun" w:hAnsi="SimSun"/>
-          <w:color w:val="000000"/>
-          <w:sz w:val="21"/>
-          <w:szCs w:val="21"/>
-        </w:rPr>
-        <w:t xml:space="preserve">。这与渗流理论中从平均簇规模 (mean cluster size) 的幂律发散 </w:t>
-      </w:r>
-      <w:r>
-        <w:rPr>
-          <w:rFonts w:ascii="Cambria Math" w:cs="Cambria Math" w:eastAsia="Cambria Math" w:hAnsi="Cambria Math"/>
-          <w:color w:val="000000"/>
-          <w:sz w:val="21"/>
-          <w:szCs w:val="21"/>
-        </w:rPr>
-        <w:t xml:space="preserve">χ∼|p−p</w:t>
-      </w:r>
-      <w:r>
-        <w:rPr>
-          <w:rFonts w:ascii="Cambria Math" w:cs="Cambria Math" w:eastAsia="Cambria Math" w:hAnsi="Cambria Math"/>
-          <w:color w:val="000000"/>
-          <w:sz w:val="21"/>
-          <w:szCs w:val="21"/>
-          <w:vertAlign w:val="subscript"/>
-        </w:rPr>
-        <w:t xml:space="preserve">c</w:t>
-      </w:r>
-      <w:r>
-        <w:rPr>
-          <w:rFonts w:ascii="Cambria Math" w:cs="Cambria Math" w:eastAsia="Cambria Math" w:hAnsi="Cambria Math"/>
-          <w:color w:val="000000"/>
-          <w:sz w:val="21"/>
-          <w:szCs w:val="21"/>
-        </w:rPr>
-        <w:t xml:space="preserve">|</w:t>
-      </w:r>
-      <w:r>
-        <w:rPr>
-          <w:rFonts w:ascii="Cambria Math" w:cs="Cambria Math" w:eastAsia="Cambria Math" w:hAnsi="Cambria Math"/>
-          <w:color w:val="000000"/>
-          <w:sz w:val="21"/>
-          <w:szCs w:val="21"/>
-          <w:vertAlign w:val="superscript"/>
-        </w:rPr>
-        <w:t xml:space="preserve">−γ</w:t>
-      </w:r>
-      <w:r>
-        <w:rPr>
-          <w:rFonts w:ascii="SimSun" w:cs="SimSun" w:eastAsia="SimSun" w:hAnsi="SimSun"/>
-          <w:color w:val="000000"/>
-          <w:sz w:val="21"/>
-          <w:szCs w:val="21"/>
-        </w:rPr>
-        <w:t xml:space="preserve"> 测定渗流阈值 [1] 异曲同工。以同一多型分支过程计数，多型平均总规模为</w:t>
-      </w:r>
-    </w:p>
-    <w:p>
-      <w:pPr>
-        <w:tabs>
-          <w:tab w:val="center" w:pos="4500"/>
-          <w:tab w:val="right" w:pos="9000"/>
-        </w:tabs>
-        <w:spacing w:after="130" w:before="90" w:line="288"/>
-      </w:pPr>
-      <w:r>
-        <w:t xml:space="preserve">	</w:t>
-      </w:r>
-      <w:r>
-        <w:rPr>
-          <w:rFonts w:ascii="Cambria Math" w:cs="Cambria Math" w:eastAsia="Cambria Math" w:hAnsi="Cambria Math"/>
-          <w:color w:val="000000"/>
-          <w:sz w:val="21"/>
-          <w:szCs w:val="21"/>
-        </w:rPr>
-        <w:t xml:space="preserve">χ(λ) = 1</w:t>
-      </w:r>
-      <w:r>
-        <w:rPr>
-          <w:rFonts w:ascii="Cambria Math" w:cs="Cambria Math" w:eastAsia="Cambria Math" w:hAnsi="Cambria Math"/>
-          <w:color w:val="000000"/>
-          <w:sz w:val="21"/>
-          <w:szCs w:val="21"/>
-          <w:vertAlign w:val="superscript"/>
-        </w:rPr>
-        <w:t xml:space="preserve">T</w:t>
-      </w:r>
-      <w:r>
-        <w:rPr>
-          <w:rFonts w:ascii="Cambria Math" w:cs="Cambria Math" w:eastAsia="Cambria Math" w:hAnsi="Cambria Math"/>
-          <w:color w:val="000000"/>
-          <w:sz w:val="21"/>
-          <w:szCs w:val="21"/>
-        </w:rPr>
-        <w:t xml:space="preserve">(I−N)</w:t>
-      </w:r>
-      <w:r>
-        <w:rPr>
-          <w:rFonts w:ascii="Cambria Math" w:cs="Cambria Math" w:eastAsia="Cambria Math" w:hAnsi="Cambria Math"/>
-          <w:color w:val="000000"/>
-          <w:sz w:val="21"/>
-          <w:szCs w:val="21"/>
-          <w:vertAlign w:val="superscript"/>
-        </w:rPr>
-        <w:t xml:space="preserve">−1</w:t>
-      </w:r>
-      <w:r>
-        <w:rPr>
-          <w:rFonts w:ascii="Cambria Math" w:cs="Cambria Math" w:eastAsia="Cambria Math" w:hAnsi="Cambria Math"/>
-          <w:color w:val="000000"/>
-          <w:sz w:val="21"/>
-          <w:szCs w:val="21"/>
-        </w:rPr>
-        <w:t xml:space="preserve"> v</w:t>
-      </w:r>
-      <w:r>
-        <w:rPr>
-          <w:rFonts w:ascii="Cambria Math" w:cs="Cambria Math" w:eastAsia="Cambria Math" w:hAnsi="Cambria Math"/>
-          <w:color w:val="000000"/>
-          <w:sz w:val="21"/>
-          <w:szCs w:val="21"/>
-          <w:vertAlign w:val="subscript"/>
-        </w:rPr>
-        <w:t xml:space="preserve">0</w:t>
-      </w:r>
-      <w:r>
-        <w:t xml:space="preserve">	</w:t>
-      </w:r>
-      <w:r>
-        <w:rPr>
-          <w:rFonts w:ascii="Cambria Math" w:cs="Cambria Math" w:eastAsia="Cambria Math" w:hAnsi="Cambria Math"/>
-          <w:color w:val="000000"/>
-          <w:sz w:val="21"/>
-          <w:szCs w:val="21"/>
-        </w:rPr>
-        <w:t xml:space="preserve">(2.8)</w:t>
-      </w:r>
-    </w:p>
-    <w:p>
-      <w:pPr>
-        <w:spacing w:after="120" w:before="0" w:line="300"/>
-        <w:ind w:firstLine="0"/>
-        <w:jc w:val="both"/>
-      </w:pPr>
-      <w:r>
-        <w:rPr>
-          <w:rFonts w:ascii="SimSun" w:cs="SimSun" w:eastAsia="SimSun" w:hAnsi="SimSun"/>
-          <w:color w:val="000000"/>
-          <w:sz w:val="21"/>
-          <w:szCs w:val="21"/>
-        </w:rPr>
-        <w:t xml:space="preserve">其中 </w:t>
-      </w:r>
-      <w:r>
-        <w:rPr>
-          <w:rFonts w:ascii="Cambria Math" w:cs="Cambria Math" w:eastAsia="Cambria Math" w:hAnsi="Cambria Math"/>
-          <w:color w:val="000000"/>
-          <w:sz w:val="21"/>
-          <w:szCs w:val="21"/>
-        </w:rPr>
-        <w:t xml:space="preserve">v</w:t>
-      </w:r>
-      <w:r>
-        <w:rPr>
-          <w:rFonts w:ascii="Cambria Math" w:cs="Cambria Math" w:eastAsia="Cambria Math" w:hAnsi="Cambria Math"/>
-          <w:color w:val="000000"/>
-          <w:sz w:val="21"/>
-          <w:szCs w:val="21"/>
-          <w:vertAlign w:val="subscript"/>
-        </w:rPr>
-        <w:t xml:space="preserve">0</w:t>
-      </w:r>
-      <w:r>
-        <w:rPr>
-          <w:rFonts w:ascii="SimSun" w:cs="SimSun" w:eastAsia="SimSun" w:hAnsi="SimSun"/>
-          <w:color w:val="000000"/>
-          <w:sz w:val="21"/>
-          <w:szCs w:val="21"/>
-        </w:rPr>
-        <w:t xml:space="preserve"> 为种子的型分布。χ </w:t>
-      </w:r>
-      <w:r>
-        <w:rPr>
-          <w:rFonts w:ascii="SimSun" w:cs="SimSun" w:eastAsia="SimSun" w:hAnsi="SimSun"/>
-          <w:b/>
-          <w:bCs/>
-          <w:color w:val="000000"/>
-          <w:sz w:val="21"/>
-          <w:szCs w:val="21"/>
-        </w:rPr>
-        <w:t xml:space="preserve">不可</w:t>
-      </w:r>
-      <w:r>
-        <w:rPr>
-          <w:rFonts w:ascii="SimSun" w:cs="SimSun" w:eastAsia="SimSun" w:hAnsi="SimSun"/>
-          <w:color w:val="000000"/>
-          <w:sz w:val="21"/>
-          <w:szCs w:val="21"/>
-        </w:rPr>
-        <w:t xml:space="preserve">写成标量 </w:t>
-      </w:r>
-      <w:r>
-        <w:rPr>
-          <w:rFonts w:ascii="Cambria Math" w:cs="Cambria Math" w:eastAsia="Cambria Math" w:hAnsi="Cambria Math"/>
-          <w:color w:val="000000"/>
-          <w:sz w:val="21"/>
-          <w:szCs w:val="21"/>
-        </w:rPr>
-        <w:t xml:space="preserve">1/(1−ρ)</w:t>
-      </w:r>
-      <w:r>
-        <w:rPr>
-          <w:rFonts w:ascii="SimSun" w:cs="SimSun" w:eastAsia="SimSun" w:hAnsi="SimSun"/>
-          <w:color w:val="000000"/>
-          <w:sz w:val="21"/>
-          <w:szCs w:val="21"/>
-        </w:rPr>
-        <w:t xml:space="preserve">：后者仅在 </w:t>
-      </w:r>
-      <w:r>
-        <w:rPr>
-          <w:rFonts w:ascii="Cambria Math" w:cs="Cambria Math" w:eastAsia="Cambria Math" w:hAnsi="Cambria Math"/>
-          <w:color w:val="000000"/>
-          <w:sz w:val="21"/>
-          <w:szCs w:val="21"/>
-        </w:rPr>
-        <w:t xml:space="preserve">M=1</w:t>
-      </w:r>
-      <w:r>
-        <w:rPr>
-          <w:rFonts w:ascii="SimSun" w:cs="SimSun" w:eastAsia="SimSun" w:hAnsi="SimSun"/>
-          <w:color w:val="000000"/>
-          <w:sz w:val="21"/>
-          <w:szCs w:val="21"/>
-        </w:rPr>
-        <w:t xml:space="preserve"> 或 </w:t>
-      </w:r>
-      <w:r>
-        <w:rPr>
-          <w:rFonts w:ascii="Cambria Math" w:cs="Cambria Math" w:eastAsia="Cambria Math" w:hAnsi="Cambria Math"/>
-          <w:color w:val="000000"/>
-          <w:sz w:val="21"/>
-          <w:szCs w:val="21"/>
-        </w:rPr>
-        <w:t xml:space="preserve">v</w:t>
-      </w:r>
-      <w:r>
-        <w:rPr>
-          <w:rFonts w:ascii="Cambria Math" w:cs="Cambria Math" w:eastAsia="Cambria Math" w:hAnsi="Cambria Math"/>
-          <w:color w:val="000000"/>
-          <w:sz w:val="21"/>
-          <w:szCs w:val="21"/>
-          <w:vertAlign w:val="subscript"/>
-        </w:rPr>
-        <w:t xml:space="preserve">0</w:t>
-      </w:r>
-      <w:r>
-        <w:rPr>
-          <w:rFonts w:ascii="SimSun" w:cs="SimSun" w:eastAsia="SimSun" w:hAnsi="SimSun"/>
-          <w:color w:val="000000"/>
-          <w:sz w:val="21"/>
-          <w:szCs w:val="21"/>
-        </w:rPr>
-        <w:t xml:space="preserve"> 恰为 Perron 向量时成立，多层情形下 </w:t>
-      </w:r>
-      <w:r>
-        <w:rPr>
-          <w:rFonts w:ascii="Cambria Math" w:cs="Cambria Math" w:eastAsia="Cambria Math" w:hAnsi="Cambria Math"/>
-          <w:color w:val="000000"/>
-          <w:sz w:val="21"/>
-          <w:szCs w:val="21"/>
-        </w:rPr>
-        <w:t xml:space="preserve">(I−N)</w:t>
-      </w:r>
-      <w:r>
-        <w:rPr>
-          <w:rFonts w:ascii="Cambria Math" w:cs="Cambria Math" w:eastAsia="Cambria Math" w:hAnsi="Cambria Math"/>
-          <w:color w:val="000000"/>
-          <w:sz w:val="21"/>
-          <w:szCs w:val="21"/>
-          <w:vertAlign w:val="superscript"/>
-        </w:rPr>
-        <w:t xml:space="preserve">−1</w:t>
-      </w:r>
-      <w:r>
-        <w:rPr>
-          <w:rFonts w:ascii="SimSun" w:cs="SimSun" w:eastAsia="SimSun" w:hAnsi="SimSun"/>
-          <w:color w:val="000000"/>
-          <w:sz w:val="21"/>
-          <w:szCs w:val="21"/>
-        </w:rPr>
-        <w:t xml:space="preserve"> 对各型的权重并不相同。可用的性质是 (2.8) 的极点来自 </w:t>
-      </w:r>
-      <w:r>
-        <w:rPr>
-          <w:rFonts w:ascii="Cambria Math" w:cs="Cambria Math" w:eastAsia="Cambria Math" w:hAnsi="Cambria Math"/>
-          <w:color w:val="000000"/>
-          <w:sz w:val="21"/>
-          <w:szCs w:val="21"/>
-        </w:rPr>
-        <w:t xml:space="preserve">(I−N)</w:t>
-      </w:r>
-      <w:r>
-        <w:rPr>
-          <w:rFonts w:ascii="Cambria Math" w:cs="Cambria Math" w:eastAsia="Cambria Math" w:hAnsi="Cambria Math"/>
-          <w:color w:val="000000"/>
-          <w:sz w:val="21"/>
-          <w:szCs w:val="21"/>
-          <w:vertAlign w:val="superscript"/>
-        </w:rPr>
-        <w:t xml:space="preserve">−1</w:t>
-      </w:r>
-      <w:r>
-        <w:rPr>
-          <w:rFonts w:ascii="SimSun" w:cs="SimSun" w:eastAsia="SimSun" w:hAnsi="SimSun"/>
-          <w:color w:val="000000"/>
-          <w:sz w:val="21"/>
-          <w:szCs w:val="21"/>
-        </w:rPr>
-        <w:t xml:space="preserve">，故它恰在 </w:t>
-      </w:r>
-      <w:r>
-        <w:rPr>
-          <w:rFonts w:ascii="Cambria Math" w:cs="Cambria Math" w:eastAsia="Cambria Math" w:hAnsi="Cambria Math"/>
-          <w:color w:val="000000"/>
-          <w:sz w:val="21"/>
-          <w:szCs w:val="21"/>
-        </w:rPr>
-        <w:t xml:space="preserve">ρ(N)=1</w:t>
-      </w:r>
-      <w:r>
-        <w:rPr>
-          <w:rFonts w:ascii="SimSun" w:cs="SimSun" w:eastAsia="SimSun" w:hAnsi="SimSun"/>
-          <w:color w:val="000000"/>
-          <w:sz w:val="21"/>
-          <w:szCs w:val="21"/>
-        </w:rPr>
-        <w:t xml:space="preserve"> 处按 </w:t>
-      </w:r>
-      <w:r>
-        <w:rPr>
-          <w:rFonts w:ascii="Cambria Math" w:cs="Cambria Math" w:eastAsia="Cambria Math" w:hAnsi="Cambria Math"/>
-          <w:color w:val="000000"/>
-          <w:sz w:val="21"/>
-          <w:szCs w:val="21"/>
-        </w:rPr>
-        <w:t xml:space="preserve">(1−ρ)</w:t>
-      </w:r>
-      <w:r>
-        <w:rPr>
-          <w:rFonts w:ascii="Cambria Math" w:cs="Cambria Math" w:eastAsia="Cambria Math" w:hAnsi="Cambria Math"/>
-          <w:color w:val="000000"/>
-          <w:sz w:val="21"/>
-          <w:szCs w:val="21"/>
-          <w:vertAlign w:val="superscript"/>
-        </w:rPr>
-        <w:t xml:space="preserve">−1</w:t>
-      </w:r>
-      <w:r>
-        <w:rPr>
-          <w:rFonts w:ascii="SimSun" w:cs="SimSun" w:eastAsia="SimSun" w:hAnsi="SimSun"/>
-          <w:color w:val="000000"/>
-          <w:sz w:val="21"/>
-          <w:szCs w:val="21"/>
-        </w:rPr>
-        <w:t xml:space="preserve"> 发散。其倒数因而是一条在阈值处线性穿零的光滑函数：</w:t>
-      </w:r>
-    </w:p>
-    <w:p>
-      <w:pPr>
-        <w:tabs>
-          <w:tab w:val="center" w:pos="4500"/>
-          <w:tab w:val="right" w:pos="9000"/>
-        </w:tabs>
-        <w:spacing w:after="130" w:before="90" w:line="288"/>
-      </w:pPr>
-      <w:r>
-        <w:t xml:space="preserve">	</w:t>
-      </w:r>
-      <w:r>
-        <w:rPr>
-          <w:rFonts w:ascii="Cambria Math" w:cs="Cambria Math" w:eastAsia="Cambria Math" w:hAnsi="Cambria Math"/>
-          <w:color w:val="000000"/>
-          <w:sz w:val="21"/>
-          <w:szCs w:val="21"/>
-        </w:rPr>
-        <w:t xml:space="preserve">ε/R(∞) = 1/χ(λ) ≃ c·(λ</w:t>
-      </w:r>
-      <w:r>
-        <w:rPr>
-          <w:rFonts w:ascii="Cambria Math" w:cs="Cambria Math" w:eastAsia="Cambria Math" w:hAnsi="Cambria Math"/>
-          <w:color w:val="000000"/>
-          <w:sz w:val="21"/>
-          <w:szCs w:val="21"/>
-          <w:vertAlign w:val="subscript"/>
-        </w:rPr>
-        <w:t xml:space="preserve">c</w:t>
-      </w:r>
-      <w:r>
-        <w:rPr>
-          <w:rFonts w:ascii="Cambria Math" w:cs="Cambria Math" w:eastAsia="Cambria Math" w:hAnsi="Cambria Math"/>
-          <w:color w:val="000000"/>
-          <w:sz w:val="21"/>
-          <w:szCs w:val="21"/>
-        </w:rPr>
-        <w:t xml:space="preserve">−λ),    λ→λ</w:t>
-      </w:r>
-      <w:r>
-        <w:rPr>
-          <w:rFonts w:ascii="Cambria Math" w:cs="Cambria Math" w:eastAsia="Cambria Math" w:hAnsi="Cambria Math"/>
-          <w:color w:val="000000"/>
-          <w:sz w:val="21"/>
-          <w:szCs w:val="21"/>
-          <w:vertAlign w:val="subscript"/>
-        </w:rPr>
-        <w:t xml:space="preserve">c</w:t>
-      </w:r>
-      <w:r>
-        <w:rPr>
-          <w:rFonts w:ascii="Cambria Math" w:cs="Cambria Math" w:eastAsia="Cambria Math" w:hAnsi="Cambria Math"/>
-          <w:color w:val="000000"/>
-          <w:sz w:val="21"/>
-          <w:szCs w:val="21"/>
-          <w:vertAlign w:val="superscript"/>
-        </w:rPr>
-        <w:t xml:space="preserve">−</w:t>
-      </w:r>
-      <w:r>
-        <w:t xml:space="preserve">	</w:t>
-      </w:r>
-      <w:r>
-        <w:rPr>
-          <w:rFonts w:ascii="Cambria Math" w:cs="Cambria Math" w:eastAsia="Cambria Math" w:hAnsi="Cambria Math"/>
-          <w:color w:val="000000"/>
-          <w:sz w:val="21"/>
-          <w:szCs w:val="21"/>
-        </w:rPr>
-        <w:t xml:space="preserve">(2.9)</w:t>
-      </w:r>
-    </w:p>
-    <w:p>
-      <w:pPr>
-        <w:spacing w:after="120" w:before="0" w:line="300"/>
-        <w:ind w:firstLine="0"/>
-        <w:jc w:val="both"/>
-      </w:pPr>
-      <w:r>
-        <w:rPr>
-          <w:rFonts w:ascii="SimSun" w:cs="SimSun" w:eastAsia="SimSun" w:hAnsi="SimSun"/>
-          <w:color w:val="000000"/>
-          <w:sz w:val="21"/>
-          <w:szCs w:val="21"/>
-        </w:rPr>
-        <w:t xml:space="preserve">零点即 </w:t>
-      </w:r>
-      <w:r>
-        <w:rPr>
-          <w:rFonts w:ascii="Cambria Math" w:cs="Cambria Math" w:eastAsia="Cambria Math" w:hAnsi="Cambria Math"/>
-          <w:color w:val="000000"/>
-          <w:sz w:val="21"/>
-          <w:szCs w:val="21"/>
-        </w:rPr>
-        <w:t xml:space="preserve">λ</w:t>
-      </w:r>
-      <w:r>
-        <w:rPr>
-          <w:rFonts w:ascii="Cambria Math" w:cs="Cambria Math" w:eastAsia="Cambria Math" w:hAnsi="Cambria Math"/>
-          <w:color w:val="000000"/>
-          <w:sz w:val="21"/>
-          <w:szCs w:val="21"/>
-          <w:vertAlign w:val="subscript"/>
-        </w:rPr>
-        <w:t xml:space="preserve">c</w:t>
-      </w:r>
-      <w:r>
-        <w:rPr>
-          <w:rFonts w:ascii="SimSun" w:cs="SimSun" w:eastAsia="SimSun" w:hAnsi="SimSun"/>
-          <w:color w:val="000000"/>
-          <w:sz w:val="21"/>
-          <w:szCs w:val="21"/>
-        </w:rPr>
-        <w:t xml:space="preserve">。该判据和 </w:t>
-      </w:r>
-      <w:r>
-        <w:rPr>
-          <w:rFonts w:ascii="Cambria Math" w:cs="Cambria Math" w:eastAsia="Cambria Math" w:hAnsi="Cambria Math"/>
-          <w:color w:val="000000"/>
-          <w:sz w:val="21"/>
-          <w:szCs w:val="21"/>
-        </w:rPr>
-        <w:t xml:space="preserve">ρ(N)=1</w:t>
-      </w:r>
-      <w:r>
-        <w:rPr>
-          <w:rFonts w:ascii="SimSun" w:cs="SimSun" w:eastAsia="SimSun" w:hAnsi="SimSun"/>
-          <w:color w:val="000000"/>
-          <w:sz w:val="21"/>
-          <w:szCs w:val="21"/>
-        </w:rPr>
-        <w:t xml:space="preserve"> 不共享任何中间量：一侧把非线性方程组 (2.2)–(2.4) 积分至终态、再对 (2.9) 作线性拟合，另一侧对次代矩阵 (2.7) 求谱半径并二分，二者仅共享模型定义。两条路线的一致因而是对彼此的非平凡检验，也正是图 2 所报告的。</w:t>
-      </w:r>
-    </w:p>
-    <w:p>
-      <w:pPr>
-        <w:spacing w:after="120" w:before="0" w:line="300"/>
-        <w:ind w:firstLine="420"/>
-        <w:jc w:val="both"/>
-      </w:pPr>
-      <w:r>
-        <w:rPr>
-          <w:rFonts w:ascii="SimSun" w:cs="SimSun" w:eastAsia="SimSun" w:hAnsi="SimSun"/>
-          <w:b/>
-          <w:bCs/>
-          <w:color w:val="000000"/>
-          <w:sz w:val="21"/>
-          <w:szCs w:val="21"/>
-        </w:rPr>
-        <w:t xml:space="preserve">有限种子偏置与 Richardson 外推。</w:t>
-      </w:r>
-      <w:r>
-        <w:rPr>
-          <w:rFonts w:ascii="SimSun" w:cs="SimSun" w:eastAsia="SimSun" w:hAnsi="SimSun"/>
-          <w:color w:val="000000"/>
-          <w:sz w:val="21"/>
-          <w:szCs w:val="21"/>
-        </w:rPr>
-        <w:t xml:space="preserve">(2.9) 是 </w:t>
-      </w:r>
-      <w:r>
-        <w:rPr>
-          <w:rFonts w:ascii="Cambria Math" w:cs="Cambria Math" w:eastAsia="Cambria Math" w:hAnsi="Cambria Math"/>
-          <w:color w:val="000000"/>
-          <w:sz w:val="21"/>
-          <w:szCs w:val="21"/>
-        </w:rPr>
-        <w:t xml:space="preserve">ε→0</w:t>
-      </w:r>
-      <w:r>
-        <w:rPr>
-          <w:rFonts w:ascii="SimSun" w:cs="SimSun" w:eastAsia="SimSun" w:hAnsi="SimSun"/>
-          <w:color w:val="000000"/>
-          <w:sz w:val="21"/>
-          <w:szCs w:val="21"/>
-        </w:rPr>
-        <w:t xml:space="preserve"> 的渐近陈述。有限 </w:t>
-      </w:r>
-      <w:r>
-        <w:rPr>
-          <w:rFonts w:ascii="Cambria Math" w:cs="Cambria Math" w:eastAsia="Cambria Math" w:hAnsi="Cambria Math"/>
-          <w:color w:val="000000"/>
-          <w:sz w:val="21"/>
-          <w:szCs w:val="21"/>
-        </w:rPr>
-        <w:t xml:space="preserve">ε&gt;0</w:t>
-      </w:r>
-      <w:r>
-        <w:rPr>
-          <w:rFonts w:ascii="SimSun" w:cs="SimSun" w:eastAsia="SimSun" w:hAnsi="SimSun"/>
-          <w:color w:val="000000"/>
-          <w:sz w:val="21"/>
-          <w:szCs w:val="21"/>
-        </w:rPr>
-        <w:t xml:space="preserve"> 时即便恰在 </w:t>
-      </w:r>
-      <w:r>
-        <w:rPr>
-          <w:rFonts w:ascii="Cambria Math" w:cs="Cambria Math" w:eastAsia="Cambria Math" w:hAnsi="Cambria Math"/>
-          <w:color w:val="000000"/>
-          <w:sz w:val="21"/>
-          <w:szCs w:val="21"/>
-        </w:rPr>
-        <w:t xml:space="preserve">λ</w:t>
-      </w:r>
-      <w:r>
-        <w:rPr>
-          <w:rFonts w:ascii="Cambria Math" w:cs="Cambria Math" w:eastAsia="Cambria Math" w:hAnsi="Cambria Math"/>
-          <w:color w:val="000000"/>
-          <w:sz w:val="21"/>
-          <w:szCs w:val="21"/>
-          <w:vertAlign w:val="subscript"/>
-        </w:rPr>
-        <w:t xml:space="preserve">c</w:t>
-      </w:r>
-      <w:r>
-        <w:rPr>
-          <w:rFonts w:ascii="SimSun" w:cs="SimSun" w:eastAsia="SimSun" w:hAnsi="SimSun"/>
-          <w:color w:val="000000"/>
-          <w:sz w:val="21"/>
-          <w:szCs w:val="21"/>
-        </w:rPr>
-        <w:t xml:space="preserve"> 处 </w:t>
-      </w:r>
-      <w:r>
-        <w:rPr>
-          <w:rFonts w:ascii="Cambria Math" w:cs="Cambria Math" w:eastAsia="Cambria Math" w:hAnsi="Cambria Math"/>
-          <w:color w:val="000000"/>
-          <w:sz w:val="21"/>
-          <w:szCs w:val="21"/>
-        </w:rPr>
-        <w:t xml:space="preserve">R(∞)</w:t>
-      </w:r>
-      <w:r>
-        <w:rPr>
-          <w:rFonts w:ascii="SimSun" w:cs="SimSun" w:eastAsia="SimSun" w:hAnsi="SimSun"/>
-          <w:color w:val="000000"/>
-          <w:sz w:val="21"/>
-          <w:szCs w:val="21"/>
-        </w:rPr>
-        <w:t xml:space="preserve"> 仍为有限，</w:t>
-      </w:r>
-      <w:r>
-        <w:rPr>
-          <w:rFonts w:ascii="Cambria Math" w:cs="Cambria Math" w:eastAsia="Cambria Math" w:hAnsi="Cambria Math"/>
-          <w:color w:val="000000"/>
-          <w:sz w:val="21"/>
-          <w:szCs w:val="21"/>
-        </w:rPr>
-        <w:t xml:space="preserve">ε/R(∞)</w:t>
-      </w:r>
-      <w:r>
-        <w:rPr>
-          <w:rFonts w:ascii="SimSun" w:cs="SimSun" w:eastAsia="SimSun" w:hAnsi="SimSun"/>
-          <w:color w:val="000000"/>
-          <w:sz w:val="21"/>
-          <w:szCs w:val="21"/>
-        </w:rPr>
-        <w:t xml:space="preserve"> 因而不归零，零点被系统性地推高——这是有限种子效应 (finite seed effect)，类似有限尺度标度 (finite-size scaling) [17] 中系统规模对临界点的偏移。由于 </w:t>
-      </w:r>
-      <w:r>
-        <w:rPr>
-          <w:rFonts w:ascii="Cambria Math" w:cs="Cambria Math" w:eastAsia="Cambria Math" w:hAnsi="Cambria Math"/>
-          <w:color w:val="000000"/>
-          <w:sz w:val="21"/>
-          <w:szCs w:val="21"/>
-        </w:rPr>
-        <w:t xml:space="preserve">R(∞)/ε</w:t>
-      </w:r>
-      <w:r>
-        <w:rPr>
-          <w:rFonts w:ascii="SimSun" w:cs="SimSun" w:eastAsia="SimSun" w:hAnsi="SimSun"/>
-          <w:color w:val="000000"/>
-          <w:sz w:val="21"/>
-          <w:szCs w:val="21"/>
-        </w:rPr>
-        <w:t xml:space="preserve"> 对小 ε 的展开以线性项为主导，该偏置可由 Richardson 外推 [18] 消去，即以 </w:t>
-      </w:r>
-      <w:r>
-        <w:rPr>
-          <w:rFonts w:ascii="Cambria Math" w:cs="Cambria Math" w:eastAsia="Cambria Math" w:hAnsi="Cambria Math"/>
-          <w:color w:val="000000"/>
-          <w:sz w:val="21"/>
-          <w:szCs w:val="21"/>
-        </w:rPr>
-        <w:t xml:space="preserve">2f(ε/2)−f(ε)</w:t>
-      </w:r>
-      <w:r>
-        <w:rPr>
-          <w:rFonts w:ascii="SimSun" w:cs="SimSun" w:eastAsia="SimSun" w:hAnsi="SimSun"/>
-          <w:color w:val="000000"/>
-          <w:sz w:val="21"/>
-          <w:szCs w:val="21"/>
-        </w:rPr>
-        <w:t xml:space="preserve"> 代替 </w:t>
-      </w:r>
-      <w:r>
-        <w:rPr>
-          <w:rFonts w:ascii="Cambria Math" w:cs="Cambria Math" w:eastAsia="Cambria Math" w:hAnsi="Cambria Math"/>
-          <w:color w:val="000000"/>
-          <w:sz w:val="21"/>
-          <w:szCs w:val="21"/>
-        </w:rPr>
-        <w:t xml:space="preserve">f(ε)=R(∞)/ε</w:t>
-      </w:r>
-      <w:r>
-        <w:rPr>
-          <w:rFonts w:ascii="SimSun" w:cs="SimSun" w:eastAsia="SimSun" w:hAnsi="SimSun"/>
-          <w:color w:val="000000"/>
-          <w:sz w:val="21"/>
-          <w:szCs w:val="21"/>
-        </w:rPr>
-        <w:t xml:space="preserve">。其效果可以定量验证：在几个有代表性的构型上，不作外推时零点一律偏高 0.37%–0.44%，作外推后降到 0.031%–0.065%。偏置的系统性（各构型同号、量级相当）连同修正的效力由此一并确认。</w:t>
-      </w:r>
-    </w:p>
-    <w:p>
-      <w:pPr>
-        <w:spacing w:after="120" w:before="250"/>
-        <w:ind w:firstLine="0"/>
-      </w:pPr>
-      <w:r>
-        <w:rPr>
-          <w:rFonts w:ascii="SimHei" w:cs="SimHei" w:eastAsia="SimHei" w:hAnsi="SimHei"/>
-          <w:b/>
-          <w:bCs/>
-          <w:color w:val="000000"/>
-          <w:sz w:val="22"/>
-          <w:szCs w:val="22"/>
-        </w:rPr>
-        <w:t xml:space="preserve">2.3. 数值结果</w:t>
-      </w:r>
-    </w:p>
-    <w:p>
-      <w:pPr>
-        <w:spacing w:after="120" w:before="0" w:line="300"/>
-        <w:ind w:firstLine="0"/>
-        <w:jc w:val="both"/>
-      </w:pPr>
-      <w:r>
-        <w:rPr>
-          <w:rFonts w:ascii="SimSun" w:cs="SimSun" w:eastAsia="SimSun" w:hAnsi="SimSun"/>
-          <w:color w:val="000000"/>
-          <w:sz w:val="21"/>
-          <w:szCs w:val="21"/>
-        </w:rPr>
-        <w:t xml:space="preserve">在窗口 </w:t>
-      </w:r>
-      <w:r>
-        <w:rPr>
-          <w:rFonts w:ascii="Cambria Math" w:cs="Cambria Math" w:eastAsia="Cambria Math" w:hAnsi="Cambria Math"/>
-          <w:color w:val="000000"/>
-          <w:sz w:val="21"/>
-          <w:szCs w:val="21"/>
-        </w:rPr>
-        <w:t xml:space="preserve">λ∈[0.90,0.995]λ</w:t>
-      </w:r>
-      <w:r>
-        <w:rPr>
-          <w:rFonts w:ascii="Cambria Math" w:cs="Cambria Math" w:eastAsia="Cambria Math" w:hAnsi="Cambria Math"/>
-          <w:color w:val="000000"/>
-          <w:sz w:val="21"/>
-          <w:szCs w:val="21"/>
-          <w:vertAlign w:val="subscript"/>
-        </w:rPr>
-        <w:t xml:space="preserve">c</w:t>
-      </w:r>
-      <w:r>
-        <w:rPr>
-          <w:rFonts w:ascii="SimSun" w:cs="SimSun" w:eastAsia="SimSun" w:hAnsi="SimSun"/>
-          <w:color w:val="000000"/>
-          <w:sz w:val="21"/>
-          <w:szCs w:val="21"/>
-        </w:rPr>
-        <w:t xml:space="preserve"> 上取十个点，每点按上述方式求 </w:t>
-      </w:r>
-      <w:r>
-        <w:rPr>
-          <w:rFonts w:ascii="Cambria Math" w:cs="Cambria Math" w:eastAsia="Cambria Math" w:hAnsi="Cambria Math"/>
-          <w:color w:val="000000"/>
-          <w:sz w:val="21"/>
-          <w:szCs w:val="21"/>
-        </w:rPr>
-        <w:t xml:space="preserve">ε→0</w:t>
-      </w:r>
-      <w:r>
-        <w:rPr>
-          <w:rFonts w:ascii="SimSun" w:cs="SimSun" w:eastAsia="SimSun" w:hAnsi="SimSun"/>
-          <w:color w:val="000000"/>
-          <w:sz w:val="21"/>
-          <w:szCs w:val="21"/>
-        </w:rPr>
-        <w:t xml:space="preserve"> 的 </w:t>
-      </w:r>
-      <w:r>
-        <w:rPr>
-          <w:rFonts w:ascii="Cambria Math" w:cs="Cambria Math" w:eastAsia="Cambria Math" w:hAnsi="Cambria Math"/>
-          <w:color w:val="000000"/>
-          <w:sz w:val="21"/>
-          <w:szCs w:val="21"/>
-        </w:rPr>
-        <w:t xml:space="preserve">ε/R(∞)</w:t>
-      </w:r>
-      <w:r>
-        <w:rPr>
-          <w:rFonts w:ascii="SimSun" w:cs="SimSun" w:eastAsia="SimSun" w:hAnsi="SimSun"/>
-          <w:color w:val="000000"/>
-          <w:sz w:val="21"/>
-          <w:szCs w:val="21"/>
-        </w:rPr>
-        <w:t xml:space="preserve">，作线性拟合并取其 x 截距。八组构型的阈值覆盖 </w:t>
-      </w:r>
-      <w:r>
-        <w:rPr>
-          <w:rFonts w:ascii="Cambria Math" w:cs="Cambria Math" w:eastAsia="Cambria Math" w:hAnsi="Cambria Math"/>
-          <w:color w:val="000000"/>
-          <w:sz w:val="21"/>
-          <w:szCs w:val="21"/>
-        </w:rPr>
-        <w:t xml:space="preserve">λ</w:t>
-      </w:r>
-      <w:r>
-        <w:rPr>
-          <w:rFonts w:ascii="Cambria Math" w:cs="Cambria Math" w:eastAsia="Cambria Math" w:hAnsi="Cambria Math"/>
-          <w:color w:val="000000"/>
-          <w:sz w:val="21"/>
-          <w:szCs w:val="21"/>
-          <w:vertAlign w:val="subscript"/>
-        </w:rPr>
-        <w:t xml:space="preserve">c</w:t>
-      </w:r>
-      <w:r>
-        <w:rPr>
-          <w:rFonts w:ascii="Cambria Math" w:cs="Cambria Math" w:eastAsia="Cambria Math" w:hAnsi="Cambria Math"/>
-          <w:color w:val="000000"/>
-          <w:sz w:val="21"/>
-          <w:szCs w:val="21"/>
-        </w:rPr>
-        <w:t xml:space="preserve">∈[0.08,0.40]</w:t>
-      </w:r>
-      <w:r>
-        <w:rPr>
-          <w:rFonts w:ascii="SimSun" w:cs="SimSun" w:eastAsia="SimSun" w:hAnsi="SimSun"/>
-          <w:color w:val="000000"/>
-          <w:sz w:val="21"/>
-          <w:szCs w:val="21"/>
-        </w:rPr>
-        <w:t xml:space="preserve">，含单层高阶超图、成对退化网络和双层多重超图，其 </w:t>
-      </w:r>
-      <w:r>
-        <w:rPr>
-          <w:rFonts w:ascii="Cambria Math" w:cs="Cambria Math" w:eastAsia="Cambria Math" w:hAnsi="Cambria Math"/>
-          <w:color w:val="000000"/>
-          <w:sz w:val="21"/>
-          <w:szCs w:val="21"/>
-        </w:rPr>
-        <w:t xml:space="preserve">ρ(N)=1</w:t>
-      </w:r>
-      <w:r>
-        <w:rPr>
-          <w:rFonts w:ascii="SimSun" w:cs="SimSun" w:eastAsia="SimSun" w:hAnsi="SimSun"/>
-          <w:color w:val="000000"/>
-          <w:sz w:val="21"/>
-          <w:szCs w:val="21"/>
-        </w:rPr>
-        <w:t xml:space="preserve"> 值依次为 0.080302、0.099309、0.128162、0.174483、0.185417、0.250000、0.333333 和 0.400567，而外推值依次为 0.080354、0.099370、0.128236、0.174536、0.185512、0.250096、0.333440 和 0.400702。相对偏差依次为 +0.065%、+0.062%、+0.058%、+0.031%、+0.052%、+0.039%、+0.032% 和 +0.034%，最大者为 </w:t>
-      </w:r>
-      <w:r>
-        <w:rPr>
-          <w:rFonts w:ascii="Cambria Math" w:cs="Cambria Math" w:eastAsia="Cambria Math" w:hAnsi="Cambria Math"/>
-          <w:color w:val="000000"/>
-          <w:sz w:val="21"/>
-          <w:szCs w:val="21"/>
-        </w:rPr>
-        <w:t xml:space="preserve">6.5×10</w:t>
-      </w:r>
-      <w:r>
-        <w:rPr>
-          <w:rFonts w:ascii="Cambria Math" w:cs="Cambria Math" w:eastAsia="Cambria Math" w:hAnsi="Cambria Math"/>
-          <w:color w:val="000000"/>
-          <w:sz w:val="21"/>
-          <w:szCs w:val="21"/>
-          <w:vertAlign w:val="superscript"/>
-        </w:rPr>
-        <w:t xml:space="preserve">−4</w:t>
-      </w:r>
-      <w:r>
-        <w:rPr>
-          <w:rFonts w:ascii="SimSun" w:cs="SimSun" w:eastAsia="SimSun" w:hAnsi="SimSun"/>
-          <w:color w:val="000000"/>
-          <w:sz w:val="21"/>
-          <w:szCs w:val="21"/>
-        </w:rPr>
-        <w:t xml:space="preserve">。以外推截距的回归标准误 σ 为单位，偏离依次为 +1.51、+1.38、+1.26、+0.55、+1.03、+0.76、+0.57 和 +0.47，最大者 1.51σ，全部落在 1.6σ 之内。</w:t>
-      </w:r>
-    </w:p>
-    <w:p>
-      <w:pPr>
-        <w:spacing w:after="120" w:before="0" w:line="300"/>
-        <w:ind w:firstLine="420"/>
-        <w:jc w:val="both"/>
-      </w:pPr>
-      <w:r>
-        <w:rPr>
-          <w:rFonts w:ascii="SimSun" w:cs="SimSun" w:eastAsia="SimSun" w:hAnsi="SimSun"/>
-          <w:color w:val="000000"/>
-          <w:sz w:val="21"/>
-          <w:szCs w:val="21"/>
-        </w:rPr>
-        <w:t xml:space="preserve">残余偏差为线性律 (2.9) 的</w:t>
-      </w:r>
-      <w:r>
-        <w:rPr>
-          <w:rFonts w:ascii="SimSun" w:cs="SimSun" w:eastAsia="SimSun" w:hAnsi="SimSun"/>
-          <w:b/>
-          <w:bCs/>
-          <w:color w:val="000000"/>
-          <w:sz w:val="21"/>
-          <w:szCs w:val="21"/>
-        </w:rPr>
-        <w:t xml:space="preserve">有限窗口效应</w:t>
-      </w:r>
-      <w:r>
-        <w:rPr>
-          <w:rFonts w:ascii="SimSun" w:cs="SimSun" w:eastAsia="SimSun" w:hAnsi="SimSun"/>
-          <w:color w:val="000000"/>
-          <w:sz w:val="21"/>
-          <w:szCs w:val="21"/>
-        </w:rPr>
-        <w:t xml:space="preserve">，而非闭合和谱方法之间的实质分歧。</w:t>
-      </w:r>
-      <w:r>
-        <w:rPr>
-          <w:rFonts w:ascii="Cambria Math" w:cs="Cambria Math" w:eastAsia="Cambria Math" w:hAnsi="Cambria Math"/>
-          <w:color w:val="000000"/>
-          <w:sz w:val="21"/>
-          <w:szCs w:val="21"/>
-        </w:rPr>
-        <w:t xml:space="preserve">1/χ</w:t>
-      </w:r>
-      <w:r>
-        <w:rPr>
-          <w:rFonts w:ascii="SimSun" w:cs="SimSun" w:eastAsia="SimSun" w:hAnsi="SimSun"/>
-          <w:color w:val="000000"/>
-          <w:sz w:val="21"/>
-          <w:szCs w:val="21"/>
-        </w:rPr>
-        <w:t xml:space="preserve"> 仅在 </w:t>
-      </w:r>
-      <w:r>
-        <w:rPr>
-          <w:rFonts w:ascii="Cambria Math" w:cs="Cambria Math" w:eastAsia="Cambria Math" w:hAnsi="Cambria Math"/>
-          <w:color w:val="000000"/>
-          <w:sz w:val="21"/>
-          <w:szCs w:val="21"/>
-        </w:rPr>
-        <w:t xml:space="preserve">λ</w:t>
-      </w:r>
-      <w:r>
-        <w:rPr>
-          <w:rFonts w:ascii="Cambria Math" w:cs="Cambria Math" w:eastAsia="Cambria Math" w:hAnsi="Cambria Math"/>
-          <w:color w:val="000000"/>
-          <w:sz w:val="21"/>
-          <w:szCs w:val="21"/>
-          <w:vertAlign w:val="subscript"/>
-        </w:rPr>
-        <w:t xml:space="preserve">c</w:t>
-      </w:r>
-      <w:r>
-        <w:rPr>
-          <w:rFonts w:ascii="SimSun" w:cs="SimSun" w:eastAsia="SimSun" w:hAnsi="SimSun"/>
-          <w:color w:val="000000"/>
-          <w:sz w:val="21"/>
-          <w:szCs w:val="21"/>
-        </w:rPr>
-        <w:t xml:space="preserve"> 的紧邻严格线性，有限窗口上的拟合因而带一个由曲率所致的偏置；实测该偏置的符号随窗口位置翻转——窗口取 </w:t>
-      </w:r>
-      <w:r>
-        <w:rPr>
-          <w:rFonts w:ascii="Cambria Math" w:cs="Cambria Math" w:eastAsia="Cambria Math" w:hAnsi="Cambria Math"/>
-          <w:color w:val="000000"/>
-          <w:sz w:val="21"/>
-          <w:szCs w:val="21"/>
-        </w:rPr>
-        <w:t xml:space="preserve">[0.85,0.99]λ</w:t>
-      </w:r>
-      <w:r>
-        <w:rPr>
-          <w:rFonts w:ascii="Cambria Math" w:cs="Cambria Math" w:eastAsia="Cambria Math" w:hAnsi="Cambria Math"/>
-          <w:color w:val="000000"/>
-          <w:sz w:val="21"/>
-          <w:szCs w:val="21"/>
-          <w:vertAlign w:val="subscript"/>
-        </w:rPr>
-        <w:t xml:space="preserve">c</w:t>
-      </w:r>
-      <w:r>
-        <w:rPr>
-          <w:rFonts w:ascii="SimSun" w:cs="SimSun" w:eastAsia="SimSun" w:hAnsi="SimSun"/>
-          <w:color w:val="000000"/>
-          <w:sz w:val="21"/>
-          <w:szCs w:val="21"/>
-        </w:rPr>
-        <w:t xml:space="preserve"> 时为负、取 </w:t>
-      </w:r>
-      <w:r>
-        <w:rPr>
-          <w:rFonts w:ascii="Cambria Math" w:cs="Cambria Math" w:eastAsia="Cambria Math" w:hAnsi="Cambria Math"/>
-          <w:color w:val="000000"/>
-          <w:sz w:val="21"/>
-          <w:szCs w:val="21"/>
-        </w:rPr>
-        <w:t xml:space="preserve">[0.92,0.998]λ</w:t>
-      </w:r>
-      <w:r>
-        <w:rPr>
-          <w:rFonts w:ascii="Cambria Math" w:cs="Cambria Math" w:eastAsia="Cambria Math" w:hAnsi="Cambria Math"/>
-          <w:color w:val="000000"/>
-          <w:sz w:val="21"/>
-          <w:szCs w:val="21"/>
-          <w:vertAlign w:val="subscript"/>
-        </w:rPr>
-        <w:t xml:space="preserve">c</w:t>
-      </w:r>
-      <w:r>
-        <w:rPr>
-          <w:rFonts w:ascii="SimSun" w:cs="SimSun" w:eastAsia="SimSun" w:hAnsi="SimSun"/>
-          <w:color w:val="000000"/>
-          <w:sz w:val="21"/>
-          <w:szCs w:val="21"/>
-        </w:rPr>
-        <w:t xml:space="preserve"> 时为正——其量级和 σ 相当，故无法和真实偏离区分。</w:t>
+          <w:rFonts w:ascii="SimSun" w:cs="SimSun" w:eastAsia="SimSun" w:hAnsi="SimSun"/>
+          <w:color w:val="000000"/>
+          <w:sz w:val="21"/>
+          <w:szCs w:val="21"/>
+        </w:rPr>
+        <w:t xml:space="preserve"> 单调，而是在 </w:t>
+      </w:r>
+      <w:r>
+        <w:rPr>
+          <w:rFonts w:ascii="Cambria Math" w:cs="Cambria Math" w:eastAsia="Cambria Math" w:hAnsi="Cambria Math"/>
+          <w:color w:val="000000"/>
+          <w:sz w:val="21"/>
+          <w:szCs w:val="21"/>
+        </w:rPr>
+        <w:t xml:space="preserve">λ≈0.7</w:t>
+      </w:r>
+      <w:r>
+        <w:rPr>
+          <w:rFonts w:ascii="SimSun" w:cs="SimSun" w:eastAsia="SimSun" w:hAnsi="SimSun"/>
+          <w:color w:val="000000"/>
+          <w:sz w:val="21"/>
+          <w:szCs w:val="21"/>
+        </w:rPr>
+        <w:t xml:space="preserve"> 附近取极大后回落。极限两端都退化——</w:t>
+      </w:r>
+      <w:r>
+        <w:rPr>
+          <w:rFonts w:ascii="Cambria Math" w:cs="Cambria Math" w:eastAsia="Cambria Math" w:hAnsi="Cambria Math"/>
+          <w:color w:val="000000"/>
+          <w:sz w:val="21"/>
+          <w:szCs w:val="21"/>
+        </w:rPr>
+        <w:t xml:space="preserve">λ→0</w:t>
+      </w:r>
+      <w:r>
+        <w:rPr>
+          <w:rFonts w:ascii="SimSun" w:cs="SimSun" w:eastAsia="SimSun" w:hAnsi="SimSun"/>
+          <w:color w:val="000000"/>
+          <w:sz w:val="21"/>
+          <w:szCs w:val="21"/>
+        </w:rPr>
+        <w:t xml:space="preserve"> 时群体来不及产生二次感染，级联无从展开；</w:t>
+      </w:r>
+      <w:r>
+        <w:rPr>
+          <w:rFonts w:ascii="Cambria Math" w:cs="Cambria Math" w:eastAsia="Cambria Math" w:hAnsi="Cambria Math"/>
+          <w:color w:val="000000"/>
+          <w:sz w:val="21"/>
+          <w:szCs w:val="21"/>
+        </w:rPr>
+        <w:t xml:space="preserve">λ→∞</w:t>
+      </w:r>
+      <w:r>
+        <w:rPr>
+          <w:rFonts w:ascii="SimSun" w:cs="SimSun" w:eastAsia="SimSun" w:hAnsi="SimSun"/>
+          <w:color w:val="000000"/>
+          <w:sz w:val="21"/>
+          <w:szCs w:val="21"/>
+        </w:rPr>
+        <w:t xml:space="preserve"> 时群体内几乎必然全员感染，朴素计数也趋于饱和上限 </w:t>
+      </w:r>
+      <w:r>
+        <w:rPr>
+          <w:rFonts w:ascii="Cambria Math" w:cs="Cambria Math" w:eastAsia="Cambria Math" w:hAnsi="Cambria Math"/>
+          <w:color w:val="000000"/>
+          <w:sz w:val="21"/>
+          <w:szCs w:val="21"/>
+        </w:rPr>
+        <w:t xml:space="preserve">m−1</w:t>
+      </w:r>
+      <w:r>
+        <w:rPr>
+          <w:rFonts w:ascii="SimSun" w:cs="SimSun" w:eastAsia="SimSun" w:hAnsi="SimSun"/>
+          <w:color w:val="000000"/>
+          <w:sz w:val="21"/>
+          <w:szCs w:val="21"/>
+        </w:rPr>
+        <w:t xml:space="preserve">。级联修正因而在中等传染强度下最为显著，恰是阈值所在的区间。</w:t>
       </w:r>
     </w:p>
     <w:p>
@@ -3430,7 +1760,7 @@
       <w:r>
         <w:drawing>
           <wp:inline distT="0" distB="0" distL="0" distR="0">
-            <wp:extent cx="4400550" cy="3314700"/>
+            <wp:extent cx="4762500" cy="2600325"/>
             <wp:effectExtent t="0" r="0" b="0" l="0"/>
             <wp:docPr id="1" name="" descr="" title=""/>
             <wp:cNvGraphicFramePr>
@@ -3455,6 +1785,2190 @@
                   <pic:spPr bwMode="auto">
                     <a:xfrm>
                       <a:off x="0" y="0"/>
+                      <a:ext cx="4762500" cy="2600325"/>
+                    </a:xfrm>
+                    <a:prstGeom prst="rect">
+                      <a:avLst/>
+                    </a:prstGeom>
+                  </pic:spPr>
+                </pic:pic>
+              </a:graphicData>
+            </a:graphic>
+          </wp:inline>
+        </w:drawing>
+      </w:r>
+    </w:p>
+    <w:p>
+      <w:pPr>
+        <w:spacing w:after="180" w:line="264"/>
+        <w:ind w:firstLine="0"/>
+        <w:jc w:val="both"/>
+      </w:pPr>
+      <w:r>
+        <w:rPr>
+          <w:rFonts w:ascii="SimSun" w:cs="SimSun" w:eastAsia="SimSun" w:hAnsi="SimSun"/>
+          <w:b/>
+          <w:bCs/>
+          <w:color w:val="000000"/>
+          <w:sz w:val="18"/>
+          <w:szCs w:val="18"/>
+        </w:rPr>
+        <w:t xml:space="preserve">图 2</w:t>
+      </w:r>
+      <w:r>
+        <w:rPr>
+          <w:rFonts w:ascii="SimSun" w:cs="SimSun" w:eastAsia="SimSun" w:hAnsi="SimSun"/>
+          <w:color w:val="000000"/>
+          <w:sz w:val="18"/>
+          <w:szCs w:val="18"/>
+        </w:rPr>
+        <w:t xml:space="preserve">　群内级联 </w:t>
+      </w:r>
+      <w:r>
+        <w:rPr>
+          <w:rFonts w:ascii="Cambria Math" w:cs="Cambria Math" w:eastAsia="Cambria Math" w:hAnsi="Cambria Math"/>
+          <w:color w:val="000000"/>
+          <w:sz w:val="18"/>
+          <w:szCs w:val="18"/>
+        </w:rPr>
+        <w:t xml:space="preserve">C(m,λ,θ)</w:t>
+      </w:r>
+      <w:r>
+        <w:rPr>
+          <w:rFonts w:ascii="SimSun" w:cs="SimSun" w:eastAsia="SimSun" w:hAnsi="SimSun"/>
+          <w:color w:val="000000"/>
+          <w:sz w:val="18"/>
+          <w:szCs w:val="18"/>
+        </w:rPr>
+        <w:t xml:space="preserve"> 的定量刻画与蒙特卡洛校验。(a) </w:t>
+      </w:r>
+      <w:r>
+        <w:rPr>
+          <w:rFonts w:ascii="Cambria Math" w:cs="Cambria Math" w:eastAsia="Cambria Math" w:hAnsi="Cambria Math"/>
+          <w:color w:val="000000"/>
+          <w:sz w:val="18"/>
+          <w:szCs w:val="18"/>
+        </w:rPr>
+        <w:t xml:space="preserve">C</w:t>
+      </w:r>
+      <w:r>
+        <w:rPr>
+          <w:rFonts w:ascii="SimSun" w:cs="SimSun" w:eastAsia="SimSun" w:hAnsi="SimSun"/>
+          <w:color w:val="000000"/>
+          <w:sz w:val="18"/>
+          <w:szCs w:val="18"/>
+        </w:rPr>
+        <w:t xml:space="preserve"> 随 </w:t>
+      </w:r>
+      <w:r>
+        <w:rPr>
+          <w:rFonts w:ascii="Cambria Math" w:cs="Cambria Math" w:eastAsia="Cambria Math" w:hAnsi="Cambria Math"/>
+          <w:color w:val="000000"/>
+          <w:sz w:val="18"/>
+          <w:szCs w:val="18"/>
+        </w:rPr>
+        <w:t xml:space="preserve">λ</w:t>
+      </w:r>
+      <w:r>
+        <w:rPr>
+          <w:rFonts w:ascii="SimSun" w:cs="SimSun" w:eastAsia="SimSun" w:hAnsi="SimSun"/>
+          <w:color w:val="000000"/>
+          <w:sz w:val="18"/>
+          <w:szCs w:val="18"/>
+        </w:rPr>
+        <w:t xml:space="preserve"> 的增长（实线，</w:t>
+      </w:r>
+      <w:r>
+        <w:rPr>
+          <w:rFonts w:ascii="Cambria Math" w:cs="Cambria Math" w:eastAsia="Cambria Math" w:hAnsi="Cambria Math"/>
+          <w:color w:val="000000"/>
+          <w:sz w:val="18"/>
+          <w:szCs w:val="18"/>
+        </w:rPr>
+        <w:t xml:space="preserve">m=2,…,6</w:t>
+      </w:r>
+      <w:r>
+        <w:rPr>
+          <w:rFonts w:ascii="SimSun" w:cs="SimSun" w:eastAsia="SimSun" w:hAnsi="SimSun"/>
+          <w:color w:val="000000"/>
+          <w:sz w:val="18"/>
+          <w:szCs w:val="18"/>
+        </w:rPr>
+        <w:t xml:space="preserve">）与朴素的成对独立计数 </w:t>
+      </w:r>
+      <w:r>
+        <w:rPr>
+          <w:rFonts w:ascii="Cambria Math" w:cs="Cambria Math" w:eastAsia="Cambria Math" w:hAnsi="Cambria Math"/>
+          <w:color w:val="000000"/>
+          <w:sz w:val="18"/>
+          <w:szCs w:val="18"/>
+        </w:rPr>
+        <w:t xml:space="preserve">(m−1)T</w:t>
+      </w:r>
+      <w:r>
+        <w:rPr>
+          <w:rFonts w:ascii="SimSun" w:cs="SimSun" w:eastAsia="SimSun" w:hAnsi="SimSun"/>
+          <w:color w:val="000000"/>
+          <w:sz w:val="18"/>
+          <w:szCs w:val="18"/>
+        </w:rPr>
+        <w:t xml:space="preserve">（同色虚线）之比较；灰虚线为 </w:t>
+      </w:r>
+      <w:r>
+        <w:rPr>
+          <w:rFonts w:ascii="Cambria Math" w:cs="Cambria Math" w:eastAsia="Cambria Math" w:hAnsi="Cambria Math"/>
+          <w:color w:val="000000"/>
+          <w:sz w:val="18"/>
+          <w:szCs w:val="18"/>
+        </w:rPr>
+        <w:t xml:space="preserve">C=1</w:t>
+      </w:r>
+      <w:r>
+        <w:rPr>
+          <w:rFonts w:ascii="SimSun" w:cs="SimSun" w:eastAsia="SimSun" w:hAnsi="SimSun"/>
+          <w:color w:val="000000"/>
+          <w:sz w:val="18"/>
+          <w:szCs w:val="18"/>
+        </w:rPr>
+        <w:t xml:space="preserve">。(b) 超出量 </w:t>
+      </w:r>
+      <w:r>
+        <w:rPr>
+          <w:rFonts w:ascii="Cambria Math" w:cs="Cambria Math" w:eastAsia="Cambria Math" w:hAnsi="Cambria Math"/>
+          <w:color w:val="000000"/>
+          <w:sz w:val="18"/>
+          <w:szCs w:val="18"/>
+        </w:rPr>
+        <w:t xml:space="preserve">C/[(m−1)T]−1</w:t>
+      </w:r>
+      <w:r>
+        <w:rPr>
+          <w:rFonts w:ascii="SimSun" w:cs="SimSun" w:eastAsia="SimSun" w:hAnsi="SimSun"/>
+          <w:color w:val="000000"/>
+          <w:sz w:val="18"/>
+          <w:szCs w:val="18"/>
+        </w:rPr>
+        <w:t xml:space="preserve">，空心圆标出 </w:t>
+      </w:r>
+      <w:r>
+        <w:rPr>
+          <w:rFonts w:ascii="Cambria Math" w:cs="Cambria Math" w:eastAsia="Cambria Math" w:hAnsi="Cambria Math"/>
+          <w:color w:val="000000"/>
+          <w:sz w:val="18"/>
+          <w:szCs w:val="18"/>
+        </w:rPr>
+        <w:t xml:space="preserve">λ=1</w:t>
+      </w:r>
+      <w:r>
+        <w:rPr>
+          <w:rFonts w:ascii="SimSun" w:cs="SimSun" w:eastAsia="SimSun" w:hAnsi="SimSun"/>
+          <w:color w:val="000000"/>
+          <w:sz w:val="18"/>
+          <w:szCs w:val="18"/>
+        </w:rPr>
+        <w:t xml:space="preserve"> 处 </w:t>
+      </w:r>
+      <w:r>
+        <w:rPr>
+          <w:rFonts w:ascii="Cambria Math" w:cs="Cambria Math" w:eastAsia="Cambria Math" w:hAnsi="Cambria Math"/>
+          <w:color w:val="000000"/>
+          <w:sz w:val="18"/>
+          <w:szCs w:val="18"/>
+        </w:rPr>
+        <w:t xml:space="preserve">m=3,4,5</w:t>
+      </w:r>
+      <w:r>
+        <w:rPr>
+          <w:rFonts w:ascii="SimSun" w:cs="SimSun" w:eastAsia="SimSun" w:hAnsi="SimSun"/>
+          <w:color w:val="000000"/>
+          <w:sz w:val="18"/>
+          <w:szCs w:val="18"/>
+        </w:rPr>
+        <w:t xml:space="preserve"> 的 11.1%、21.5% 与 31.0%。(c) </w:t>
+      </w:r>
+      <w:r>
+        <w:rPr>
+          <w:rFonts w:ascii="Cambria Math" w:cs="Cambria Math" w:eastAsia="Cambria Math" w:hAnsi="Cambria Math"/>
+          <w:color w:val="000000"/>
+          <w:sz w:val="18"/>
+          <w:szCs w:val="18"/>
+        </w:rPr>
+        <w:t xml:space="preserve">C</w:t>
+      </w:r>
+      <w:r>
+        <w:rPr>
+          <w:rFonts w:ascii="SimSun" w:cs="SimSun" w:eastAsia="SimSun" w:hAnsi="SimSun"/>
+          <w:color w:val="000000"/>
+          <w:sz w:val="18"/>
+          <w:szCs w:val="18"/>
+        </w:rPr>
+        <w:t xml:space="preserve"> 在 </w:t>
+      </w:r>
+      <w:r>
+        <w:rPr>
+          <w:rFonts w:ascii="Cambria Math" w:cs="Cambria Math" w:eastAsia="Cambria Math" w:hAnsi="Cambria Math"/>
+          <w:color w:val="000000"/>
+          <w:sz w:val="18"/>
+          <w:szCs w:val="18"/>
+        </w:rPr>
+        <w:t xml:space="preserve">(λ,m)</w:t>
+      </w:r>
+      <w:r>
+        <w:rPr>
+          <w:rFonts w:ascii="SimSun" w:cs="SimSun" w:eastAsia="SimSun" w:hAnsi="SimSun"/>
+          <w:color w:val="000000"/>
+          <w:sz w:val="18"/>
+          <w:szCs w:val="18"/>
+        </w:rPr>
+        <w:t xml:space="preserve"> 平面上的分布，白线为 </w:t>
+      </w:r>
+      <w:r>
+        <w:rPr>
+          <w:rFonts w:ascii="Cambria Math" w:cs="Cambria Math" w:eastAsia="Cambria Math" w:hAnsi="Cambria Math"/>
+          <w:color w:val="000000"/>
+          <w:sz w:val="18"/>
+          <w:szCs w:val="18"/>
+        </w:rPr>
+        <w:t xml:space="preserve">C=1</w:t>
+      </w:r>
+      <w:r>
+        <w:rPr>
+          <w:rFonts w:ascii="SimSun" w:cs="SimSun" w:eastAsia="SimSun" w:hAnsi="SimSun"/>
+          <w:color w:val="000000"/>
+          <w:sz w:val="18"/>
+          <w:szCs w:val="18"/>
+        </w:rPr>
+        <w:t xml:space="preserve"> 等值线，即单个群体已足以自我复制的界。(d) 递推 (2.5) 的状态格点 </w:t>
+      </w:r>
+      <w:r>
+        <w:rPr>
+          <w:rFonts w:ascii="Cambria Math" w:cs="Cambria Math" w:eastAsia="Cambria Math" w:hAnsi="Cambria Math"/>
+          <w:color w:val="000000"/>
+          <w:sz w:val="18"/>
+          <w:szCs w:val="18"/>
+        </w:rPr>
+        <w:t xml:space="preserve">u(i,s)</w:t>
+      </w:r>
+      <w:r>
+        <w:rPr>
+          <w:rFonts w:ascii="SimSun" w:cs="SimSun" w:eastAsia="SimSun" w:hAnsi="SimSun"/>
+          <w:color w:val="000000"/>
+          <w:sz w:val="18"/>
+          <w:szCs w:val="18"/>
+        </w:rPr>
+        <w:t xml:space="preserve">（</w:t>
+      </w:r>
+      <w:r>
+        <w:rPr>
+          <w:rFonts w:ascii="Cambria Math" w:cs="Cambria Math" w:eastAsia="Cambria Math" w:hAnsi="Cambria Math"/>
+          <w:color w:val="000000"/>
+          <w:sz w:val="18"/>
+          <w:szCs w:val="18"/>
+        </w:rPr>
+        <w:t xml:space="preserve">m=8</w:t>
+      </w:r>
+      <w:r>
+        <w:rPr>
+          <w:rFonts w:ascii="SimSun" w:cs="SimSun" w:eastAsia="SimSun" w:hAnsi="SimSun"/>
+          <w:color w:val="000000"/>
+          <w:sz w:val="18"/>
+          <w:szCs w:val="18"/>
+        </w:rPr>
+        <w:t xml:space="preserve">、</w:t>
+      </w:r>
+      <w:r>
+        <w:rPr>
+          <w:rFonts w:ascii="Cambria Math" w:cs="Cambria Math" w:eastAsia="Cambria Math" w:hAnsi="Cambria Math"/>
+          <w:color w:val="000000"/>
+          <w:sz w:val="18"/>
+          <w:szCs w:val="18"/>
+        </w:rPr>
+        <w:t xml:space="preserve">λ=1</w:t>
+      </w:r>
+      <w:r>
+        <w:rPr>
+          <w:rFonts w:ascii="SimSun" w:cs="SimSun" w:eastAsia="SimSun" w:hAnsi="SimSun"/>
+          <w:color w:val="000000"/>
+          <w:sz w:val="18"/>
+          <w:szCs w:val="18"/>
+        </w:rPr>
+        <w:t xml:space="preserve">），级联规模由角点 </w:t>
+      </w:r>
+      <w:r>
+        <w:rPr>
+          <w:rFonts w:ascii="Cambria Math" w:cs="Cambria Math" w:eastAsia="Cambria Math" w:hAnsi="Cambria Math"/>
+          <w:color w:val="000000"/>
+          <w:sz w:val="18"/>
+          <w:szCs w:val="18"/>
+        </w:rPr>
+        <w:t xml:space="preserve">u(1,m−1)</w:t>
+      </w:r>
+      <w:r>
+        <w:rPr>
+          <w:rFonts w:ascii="SimSun" w:cs="SimSun" w:eastAsia="SimSun" w:hAnsi="SimSun"/>
+          <w:color w:val="000000"/>
+          <w:sz w:val="18"/>
+          <w:szCs w:val="18"/>
+        </w:rPr>
+        <w:t xml:space="preserve"> 读出。(e) 递推值与单群体直接 Gillespie 抽样的对照（十二组 </w:t>
+      </w:r>
+      <w:r>
+        <w:rPr>
+          <w:rFonts w:ascii="Cambria Math" w:cs="Cambria Math" w:eastAsia="Cambria Math" w:hAnsi="Cambria Math"/>
+          <w:color w:val="000000"/>
+          <w:sz w:val="18"/>
+          <w:szCs w:val="18"/>
+        </w:rPr>
+        <w:t xml:space="preserve">(m,λ)</w:t>
+      </w:r>
+      <w:r>
+        <w:rPr>
+          <w:rFonts w:ascii="SimSun" w:cs="SimSun" w:eastAsia="SimSun" w:hAnsi="SimSun"/>
+          <w:color w:val="000000"/>
+          <w:sz w:val="18"/>
+          <w:szCs w:val="18"/>
+        </w:rPr>
+        <w:t xml:space="preserve">，每组 </w:t>
+      </w:r>
+      <w:r>
+        <w:rPr>
+          <w:rFonts w:ascii="Cambria Math" w:cs="Cambria Math" w:eastAsia="Cambria Math" w:hAnsi="Cambria Math"/>
+          <w:color w:val="000000"/>
+          <w:sz w:val="18"/>
+          <w:szCs w:val="18"/>
+        </w:rPr>
+        <w:t xml:space="preserve">4×10</w:t>
+      </w:r>
+      <w:r>
+        <w:rPr>
+          <w:rFonts w:ascii="Cambria Math" w:cs="Cambria Math" w:eastAsia="Cambria Math" w:hAnsi="Cambria Math"/>
+          <w:color w:val="000000"/>
+          <w:sz w:val="18"/>
+          <w:szCs w:val="18"/>
+          <w:vertAlign w:val="superscript"/>
+        </w:rPr>
+        <w:t xml:space="preserve">5</w:t>
+      </w:r>
+      <w:r>
+        <w:rPr>
+          <w:rFonts w:ascii="SimSun" w:cs="SimSun" w:eastAsia="SimSun" w:hAnsi="SimSun"/>
+          <w:color w:val="000000"/>
+          <w:sz w:val="18"/>
+          <w:szCs w:val="18"/>
+        </w:rPr>
+        <w:t xml:space="preserve"> 次实现），落在对角线上。(f) 同一比较以蒙特卡洛标准误为单位，最大偏离 1.43σ，阴影为 ±1σ、±2σ 带。</w:t>
+      </w:r>
+    </w:p>
+    <w:p>
+      <w:pPr>
+        <w:spacing w:after="120" w:before="0" w:line="300"/>
+        <w:ind w:firstLine="420"/>
+        <w:jc w:val="both"/>
+      </w:pPr>
+      <w:r>
+        <w:rPr>
+          <w:rFonts w:ascii="SimSun" w:cs="SimSun" w:eastAsia="SimSun" w:hAnsi="SimSun"/>
+          <w:b/>
+          <w:bCs/>
+          <w:color w:val="000000"/>
+          <w:sz w:val="21"/>
+          <w:szCs w:val="21"/>
+        </w:rPr>
+        <w:t xml:space="preserve">次代矩阵 (next-generation matrix) [15]。</w:t>
+      </w:r>
+      <w:r>
+        <w:rPr>
+          <w:rFonts w:ascii="SimSun" w:cs="SimSun" w:eastAsia="SimSun" w:hAnsi="SimSun"/>
+          <w:color w:val="000000"/>
+          <w:sz w:val="21"/>
+          <w:szCs w:val="21"/>
+        </w:rPr>
+        <w:t xml:space="preserve">分支过程必须定义在群体层面而非节点层面——这与 Allard 等 [11] 在有向传播图上以边为基本单元的计数类似。每个新感染节点点燃其余各群体，每个被点燃的群体产出 C 个新感染成员，这些成员再点燃各自其余的群体。若改在节点层面统计传染链，群内级联的后继会被重复计入。按</w:t>
+      </w:r>
+      <w:r>
+        <w:rPr>
+          <w:rFonts w:ascii="SimSun" w:cs="SimSun" w:eastAsia="SimSun" w:hAnsi="SimSun"/>
+          <w:i/>
+          <w:iCs/>
+          <w:color w:val="000000"/>
+          <w:sz w:val="21"/>
+          <w:szCs w:val="21"/>
+        </w:rPr>
+        <w:t xml:space="preserve">感染经由哪一层传来</w:t>
+      </w:r>
+      <w:r>
+        <w:rPr>
+          <w:rFonts w:ascii="SimSun" w:cs="SimSun" w:eastAsia="SimSun" w:hAnsi="SimSun"/>
+          <w:color w:val="000000"/>
+          <w:sz w:val="21"/>
+          <w:szCs w:val="21"/>
+        </w:rPr>
+        <w:t xml:space="preserve">分型——即引入传播类型 (transmission type)——经由层 a 感染的节点其层 b 群体数的期望为余度 </w:t>
+      </w:r>
+      <w:r>
+        <w:rPr>
+          <w:rFonts w:ascii="Cambria Math" w:cs="Cambria Math" w:eastAsia="Cambria Math" w:hAnsi="Cambria Math"/>
+          <w:color w:val="000000"/>
+          <w:sz w:val="21"/>
+          <w:szCs w:val="21"/>
+        </w:rPr>
+        <w:t xml:space="preserve">⟨k</w:t>
+      </w:r>
+      <w:r>
+        <w:rPr>
+          <w:rFonts w:ascii="Cambria Math" w:cs="Cambria Math" w:eastAsia="Cambria Math" w:hAnsi="Cambria Math"/>
+          <w:color w:val="000000"/>
+          <w:sz w:val="21"/>
+          <w:szCs w:val="21"/>
+          <w:vertAlign w:val="superscript"/>
+        </w:rPr>
+        <w:t xml:space="preserve">(a)</w:t>
+      </w:r>
+      <w:r>
+        <w:rPr>
+          <w:rFonts w:ascii="Cambria Math" w:cs="Cambria Math" w:eastAsia="Cambria Math" w:hAnsi="Cambria Math"/>
+          <w:color w:val="000000"/>
+          <w:sz w:val="21"/>
+          <w:szCs w:val="21"/>
+        </w:rPr>
+        <w:t xml:space="preserve">k</w:t>
+      </w:r>
+      <w:r>
+        <w:rPr>
+          <w:rFonts w:ascii="Cambria Math" w:cs="Cambria Math" w:eastAsia="Cambria Math" w:hAnsi="Cambria Math"/>
+          <w:color w:val="000000"/>
+          <w:sz w:val="21"/>
+          <w:szCs w:val="21"/>
+          <w:vertAlign w:val="superscript"/>
+        </w:rPr>
+        <w:t xml:space="preserve">(b)</w:t>
+      </w:r>
+      <w:r>
+        <w:rPr>
+          <w:rFonts w:ascii="Cambria Math" w:cs="Cambria Math" w:eastAsia="Cambria Math" w:hAnsi="Cambria Math"/>
+          <w:color w:val="000000"/>
+          <w:sz w:val="21"/>
+          <w:szCs w:val="21"/>
+        </w:rPr>
+        <w:t xml:space="preserve">⟩/⟨k</w:t>
+      </w:r>
+      <w:r>
+        <w:rPr>
+          <w:rFonts w:ascii="Cambria Math" w:cs="Cambria Math" w:eastAsia="Cambria Math" w:hAnsi="Cambria Math"/>
+          <w:color w:val="000000"/>
+          <w:sz w:val="21"/>
+          <w:szCs w:val="21"/>
+          <w:vertAlign w:val="superscript"/>
+        </w:rPr>
+        <w:t xml:space="preserve">(a)</w:t>
+      </w:r>
+      <w:r>
+        <w:rPr>
+          <w:rFonts w:ascii="Cambria Math" w:cs="Cambria Math" w:eastAsia="Cambria Math" w:hAnsi="Cambria Math"/>
+          <w:color w:val="000000"/>
+          <w:sz w:val="21"/>
+          <w:szCs w:val="21"/>
+        </w:rPr>
+        <w:t xml:space="preserve">⟩−δ</w:t>
+      </w:r>
+      <w:r>
+        <w:rPr>
+          <w:rFonts w:ascii="Cambria Math" w:cs="Cambria Math" w:eastAsia="Cambria Math" w:hAnsi="Cambria Math"/>
+          <w:color w:val="000000"/>
+          <w:sz w:val="21"/>
+          <w:szCs w:val="21"/>
+          <w:vertAlign w:val="subscript"/>
+        </w:rPr>
+        <w:t xml:space="preserve">ab</w:t>
+      </w:r>
+      <w:r>
+        <w:rPr>
+          <w:rFonts w:ascii="SimSun" w:cs="SimSun" w:eastAsia="SimSun" w:hAnsi="SimSun"/>
+          <w:color w:val="000000"/>
+          <w:sz w:val="21"/>
+          <w:szCs w:val="21"/>
+        </w:rPr>
+        <w:t xml:space="preserve"> [1]，故</w:t>
+      </w:r>
+    </w:p>
+    <w:p>
+      <w:pPr>
+        <w:tabs>
+          <w:tab w:val="center" w:pos="4500"/>
+          <w:tab w:val="right" w:pos="9000"/>
+        </w:tabs>
+        <w:spacing w:after="130" w:before="90" w:line="288"/>
+      </w:pPr>
+      <w:r>
+        <w:t xml:space="preserve">	</w:t>
+      </w:r>
+      <w:r>
+        <w:rPr>
+          <w:rFonts w:ascii="Cambria Math" w:cs="Cambria Math" w:eastAsia="Cambria Math" w:hAnsi="Cambria Math"/>
+          <w:color w:val="000000"/>
+          <w:sz w:val="21"/>
+          <w:szCs w:val="21"/>
+        </w:rPr>
+        <w:t xml:space="preserve">N</w:t>
+      </w:r>
+      <w:r>
+        <w:rPr>
+          <w:rFonts w:ascii="Cambria Math" w:cs="Cambria Math" w:eastAsia="Cambria Math" w:hAnsi="Cambria Math"/>
+          <w:color w:val="000000"/>
+          <w:sz w:val="21"/>
+          <w:szCs w:val="21"/>
+          <w:vertAlign w:val="subscript"/>
+        </w:rPr>
+        <w:t xml:space="preserve">ab</w:t>
+      </w:r>
+      <w:r>
+        <w:rPr>
+          <w:rFonts w:ascii="Cambria Math" w:cs="Cambria Math" w:eastAsia="Cambria Math" w:hAnsi="Cambria Math"/>
+          <w:color w:val="000000"/>
+          <w:sz w:val="21"/>
+          <w:szCs w:val="21"/>
+        </w:rPr>
+        <w:t xml:space="preserve"> = C(m</w:t>
+      </w:r>
+      <w:r>
+        <w:rPr>
+          <w:rFonts w:ascii="Cambria Math" w:cs="Cambria Math" w:eastAsia="Cambria Math" w:hAnsi="Cambria Math"/>
+          <w:color w:val="000000"/>
+          <w:sz w:val="21"/>
+          <w:szCs w:val="21"/>
+          <w:vertAlign w:val="subscript"/>
+        </w:rPr>
+        <w:t xml:space="preserve">b</w:t>
+      </w:r>
+      <w:r>
+        <w:rPr>
+          <w:rFonts w:ascii="Cambria Math" w:cs="Cambria Math" w:eastAsia="Cambria Math" w:hAnsi="Cambria Math"/>
+          <w:color w:val="000000"/>
+          <w:sz w:val="21"/>
+          <w:szCs w:val="21"/>
+        </w:rPr>
+        <w:t xml:space="preserve">,λ</w:t>
+      </w:r>
+      <w:r>
+        <w:rPr>
+          <w:rFonts w:ascii="Cambria Math" w:cs="Cambria Math" w:eastAsia="Cambria Math" w:hAnsi="Cambria Math"/>
+          <w:color w:val="000000"/>
+          <w:sz w:val="21"/>
+          <w:szCs w:val="21"/>
+          <w:vertAlign w:val="subscript"/>
+        </w:rPr>
+        <w:t xml:space="preserve">b</w:t>
+      </w:r>
+      <w:r>
+        <w:rPr>
+          <w:rFonts w:ascii="Cambria Math" w:cs="Cambria Math" w:eastAsia="Cambria Math" w:hAnsi="Cambria Math"/>
+          <w:color w:val="000000"/>
+          <w:sz w:val="21"/>
+          <w:szCs w:val="21"/>
+        </w:rPr>
+        <w:t xml:space="preserve">,θ</w:t>
+      </w:r>
+      <w:r>
+        <w:rPr>
+          <w:rFonts w:ascii="Cambria Math" w:cs="Cambria Math" w:eastAsia="Cambria Math" w:hAnsi="Cambria Math"/>
+          <w:color w:val="000000"/>
+          <w:sz w:val="21"/>
+          <w:szCs w:val="21"/>
+          <w:vertAlign w:val="subscript"/>
+        </w:rPr>
+        <w:t xml:space="preserve">b</w:t>
+      </w:r>
+      <w:r>
+        <w:rPr>
+          <w:rFonts w:ascii="Cambria Math" w:cs="Cambria Math" w:eastAsia="Cambria Math" w:hAnsi="Cambria Math"/>
+          <w:color w:val="000000"/>
+          <w:sz w:val="21"/>
+          <w:szCs w:val="21"/>
+        </w:rPr>
+        <w:t xml:space="preserve">)·[ ⟨k</w:t>
+      </w:r>
+      <w:r>
+        <w:rPr>
+          <w:rFonts w:ascii="Cambria Math" w:cs="Cambria Math" w:eastAsia="Cambria Math" w:hAnsi="Cambria Math"/>
+          <w:color w:val="000000"/>
+          <w:sz w:val="21"/>
+          <w:szCs w:val="21"/>
+          <w:vertAlign w:val="superscript"/>
+        </w:rPr>
+        <w:t xml:space="preserve">(a)</w:t>
+      </w:r>
+      <w:r>
+        <w:rPr>
+          <w:rFonts w:ascii="Cambria Math" w:cs="Cambria Math" w:eastAsia="Cambria Math" w:hAnsi="Cambria Math"/>
+          <w:color w:val="000000"/>
+          <w:sz w:val="21"/>
+          <w:szCs w:val="21"/>
+        </w:rPr>
+        <w:t xml:space="preserve">k</w:t>
+      </w:r>
+      <w:r>
+        <w:rPr>
+          <w:rFonts w:ascii="Cambria Math" w:cs="Cambria Math" w:eastAsia="Cambria Math" w:hAnsi="Cambria Math"/>
+          <w:color w:val="000000"/>
+          <w:sz w:val="21"/>
+          <w:szCs w:val="21"/>
+          <w:vertAlign w:val="superscript"/>
+        </w:rPr>
+        <w:t xml:space="preserve">(b)</w:t>
+      </w:r>
+      <w:r>
+        <w:rPr>
+          <w:rFonts w:ascii="Cambria Math" w:cs="Cambria Math" w:eastAsia="Cambria Math" w:hAnsi="Cambria Math"/>
+          <w:color w:val="000000"/>
+          <w:sz w:val="21"/>
+          <w:szCs w:val="21"/>
+        </w:rPr>
+        <w:t xml:space="preserve">⟩/⟨k</w:t>
+      </w:r>
+      <w:r>
+        <w:rPr>
+          <w:rFonts w:ascii="Cambria Math" w:cs="Cambria Math" w:eastAsia="Cambria Math" w:hAnsi="Cambria Math"/>
+          <w:color w:val="000000"/>
+          <w:sz w:val="21"/>
+          <w:szCs w:val="21"/>
+          <w:vertAlign w:val="superscript"/>
+        </w:rPr>
+        <w:t xml:space="preserve">(a)</w:t>
+      </w:r>
+      <w:r>
+        <w:rPr>
+          <w:rFonts w:ascii="Cambria Math" w:cs="Cambria Math" w:eastAsia="Cambria Math" w:hAnsi="Cambria Math"/>
+          <w:color w:val="000000"/>
+          <w:sz w:val="21"/>
+          <w:szCs w:val="21"/>
+        </w:rPr>
+        <w:t xml:space="preserve">⟩ − δ</w:t>
+      </w:r>
+      <w:r>
+        <w:rPr>
+          <w:rFonts w:ascii="Cambria Math" w:cs="Cambria Math" w:eastAsia="Cambria Math" w:hAnsi="Cambria Math"/>
+          <w:color w:val="000000"/>
+          <w:sz w:val="21"/>
+          <w:szCs w:val="21"/>
+          <w:vertAlign w:val="subscript"/>
+        </w:rPr>
+        <w:t xml:space="preserve">ab</w:t>
+      </w:r>
+      <w:r>
+        <w:rPr>
+          <w:rFonts w:ascii="Cambria Math" w:cs="Cambria Math" w:eastAsia="Cambria Math" w:hAnsi="Cambria Math"/>
+          <w:color w:val="000000"/>
+          <w:sz w:val="21"/>
+          <w:szCs w:val="21"/>
+        </w:rPr>
+        <w:t xml:space="preserve"> ],    λ</w:t>
+      </w:r>
+      <w:r>
+        <w:rPr>
+          <w:rFonts w:ascii="Cambria Math" w:cs="Cambria Math" w:eastAsia="Cambria Math" w:hAnsi="Cambria Math"/>
+          <w:color w:val="000000"/>
+          <w:sz w:val="21"/>
+          <w:szCs w:val="21"/>
+          <w:vertAlign w:val="subscript"/>
+        </w:rPr>
+        <w:t xml:space="preserve">b</w:t>
+      </w:r>
+      <w:r>
+        <w:rPr>
+          <w:rFonts w:ascii="Cambria Math" w:cs="Cambria Math" w:eastAsia="Cambria Math" w:hAnsi="Cambria Math"/>
+          <w:color w:val="000000"/>
+          <w:sz w:val="21"/>
+          <w:szCs w:val="21"/>
+        </w:rPr>
+        <w:t xml:space="preserve">=λw</w:t>
+      </w:r>
+      <w:r>
+        <w:rPr>
+          <w:rFonts w:ascii="Cambria Math" w:cs="Cambria Math" w:eastAsia="Cambria Math" w:hAnsi="Cambria Math"/>
+          <w:color w:val="000000"/>
+          <w:sz w:val="21"/>
+          <w:szCs w:val="21"/>
+          <w:vertAlign w:val="subscript"/>
+        </w:rPr>
+        <w:t xml:space="preserve">b</w:t>
+      </w:r>
+      <w:r>
+        <w:t xml:space="preserve">	</w:t>
+      </w:r>
+      <w:r>
+        <w:rPr>
+          <w:rFonts w:ascii="Cambria Math" w:cs="Cambria Math" w:eastAsia="Cambria Math" w:hAnsi="Cambria Math"/>
+          <w:color w:val="000000"/>
+          <w:sz w:val="21"/>
+          <w:szCs w:val="21"/>
+        </w:rPr>
+        <w:t xml:space="preserve">(2.7)</w:t>
+      </w:r>
+    </w:p>
+    <w:p>
+      <w:pPr>
+        <w:spacing w:after="120" w:before="0" w:line="300"/>
+        <w:ind w:firstLine="0"/>
+        <w:jc w:val="both"/>
+      </w:pPr>
+      <w:r>
+        <w:rPr>
+          <w:rFonts w:ascii="SimSun" w:cs="SimSun" w:eastAsia="SimSun" w:hAnsi="SimSun"/>
+          <w:color w:val="000000"/>
+          <w:sz w:val="21"/>
+          <w:szCs w:val="21"/>
+        </w:rPr>
+        <w:t xml:space="preserve">爆发阈值由谱半径条件 </w:t>
+      </w:r>
+      <w:r>
+        <w:rPr>
+          <w:rFonts w:ascii="Cambria Math" w:cs="Cambria Math" w:eastAsia="Cambria Math" w:hAnsi="Cambria Math"/>
+          <w:color w:val="000000"/>
+          <w:sz w:val="21"/>
+          <w:szCs w:val="21"/>
+        </w:rPr>
+        <w:t xml:space="preserve">ρ(N)=1</w:t>
+      </w:r>
+      <w:r>
+        <w:rPr>
+          <w:rFonts w:ascii="SimSun" w:cs="SimSun" w:eastAsia="SimSun" w:hAnsi="SimSun"/>
+          <w:color w:val="000000"/>
+          <w:sz w:val="21"/>
+          <w:szCs w:val="21"/>
+        </w:rPr>
+        <w:t xml:space="preserve"> 确定。标量再生数 </w:t>
+      </w:r>
+      <w:r>
+        <w:rPr>
+          <w:rFonts w:ascii="Cambria Math" w:cs="Cambria Math" w:eastAsia="Cambria Math" w:hAnsi="Cambria Math"/>
+          <w:color w:val="000000"/>
+          <w:sz w:val="21"/>
+          <w:szCs w:val="21"/>
+        </w:rPr>
+        <w:t xml:space="preserve">R</w:t>
+      </w:r>
+      <w:r>
+        <w:rPr>
+          <w:rFonts w:ascii="Cambria Math" w:cs="Cambria Math" w:eastAsia="Cambria Math" w:hAnsi="Cambria Math"/>
+          <w:color w:val="000000"/>
+          <w:sz w:val="21"/>
+          <w:szCs w:val="21"/>
+          <w:vertAlign w:val="subscript"/>
+        </w:rPr>
+        <w:t xml:space="preserve">0</w:t>
+      </w:r>
+      <w:r>
+        <w:rPr>
+          <w:rFonts w:ascii="SimSun" w:cs="SimSun" w:eastAsia="SimSun" w:hAnsi="SimSun"/>
+          <w:color w:val="000000"/>
+          <w:sz w:val="21"/>
+          <w:szCs w:val="21"/>
+        </w:rPr>
+        <w:t xml:space="preserve"> 由此升维为矩阵——单层网络 [1]、多层网络 [5,6]、成对相互作用与高阶相互作用 [3,4] 均为特例。极限行为一一对应：所有 </w:t>
+      </w:r>
+      <w:r>
+        <w:rPr>
+          <w:rFonts w:ascii="Cambria Math" w:cs="Cambria Math" w:eastAsia="Cambria Math" w:hAnsi="Cambria Math"/>
+          <w:color w:val="000000"/>
+          <w:sz w:val="21"/>
+          <w:szCs w:val="21"/>
+        </w:rPr>
+        <w:t xml:space="preserve">m</w:t>
+      </w:r>
+      <w:r>
+        <w:rPr>
+          <w:rFonts w:ascii="Cambria Math" w:cs="Cambria Math" w:eastAsia="Cambria Math" w:hAnsi="Cambria Math"/>
+          <w:color w:val="000000"/>
+          <w:sz w:val="21"/>
+          <w:szCs w:val="21"/>
+          <w:vertAlign w:val="subscript"/>
+        </w:rPr>
+        <w:t xml:space="preserve">a</w:t>
+      </w:r>
+      <w:r>
+        <w:rPr>
+          <w:rFonts w:ascii="Cambria Math" w:cs="Cambria Math" w:eastAsia="Cambria Math" w:hAnsi="Cambria Math"/>
+          <w:color w:val="000000"/>
+          <w:sz w:val="21"/>
+          <w:szCs w:val="21"/>
+        </w:rPr>
+        <w:t xml:space="preserve">=2</w:t>
+      </w:r>
+      <w:r>
+        <w:rPr>
+          <w:rFonts w:ascii="SimSun" w:cs="SimSun" w:eastAsia="SimSun" w:hAnsi="SimSun"/>
+          <w:color w:val="000000"/>
+          <w:sz w:val="21"/>
+          <w:szCs w:val="21"/>
+        </w:rPr>
+        <w:t xml:space="preserve"> 时 </w:t>
+      </w:r>
+      <w:r>
+        <w:rPr>
+          <w:rFonts w:ascii="Cambria Math" w:cs="Cambria Math" w:eastAsia="Cambria Math" w:hAnsi="Cambria Math"/>
+          <w:color w:val="000000"/>
+          <w:sz w:val="21"/>
+          <w:szCs w:val="21"/>
+        </w:rPr>
+        <w:t xml:space="preserve">C=T</w:t>
+      </w:r>
+      <w:r>
+        <w:rPr>
+          <w:rFonts w:ascii="SimSun" w:cs="SimSun" w:eastAsia="SimSun" w:hAnsi="SimSun"/>
+          <w:color w:val="000000"/>
+          <w:sz w:val="21"/>
+          <w:szCs w:val="21"/>
+        </w:rPr>
+        <w:t xml:space="preserve">，(2.7) 回到多层网络 SIR 的已知阈值 [5]；</w:t>
+      </w:r>
+      <w:r>
+        <w:rPr>
+          <w:rFonts w:ascii="Cambria Math" w:cs="Cambria Math" w:eastAsia="Cambria Math" w:hAnsi="Cambria Math"/>
+          <w:color w:val="000000"/>
+          <w:sz w:val="21"/>
+          <w:szCs w:val="21"/>
+        </w:rPr>
+        <w:t xml:space="preserve">M=1</w:t>
+      </w:r>
+      <w:r>
+        <w:rPr>
+          <w:rFonts w:ascii="SimSun" w:cs="SimSun" w:eastAsia="SimSun" w:hAnsi="SimSun"/>
+          <w:color w:val="000000"/>
+          <w:sz w:val="21"/>
+          <w:szCs w:val="21"/>
+        </w:rPr>
+        <w:t xml:space="preserve">、</w:t>
+      </w:r>
+      <w:r>
+        <w:rPr>
+          <w:rFonts w:ascii="Cambria Math" w:cs="Cambria Math" w:eastAsia="Cambria Math" w:hAnsi="Cambria Math"/>
+          <w:color w:val="000000"/>
+          <w:sz w:val="21"/>
+          <w:szCs w:val="21"/>
+        </w:rPr>
+        <w:t xml:space="preserve">m=2</w:t>
+      </w:r>
+      <w:r>
+        <w:rPr>
+          <w:rFonts w:ascii="SimSun" w:cs="SimSun" w:eastAsia="SimSun" w:hAnsi="SimSun"/>
+          <w:color w:val="000000"/>
+          <w:sz w:val="21"/>
+          <w:szCs w:val="21"/>
+        </w:rPr>
+        <w:t xml:space="preserve"> 时传递概率阈值 </w:t>
+      </w:r>
+      <w:r>
+        <w:rPr>
+          <w:rFonts w:ascii="Cambria Math" w:cs="Cambria Math" w:eastAsia="Cambria Math" w:hAnsi="Cambria Math"/>
+          <w:color w:val="000000"/>
+          <w:sz w:val="21"/>
+          <w:szCs w:val="21"/>
+        </w:rPr>
+        <w:t xml:space="preserve">T</w:t>
+      </w:r>
+      <w:r>
+        <w:rPr>
+          <w:rFonts w:ascii="Cambria Math" w:cs="Cambria Math" w:eastAsia="Cambria Math" w:hAnsi="Cambria Math"/>
+          <w:color w:val="000000"/>
+          <w:sz w:val="21"/>
+          <w:szCs w:val="21"/>
+          <w:vertAlign w:val="subscript"/>
+        </w:rPr>
+        <w:t xml:space="preserve">c</w:t>
+      </w:r>
+      <w:r>
+        <w:rPr>
+          <w:rFonts w:ascii="Cambria Math" w:cs="Cambria Math" w:eastAsia="Cambria Math" w:hAnsi="Cambria Math"/>
+          <w:color w:val="000000"/>
+          <w:sz w:val="21"/>
+          <w:szCs w:val="21"/>
+        </w:rPr>
+        <w:t xml:space="preserve">=λ</w:t>
+      </w:r>
+      <w:r>
+        <w:rPr>
+          <w:rFonts w:ascii="Cambria Math" w:cs="Cambria Math" w:eastAsia="Cambria Math" w:hAnsi="Cambria Math"/>
+          <w:color w:val="000000"/>
+          <w:sz w:val="21"/>
+          <w:szCs w:val="21"/>
+          <w:vertAlign w:val="subscript"/>
+        </w:rPr>
+        <w:t xml:space="preserve">c</w:t>
+      </w:r>
+      <w:r>
+        <w:rPr>
+          <w:rFonts w:ascii="Cambria Math" w:cs="Cambria Math" w:eastAsia="Cambria Math" w:hAnsi="Cambria Math"/>
+          <w:color w:val="000000"/>
+          <w:sz w:val="21"/>
+          <w:szCs w:val="21"/>
+        </w:rPr>
+        <w:t xml:space="preserve">/(1+λ</w:t>
+      </w:r>
+      <w:r>
+        <w:rPr>
+          <w:rFonts w:ascii="Cambria Math" w:cs="Cambria Math" w:eastAsia="Cambria Math" w:hAnsi="Cambria Math"/>
+          <w:color w:val="000000"/>
+          <w:sz w:val="21"/>
+          <w:szCs w:val="21"/>
+          <w:vertAlign w:val="subscript"/>
+        </w:rPr>
+        <w:t xml:space="preserve">c</w:t>
+      </w:r>
+      <w:r>
+        <w:rPr>
+          <w:rFonts w:ascii="Cambria Math" w:cs="Cambria Math" w:eastAsia="Cambria Math" w:hAnsi="Cambria Math"/>
+          <w:color w:val="000000"/>
+          <w:sz w:val="21"/>
+          <w:szCs w:val="21"/>
+        </w:rPr>
+        <w:t xml:space="preserve">)</w:t>
+      </w:r>
+      <w:r>
+        <w:rPr>
+          <w:rFonts w:ascii="SimSun" w:cs="SimSun" w:eastAsia="SimSun" w:hAnsi="SimSun"/>
+          <w:color w:val="000000"/>
+          <w:sz w:val="21"/>
+          <w:szCs w:val="21"/>
+        </w:rPr>
+        <w:t xml:space="preserve"> 回到 Newman [1] 的键渗流公式 </w:t>
+      </w:r>
+      <w:r>
+        <w:rPr>
+          <w:rFonts w:ascii="Cambria Math" w:cs="Cambria Math" w:eastAsia="Cambria Math" w:hAnsi="Cambria Math"/>
+          <w:color w:val="000000"/>
+          <w:sz w:val="21"/>
+          <w:szCs w:val="21"/>
+        </w:rPr>
+        <w:t xml:space="preserve">⟨k⟩/(⟨k</w:t>
+      </w:r>
+      <w:r>
+        <w:rPr>
+          <w:rFonts w:ascii="Cambria Math" w:cs="Cambria Math" w:eastAsia="Cambria Math" w:hAnsi="Cambria Math"/>
+          <w:color w:val="000000"/>
+          <w:sz w:val="21"/>
+          <w:szCs w:val="21"/>
+          <w:vertAlign w:val="superscript"/>
+        </w:rPr>
+        <w:t xml:space="preserve">2</w:t>
+      </w:r>
+      <w:r>
+        <w:rPr>
+          <w:rFonts w:ascii="Cambria Math" w:cs="Cambria Math" w:eastAsia="Cambria Math" w:hAnsi="Cambria Math"/>
+          <w:color w:val="000000"/>
+          <w:sz w:val="21"/>
+          <w:szCs w:val="21"/>
+        </w:rPr>
+        <w:t xml:space="preserve">⟩−⟨k⟩)</w:t>
+      </w:r>
+      <w:r>
+        <w:rPr>
+          <w:rFonts w:ascii="SimSun" w:cs="SimSun" w:eastAsia="SimSun" w:hAnsi="SimSun"/>
+          <w:color w:val="000000"/>
+          <w:sz w:val="21"/>
+          <w:szCs w:val="21"/>
+        </w:rPr>
+        <w:t xml:space="preserve">。另外，N 逐元非负，Perron–Frobenius 定理给出 </w:t>
+      </w:r>
+      <w:r>
+        <w:rPr>
+          <w:rFonts w:ascii="Cambria Math" w:cs="Cambria Math" w:eastAsia="Cambria Math" w:hAnsi="Cambria Math"/>
+          <w:color w:val="000000"/>
+          <w:sz w:val="21"/>
+          <w:szCs w:val="21"/>
+        </w:rPr>
+        <w:t xml:space="preserve">ρ(N)≥max</w:t>
+      </w:r>
+      <w:r>
+        <w:rPr>
+          <w:rFonts w:ascii="Cambria Math" w:cs="Cambria Math" w:eastAsia="Cambria Math" w:hAnsi="Cambria Math"/>
+          <w:color w:val="000000"/>
+          <w:sz w:val="21"/>
+          <w:szCs w:val="21"/>
+          <w:vertAlign w:val="subscript"/>
+        </w:rPr>
+        <w:t xml:space="preserve">a</w:t>
+      </w:r>
+      <w:r>
+        <w:rPr>
+          <w:rFonts w:ascii="Cambria Math" w:cs="Cambria Math" w:eastAsia="Cambria Math" w:hAnsi="Cambria Math"/>
+          <w:color w:val="000000"/>
+          <w:sz w:val="21"/>
+          <w:szCs w:val="21"/>
+        </w:rPr>
+        <w:t xml:space="preserve">N</w:t>
+      </w:r>
+      <w:r>
+        <w:rPr>
+          <w:rFonts w:ascii="Cambria Math" w:cs="Cambria Math" w:eastAsia="Cambria Math" w:hAnsi="Cambria Math"/>
+          <w:color w:val="000000"/>
+          <w:sz w:val="21"/>
+          <w:szCs w:val="21"/>
+          <w:vertAlign w:val="subscript"/>
+        </w:rPr>
+        <w:t xml:space="preserve">aa</w:t>
+      </w:r>
+      <w:r>
+        <w:rPr>
+          <w:rFonts w:ascii="SimSun" w:cs="SimSun" w:eastAsia="SimSun" w:hAnsi="SimSun"/>
+          <w:color w:val="000000"/>
+          <w:sz w:val="21"/>
+          <w:szCs w:val="21"/>
+        </w:rPr>
+        <w:t xml:space="preserve">，而 </w:t>
+      </w:r>
+      <w:r>
+        <w:rPr>
+          <w:rFonts w:ascii="Cambria Math" w:cs="Cambria Math" w:eastAsia="Cambria Math" w:hAnsi="Cambria Math"/>
+          <w:color w:val="000000"/>
+          <w:sz w:val="21"/>
+          <w:szCs w:val="21"/>
+        </w:rPr>
+        <w:t xml:space="preserve">N</w:t>
+      </w:r>
+      <w:r>
+        <w:rPr>
+          <w:rFonts w:ascii="Cambria Math" w:cs="Cambria Math" w:eastAsia="Cambria Math" w:hAnsi="Cambria Math"/>
+          <w:color w:val="000000"/>
+          <w:sz w:val="21"/>
+          <w:szCs w:val="21"/>
+          <w:vertAlign w:val="subscript"/>
+        </w:rPr>
+        <w:t xml:space="preserve">aa</w:t>
+      </w:r>
+      <w:r>
+        <w:rPr>
+          <w:rFonts w:ascii="SimSun" w:cs="SimSun" w:eastAsia="SimSun" w:hAnsi="SimSun"/>
+          <w:color w:val="000000"/>
+          <w:sz w:val="21"/>
+          <w:szCs w:val="21"/>
+        </w:rPr>
+        <w:t xml:space="preserve"> 恰为孤立层 a 的分支数——这意味着多重结构的引入严格降低阈值，与多层网络的一般结论 [5,6] 一致。</w:t>
+      </w:r>
+    </w:p>
+    <w:p>
+      <w:pPr>
+        <w:spacing w:after="120" w:before="250"/>
+        <w:ind w:firstLine="0"/>
+      </w:pPr>
+      <w:r>
+        <w:rPr>
+          <w:rFonts w:ascii="SimHei" w:cs="SimHei" w:eastAsia="SimHei" w:hAnsi="SimHei"/>
+          <w:b/>
+          <w:bCs/>
+          <w:color w:val="000000"/>
+          <w:sz w:val="22"/>
+          <w:szCs w:val="22"/>
+        </w:rPr>
+        <w:t xml:space="preserve">2.2. 亚临界簇规模与外推判据</w:t>
+      </w:r>
+    </w:p>
+    <w:p>
+      <w:pPr>
+        <w:spacing w:after="120" w:before="0" w:line="300"/>
+        <w:ind w:firstLine="0"/>
+        <w:jc w:val="both"/>
+      </w:pPr>
+      <w:r>
+        <w:rPr>
+          <w:rFonts w:ascii="SimSun" w:cs="SimSun" w:eastAsia="SimSun" w:hAnsi="SimSun"/>
+          <w:color w:val="000000"/>
+          <w:sz w:val="21"/>
+          <w:szCs w:val="21"/>
+        </w:rPr>
+        <w:t xml:space="preserve">(2.7) 给出的阈值是线性失稳分析 (linear stability analysis) 的产物。本小节构造一条非线性判据：始终停在亚临界区，从单一种子引发的有限簇 (finite cluster) 的平均总规模在 </w:t>
+      </w:r>
+      <w:r>
+        <w:rPr>
+          <w:rFonts w:ascii="Cambria Math" w:cs="Cambria Math" w:eastAsia="Cambria Math" w:hAnsi="Cambria Math"/>
+          <w:color w:val="000000"/>
+          <w:sz w:val="21"/>
+          <w:szCs w:val="21"/>
+        </w:rPr>
+        <w:t xml:space="preserve">λ→λ</w:t>
+      </w:r>
+      <w:r>
+        <w:rPr>
+          <w:rFonts w:ascii="Cambria Math" w:cs="Cambria Math" w:eastAsia="Cambria Math" w:hAnsi="Cambria Math"/>
+          <w:color w:val="000000"/>
+          <w:sz w:val="21"/>
+          <w:szCs w:val="21"/>
+          <w:vertAlign w:val="subscript"/>
+        </w:rPr>
+        <w:t xml:space="preserve">c</w:t>
+      </w:r>
+      <w:r>
+        <w:rPr>
+          <w:rFonts w:ascii="Cambria Math" w:cs="Cambria Math" w:eastAsia="Cambria Math" w:hAnsi="Cambria Math"/>
+          <w:color w:val="000000"/>
+          <w:sz w:val="21"/>
+          <w:szCs w:val="21"/>
+          <w:vertAlign w:val="superscript"/>
+        </w:rPr>
+        <w:t xml:space="preserve">−</w:t>
+      </w:r>
+      <w:r>
+        <w:rPr>
+          <w:rFonts w:ascii="SimSun" w:cs="SimSun" w:eastAsia="SimSun" w:hAnsi="SimSun"/>
+          <w:color w:val="000000"/>
+          <w:sz w:val="21"/>
+          <w:szCs w:val="21"/>
+        </w:rPr>
+        <w:t xml:space="preserve"> 处的发散行为读出 </w:t>
+      </w:r>
+      <w:r>
+        <w:rPr>
+          <w:rFonts w:ascii="Cambria Math" w:cs="Cambria Math" w:eastAsia="Cambria Math" w:hAnsi="Cambria Math"/>
+          <w:color w:val="000000"/>
+          <w:sz w:val="21"/>
+          <w:szCs w:val="21"/>
+        </w:rPr>
+        <w:t xml:space="preserve">λ</w:t>
+      </w:r>
+      <w:r>
+        <w:rPr>
+          <w:rFonts w:ascii="Cambria Math" w:cs="Cambria Math" w:eastAsia="Cambria Math" w:hAnsi="Cambria Math"/>
+          <w:color w:val="000000"/>
+          <w:sz w:val="21"/>
+          <w:szCs w:val="21"/>
+          <w:vertAlign w:val="subscript"/>
+        </w:rPr>
+        <w:t xml:space="preserve">c</w:t>
+      </w:r>
+      <w:r>
+        <w:rPr>
+          <w:rFonts w:ascii="SimSun" w:cs="SimSun" w:eastAsia="SimSun" w:hAnsi="SimSun"/>
+          <w:color w:val="000000"/>
+          <w:sz w:val="21"/>
+          <w:szCs w:val="21"/>
+        </w:rPr>
+        <w:t xml:space="preserve">。这与渗流理论中从平均簇规模 (mean cluster size) 的幂律发散 </w:t>
+      </w:r>
+      <w:r>
+        <w:rPr>
+          <w:rFonts w:ascii="Cambria Math" w:cs="Cambria Math" w:eastAsia="Cambria Math" w:hAnsi="Cambria Math"/>
+          <w:color w:val="000000"/>
+          <w:sz w:val="21"/>
+          <w:szCs w:val="21"/>
+        </w:rPr>
+        <w:t xml:space="preserve">χ∼|p−p</w:t>
+      </w:r>
+      <w:r>
+        <w:rPr>
+          <w:rFonts w:ascii="Cambria Math" w:cs="Cambria Math" w:eastAsia="Cambria Math" w:hAnsi="Cambria Math"/>
+          <w:color w:val="000000"/>
+          <w:sz w:val="21"/>
+          <w:szCs w:val="21"/>
+          <w:vertAlign w:val="subscript"/>
+        </w:rPr>
+        <w:t xml:space="preserve">c</w:t>
+      </w:r>
+      <w:r>
+        <w:rPr>
+          <w:rFonts w:ascii="Cambria Math" w:cs="Cambria Math" w:eastAsia="Cambria Math" w:hAnsi="Cambria Math"/>
+          <w:color w:val="000000"/>
+          <w:sz w:val="21"/>
+          <w:szCs w:val="21"/>
+        </w:rPr>
+        <w:t xml:space="preserve">|</w:t>
+      </w:r>
+      <w:r>
+        <w:rPr>
+          <w:rFonts w:ascii="Cambria Math" w:cs="Cambria Math" w:eastAsia="Cambria Math" w:hAnsi="Cambria Math"/>
+          <w:color w:val="000000"/>
+          <w:sz w:val="21"/>
+          <w:szCs w:val="21"/>
+          <w:vertAlign w:val="superscript"/>
+        </w:rPr>
+        <w:t xml:space="preserve">−γ</w:t>
+      </w:r>
+      <w:r>
+        <w:rPr>
+          <w:rFonts w:ascii="SimSun" w:cs="SimSun" w:eastAsia="SimSun" w:hAnsi="SimSun"/>
+          <w:color w:val="000000"/>
+          <w:sz w:val="21"/>
+          <w:szCs w:val="21"/>
+        </w:rPr>
+        <w:t xml:space="preserve"> 测定渗流阈值 [1] 异曲同工。以同一多型分支过程计数，多型平均总规模为</w:t>
+      </w:r>
+    </w:p>
+    <w:p>
+      <w:pPr>
+        <w:tabs>
+          <w:tab w:val="center" w:pos="4500"/>
+          <w:tab w:val="right" w:pos="9000"/>
+        </w:tabs>
+        <w:spacing w:after="130" w:before="90" w:line="288"/>
+      </w:pPr>
+      <w:r>
+        <w:t xml:space="preserve">	</w:t>
+      </w:r>
+      <w:r>
+        <w:rPr>
+          <w:rFonts w:ascii="Cambria Math" w:cs="Cambria Math" w:eastAsia="Cambria Math" w:hAnsi="Cambria Math"/>
+          <w:color w:val="000000"/>
+          <w:sz w:val="21"/>
+          <w:szCs w:val="21"/>
+        </w:rPr>
+        <w:t xml:space="preserve">χ(λ) = 1</w:t>
+      </w:r>
+      <w:r>
+        <w:rPr>
+          <w:rFonts w:ascii="Cambria Math" w:cs="Cambria Math" w:eastAsia="Cambria Math" w:hAnsi="Cambria Math"/>
+          <w:color w:val="000000"/>
+          <w:sz w:val="21"/>
+          <w:szCs w:val="21"/>
+          <w:vertAlign w:val="superscript"/>
+        </w:rPr>
+        <w:t xml:space="preserve">T</w:t>
+      </w:r>
+      <w:r>
+        <w:rPr>
+          <w:rFonts w:ascii="Cambria Math" w:cs="Cambria Math" w:eastAsia="Cambria Math" w:hAnsi="Cambria Math"/>
+          <w:color w:val="000000"/>
+          <w:sz w:val="21"/>
+          <w:szCs w:val="21"/>
+        </w:rPr>
+        <w:t xml:space="preserve">(I−N)</w:t>
+      </w:r>
+      <w:r>
+        <w:rPr>
+          <w:rFonts w:ascii="Cambria Math" w:cs="Cambria Math" w:eastAsia="Cambria Math" w:hAnsi="Cambria Math"/>
+          <w:color w:val="000000"/>
+          <w:sz w:val="21"/>
+          <w:szCs w:val="21"/>
+          <w:vertAlign w:val="superscript"/>
+        </w:rPr>
+        <w:t xml:space="preserve">−1</w:t>
+      </w:r>
+      <w:r>
+        <w:rPr>
+          <w:rFonts w:ascii="Cambria Math" w:cs="Cambria Math" w:eastAsia="Cambria Math" w:hAnsi="Cambria Math"/>
+          <w:color w:val="000000"/>
+          <w:sz w:val="21"/>
+          <w:szCs w:val="21"/>
+        </w:rPr>
+        <w:t xml:space="preserve"> v</w:t>
+      </w:r>
+      <w:r>
+        <w:rPr>
+          <w:rFonts w:ascii="Cambria Math" w:cs="Cambria Math" w:eastAsia="Cambria Math" w:hAnsi="Cambria Math"/>
+          <w:color w:val="000000"/>
+          <w:sz w:val="21"/>
+          <w:szCs w:val="21"/>
+          <w:vertAlign w:val="subscript"/>
+        </w:rPr>
+        <w:t xml:space="preserve">0</w:t>
+      </w:r>
+      <w:r>
+        <w:t xml:space="preserve">	</w:t>
+      </w:r>
+      <w:r>
+        <w:rPr>
+          <w:rFonts w:ascii="Cambria Math" w:cs="Cambria Math" w:eastAsia="Cambria Math" w:hAnsi="Cambria Math"/>
+          <w:color w:val="000000"/>
+          <w:sz w:val="21"/>
+          <w:szCs w:val="21"/>
+        </w:rPr>
+        <w:t xml:space="preserve">(2.8)</w:t>
+      </w:r>
+    </w:p>
+    <w:p>
+      <w:pPr>
+        <w:spacing w:after="120" w:before="0" w:line="300"/>
+        <w:ind w:firstLine="0"/>
+        <w:jc w:val="both"/>
+      </w:pPr>
+      <w:r>
+        <w:rPr>
+          <w:rFonts w:ascii="SimSun" w:cs="SimSun" w:eastAsia="SimSun" w:hAnsi="SimSun"/>
+          <w:color w:val="000000"/>
+          <w:sz w:val="21"/>
+          <w:szCs w:val="21"/>
+        </w:rPr>
+        <w:t xml:space="preserve">其中 </w:t>
+      </w:r>
+      <w:r>
+        <w:rPr>
+          <w:rFonts w:ascii="Cambria Math" w:cs="Cambria Math" w:eastAsia="Cambria Math" w:hAnsi="Cambria Math"/>
+          <w:color w:val="000000"/>
+          <w:sz w:val="21"/>
+          <w:szCs w:val="21"/>
+        </w:rPr>
+        <w:t xml:space="preserve">v</w:t>
+      </w:r>
+      <w:r>
+        <w:rPr>
+          <w:rFonts w:ascii="Cambria Math" w:cs="Cambria Math" w:eastAsia="Cambria Math" w:hAnsi="Cambria Math"/>
+          <w:color w:val="000000"/>
+          <w:sz w:val="21"/>
+          <w:szCs w:val="21"/>
+          <w:vertAlign w:val="subscript"/>
+        </w:rPr>
+        <w:t xml:space="preserve">0</w:t>
+      </w:r>
+      <w:r>
+        <w:rPr>
+          <w:rFonts w:ascii="SimSun" w:cs="SimSun" w:eastAsia="SimSun" w:hAnsi="SimSun"/>
+          <w:color w:val="000000"/>
+          <w:sz w:val="21"/>
+          <w:szCs w:val="21"/>
+        </w:rPr>
+        <w:t xml:space="preserve"> 为种子的型分布。χ </w:t>
+      </w:r>
+      <w:r>
+        <w:rPr>
+          <w:rFonts w:ascii="SimSun" w:cs="SimSun" w:eastAsia="SimSun" w:hAnsi="SimSun"/>
+          <w:b/>
+          <w:bCs/>
+          <w:color w:val="000000"/>
+          <w:sz w:val="21"/>
+          <w:szCs w:val="21"/>
+        </w:rPr>
+        <w:t xml:space="preserve">不可</w:t>
+      </w:r>
+      <w:r>
+        <w:rPr>
+          <w:rFonts w:ascii="SimSun" w:cs="SimSun" w:eastAsia="SimSun" w:hAnsi="SimSun"/>
+          <w:color w:val="000000"/>
+          <w:sz w:val="21"/>
+          <w:szCs w:val="21"/>
+        </w:rPr>
+        <w:t xml:space="preserve">写成标量 </w:t>
+      </w:r>
+      <w:r>
+        <w:rPr>
+          <w:rFonts w:ascii="Cambria Math" w:cs="Cambria Math" w:eastAsia="Cambria Math" w:hAnsi="Cambria Math"/>
+          <w:color w:val="000000"/>
+          <w:sz w:val="21"/>
+          <w:szCs w:val="21"/>
+        </w:rPr>
+        <w:t xml:space="preserve">1/(1−ρ)</w:t>
+      </w:r>
+      <w:r>
+        <w:rPr>
+          <w:rFonts w:ascii="SimSun" w:cs="SimSun" w:eastAsia="SimSun" w:hAnsi="SimSun"/>
+          <w:color w:val="000000"/>
+          <w:sz w:val="21"/>
+          <w:szCs w:val="21"/>
+        </w:rPr>
+        <w:t xml:space="preserve">：后者仅在 </w:t>
+      </w:r>
+      <w:r>
+        <w:rPr>
+          <w:rFonts w:ascii="Cambria Math" w:cs="Cambria Math" w:eastAsia="Cambria Math" w:hAnsi="Cambria Math"/>
+          <w:color w:val="000000"/>
+          <w:sz w:val="21"/>
+          <w:szCs w:val="21"/>
+        </w:rPr>
+        <w:t xml:space="preserve">M=1</w:t>
+      </w:r>
+      <w:r>
+        <w:rPr>
+          <w:rFonts w:ascii="SimSun" w:cs="SimSun" w:eastAsia="SimSun" w:hAnsi="SimSun"/>
+          <w:color w:val="000000"/>
+          <w:sz w:val="21"/>
+          <w:szCs w:val="21"/>
+        </w:rPr>
+        <w:t xml:space="preserve"> 或 </w:t>
+      </w:r>
+      <w:r>
+        <w:rPr>
+          <w:rFonts w:ascii="Cambria Math" w:cs="Cambria Math" w:eastAsia="Cambria Math" w:hAnsi="Cambria Math"/>
+          <w:color w:val="000000"/>
+          <w:sz w:val="21"/>
+          <w:szCs w:val="21"/>
+        </w:rPr>
+        <w:t xml:space="preserve">v</w:t>
+      </w:r>
+      <w:r>
+        <w:rPr>
+          <w:rFonts w:ascii="Cambria Math" w:cs="Cambria Math" w:eastAsia="Cambria Math" w:hAnsi="Cambria Math"/>
+          <w:color w:val="000000"/>
+          <w:sz w:val="21"/>
+          <w:szCs w:val="21"/>
+          <w:vertAlign w:val="subscript"/>
+        </w:rPr>
+        <w:t xml:space="preserve">0</w:t>
+      </w:r>
+      <w:r>
+        <w:rPr>
+          <w:rFonts w:ascii="SimSun" w:cs="SimSun" w:eastAsia="SimSun" w:hAnsi="SimSun"/>
+          <w:color w:val="000000"/>
+          <w:sz w:val="21"/>
+          <w:szCs w:val="21"/>
+        </w:rPr>
+        <w:t xml:space="preserve"> 恰为 Perron 向量时成立，多层情形下 </w:t>
+      </w:r>
+      <w:r>
+        <w:rPr>
+          <w:rFonts w:ascii="Cambria Math" w:cs="Cambria Math" w:eastAsia="Cambria Math" w:hAnsi="Cambria Math"/>
+          <w:color w:val="000000"/>
+          <w:sz w:val="21"/>
+          <w:szCs w:val="21"/>
+        </w:rPr>
+        <w:t xml:space="preserve">(I−N)</w:t>
+      </w:r>
+      <w:r>
+        <w:rPr>
+          <w:rFonts w:ascii="Cambria Math" w:cs="Cambria Math" w:eastAsia="Cambria Math" w:hAnsi="Cambria Math"/>
+          <w:color w:val="000000"/>
+          <w:sz w:val="21"/>
+          <w:szCs w:val="21"/>
+          <w:vertAlign w:val="superscript"/>
+        </w:rPr>
+        <w:t xml:space="preserve">−1</w:t>
+      </w:r>
+      <w:r>
+        <w:rPr>
+          <w:rFonts w:ascii="SimSun" w:cs="SimSun" w:eastAsia="SimSun" w:hAnsi="SimSun"/>
+          <w:color w:val="000000"/>
+          <w:sz w:val="21"/>
+          <w:szCs w:val="21"/>
+        </w:rPr>
+        <w:t xml:space="preserve"> 对各型的权重并不相同。可用的性质是 (2.8) 的极点来自 </w:t>
+      </w:r>
+      <w:r>
+        <w:rPr>
+          <w:rFonts w:ascii="Cambria Math" w:cs="Cambria Math" w:eastAsia="Cambria Math" w:hAnsi="Cambria Math"/>
+          <w:color w:val="000000"/>
+          <w:sz w:val="21"/>
+          <w:szCs w:val="21"/>
+        </w:rPr>
+        <w:t xml:space="preserve">(I−N)</w:t>
+      </w:r>
+      <w:r>
+        <w:rPr>
+          <w:rFonts w:ascii="Cambria Math" w:cs="Cambria Math" w:eastAsia="Cambria Math" w:hAnsi="Cambria Math"/>
+          <w:color w:val="000000"/>
+          <w:sz w:val="21"/>
+          <w:szCs w:val="21"/>
+          <w:vertAlign w:val="superscript"/>
+        </w:rPr>
+        <w:t xml:space="preserve">−1</w:t>
+      </w:r>
+      <w:r>
+        <w:rPr>
+          <w:rFonts w:ascii="SimSun" w:cs="SimSun" w:eastAsia="SimSun" w:hAnsi="SimSun"/>
+          <w:color w:val="000000"/>
+          <w:sz w:val="21"/>
+          <w:szCs w:val="21"/>
+        </w:rPr>
+        <w:t xml:space="preserve">，故它恰在 </w:t>
+      </w:r>
+      <w:r>
+        <w:rPr>
+          <w:rFonts w:ascii="Cambria Math" w:cs="Cambria Math" w:eastAsia="Cambria Math" w:hAnsi="Cambria Math"/>
+          <w:color w:val="000000"/>
+          <w:sz w:val="21"/>
+          <w:szCs w:val="21"/>
+        </w:rPr>
+        <w:t xml:space="preserve">ρ(N)=1</w:t>
+      </w:r>
+      <w:r>
+        <w:rPr>
+          <w:rFonts w:ascii="SimSun" w:cs="SimSun" w:eastAsia="SimSun" w:hAnsi="SimSun"/>
+          <w:color w:val="000000"/>
+          <w:sz w:val="21"/>
+          <w:szCs w:val="21"/>
+        </w:rPr>
+        <w:t xml:space="preserve"> 处按 </w:t>
+      </w:r>
+      <w:r>
+        <w:rPr>
+          <w:rFonts w:ascii="Cambria Math" w:cs="Cambria Math" w:eastAsia="Cambria Math" w:hAnsi="Cambria Math"/>
+          <w:color w:val="000000"/>
+          <w:sz w:val="21"/>
+          <w:szCs w:val="21"/>
+        </w:rPr>
+        <w:t xml:space="preserve">(1−ρ)</w:t>
+      </w:r>
+      <w:r>
+        <w:rPr>
+          <w:rFonts w:ascii="Cambria Math" w:cs="Cambria Math" w:eastAsia="Cambria Math" w:hAnsi="Cambria Math"/>
+          <w:color w:val="000000"/>
+          <w:sz w:val="21"/>
+          <w:szCs w:val="21"/>
+          <w:vertAlign w:val="superscript"/>
+        </w:rPr>
+        <w:t xml:space="preserve">−1</w:t>
+      </w:r>
+      <w:r>
+        <w:rPr>
+          <w:rFonts w:ascii="SimSun" w:cs="SimSun" w:eastAsia="SimSun" w:hAnsi="SimSun"/>
+          <w:color w:val="000000"/>
+          <w:sz w:val="21"/>
+          <w:szCs w:val="21"/>
+        </w:rPr>
+        <w:t xml:space="preserve"> 发散。其倒数因而是一条在阈值处线性穿零的光滑函数：</w:t>
+      </w:r>
+    </w:p>
+    <w:p>
+      <w:pPr>
+        <w:tabs>
+          <w:tab w:val="center" w:pos="4500"/>
+          <w:tab w:val="right" w:pos="9000"/>
+        </w:tabs>
+        <w:spacing w:after="130" w:before="90" w:line="288"/>
+      </w:pPr>
+      <w:r>
+        <w:t xml:space="preserve">	</w:t>
+      </w:r>
+      <w:r>
+        <w:rPr>
+          <w:rFonts w:ascii="Cambria Math" w:cs="Cambria Math" w:eastAsia="Cambria Math" w:hAnsi="Cambria Math"/>
+          <w:color w:val="000000"/>
+          <w:sz w:val="21"/>
+          <w:szCs w:val="21"/>
+        </w:rPr>
+        <w:t xml:space="preserve">ε/R(∞) = 1/χ(λ) ≃ c·(λ</w:t>
+      </w:r>
+      <w:r>
+        <w:rPr>
+          <w:rFonts w:ascii="Cambria Math" w:cs="Cambria Math" w:eastAsia="Cambria Math" w:hAnsi="Cambria Math"/>
+          <w:color w:val="000000"/>
+          <w:sz w:val="21"/>
+          <w:szCs w:val="21"/>
+          <w:vertAlign w:val="subscript"/>
+        </w:rPr>
+        <w:t xml:space="preserve">c</w:t>
+      </w:r>
+      <w:r>
+        <w:rPr>
+          <w:rFonts w:ascii="Cambria Math" w:cs="Cambria Math" w:eastAsia="Cambria Math" w:hAnsi="Cambria Math"/>
+          <w:color w:val="000000"/>
+          <w:sz w:val="21"/>
+          <w:szCs w:val="21"/>
+        </w:rPr>
+        <w:t xml:space="preserve">−λ),    λ→λ</w:t>
+      </w:r>
+      <w:r>
+        <w:rPr>
+          <w:rFonts w:ascii="Cambria Math" w:cs="Cambria Math" w:eastAsia="Cambria Math" w:hAnsi="Cambria Math"/>
+          <w:color w:val="000000"/>
+          <w:sz w:val="21"/>
+          <w:szCs w:val="21"/>
+          <w:vertAlign w:val="subscript"/>
+        </w:rPr>
+        <w:t xml:space="preserve">c</w:t>
+      </w:r>
+      <w:r>
+        <w:rPr>
+          <w:rFonts w:ascii="Cambria Math" w:cs="Cambria Math" w:eastAsia="Cambria Math" w:hAnsi="Cambria Math"/>
+          <w:color w:val="000000"/>
+          <w:sz w:val="21"/>
+          <w:szCs w:val="21"/>
+          <w:vertAlign w:val="superscript"/>
+        </w:rPr>
+        <w:t xml:space="preserve">−</w:t>
+      </w:r>
+      <w:r>
+        <w:t xml:space="preserve">	</w:t>
+      </w:r>
+      <w:r>
+        <w:rPr>
+          <w:rFonts w:ascii="Cambria Math" w:cs="Cambria Math" w:eastAsia="Cambria Math" w:hAnsi="Cambria Math"/>
+          <w:color w:val="000000"/>
+          <w:sz w:val="21"/>
+          <w:szCs w:val="21"/>
+        </w:rPr>
+        <w:t xml:space="preserve">(2.9)</w:t>
+      </w:r>
+    </w:p>
+    <w:p>
+      <w:pPr>
+        <w:spacing w:after="120" w:before="0" w:line="300"/>
+        <w:ind w:firstLine="0"/>
+        <w:jc w:val="both"/>
+      </w:pPr>
+      <w:r>
+        <w:rPr>
+          <w:rFonts w:ascii="SimSun" w:cs="SimSun" w:eastAsia="SimSun" w:hAnsi="SimSun"/>
+          <w:color w:val="000000"/>
+          <w:sz w:val="21"/>
+          <w:szCs w:val="21"/>
+        </w:rPr>
+        <w:t xml:space="preserve">零点即 </w:t>
+      </w:r>
+      <w:r>
+        <w:rPr>
+          <w:rFonts w:ascii="Cambria Math" w:cs="Cambria Math" w:eastAsia="Cambria Math" w:hAnsi="Cambria Math"/>
+          <w:color w:val="000000"/>
+          <w:sz w:val="21"/>
+          <w:szCs w:val="21"/>
+        </w:rPr>
+        <w:t xml:space="preserve">λ</w:t>
+      </w:r>
+      <w:r>
+        <w:rPr>
+          <w:rFonts w:ascii="Cambria Math" w:cs="Cambria Math" w:eastAsia="Cambria Math" w:hAnsi="Cambria Math"/>
+          <w:color w:val="000000"/>
+          <w:sz w:val="21"/>
+          <w:szCs w:val="21"/>
+          <w:vertAlign w:val="subscript"/>
+        </w:rPr>
+        <w:t xml:space="preserve">c</w:t>
+      </w:r>
+      <w:r>
+        <w:rPr>
+          <w:rFonts w:ascii="SimSun" w:cs="SimSun" w:eastAsia="SimSun" w:hAnsi="SimSun"/>
+          <w:color w:val="000000"/>
+          <w:sz w:val="21"/>
+          <w:szCs w:val="21"/>
+        </w:rPr>
+        <w:t xml:space="preserve">。该判据和 </w:t>
+      </w:r>
+      <w:r>
+        <w:rPr>
+          <w:rFonts w:ascii="Cambria Math" w:cs="Cambria Math" w:eastAsia="Cambria Math" w:hAnsi="Cambria Math"/>
+          <w:color w:val="000000"/>
+          <w:sz w:val="21"/>
+          <w:szCs w:val="21"/>
+        </w:rPr>
+        <w:t xml:space="preserve">ρ(N)=1</w:t>
+      </w:r>
+      <w:r>
+        <w:rPr>
+          <w:rFonts w:ascii="SimSun" w:cs="SimSun" w:eastAsia="SimSun" w:hAnsi="SimSun"/>
+          <w:color w:val="000000"/>
+          <w:sz w:val="21"/>
+          <w:szCs w:val="21"/>
+        </w:rPr>
+        <w:t xml:space="preserve"> 不共享任何中间量：一侧把非线性方程组 (2.2)–(2.4) 积分至终态、再对 (2.9) 作线性拟合，另一侧对次代矩阵 (2.7) 求谱半径并二分，二者仅共享模型定义。两条路线的一致因而是对彼此的非平凡检验，也正是图 3 所报告的。</w:t>
+      </w:r>
+    </w:p>
+    <w:p>
+      <w:pPr>
+        <w:spacing w:after="120" w:before="0" w:line="300"/>
+        <w:ind w:firstLine="420"/>
+        <w:jc w:val="both"/>
+      </w:pPr>
+      <w:r>
+        <w:rPr>
+          <w:rFonts w:ascii="SimSun" w:cs="SimSun" w:eastAsia="SimSun" w:hAnsi="SimSun"/>
+          <w:b/>
+          <w:bCs/>
+          <w:color w:val="000000"/>
+          <w:sz w:val="21"/>
+          <w:szCs w:val="21"/>
+        </w:rPr>
+        <w:t xml:space="preserve">有限种子偏置与 Richardson 外推。</w:t>
+      </w:r>
+      <w:r>
+        <w:rPr>
+          <w:rFonts w:ascii="SimSun" w:cs="SimSun" w:eastAsia="SimSun" w:hAnsi="SimSun"/>
+          <w:color w:val="000000"/>
+          <w:sz w:val="21"/>
+          <w:szCs w:val="21"/>
+        </w:rPr>
+        <w:t xml:space="preserve">(2.9) 是 </w:t>
+      </w:r>
+      <w:r>
+        <w:rPr>
+          <w:rFonts w:ascii="Cambria Math" w:cs="Cambria Math" w:eastAsia="Cambria Math" w:hAnsi="Cambria Math"/>
+          <w:color w:val="000000"/>
+          <w:sz w:val="21"/>
+          <w:szCs w:val="21"/>
+        </w:rPr>
+        <w:t xml:space="preserve">ε→0</w:t>
+      </w:r>
+      <w:r>
+        <w:rPr>
+          <w:rFonts w:ascii="SimSun" w:cs="SimSun" w:eastAsia="SimSun" w:hAnsi="SimSun"/>
+          <w:color w:val="000000"/>
+          <w:sz w:val="21"/>
+          <w:szCs w:val="21"/>
+        </w:rPr>
+        <w:t xml:space="preserve"> 的渐近陈述。有限 </w:t>
+      </w:r>
+      <w:r>
+        <w:rPr>
+          <w:rFonts w:ascii="Cambria Math" w:cs="Cambria Math" w:eastAsia="Cambria Math" w:hAnsi="Cambria Math"/>
+          <w:color w:val="000000"/>
+          <w:sz w:val="21"/>
+          <w:szCs w:val="21"/>
+        </w:rPr>
+        <w:t xml:space="preserve">ε&gt;0</w:t>
+      </w:r>
+      <w:r>
+        <w:rPr>
+          <w:rFonts w:ascii="SimSun" w:cs="SimSun" w:eastAsia="SimSun" w:hAnsi="SimSun"/>
+          <w:color w:val="000000"/>
+          <w:sz w:val="21"/>
+          <w:szCs w:val="21"/>
+        </w:rPr>
+        <w:t xml:space="preserve"> 时即便恰在 </w:t>
+      </w:r>
+      <w:r>
+        <w:rPr>
+          <w:rFonts w:ascii="Cambria Math" w:cs="Cambria Math" w:eastAsia="Cambria Math" w:hAnsi="Cambria Math"/>
+          <w:color w:val="000000"/>
+          <w:sz w:val="21"/>
+          <w:szCs w:val="21"/>
+        </w:rPr>
+        <w:t xml:space="preserve">λ</w:t>
+      </w:r>
+      <w:r>
+        <w:rPr>
+          <w:rFonts w:ascii="Cambria Math" w:cs="Cambria Math" w:eastAsia="Cambria Math" w:hAnsi="Cambria Math"/>
+          <w:color w:val="000000"/>
+          <w:sz w:val="21"/>
+          <w:szCs w:val="21"/>
+          <w:vertAlign w:val="subscript"/>
+        </w:rPr>
+        <w:t xml:space="preserve">c</w:t>
+      </w:r>
+      <w:r>
+        <w:rPr>
+          <w:rFonts w:ascii="SimSun" w:cs="SimSun" w:eastAsia="SimSun" w:hAnsi="SimSun"/>
+          <w:color w:val="000000"/>
+          <w:sz w:val="21"/>
+          <w:szCs w:val="21"/>
+        </w:rPr>
+        <w:t xml:space="preserve"> 处 </w:t>
+      </w:r>
+      <w:r>
+        <w:rPr>
+          <w:rFonts w:ascii="Cambria Math" w:cs="Cambria Math" w:eastAsia="Cambria Math" w:hAnsi="Cambria Math"/>
+          <w:color w:val="000000"/>
+          <w:sz w:val="21"/>
+          <w:szCs w:val="21"/>
+        </w:rPr>
+        <w:t xml:space="preserve">R(∞)</w:t>
+      </w:r>
+      <w:r>
+        <w:rPr>
+          <w:rFonts w:ascii="SimSun" w:cs="SimSun" w:eastAsia="SimSun" w:hAnsi="SimSun"/>
+          <w:color w:val="000000"/>
+          <w:sz w:val="21"/>
+          <w:szCs w:val="21"/>
+        </w:rPr>
+        <w:t xml:space="preserve"> 仍为有限，</w:t>
+      </w:r>
+      <w:r>
+        <w:rPr>
+          <w:rFonts w:ascii="Cambria Math" w:cs="Cambria Math" w:eastAsia="Cambria Math" w:hAnsi="Cambria Math"/>
+          <w:color w:val="000000"/>
+          <w:sz w:val="21"/>
+          <w:szCs w:val="21"/>
+        </w:rPr>
+        <w:t xml:space="preserve">ε/R(∞)</w:t>
+      </w:r>
+      <w:r>
+        <w:rPr>
+          <w:rFonts w:ascii="SimSun" w:cs="SimSun" w:eastAsia="SimSun" w:hAnsi="SimSun"/>
+          <w:color w:val="000000"/>
+          <w:sz w:val="21"/>
+          <w:szCs w:val="21"/>
+        </w:rPr>
+        <w:t xml:space="preserve"> 因而不归零，零点被系统性地推高——这是有限种子效应 (finite seed effect)，类似有限尺度标度 (finite-size scaling) [17] 中系统规模对临界点的偏移。由于 </w:t>
+      </w:r>
+      <w:r>
+        <w:rPr>
+          <w:rFonts w:ascii="Cambria Math" w:cs="Cambria Math" w:eastAsia="Cambria Math" w:hAnsi="Cambria Math"/>
+          <w:color w:val="000000"/>
+          <w:sz w:val="21"/>
+          <w:szCs w:val="21"/>
+        </w:rPr>
+        <w:t xml:space="preserve">R(∞)/ε</w:t>
+      </w:r>
+      <w:r>
+        <w:rPr>
+          <w:rFonts w:ascii="SimSun" w:cs="SimSun" w:eastAsia="SimSun" w:hAnsi="SimSun"/>
+          <w:color w:val="000000"/>
+          <w:sz w:val="21"/>
+          <w:szCs w:val="21"/>
+        </w:rPr>
+        <w:t xml:space="preserve"> 对小 ε 的展开以线性项为主导，该偏置可由 Richardson 外推 [18] 消去，即以 </w:t>
+      </w:r>
+      <w:r>
+        <w:rPr>
+          <w:rFonts w:ascii="Cambria Math" w:cs="Cambria Math" w:eastAsia="Cambria Math" w:hAnsi="Cambria Math"/>
+          <w:color w:val="000000"/>
+          <w:sz w:val="21"/>
+          <w:szCs w:val="21"/>
+        </w:rPr>
+        <w:t xml:space="preserve">2f(ε/2)−f(ε)</w:t>
+      </w:r>
+      <w:r>
+        <w:rPr>
+          <w:rFonts w:ascii="SimSun" w:cs="SimSun" w:eastAsia="SimSun" w:hAnsi="SimSun"/>
+          <w:color w:val="000000"/>
+          <w:sz w:val="21"/>
+          <w:szCs w:val="21"/>
+        </w:rPr>
+        <w:t xml:space="preserve"> 代替 </w:t>
+      </w:r>
+      <w:r>
+        <w:rPr>
+          <w:rFonts w:ascii="Cambria Math" w:cs="Cambria Math" w:eastAsia="Cambria Math" w:hAnsi="Cambria Math"/>
+          <w:color w:val="000000"/>
+          <w:sz w:val="21"/>
+          <w:szCs w:val="21"/>
+        </w:rPr>
+        <w:t xml:space="preserve">f(ε)=R(∞)/ε</w:t>
+      </w:r>
+      <w:r>
+        <w:rPr>
+          <w:rFonts w:ascii="SimSun" w:cs="SimSun" w:eastAsia="SimSun" w:hAnsi="SimSun"/>
+          <w:color w:val="000000"/>
+          <w:sz w:val="21"/>
+          <w:szCs w:val="21"/>
+        </w:rPr>
+        <w:t xml:space="preserve">。其效果可以定量验证：在几个有代表性的构型上，不作外推时零点一律偏高 0.37%–0.44%，作外推后降到 0.031%–0.065%。偏置的系统性（各构型同号、量级相当）连同修正的效力由此一并确认。</w:t>
+      </w:r>
+    </w:p>
+    <w:p>
+      <w:pPr>
+        <w:spacing w:after="120" w:before="250"/>
+        <w:ind w:firstLine="0"/>
+      </w:pPr>
+      <w:r>
+        <w:rPr>
+          <w:rFonts w:ascii="SimHei" w:cs="SimHei" w:eastAsia="SimHei" w:hAnsi="SimHei"/>
+          <w:b/>
+          <w:bCs/>
+          <w:color w:val="000000"/>
+          <w:sz w:val="22"/>
+          <w:szCs w:val="22"/>
+        </w:rPr>
+        <w:t xml:space="preserve">2.3. 数值结果</w:t>
+      </w:r>
+    </w:p>
+    <w:p>
+      <w:pPr>
+        <w:spacing w:after="120" w:before="0" w:line="300"/>
+        <w:ind w:firstLine="0"/>
+        <w:jc w:val="both"/>
+      </w:pPr>
+      <w:r>
+        <w:rPr>
+          <w:rFonts w:ascii="SimSun" w:cs="SimSun" w:eastAsia="SimSun" w:hAnsi="SimSun"/>
+          <w:color w:val="000000"/>
+          <w:sz w:val="21"/>
+          <w:szCs w:val="21"/>
+        </w:rPr>
+        <w:t xml:space="preserve">在窗口 </w:t>
+      </w:r>
+      <w:r>
+        <w:rPr>
+          <w:rFonts w:ascii="Cambria Math" w:cs="Cambria Math" w:eastAsia="Cambria Math" w:hAnsi="Cambria Math"/>
+          <w:color w:val="000000"/>
+          <w:sz w:val="21"/>
+          <w:szCs w:val="21"/>
+        </w:rPr>
+        <w:t xml:space="preserve">λ∈[0.90,0.995]λ</w:t>
+      </w:r>
+      <w:r>
+        <w:rPr>
+          <w:rFonts w:ascii="Cambria Math" w:cs="Cambria Math" w:eastAsia="Cambria Math" w:hAnsi="Cambria Math"/>
+          <w:color w:val="000000"/>
+          <w:sz w:val="21"/>
+          <w:szCs w:val="21"/>
+          <w:vertAlign w:val="subscript"/>
+        </w:rPr>
+        <w:t xml:space="preserve">c</w:t>
+      </w:r>
+      <w:r>
+        <w:rPr>
+          <w:rFonts w:ascii="SimSun" w:cs="SimSun" w:eastAsia="SimSun" w:hAnsi="SimSun"/>
+          <w:color w:val="000000"/>
+          <w:sz w:val="21"/>
+          <w:szCs w:val="21"/>
+        </w:rPr>
+        <w:t xml:space="preserve"> 上取十个点，每点按上述方式求 </w:t>
+      </w:r>
+      <w:r>
+        <w:rPr>
+          <w:rFonts w:ascii="Cambria Math" w:cs="Cambria Math" w:eastAsia="Cambria Math" w:hAnsi="Cambria Math"/>
+          <w:color w:val="000000"/>
+          <w:sz w:val="21"/>
+          <w:szCs w:val="21"/>
+        </w:rPr>
+        <w:t xml:space="preserve">ε→0</w:t>
+      </w:r>
+      <w:r>
+        <w:rPr>
+          <w:rFonts w:ascii="SimSun" w:cs="SimSun" w:eastAsia="SimSun" w:hAnsi="SimSun"/>
+          <w:color w:val="000000"/>
+          <w:sz w:val="21"/>
+          <w:szCs w:val="21"/>
+        </w:rPr>
+        <w:t xml:space="preserve"> 的 </w:t>
+      </w:r>
+      <w:r>
+        <w:rPr>
+          <w:rFonts w:ascii="Cambria Math" w:cs="Cambria Math" w:eastAsia="Cambria Math" w:hAnsi="Cambria Math"/>
+          <w:color w:val="000000"/>
+          <w:sz w:val="21"/>
+          <w:szCs w:val="21"/>
+        </w:rPr>
+        <w:t xml:space="preserve">ε/R(∞)</w:t>
+      </w:r>
+      <w:r>
+        <w:rPr>
+          <w:rFonts w:ascii="SimSun" w:cs="SimSun" w:eastAsia="SimSun" w:hAnsi="SimSun"/>
+          <w:color w:val="000000"/>
+          <w:sz w:val="21"/>
+          <w:szCs w:val="21"/>
+        </w:rPr>
+        <w:t xml:space="preserve">，作线性拟合并取其 x 截距。八组构型的阈值覆盖 </w:t>
+      </w:r>
+      <w:r>
+        <w:rPr>
+          <w:rFonts w:ascii="Cambria Math" w:cs="Cambria Math" w:eastAsia="Cambria Math" w:hAnsi="Cambria Math"/>
+          <w:color w:val="000000"/>
+          <w:sz w:val="21"/>
+          <w:szCs w:val="21"/>
+        </w:rPr>
+        <w:t xml:space="preserve">λ</w:t>
+      </w:r>
+      <w:r>
+        <w:rPr>
+          <w:rFonts w:ascii="Cambria Math" w:cs="Cambria Math" w:eastAsia="Cambria Math" w:hAnsi="Cambria Math"/>
+          <w:color w:val="000000"/>
+          <w:sz w:val="21"/>
+          <w:szCs w:val="21"/>
+          <w:vertAlign w:val="subscript"/>
+        </w:rPr>
+        <w:t xml:space="preserve">c</w:t>
+      </w:r>
+      <w:r>
+        <w:rPr>
+          <w:rFonts w:ascii="Cambria Math" w:cs="Cambria Math" w:eastAsia="Cambria Math" w:hAnsi="Cambria Math"/>
+          <w:color w:val="000000"/>
+          <w:sz w:val="21"/>
+          <w:szCs w:val="21"/>
+        </w:rPr>
+        <w:t xml:space="preserve">∈[0.08,0.40]</w:t>
+      </w:r>
+      <w:r>
+        <w:rPr>
+          <w:rFonts w:ascii="SimSun" w:cs="SimSun" w:eastAsia="SimSun" w:hAnsi="SimSun"/>
+          <w:color w:val="000000"/>
+          <w:sz w:val="21"/>
+          <w:szCs w:val="21"/>
+        </w:rPr>
+        <w:t xml:space="preserve">，含单层高阶超图、成对退化网络和双层多重超图，其 </w:t>
+      </w:r>
+      <w:r>
+        <w:rPr>
+          <w:rFonts w:ascii="Cambria Math" w:cs="Cambria Math" w:eastAsia="Cambria Math" w:hAnsi="Cambria Math"/>
+          <w:color w:val="000000"/>
+          <w:sz w:val="21"/>
+          <w:szCs w:val="21"/>
+        </w:rPr>
+        <w:t xml:space="preserve">ρ(N)=1</w:t>
+      </w:r>
+      <w:r>
+        <w:rPr>
+          <w:rFonts w:ascii="SimSun" w:cs="SimSun" w:eastAsia="SimSun" w:hAnsi="SimSun"/>
+          <w:color w:val="000000"/>
+          <w:sz w:val="21"/>
+          <w:szCs w:val="21"/>
+        </w:rPr>
+        <w:t xml:space="preserve"> 值依次为 0.080302、0.099309、0.128162、0.174483、0.185417、0.250000、0.333333 和 0.400567，而外推值依次为 0.080354、0.099370、0.128236、0.174536、0.185512、0.250096、0.333440 和 0.400702。相对偏差依次为 +0.065%、+0.062%、+0.058%、+0.031%、+0.052%、+0.039%、+0.032% 和 +0.034%，最大者为 </w:t>
+      </w:r>
+      <w:r>
+        <w:rPr>
+          <w:rFonts w:ascii="Cambria Math" w:cs="Cambria Math" w:eastAsia="Cambria Math" w:hAnsi="Cambria Math"/>
+          <w:color w:val="000000"/>
+          <w:sz w:val="21"/>
+          <w:szCs w:val="21"/>
+        </w:rPr>
+        <w:t xml:space="preserve">6.5×10</w:t>
+      </w:r>
+      <w:r>
+        <w:rPr>
+          <w:rFonts w:ascii="Cambria Math" w:cs="Cambria Math" w:eastAsia="Cambria Math" w:hAnsi="Cambria Math"/>
+          <w:color w:val="000000"/>
+          <w:sz w:val="21"/>
+          <w:szCs w:val="21"/>
+          <w:vertAlign w:val="superscript"/>
+        </w:rPr>
+        <w:t xml:space="preserve">−4</w:t>
+      </w:r>
+      <w:r>
+        <w:rPr>
+          <w:rFonts w:ascii="SimSun" w:cs="SimSun" w:eastAsia="SimSun" w:hAnsi="SimSun"/>
+          <w:color w:val="000000"/>
+          <w:sz w:val="21"/>
+          <w:szCs w:val="21"/>
+        </w:rPr>
+        <w:t xml:space="preserve">。以外推截距的回归标准误 σ 为单位，偏离依次为 +1.51、+1.38、+1.26、+0.55、+1.03、+0.76、+0.57 和 +0.47，最大者 1.51σ，全部落在 1.6σ 之内。</w:t>
+      </w:r>
+    </w:p>
+    <w:p>
+      <w:pPr>
+        <w:spacing w:after="120" w:before="0" w:line="300"/>
+        <w:ind w:firstLine="420"/>
+        <w:jc w:val="both"/>
+      </w:pPr>
+      <w:r>
+        <w:rPr>
+          <w:rFonts w:ascii="SimSun" w:cs="SimSun" w:eastAsia="SimSun" w:hAnsi="SimSun"/>
+          <w:color w:val="000000"/>
+          <w:sz w:val="21"/>
+          <w:szCs w:val="21"/>
+        </w:rPr>
+        <w:t xml:space="preserve">残余偏差为线性律 (2.9) 的</w:t>
+      </w:r>
+      <w:r>
+        <w:rPr>
+          <w:rFonts w:ascii="SimSun" w:cs="SimSun" w:eastAsia="SimSun" w:hAnsi="SimSun"/>
+          <w:b/>
+          <w:bCs/>
+          <w:color w:val="000000"/>
+          <w:sz w:val="21"/>
+          <w:szCs w:val="21"/>
+        </w:rPr>
+        <w:t xml:space="preserve">有限窗口效应</w:t>
+      </w:r>
+      <w:r>
+        <w:rPr>
+          <w:rFonts w:ascii="SimSun" w:cs="SimSun" w:eastAsia="SimSun" w:hAnsi="SimSun"/>
+          <w:color w:val="000000"/>
+          <w:sz w:val="21"/>
+          <w:szCs w:val="21"/>
+        </w:rPr>
+        <w:t xml:space="preserve">，而非闭合和谱方法之间的实质分歧。</w:t>
+      </w:r>
+      <w:r>
+        <w:rPr>
+          <w:rFonts w:ascii="Cambria Math" w:cs="Cambria Math" w:eastAsia="Cambria Math" w:hAnsi="Cambria Math"/>
+          <w:color w:val="000000"/>
+          <w:sz w:val="21"/>
+          <w:szCs w:val="21"/>
+        </w:rPr>
+        <w:t xml:space="preserve">1/χ</w:t>
+      </w:r>
+      <w:r>
+        <w:rPr>
+          <w:rFonts w:ascii="SimSun" w:cs="SimSun" w:eastAsia="SimSun" w:hAnsi="SimSun"/>
+          <w:color w:val="000000"/>
+          <w:sz w:val="21"/>
+          <w:szCs w:val="21"/>
+        </w:rPr>
+        <w:t xml:space="preserve"> 仅在 </w:t>
+      </w:r>
+      <w:r>
+        <w:rPr>
+          <w:rFonts w:ascii="Cambria Math" w:cs="Cambria Math" w:eastAsia="Cambria Math" w:hAnsi="Cambria Math"/>
+          <w:color w:val="000000"/>
+          <w:sz w:val="21"/>
+          <w:szCs w:val="21"/>
+        </w:rPr>
+        <w:t xml:space="preserve">λ</w:t>
+      </w:r>
+      <w:r>
+        <w:rPr>
+          <w:rFonts w:ascii="Cambria Math" w:cs="Cambria Math" w:eastAsia="Cambria Math" w:hAnsi="Cambria Math"/>
+          <w:color w:val="000000"/>
+          <w:sz w:val="21"/>
+          <w:szCs w:val="21"/>
+          <w:vertAlign w:val="subscript"/>
+        </w:rPr>
+        <w:t xml:space="preserve">c</w:t>
+      </w:r>
+      <w:r>
+        <w:rPr>
+          <w:rFonts w:ascii="SimSun" w:cs="SimSun" w:eastAsia="SimSun" w:hAnsi="SimSun"/>
+          <w:color w:val="000000"/>
+          <w:sz w:val="21"/>
+          <w:szCs w:val="21"/>
+        </w:rPr>
+        <w:t xml:space="preserve"> 的紧邻严格线性，有限窗口上的拟合因而带一个由曲率所致的偏置；实测该偏置的符号随窗口位置翻转——窗口取 </w:t>
+      </w:r>
+      <w:r>
+        <w:rPr>
+          <w:rFonts w:ascii="Cambria Math" w:cs="Cambria Math" w:eastAsia="Cambria Math" w:hAnsi="Cambria Math"/>
+          <w:color w:val="000000"/>
+          <w:sz w:val="21"/>
+          <w:szCs w:val="21"/>
+        </w:rPr>
+        <w:t xml:space="preserve">[0.85,0.99]λ</w:t>
+      </w:r>
+      <w:r>
+        <w:rPr>
+          <w:rFonts w:ascii="Cambria Math" w:cs="Cambria Math" w:eastAsia="Cambria Math" w:hAnsi="Cambria Math"/>
+          <w:color w:val="000000"/>
+          <w:sz w:val="21"/>
+          <w:szCs w:val="21"/>
+          <w:vertAlign w:val="subscript"/>
+        </w:rPr>
+        <w:t xml:space="preserve">c</w:t>
+      </w:r>
+      <w:r>
+        <w:rPr>
+          <w:rFonts w:ascii="SimSun" w:cs="SimSun" w:eastAsia="SimSun" w:hAnsi="SimSun"/>
+          <w:color w:val="000000"/>
+          <w:sz w:val="21"/>
+          <w:szCs w:val="21"/>
+        </w:rPr>
+        <w:t xml:space="preserve"> 时为负、取 </w:t>
+      </w:r>
+      <w:r>
+        <w:rPr>
+          <w:rFonts w:ascii="Cambria Math" w:cs="Cambria Math" w:eastAsia="Cambria Math" w:hAnsi="Cambria Math"/>
+          <w:color w:val="000000"/>
+          <w:sz w:val="21"/>
+          <w:szCs w:val="21"/>
+        </w:rPr>
+        <w:t xml:space="preserve">[0.92,0.998]λ</w:t>
+      </w:r>
+      <w:r>
+        <w:rPr>
+          <w:rFonts w:ascii="Cambria Math" w:cs="Cambria Math" w:eastAsia="Cambria Math" w:hAnsi="Cambria Math"/>
+          <w:color w:val="000000"/>
+          <w:sz w:val="21"/>
+          <w:szCs w:val="21"/>
+          <w:vertAlign w:val="subscript"/>
+        </w:rPr>
+        <w:t xml:space="preserve">c</w:t>
+      </w:r>
+      <w:r>
+        <w:rPr>
+          <w:rFonts w:ascii="SimSun" w:cs="SimSun" w:eastAsia="SimSun" w:hAnsi="SimSun"/>
+          <w:color w:val="000000"/>
+          <w:sz w:val="21"/>
+          <w:szCs w:val="21"/>
+        </w:rPr>
+        <w:t xml:space="preserve"> 时为正——其量级和 σ 相当，故无法和真实偏离区分。</w:t>
+      </w:r>
+    </w:p>
+    <w:p>
+      <w:pPr>
+        <w:spacing w:after="70" w:before="160"/>
+        <w:ind w:firstLine="0"/>
+        <w:jc w:val="center"/>
+      </w:pPr>
+      <w:r>
+        <w:drawing>
+          <wp:inline distT="0" distB="0" distL="0" distR="0">
+            <wp:extent cx="4400550" cy="3314700"/>
+            <wp:effectExtent t="0" r="0" b="0" l="0"/>
+            <wp:docPr id="1" name="" descr="" title=""/>
+            <wp:cNvGraphicFramePr>
+              <a:graphicFrameLocks xmlns:a="http://schemas.openxmlformats.org/drawingml/2006/main" noChangeAspect="1"/>
+            </wp:cNvGraphicFramePr>
+            <a:graphic xmlns:a="http://schemas.openxmlformats.org/drawingml/2006/main">
+              <a:graphicData uri="http://schemas.openxmlformats.org/drawingml/2006/picture">
+                <pic:pic xmlns:pic="http://schemas.openxmlformats.org/drawingml/2006/picture">
+                  <pic:nvPicPr>
+                    <pic:cNvPr id="0" name="" descr=""/>
+                    <pic:cNvPicPr>
+                      <a:picLocks noChangeAspect="1" noChangeArrowheads="1"/>
+                    </pic:cNvPicPr>
+                  </pic:nvPicPr>
+                  <pic:blipFill>
+                    <a:blip r:embed="rId8" cstate="none"/>
+                    <a:srcRect/>
+                    <a:stretch>
+                      <a:fillRect/>
+                    </a:stretch>
+                  </pic:blipFill>
+                  <pic:spPr bwMode="auto">
+                    <a:xfrm>
+                      <a:off x="0" y="0"/>
                       <a:ext cx="4400550" cy="3314700"/>
                     </a:xfrm>
                     <a:prstGeom prst="rect">
@@ -3483,7 +3997,7 @@
           <w:sz w:val="18"/>
           <w:szCs w:val="18"/>
         </w:rPr>
-        <w:t xml:space="preserve">图 2</w:t>
+        <w:t xml:space="preserve">图 3</w:t>
       </w:r>
       <w:r>
         <w:rPr>
@@ -4361,7 +4875,7 @@
           <w:sz w:val="21"/>
           <w:szCs w:val="21"/>
         </w:rPr>
-        <w:t xml:space="preserve">。此曲线即图 3(b) 的蓝线：</w:t>
+        <w:t xml:space="preserve">。此曲线即图 4(b) 的蓝线：</w:t>
       </w:r>
       <w:r>
         <w:rPr>
@@ -4537,7 +5051,589 @@
           <w:sz w:val="21"/>
           <w:szCs w:val="21"/>
         </w:rPr>
-        <w:t xml:space="preserve"> 上复现该曲线（图 3(b) 箱线），偏离最大 1.9σ、相对差不超过 1.1%。机制明确：正相关使同一节点在两层同时充当度枢纽 (degree hub)——这与 Allard 等 [11] 所讨论的「友谊悖论 (friendship paradox) 同时放大风险与范围」一致——在边缘结构不变时集中了跨层传播能力、压低阈值；反相关则分散枢纽效应、抬高阈值。这一效应在图 3 的相图中表现为临界曲线的整体平移（图 3(c)、(d)）。</w:t>
+        <w:t xml:space="preserve"> 上复现该曲线（图 4(b) 箱线），偏离最大 1.9σ、相对差不超过 1.1%。机制明确：正相关使同一节点在两层同时充当度枢纽 (degree hub)——这与 Allard 等 [11] 所讨论的「友谊悖论 (friendship paradox) 同时放大风险与范围」一致——在边缘结构不变时集中了跨层传播能力、压低阈值；反相关则分散枢纽效应、抬高阈值。这一效应在图 4 的相图中表现为临界曲线的整体平移（图 4(c)、(d)）。</w:t>
+      </w:r>
+    </w:p>
+    <w:p>
+      <w:pPr>
+        <w:spacing w:after="70" w:before="160"/>
+        <w:ind w:firstLine="0"/>
+        <w:jc w:val="center"/>
+      </w:pPr>
+      <w:r>
+        <w:drawing>
+          <wp:inline distT="0" distB="0" distL="0" distR="0">
+            <wp:extent cx="4305300" cy="3619500"/>
+            <wp:effectExtent t="0" r="0" b="0" l="0"/>
+            <wp:docPr id="1" name="" descr="" title=""/>
+            <wp:cNvGraphicFramePr>
+              <a:graphicFrameLocks xmlns:a="http://schemas.openxmlformats.org/drawingml/2006/main" noChangeAspect="1"/>
+            </wp:cNvGraphicFramePr>
+            <a:graphic xmlns:a="http://schemas.openxmlformats.org/drawingml/2006/main">
+              <a:graphicData uri="http://schemas.openxmlformats.org/drawingml/2006/picture">
+                <pic:pic xmlns:pic="http://schemas.openxmlformats.org/drawingml/2006/picture">
+                  <pic:nvPicPr>
+                    <pic:cNvPr id="0" name="" descr=""/>
+                    <pic:cNvPicPr>
+                      <a:picLocks noChangeAspect="1" noChangeArrowheads="1"/>
+                    </pic:cNvPicPr>
+                  </pic:nvPicPr>
+                  <pic:blipFill>
+                    <a:blip r:embed="rId9" cstate="none"/>
+                    <a:srcRect/>
+                    <a:stretch>
+                      <a:fillRect/>
+                    </a:stretch>
+                  </pic:blipFill>
+                  <pic:spPr bwMode="auto">
+                    <a:xfrm>
+                      <a:off x="0" y="0"/>
+                      <a:ext cx="4305300" cy="3619500"/>
+                    </a:xfrm>
+                    <a:prstGeom prst="rect">
+                      <a:avLst/>
+                    </a:prstGeom>
+                  </pic:spPr>
+                </pic:pic>
+              </a:graphicData>
+            </a:graphic>
+          </wp:inline>
+        </w:drawing>
+      </w:r>
+    </w:p>
+    <w:p>
+      <w:pPr>
+        <w:spacing w:after="180" w:line="264"/>
+        <w:ind w:firstLine="0"/>
+        <w:jc w:val="both"/>
+      </w:pPr>
+      <w:r>
+        <w:rPr>
+          <w:rFonts w:ascii="SimSun" w:cs="SimSun" w:eastAsia="SimSun" w:hAnsi="SimSun"/>
+          <w:b/>
+          <w:bCs/>
+          <w:color w:val="000000"/>
+          <w:sz w:val="18"/>
+          <w:szCs w:val="18"/>
+        </w:rPr>
+        <w:t xml:space="preserve">图 4</w:t>
+      </w:r>
+      <w:r>
+        <w:rPr>
+          <w:rFonts w:ascii="SimSun" w:cs="SimSun" w:eastAsia="SimSun" w:hAnsi="SimSun"/>
+          <w:color w:val="000000"/>
+          <w:sz w:val="18"/>
+          <w:szCs w:val="18"/>
+        </w:rPr>
+        <w:t xml:space="preserve">　爆发阈值的相图。(a) </w:t>
+      </w:r>
+      <w:r>
+        <w:rPr>
+          <w:rFonts w:ascii="Cambria Math" w:cs="Cambria Math" w:eastAsia="Cambria Math" w:hAnsi="Cambria Math"/>
+          <w:color w:val="000000"/>
+          <w:sz w:val="18"/>
+          <w:szCs w:val="18"/>
+        </w:rPr>
+        <w:t xml:space="preserve">P={(2,2),(3,3)}</w:t>
+      </w:r>
+      <w:r>
+        <w:rPr>
+          <w:rFonts w:ascii="SimSun" w:cs="SimSun" w:eastAsia="SimSun" w:hAnsi="SimSun"/>
+          <w:color w:val="000000"/>
+          <w:sz w:val="18"/>
+          <w:szCs w:val="18"/>
+        </w:rPr>
+        <w:t xml:space="preserve">、</w:t>
+      </w:r>
+      <w:r>
+        <w:rPr>
+          <w:rFonts w:ascii="Cambria Math" w:cs="Cambria Math" w:eastAsia="Cambria Math" w:hAnsi="Cambria Math"/>
+          <w:color w:val="000000"/>
+          <w:sz w:val="18"/>
+          <w:szCs w:val="18"/>
+        </w:rPr>
+        <w:t xml:space="preserve">m=(3,3)</w:t>
+      </w:r>
+      <w:r>
+        <w:rPr>
+          <w:rFonts w:ascii="SimSun" w:cs="SimSun" w:eastAsia="SimSun" w:hAnsi="SimSun"/>
+          <w:color w:val="000000"/>
+          <w:sz w:val="18"/>
+          <w:szCs w:val="18"/>
+        </w:rPr>
+        <w:t xml:space="preserve"> 下 </w:t>
+      </w:r>
+      <w:r>
+        <w:rPr>
+          <w:rFonts w:ascii="Cambria Math" w:cs="Cambria Math" w:eastAsia="Cambria Math" w:hAnsi="Cambria Math"/>
+          <w:color w:val="000000"/>
+          <w:sz w:val="18"/>
+          <w:szCs w:val="18"/>
+        </w:rPr>
+        <w:t xml:space="preserve">ρ(N)</w:t>
+      </w:r>
+      <w:r>
+        <w:rPr>
+          <w:rFonts w:ascii="SimSun" w:cs="SimSun" w:eastAsia="SimSun" w:hAnsi="SimSun"/>
+          <w:color w:val="000000"/>
+          <w:sz w:val="18"/>
+          <w:szCs w:val="18"/>
+        </w:rPr>
+        <w:t xml:space="preserve"> 在 </w:t>
+      </w:r>
+      <w:r>
+        <w:rPr>
+          <w:rFonts w:ascii="Cambria Math" w:cs="Cambria Math" w:eastAsia="Cambria Math" w:hAnsi="Cambria Math"/>
+          <w:color w:val="000000"/>
+          <w:sz w:val="18"/>
+          <w:szCs w:val="18"/>
+        </w:rPr>
+        <w:t xml:space="preserve">(λ</w:t>
+      </w:r>
+      <w:r>
+        <w:rPr>
+          <w:rFonts w:ascii="Cambria Math" w:cs="Cambria Math" w:eastAsia="Cambria Math" w:hAnsi="Cambria Math"/>
+          <w:color w:val="000000"/>
+          <w:sz w:val="18"/>
+          <w:szCs w:val="18"/>
+          <w:vertAlign w:val="subscript"/>
+        </w:rPr>
+        <w:t xml:space="preserve">1</w:t>
+      </w:r>
+      <w:r>
+        <w:rPr>
+          <w:rFonts w:ascii="Cambria Math" w:cs="Cambria Math" w:eastAsia="Cambria Math" w:hAnsi="Cambria Math"/>
+          <w:color w:val="000000"/>
+          <w:sz w:val="18"/>
+          <w:szCs w:val="18"/>
+        </w:rPr>
+        <w:t xml:space="preserve">,λ</w:t>
+      </w:r>
+      <w:r>
+        <w:rPr>
+          <w:rFonts w:ascii="Cambria Math" w:cs="Cambria Math" w:eastAsia="Cambria Math" w:hAnsi="Cambria Math"/>
+          <w:color w:val="000000"/>
+          <w:sz w:val="18"/>
+          <w:szCs w:val="18"/>
+          <w:vertAlign w:val="subscript"/>
+        </w:rPr>
+        <w:t xml:space="preserve">2</w:t>
+      </w:r>
+      <w:r>
+        <w:rPr>
+          <w:rFonts w:ascii="Cambria Math" w:cs="Cambria Math" w:eastAsia="Cambria Math" w:hAnsi="Cambria Math"/>
+          <w:color w:val="000000"/>
+          <w:sz w:val="18"/>
+          <w:szCs w:val="18"/>
+        </w:rPr>
+        <w:t xml:space="preserve">)</w:t>
+      </w:r>
+      <w:r>
+        <w:rPr>
+          <w:rFonts w:ascii="SimSun" w:cs="SimSun" w:eastAsia="SimSun" w:hAnsi="SimSun"/>
+          <w:color w:val="000000"/>
+          <w:sz w:val="18"/>
+          <w:szCs w:val="18"/>
+        </w:rPr>
+        <w:t xml:space="preserve"> 平面上的热力图（magma），白色细线为等值线、加粗白线为 </w:t>
+      </w:r>
+      <w:r>
+        <w:rPr>
+          <w:rFonts w:ascii="Cambria Math" w:cs="Cambria Math" w:eastAsia="Cambria Math" w:hAnsi="Cambria Math"/>
+          <w:color w:val="000000"/>
+          <w:sz w:val="18"/>
+          <w:szCs w:val="18"/>
+        </w:rPr>
+        <w:t xml:space="preserve">ρ(N)=1</w:t>
+      </w:r>
+      <w:r>
+        <w:rPr>
+          <w:rFonts w:ascii="SimSun" w:cs="SimSun" w:eastAsia="SimSun" w:hAnsi="SimSun"/>
+          <w:color w:val="000000"/>
+          <w:sz w:val="18"/>
+          <w:szCs w:val="18"/>
+        </w:rPr>
+        <w:t xml:space="preserve"> 临界曲线，两条白虚线为单层条件 </w:t>
+      </w:r>
+      <w:r>
+        <w:rPr>
+          <w:rFonts w:ascii="Cambria Math" w:cs="Cambria Math" w:eastAsia="Cambria Math" w:hAnsi="Cambria Math"/>
+          <w:color w:val="000000"/>
+          <w:sz w:val="18"/>
+          <w:szCs w:val="18"/>
+        </w:rPr>
+        <w:t xml:space="preserve">N</w:t>
+      </w:r>
+      <w:r>
+        <w:rPr>
+          <w:rFonts w:ascii="Cambria Math" w:cs="Cambria Math" w:eastAsia="Cambria Math" w:hAnsi="Cambria Math"/>
+          <w:color w:val="000000"/>
+          <w:sz w:val="18"/>
+          <w:szCs w:val="18"/>
+          <w:vertAlign w:val="subscript"/>
+        </w:rPr>
+        <w:t xml:space="preserve">aa</w:t>
+      </w:r>
+      <w:r>
+        <w:rPr>
+          <w:rFonts w:ascii="Cambria Math" w:cs="Cambria Math" w:eastAsia="Cambria Math" w:hAnsi="Cambria Math"/>
+          <w:color w:val="000000"/>
+          <w:sz w:val="18"/>
+          <w:szCs w:val="18"/>
+        </w:rPr>
+        <w:t xml:space="preserve">=1</w:t>
+      </w:r>
+      <w:r>
+        <w:rPr>
+          <w:rFonts w:ascii="SimSun" w:cs="SimSun" w:eastAsia="SimSun" w:hAnsi="SimSun"/>
+          <w:color w:val="000000"/>
+          <w:sz w:val="18"/>
+          <w:szCs w:val="18"/>
+        </w:rPr>
+        <w:t xml:space="preserve">；临界曲线与两条单层线围出的斜纹填充区即 (3.1) 的协同楔 </w:t>
+      </w:r>
+      <w:r>
+        <w:rPr>
+          <w:rFonts w:ascii="Cambria Math" w:cs="Cambria Math" w:eastAsia="Cambria Math" w:hAnsi="Cambria Math"/>
+          <w:color w:val="000000"/>
+          <w:sz w:val="18"/>
+          <w:szCs w:val="18"/>
+        </w:rPr>
+        <w:t xml:space="preserve">𝒮</w:t>
+      </w:r>
+      <w:r>
+        <w:rPr>
+          <w:rFonts w:ascii="SimSun" w:cs="SimSun" w:eastAsia="SimSun" w:hAnsi="SimSun"/>
+          <w:color w:val="000000"/>
+          <w:sz w:val="18"/>
+          <w:szCs w:val="18"/>
+        </w:rPr>
+        <w:t xml:space="preserve">（§3.1 详述），空心圆为解析锚点 </w:t>
+      </w:r>
+      <w:r>
+        <w:rPr>
+          <w:rFonts w:ascii="Cambria Math" w:cs="Cambria Math" w:eastAsia="Cambria Math" w:hAnsi="Cambria Math"/>
+          <w:color w:val="000000"/>
+          <w:sz w:val="18"/>
+          <w:szCs w:val="18"/>
+        </w:rPr>
+        <w:t xml:space="preserve">λ</w:t>
+      </w:r>
+      <w:r>
+        <w:rPr>
+          <w:rFonts w:ascii="Cambria Math" w:cs="Cambria Math" w:eastAsia="Cambria Math" w:hAnsi="Cambria Math"/>
+          <w:color w:val="000000"/>
+          <w:sz w:val="18"/>
+          <w:szCs w:val="18"/>
+          <w:vertAlign w:val="subscript"/>
+        </w:rPr>
+        <w:t xml:space="preserve">1</w:t>
+      </w:r>
+      <w:r>
+        <w:rPr>
+          <w:rFonts w:ascii="Cambria Math" w:cs="Cambria Math" w:eastAsia="Cambria Math" w:hAnsi="Cambria Math"/>
+          <w:color w:val="000000"/>
+          <w:sz w:val="18"/>
+          <w:szCs w:val="18"/>
+        </w:rPr>
+        <w:t xml:space="preserve">=λ</w:t>
+      </w:r>
+      <w:r>
+        <w:rPr>
+          <w:rFonts w:ascii="Cambria Math" w:cs="Cambria Math" w:eastAsia="Cambria Math" w:hAnsi="Cambria Math"/>
+          <w:color w:val="000000"/>
+          <w:sz w:val="18"/>
+          <w:szCs w:val="18"/>
+          <w:vertAlign w:val="subscript"/>
+        </w:rPr>
+        <w:t xml:space="preserve">2</w:t>
+      </w:r>
+      <w:r>
+        <w:rPr>
+          <w:rFonts w:ascii="Cambria Math" w:cs="Cambria Math" w:eastAsia="Cambria Math" w:hAnsi="Cambria Math"/>
+          <w:color w:val="000000"/>
+          <w:sz w:val="18"/>
+          <w:szCs w:val="18"/>
+        </w:rPr>
+        <w:t xml:space="preserve">=0.13</w:t>
+      </w:r>
+      <w:r>
+        <w:rPr>
+          <w:rFonts w:ascii="SimSun" w:cs="SimSun" w:eastAsia="SimSun" w:hAnsi="SimSun"/>
+          <w:color w:val="000000"/>
+          <w:sz w:val="18"/>
+          <w:szCs w:val="18"/>
+        </w:rPr>
+        <w:t xml:space="preserve">（</w:t>
+      </w:r>
+      <w:r>
+        <w:rPr>
+          <w:rFonts w:ascii="Cambria Math" w:cs="Cambria Math" w:eastAsia="Cambria Math" w:hAnsi="Cambria Math"/>
+          <w:color w:val="000000"/>
+          <w:sz w:val="18"/>
+          <w:szCs w:val="18"/>
+        </w:rPr>
+        <w:t xml:space="preserve">ρ=1.0132</w:t>
+      </w:r>
+      <w:r>
+        <w:rPr>
+          <w:rFonts w:ascii="SimSun" w:cs="SimSun" w:eastAsia="SimSun" w:hAnsi="SimSun"/>
+          <w:color w:val="000000"/>
+          <w:sz w:val="18"/>
+          <w:szCs w:val="18"/>
+        </w:rPr>
+        <w:t xml:space="preserve">）。(b) 固定边缘的 </w:t>
+      </w:r>
+      <w:r>
+        <w:rPr>
+          <w:rFonts w:ascii="Cambria Math" w:cs="Cambria Math" w:eastAsia="Cambria Math" w:hAnsi="Cambria Math"/>
+          <w:color w:val="000000"/>
+          <w:sz w:val="18"/>
+          <w:szCs w:val="18"/>
+        </w:rPr>
+        <w:t xml:space="preserve">{2,4}</w:t>
+      </w:r>
+      <w:r>
+        <w:rPr>
+          <w:rFonts w:ascii="SimSun" w:cs="SimSun" w:eastAsia="SimSun" w:hAnsi="SimSun"/>
+          <w:color w:val="000000"/>
+          <w:sz w:val="18"/>
+          <w:szCs w:val="18"/>
+        </w:rPr>
+        <w:t xml:space="preserve"> 族：精确 </w:t>
+      </w:r>
+      <w:r>
+        <w:rPr>
+          <w:rFonts w:ascii="Cambria Math" w:cs="Cambria Math" w:eastAsia="Cambria Math" w:hAnsi="Cambria Math"/>
+          <w:color w:val="000000"/>
+          <w:sz w:val="18"/>
+          <w:szCs w:val="18"/>
+        </w:rPr>
+        <w:t xml:space="preserve">λ</w:t>
+      </w:r>
+      <w:r>
+        <w:rPr>
+          <w:rFonts w:ascii="Cambria Math" w:cs="Cambria Math" w:eastAsia="Cambria Math" w:hAnsi="Cambria Math"/>
+          <w:color w:val="000000"/>
+          <w:sz w:val="18"/>
+          <w:szCs w:val="18"/>
+          <w:vertAlign w:val="subscript"/>
+        </w:rPr>
+        <w:t xml:space="preserve">c</w:t>
+      </w:r>
+      <w:r>
+        <w:rPr>
+          <w:rFonts w:ascii="Cambria Math" w:cs="Cambria Math" w:eastAsia="Cambria Math" w:hAnsi="Cambria Math"/>
+          <w:color w:val="000000"/>
+          <w:sz w:val="18"/>
+          <w:szCs w:val="18"/>
+        </w:rPr>
+        <w:t xml:space="preserve">(ρ</w:t>
+      </w:r>
+      <w:r>
+        <w:rPr>
+          <w:rFonts w:ascii="Cambria Math" w:cs="Cambria Math" w:eastAsia="Cambria Math" w:hAnsi="Cambria Math"/>
+          <w:color w:val="000000"/>
+          <w:sz w:val="18"/>
+          <w:szCs w:val="18"/>
+          <w:vertAlign w:val="subscript"/>
+        </w:rPr>
+        <w:t xml:space="preserve">12</w:t>
+      </w:r>
+      <w:r>
+        <w:rPr>
+          <w:rFonts w:ascii="Cambria Math" w:cs="Cambria Math" w:eastAsia="Cambria Math" w:hAnsi="Cambria Math"/>
+          <w:color w:val="000000"/>
+          <w:sz w:val="18"/>
+          <w:szCs w:val="18"/>
+        </w:rPr>
+        <w:t xml:space="preserve">)</w:t>
+      </w:r>
+      <w:r>
+        <w:rPr>
+          <w:rFonts w:ascii="SimSun" w:cs="SimSun" w:eastAsia="SimSun" w:hAnsi="SimSun"/>
+          <w:color w:val="000000"/>
+          <w:sz w:val="18"/>
+          <w:szCs w:val="18"/>
+        </w:rPr>
+        <w:t xml:space="preserve">（蓝线）与直接 Gillespie 仿真的自助箱线（</w:t>
+      </w:r>
+      <w:r>
+        <w:rPr>
+          <w:rFonts w:ascii="Cambria Math" w:cs="Cambria Math" w:eastAsia="Cambria Math" w:hAnsi="Cambria Math"/>
+          <w:color w:val="000000"/>
+          <w:sz w:val="18"/>
+          <w:szCs w:val="18"/>
+        </w:rPr>
+        <w:t xml:space="preserve">N=2×10</w:t>
+      </w:r>
+      <w:r>
+        <w:rPr>
+          <w:rFonts w:ascii="Cambria Math" w:cs="Cambria Math" w:eastAsia="Cambria Math" w:hAnsi="Cambria Math"/>
+          <w:color w:val="000000"/>
+          <w:sz w:val="18"/>
+          <w:szCs w:val="18"/>
+          <w:vertAlign w:val="superscript"/>
+        </w:rPr>
+        <w:t xml:space="preserve">4</w:t>
+      </w:r>
+      <w:r>
+        <w:rPr>
+          <w:rFonts w:ascii="SimSun" w:cs="SimSun" w:eastAsia="SimSun" w:hAnsi="SimSun"/>
+          <w:color w:val="000000"/>
+          <w:sz w:val="18"/>
+          <w:szCs w:val="18"/>
+        </w:rPr>
+        <w:t xml:space="preserve">）。(c) 同族在 </w:t>
+      </w:r>
+      <w:r>
+        <w:rPr>
+          <w:rFonts w:ascii="Cambria Math" w:cs="Cambria Math" w:eastAsia="Cambria Math" w:hAnsi="Cambria Math"/>
+          <w:color w:val="000000"/>
+          <w:sz w:val="18"/>
+          <w:szCs w:val="18"/>
+        </w:rPr>
+        <w:t xml:space="preserve">ρ</w:t>
+      </w:r>
+      <w:r>
+        <w:rPr>
+          <w:rFonts w:ascii="Cambria Math" w:cs="Cambria Math" w:eastAsia="Cambria Math" w:hAnsi="Cambria Math"/>
+          <w:color w:val="000000"/>
+          <w:sz w:val="18"/>
+          <w:szCs w:val="18"/>
+          <w:vertAlign w:val="subscript"/>
+        </w:rPr>
+        <w:t xml:space="preserve">12</w:t>
+      </w:r>
+      <w:r>
+        <w:rPr>
+          <w:rFonts w:ascii="Cambria Math" w:cs="Cambria Math" w:eastAsia="Cambria Math" w:hAnsi="Cambria Math"/>
+          <w:color w:val="000000"/>
+          <w:sz w:val="18"/>
+          <w:szCs w:val="18"/>
+        </w:rPr>
+        <w:t xml:space="preserve">=−1,0,+1</w:t>
+      </w:r>
+      <w:r>
+        <w:rPr>
+          <w:rFonts w:ascii="SimSun" w:cs="SimSun" w:eastAsia="SimSun" w:hAnsi="SimSun"/>
+          <w:color w:val="000000"/>
+          <w:sz w:val="18"/>
+          <w:szCs w:val="18"/>
+        </w:rPr>
+        <w:t xml:space="preserve"> 的临界曲线：边缘钉死，仅曲线随相关内移。(d) </w:t>
+      </w:r>
+      <w:r>
+        <w:rPr>
+          <w:rFonts w:ascii="Cambria Math" w:cs="Cambria Math" w:eastAsia="Cambria Math" w:hAnsi="Cambria Math"/>
+          <w:color w:val="000000"/>
+          <w:sz w:val="18"/>
+          <w:szCs w:val="18"/>
+        </w:rPr>
+        <w:t xml:space="preserve">Δλ</w:t>
+      </w:r>
+      <w:r>
+        <w:rPr>
+          <w:rFonts w:ascii="Cambria Math" w:cs="Cambria Math" w:eastAsia="Cambria Math" w:hAnsi="Cambria Math"/>
+          <w:color w:val="000000"/>
+          <w:sz w:val="18"/>
+          <w:szCs w:val="18"/>
+          <w:vertAlign w:val="subscript"/>
+        </w:rPr>
+        <w:t xml:space="preserve">2,c</w:t>
+      </w:r>
+      <w:r>
+        <w:rPr>
+          <w:rFonts w:ascii="Cambria Math" w:cs="Cambria Math" w:eastAsia="Cambria Math" w:hAnsi="Cambria Math"/>
+          <w:color w:val="000000"/>
+          <w:sz w:val="18"/>
+          <w:szCs w:val="18"/>
+        </w:rPr>
+        <w:t xml:space="preserve">(λ</w:t>
+      </w:r>
+      <w:r>
+        <w:rPr>
+          <w:rFonts w:ascii="Cambria Math" w:cs="Cambria Math" w:eastAsia="Cambria Math" w:hAnsi="Cambria Math"/>
+          <w:color w:val="000000"/>
+          <w:sz w:val="18"/>
+          <w:szCs w:val="18"/>
+          <w:vertAlign w:val="subscript"/>
+        </w:rPr>
+        <w:t xml:space="preserve">1</w:t>
+      </w:r>
+      <w:r>
+        <w:rPr>
+          <w:rFonts w:ascii="Cambria Math" w:cs="Cambria Math" w:eastAsia="Cambria Math" w:hAnsi="Cambria Math"/>
+          <w:color w:val="000000"/>
+          <w:sz w:val="18"/>
+          <w:szCs w:val="18"/>
+        </w:rPr>
+        <w:t xml:space="preserve">,ρ</w:t>
+      </w:r>
+      <w:r>
+        <w:rPr>
+          <w:rFonts w:ascii="Cambria Math" w:cs="Cambria Math" w:eastAsia="Cambria Math" w:hAnsi="Cambria Math"/>
+          <w:color w:val="000000"/>
+          <w:sz w:val="18"/>
+          <w:szCs w:val="18"/>
+          <w:vertAlign w:val="subscript"/>
+        </w:rPr>
+        <w:t xml:space="preserve">12</w:t>
+      </w:r>
+      <w:r>
+        <w:rPr>
+          <w:rFonts w:ascii="Cambria Math" w:cs="Cambria Math" w:eastAsia="Cambria Math" w:hAnsi="Cambria Math"/>
+          <w:color w:val="000000"/>
+          <w:sz w:val="18"/>
+          <w:szCs w:val="18"/>
+        </w:rPr>
+        <w:t xml:space="preserve">)</w:t>
+      </w:r>
+      <w:r>
+        <w:rPr>
+          <w:rFonts w:ascii="SimSun" w:cs="SimSun" w:eastAsia="SimSun" w:hAnsi="SimSun"/>
+          <w:color w:val="000000"/>
+          <w:sz w:val="18"/>
+          <w:szCs w:val="18"/>
+        </w:rPr>
+        <w:t xml:space="preserve"> 相对 </w:t>
+      </w:r>
+      <w:r>
+        <w:rPr>
+          <w:rFonts w:ascii="Cambria Math" w:cs="Cambria Math" w:eastAsia="Cambria Math" w:hAnsi="Cambria Math"/>
+          <w:color w:val="000000"/>
+          <w:sz w:val="18"/>
+          <w:szCs w:val="18"/>
+        </w:rPr>
+        <w:t xml:space="preserve">ρ</w:t>
+      </w:r>
+      <w:r>
+        <w:rPr>
+          <w:rFonts w:ascii="Cambria Math" w:cs="Cambria Math" w:eastAsia="Cambria Math" w:hAnsi="Cambria Math"/>
+          <w:color w:val="000000"/>
+          <w:sz w:val="18"/>
+          <w:szCs w:val="18"/>
+          <w:vertAlign w:val="subscript"/>
+        </w:rPr>
+        <w:t xml:space="preserve">12</w:t>
+      </w:r>
+      <w:r>
+        <w:rPr>
+          <w:rFonts w:ascii="Cambria Math" w:cs="Cambria Math" w:eastAsia="Cambria Math" w:hAnsi="Cambria Math"/>
+          <w:color w:val="000000"/>
+          <w:sz w:val="18"/>
+          <w:szCs w:val="18"/>
+        </w:rPr>
+        <w:t xml:space="preserve">=0</w:t>
+      </w:r>
+      <w:r>
+        <w:rPr>
+          <w:rFonts w:ascii="SimSun" w:cs="SimSun" w:eastAsia="SimSun" w:hAnsi="SimSun"/>
+          <w:color w:val="000000"/>
+          <w:sz w:val="18"/>
+          <w:szCs w:val="18"/>
+        </w:rPr>
+        <w:t xml:space="preserve"> 的移动量（发散色标）。</w:t>
       </w:r>
     </w:p>
     <w:p>

--- a/multiplex-hypergraph-sir/lambda_c_section_cn.docx
+++ b/multiplex-hypergraph-sir/lambda_c_section_cn.docx
@@ -2020,7 +2020,7 @@
           <w:sz w:val="18"/>
           <w:szCs w:val="18"/>
         </w:rPr>
-        <w:t xml:space="preserve"> 平面上的分布，白线为 </w:t>
+        <w:t xml:space="preserve"> 平面上的分布，色标以 </w:t>
       </w:r>
       <w:r>
         <w:rPr>
@@ -2038,7 +2038,61 @@
           <w:sz w:val="18"/>
           <w:szCs w:val="18"/>
         </w:rPr>
-        <w:t xml:space="preserve"> 等值线，即单个群体已足以自我复制的界。(d) 递推 (2.5) 的状态格点 </w:t>
+        <w:t xml:space="preserve"> 为中心发散：冷色区单个群体不足以复制自身，暖色区已足够，实线为 </w:t>
+      </w:r>
+      <w:r>
+        <w:rPr>
+          <w:rFonts w:ascii="Cambria Math" w:cs="Cambria Math" w:eastAsia="Cambria Math" w:hAnsi="Cambria Math"/>
+          <w:color w:val="000000"/>
+          <w:sz w:val="18"/>
+          <w:szCs w:val="18"/>
+        </w:rPr>
+        <w:t xml:space="preserve">C=1</w:t>
+      </w:r>
+      <w:r>
+        <w:rPr>
+          <w:rFonts w:ascii="SimSun" w:cs="SimSun" w:eastAsia="SimSun" w:hAnsi="SimSun"/>
+          <w:color w:val="000000"/>
+          <w:sz w:val="18"/>
+          <w:szCs w:val="18"/>
+        </w:rPr>
+        <w:t xml:space="preserve"> 等值线。</w:t>
+      </w:r>
+      <w:r>
+        <w:rPr>
+          <w:rFonts w:ascii="Cambria Math" w:cs="Cambria Math" w:eastAsia="Cambria Math" w:hAnsi="Cambria Math"/>
+          <w:color w:val="000000"/>
+          <w:sz w:val="18"/>
+          <w:szCs w:val="18"/>
+        </w:rPr>
+        <w:t xml:space="preserve">m=2</w:t>
+      </w:r>
+      <w:r>
+        <w:rPr>
+          <w:rFonts w:ascii="SimSun" w:cs="SimSun" w:eastAsia="SimSun" w:hAnsi="SimSun"/>
+          <w:color w:val="000000"/>
+          <w:sz w:val="18"/>
+          <w:szCs w:val="18"/>
+        </w:rPr>
+        <w:t xml:space="preserve"> 一行恒为冷色——成对规模的群体无论 </w:t>
+      </w:r>
+      <w:r>
+        <w:rPr>
+          <w:rFonts w:ascii="Cambria Math" w:cs="Cambria Math" w:eastAsia="Cambria Math" w:hAnsi="Cambria Math"/>
+          <w:color w:val="000000"/>
+          <w:sz w:val="18"/>
+          <w:szCs w:val="18"/>
+        </w:rPr>
+        <w:t xml:space="preserve">λ</w:t>
+      </w:r>
+      <w:r>
+        <w:rPr>
+          <w:rFonts w:ascii="SimSun" w:cs="SimSun" w:eastAsia="SimSun" w:hAnsi="SimSun"/>
+          <w:color w:val="000000"/>
+          <w:sz w:val="18"/>
+          <w:szCs w:val="18"/>
+        </w:rPr>
+        <w:t xml:space="preserve"> 多大都不能自我复制。(d) 递推 (2.5) 的状态格点 </w:t>
       </w:r>
       <w:r>
         <w:rPr>
@@ -2065,7 +2119,7 @@
           <w:sz w:val="18"/>
           <w:szCs w:val="18"/>
         </w:rPr>
-        <w:t xml:space="preserve">m=8</w:t>
+        <w:t xml:space="preserve">m=6</w:t>
       </w:r>
       <w:r>
         <w:rPr>
@@ -2092,7 +2146,61 @@
           <w:sz w:val="18"/>
           <w:szCs w:val="18"/>
         </w:rPr>
-        <w:t xml:space="preserve">），级联规模由角点 </w:t>
+        <w:t xml:space="preserve">），格内数字即 </w:t>
+      </w:r>
+      <w:r>
+        <w:rPr>
+          <w:rFonts w:ascii="Cambria Math" w:cs="Cambria Math" w:eastAsia="Cambria Math" w:hAnsi="Cambria Math"/>
+          <w:color w:val="000000"/>
+          <w:sz w:val="18"/>
+          <w:szCs w:val="18"/>
+        </w:rPr>
+        <w:t xml:space="preserve">u</w:t>
+      </w:r>
+      <w:r>
+        <w:rPr>
+          <w:rFonts w:ascii="SimSun" w:cs="SimSun" w:eastAsia="SimSun" w:hAnsi="SimSun"/>
+          <w:color w:val="000000"/>
+          <w:sz w:val="18"/>
+          <w:szCs w:val="18"/>
+        </w:rPr>
+        <w:t xml:space="preserve"> 的取值，灰色 0 为吸收边界（</w:t>
+      </w:r>
+      <w:r>
+        <w:rPr>
+          <w:rFonts w:ascii="Cambria Math" w:cs="Cambria Math" w:eastAsia="Cambria Math" w:hAnsi="Cambria Math"/>
+          <w:color w:val="000000"/>
+          <w:sz w:val="18"/>
+          <w:szCs w:val="18"/>
+        </w:rPr>
+        <w:t xml:space="preserve">i=0</w:t>
+      </w:r>
+      <w:r>
+        <w:rPr>
+          <w:rFonts w:ascii="SimSun" w:cs="SimSun" w:eastAsia="SimSun" w:hAnsi="SimSun"/>
+          <w:color w:val="000000"/>
+          <w:sz w:val="18"/>
+          <w:szCs w:val="18"/>
+        </w:rPr>
+        <w:t xml:space="preserve"> 熄灭、</w:t>
+      </w:r>
+      <w:r>
+        <w:rPr>
+          <w:rFonts w:ascii="Cambria Math" w:cs="Cambria Math" w:eastAsia="Cambria Math" w:hAnsi="Cambria Math"/>
+          <w:color w:val="000000"/>
+          <w:sz w:val="18"/>
+          <w:szCs w:val="18"/>
+        </w:rPr>
+        <w:t xml:space="preserve">s=0</w:t>
+      </w:r>
+      <w:r>
+        <w:rPr>
+          <w:rFonts w:ascii="SimSun" w:cs="SimSun" w:eastAsia="SimSun" w:hAnsi="SimSun"/>
+          <w:color w:val="000000"/>
+          <w:sz w:val="18"/>
+          <w:szCs w:val="18"/>
+        </w:rPr>
+        <w:t xml:space="preserve"> 群体耗尽）；级联规模由方框标出的角点 </w:t>
       </w:r>
       <w:r>
         <w:rPr>

--- a/multiplex-hypergraph-sir/lambda_c_section_cn.docx
+++ b/multiplex-hypergraph-sir/lambda_c_section_cn.docx
@@ -2020,7 +2020,25 @@
           <w:sz w:val="18"/>
           <w:szCs w:val="18"/>
         </w:rPr>
-        <w:t xml:space="preserve"> 平面上的分布，色标以 </w:t>
+        <w:t xml:space="preserve"> 平面上的分布（色标经幂律拉伸以展开低值区）；细线为 </w:t>
+      </w:r>
+      <w:r>
+        <w:rPr>
+          <w:rFonts w:ascii="Cambria Math" w:cs="Cambria Math" w:eastAsia="Cambria Math" w:hAnsi="Cambria Math"/>
+          <w:color w:val="000000"/>
+          <w:sz w:val="18"/>
+          <w:szCs w:val="18"/>
+        </w:rPr>
+        <w:t xml:space="preserve">C=2,4</w:t>
+      </w:r>
+      <w:r>
+        <w:rPr>
+          <w:rFonts w:ascii="SimSun" w:cs="SimSun" w:eastAsia="SimSun" w:hAnsi="SimSun"/>
+          <w:color w:val="000000"/>
+          <w:sz w:val="18"/>
+          <w:szCs w:val="18"/>
+        </w:rPr>
+        <w:t xml:space="preserve"> 等值线，粗线为 </w:t>
       </w:r>
       <w:r>
         <w:rPr>
@@ -2038,25 +2056,7 @@
           <w:sz w:val="18"/>
           <w:szCs w:val="18"/>
         </w:rPr>
-        <w:t xml:space="preserve"> 为中心发散：冷色区单个群体不足以复制自身，暖色区已足够，实线为 </w:t>
-      </w:r>
-      <w:r>
-        <w:rPr>
-          <w:rFonts w:ascii="Cambria Math" w:cs="Cambria Math" w:eastAsia="Cambria Math" w:hAnsi="Cambria Math"/>
-          <w:color w:val="000000"/>
-          <w:sz w:val="18"/>
-          <w:szCs w:val="18"/>
-        </w:rPr>
-        <w:t xml:space="preserve">C=1</w:t>
-      </w:r>
-      <w:r>
-        <w:rPr>
-          <w:rFonts w:ascii="SimSun" w:cs="SimSun" w:eastAsia="SimSun" w:hAnsi="SimSun"/>
-          <w:color w:val="000000"/>
-          <w:sz w:val="18"/>
-          <w:szCs w:val="18"/>
-        </w:rPr>
-        <w:t xml:space="preserve"> 等值线。</w:t>
+        <w:t xml:space="preserve"> 等值线，即单个群体已足以自我复制的界。</w:t>
       </w:r>
       <w:r>
         <w:rPr>
@@ -2074,7 +2074,7 @@
           <w:sz w:val="18"/>
           <w:szCs w:val="18"/>
         </w:rPr>
-        <w:t xml:space="preserve"> 一行恒为冷色——成对规模的群体无论 </w:t>
+        <w:t xml:space="preserve"> 一行始终位于该界之下——成对规模的群体无论 </w:t>
       </w:r>
       <w:r>
         <w:rPr>

--- a/multiplex-hypergraph-sir/lambda_c_section_cn.docx
+++ b/multiplex-hypergraph-sir/lambda_c_section_cn.docx
@@ -3722,7 +3722,7 @@
           <w:sz w:val="21"/>
           <w:szCs w:val="21"/>
         </w:rPr>
-        <w:t xml:space="preserve">。其效果可以定量验证：在几个有代表性的构型上，不作外推时零点一律偏高 0.37%–0.44%，作外推后降到 0.031%–0.065%。偏置的系统性（各构型同号、量级相当）连同修正的效力由此一并确认。</w:t>
+        <w:t xml:space="preserve">。其效果可以定量验证：在下文八组构型上，不作外推时零点一律偏高 0.35%–0.42%，作外推后降到 0.031%–0.065%，约缩小一个量级。偏置的系统性（各构型同号、量级相当）连同修正的效力由此一并确认。</w:t>
       </w:r>
     </w:p>
     <w:p>
@@ -3918,7 +3918,7 @@
           <w:sz w:val="21"/>
           <w:szCs w:val="21"/>
         </w:rPr>
-        <w:t xml:space="preserve">残余偏差为线性律 (2.9) 的</w:t>
+        <w:t xml:space="preserve">八组偏差同号（一律为正）这一点本身需要交代：它是系统性的，不能以统计涨落作解。其来源是线性律 (2.9) 的</w:t>
       </w:r>
       <w:r>
         <w:rPr>
@@ -3929,16 +3929,54 @@
           <w:sz w:val="21"/>
           <w:szCs w:val="21"/>
         </w:rPr>
-        <w:t xml:space="preserve">有限窗口效应</w:t>
-      </w:r>
-      <w:r>
-        <w:rPr>
-          <w:rFonts w:ascii="SimSun" w:cs="SimSun" w:eastAsia="SimSun" w:hAnsi="SimSun"/>
-          <w:color w:val="000000"/>
-          <w:sz w:val="21"/>
-          <w:szCs w:val="21"/>
-        </w:rPr>
-        <w:t xml:space="preserve">，而非闭合和谱方法之间的实质分歧。</w:t>
+        <w:t xml:space="preserve">标度改正项 (correction-to-scaling)</w:t>
+      </w:r>
+      <w:r>
+        <w:rPr>
+          <w:rFonts w:ascii="SimSun" w:cs="SimSun" w:eastAsia="SimSun" w:hAnsi="SimSun"/>
+          <w:color w:val="000000"/>
+          <w:sz w:val="21"/>
+          <w:szCs w:val="21"/>
+        </w:rPr>
+        <w:t xml:space="preserve">，而非群体闭合与谱方法之间的实质分歧。(2.9) 是 </w:t>
+      </w:r>
+      <w:r>
+        <w:rPr>
+          <w:rFonts w:ascii="Cambria Math" w:cs="Cambria Math" w:eastAsia="Cambria Math" w:hAnsi="Cambria Math"/>
+          <w:color w:val="000000"/>
+          <w:sz w:val="21"/>
+          <w:szCs w:val="21"/>
+        </w:rPr>
+        <w:t xml:space="preserve">λ→λ</w:t>
+      </w:r>
+      <w:r>
+        <w:rPr>
+          <w:rFonts w:ascii="Cambria Math" w:cs="Cambria Math" w:eastAsia="Cambria Math" w:hAnsi="Cambria Math"/>
+          <w:color w:val="000000"/>
+          <w:sz w:val="21"/>
+          <w:szCs w:val="21"/>
+          <w:vertAlign w:val="subscript"/>
+        </w:rPr>
+        <w:t xml:space="preserve">c</w:t>
+      </w:r>
+      <w:r>
+        <w:rPr>
+          <w:rFonts w:ascii="Cambria Math" w:cs="Cambria Math" w:eastAsia="Cambria Math" w:hAnsi="Cambria Math"/>
+          <w:color w:val="000000"/>
+          <w:sz w:val="21"/>
+          <w:szCs w:val="21"/>
+          <w:vertAlign w:val="superscript"/>
+        </w:rPr>
+        <w:t xml:space="preserve">−</w:t>
+      </w:r>
+      <w:r>
+        <w:rPr>
+          <w:rFonts w:ascii="SimSun" w:cs="SimSun" w:eastAsia="SimSun" w:hAnsi="SimSun"/>
+          <w:color w:val="000000"/>
+          <w:sz w:val="21"/>
+          <w:szCs w:val="21"/>
+        </w:rPr>
+        <w:t xml:space="preserve"> 的渐近陈述，</w:t>
       </w:r>
       <w:r>
         <w:rPr>
@@ -3956,16 +3994,36 @@
           <w:sz w:val="21"/>
           <w:szCs w:val="21"/>
         </w:rPr>
-        <w:t xml:space="preserve"> 仅在 </w:t>
-      </w:r>
-      <w:r>
-        <w:rPr>
-          <w:rFonts w:ascii="Cambria Math" w:cs="Cambria Math" w:eastAsia="Cambria Math" w:hAnsi="Cambria Math"/>
-          <w:color w:val="000000"/>
-          <w:sz w:val="21"/>
-          <w:szCs w:val="21"/>
-        </w:rPr>
-        <w:t xml:space="preserve">λ</w:t>
+        <w:t xml:space="preserve"> 仅在临界区 (critical region) 内严格线性；拟合窗口一旦离开紧邻区域，次主导项 (subleading term) 即以曲率的形式进入，在 x 截距上留下一个系统偏置。判据是明确的：</w:t>
+      </w:r>
+      <w:r>
+        <w:rPr>
+          <w:rFonts w:ascii="SimSun" w:cs="SimSun" w:eastAsia="SimSun" w:hAnsi="SimSun"/>
+          <w:i/>
+          <w:iCs/>
+          <w:color w:val="000000"/>
+          <w:sz w:val="21"/>
+          <w:szCs w:val="21"/>
+        </w:rPr>
+        <w:t xml:space="preserve">该偏置应随窗口位置移动而与构型无关</w:t>
+      </w:r>
+      <w:r>
+        <w:rPr>
+          <w:rFonts w:ascii="SimSun" w:cs="SimSun" w:eastAsia="SimSun" w:hAnsi="SimSun"/>
+          <w:color w:val="000000"/>
+          <w:sz w:val="21"/>
+          <w:szCs w:val="21"/>
+        </w:rPr>
+        <w:t xml:space="preserve">，实质分歧则恰恰相反——应随构型改变而对窗口位置无所谓。实测支持前者：窗口取 </w:t>
+      </w:r>
+      <w:r>
+        <w:rPr>
+          <w:rFonts w:ascii="Cambria Math" w:cs="Cambria Math" w:eastAsia="Cambria Math" w:hAnsi="Cambria Math"/>
+          <w:color w:val="000000"/>
+          <w:sz w:val="21"/>
+          <w:szCs w:val="21"/>
+        </w:rPr>
+        <w:t xml:space="preserve">[0.85,0.99]λ</w:t>
       </w:r>
       <w:r>
         <w:rPr>
@@ -3984,16 +4042,16 @@
           <w:sz w:val="21"/>
           <w:szCs w:val="21"/>
         </w:rPr>
-        <w:t xml:space="preserve"> 的紧邻严格线性，有限窗口上的拟合因而带一个由曲率所致的偏置；实测该偏置的符号随窗口位置翻转——窗口取 </w:t>
-      </w:r>
-      <w:r>
-        <w:rPr>
-          <w:rFonts w:ascii="Cambria Math" w:cs="Cambria Math" w:eastAsia="Cambria Math" w:hAnsi="Cambria Math"/>
-          <w:color w:val="000000"/>
-          <w:sz w:val="21"/>
-          <w:szCs w:val="21"/>
-        </w:rPr>
-        <w:t xml:space="preserve">[0.85,0.99]λ</w:t>
+        <w:t xml:space="preserve"> 时八组偏差一律为负（均值 −1.6σ），取本节所用的 </w:t>
+      </w:r>
+      <w:r>
+        <w:rPr>
+          <w:rFonts w:ascii="Cambria Math" w:cs="Cambria Math" w:eastAsia="Cambria Math" w:hAnsi="Cambria Math"/>
+          <w:color w:val="000000"/>
+          <w:sz w:val="21"/>
+          <w:szCs w:val="21"/>
+        </w:rPr>
+        <w:t xml:space="preserve">[0.90,0.995]λ</w:t>
       </w:r>
       <w:r>
         <w:rPr>
@@ -4012,7 +4070,7 @@
           <w:sz w:val="21"/>
           <w:szCs w:val="21"/>
         </w:rPr>
-        <w:t xml:space="preserve"> 时为负、取 </w:t>
+        <w:t xml:space="preserve"> 时一律为正（均值 +0.9σ），取 </w:t>
       </w:r>
       <w:r>
         <w:rPr>
@@ -4040,7 +4098,7 @@
           <w:sz w:val="21"/>
           <w:szCs w:val="21"/>
         </w:rPr>
-        <w:t xml:space="preserve"> 时为正——其量级和 σ 相当，故无法和真实偏离区分。</w:t>
+        <w:t xml:space="preserve"> 时进一步升至 +2.1σ。偏置随窗口单调变化并在其间过零，各构型的相对次序则始终不变。其量级与 σ 同阶，故在任一固定窗口上都无法与真实偏离相区分。</w:t>
       </w:r>
     </w:p>
     <w:p>

--- a/multiplex-hypergraph-sir/lambda_c_section_cn.docx
+++ b/multiplex-hypergraph-sir/lambda_c_section_cn.docx
@@ -50,7 +50,7 @@
           <w:sz w:val="21"/>
           <w:szCs w:val="21"/>
         </w:rPr>
-        <w:t xml:space="preserve"> 源于线性化分析。线性化是否遗漏了非线性效应？本节构造一条不依赖线性化的独立判据——从亚临界区 (subcritical regime) 的终态规模发散行为反向测定阈值，与谱方法互为非平凡检验。该思路与渗流理论 (percolation theory) [1] 中从簇规模分布的临界发散读出渗流阈值 (percolation threshold) 同源。</w:t>
+        <w:t xml:space="preserve"> 源于线性化分析，其有效性有待一条不经线性化的独立检验。本节即构造这样一条判据，从亚临界区 (subcritical regime) 的终态规模发散行为反向测定阈值，与谱方法互为非平凡检验。该思路与渗流理论 (percolation theory) [1] 中从簇规模分布的临界发散读出渗流阈值 (percolation threshold) 同源。</w:t>
       </w:r>
     </w:p>
     <w:p>
@@ -511,7 +511,7 @@
           <w:sz w:val="21"/>
           <w:szCs w:val="21"/>
         </w:rPr>
-        <w:t xml:space="preserve">是一条可用的假设。无向群体中每个成员既是传染源也是传染靶——这与 Allard 等 [11] 指出的「有向传播中入度 (in-degree) 与出度 (out-degree) 可解耦」形成对照——一个成员被感染后群体随即激活，可感染同群其他成员，后者被感染又延长群体的激活时长，剩余成员被感染的概率随之抬高。</w:t>
+        <w:t xml:space="preserve">是一条可用的假设。无向群体中每个成员既是传染源也是传染靶，与 Allard 等 [11] 指出的有向传播中入度 (in-degree) 与出度 (out-degree) 可解耦形成对照。一个成员被感染后群体随即激活，可感染同群其他成员；后者被感染又延长群体的激活时长，剩余成员被感染的概率随之抬高。</w:t>
       </w:r>
       <w:r>
         <w:rPr>
@@ -623,7 +623,7 @@
           <w:sz w:val="21"/>
           <w:szCs w:val="21"/>
         </w:rPr>
-        <w:t xml:space="preserve">）为房室——类似于 Ding 和 Zhu [9] 的状态转移树 (state transition tree)，但直接在连续时间下建立——定义未传递子概率</w:t>
+        <w:t xml:space="preserve">）为房室，其构造类似于 Ding 和 Zhu [9] 的状态转移树 (state transition tree)，但直接建立在连续时间下；据此定义未传递子概率</w:t>
       </w:r>
     </w:p>
     <w:p>
@@ -1043,7 +1043,7 @@
           <w:sz w:val="21"/>
           <w:szCs w:val="21"/>
         </w:rPr>
-        <w:t xml:space="preserve">——它只断言</w:t>
+        <w:t xml:space="preserve">，只断言</w:t>
       </w:r>
       <w:r>
         <w:rPr>
@@ -1063,7 +1063,7 @@
           <w:sz w:val="21"/>
           <w:szCs w:val="21"/>
         </w:rPr>
-        <w:t xml:space="preserve">暴露独立，群内耦合并未被忽略，而是已由 (2.2) 的计数状态完整承载。方程组的维数为 </w:t>
+        <w:t xml:space="preserve">暴露独立；群内耦合并未被忽略，而是已由 (2.2) 的计数状态完整承载。方程组的维数为 </w:t>
       </w:r>
       <w:r>
         <w:rPr>
@@ -1270,7 +1270,7 @@
           <w:sz w:val="21"/>
           <w:szCs w:val="21"/>
         </w:rPr>
-        <w:t xml:space="preserve">，因为群体在整个级联期间持续激活——这一非线性反馈在成对网络中不存在，是高阶相互作用的核心区别 [3,4]。记 </w:t>
+        <w:t xml:space="preserve">，因为群体在整个级联期间持续激活。这一非线性反馈在成对网络中不存在，是高阶相互作用的核心区别 [3,4]。记 </w:t>
       </w:r>
       <w:r>
         <w:rPr>
@@ -1694,7 +1694,7 @@
           <w:sz w:val="21"/>
           <w:szCs w:val="21"/>
         </w:rPr>
-        <w:t xml:space="preserve"> 附近取极大后回落。极限两端都退化——</w:t>
+        <w:t xml:space="preserve"> 附近取极大后回落。极限两端都退化。</w:t>
       </w:r>
       <w:r>
         <w:rPr>
@@ -2074,7 +2074,7 @@
           <w:sz w:val="18"/>
           <w:szCs w:val="18"/>
         </w:rPr>
-        <w:t xml:space="preserve"> 一行始终位于该界之下——成对规模的群体无论 </w:t>
+        <w:t xml:space="preserve"> 一行始终位于该界之下，即成对规模的群体无论 </w:t>
       </w:r>
       <w:r>
         <w:rPr>
@@ -2291,7 +2291,7 @@
           <w:sz w:val="21"/>
           <w:szCs w:val="21"/>
         </w:rPr>
-        <w:t xml:space="preserve">分支过程必须定义在群体层面而非节点层面——这与 Allard 等 [11] 在有向传播图上以边为基本单元的计数类似。每个新感染节点点燃其余各群体，每个被点燃的群体产出 C 个新感染成员，这些成员再点燃各自其余的群体。若改在节点层面统计传染链，群内级联的后继会被重复计入。按</w:t>
+        <w:t xml:space="preserve">分支过程必须定义在群体层面而非节点层面，与 Allard 等 [11] 在有向传播图上以边为基本单元的计数类似。每个新感染节点点燃其余各群体，每个被点燃的群体产出 C 个新感染成员，这些成员再点燃各自其余的群体。若改在节点层面统计传染链，群内级联的后继会被重复计入。按</w:t>
       </w:r>
       <w:r>
         <w:rPr>
@@ -2311,7 +2311,7 @@
           <w:sz w:val="21"/>
           <w:szCs w:val="21"/>
         </w:rPr>
-        <w:t xml:space="preserve">分型——即引入传播类型 (transmission type)——经由层 a 感染的节点其层 b 群体数的期望为余度 </w:t>
+        <w:t xml:space="preserve">分型，即引入传播类型 (transmission type)。经由层 a 感染的节点，其层 b 群体数的期望为余度 </w:t>
       </w:r>
       <w:r>
         <w:rPr>
@@ -2672,7 +2672,7 @@
           <w:sz w:val="21"/>
           <w:szCs w:val="21"/>
         </w:rPr>
-        <w:t xml:space="preserve"> 由此升维为矩阵——单层网络 [1]、多层网络 [5,6]、成对相互作用与高阶相互作用 [3,4] 均为特例。极限行为一一对应：所有 </w:t>
+        <w:t xml:space="preserve"> 由此升维为矩阵，单层网络 [1]、多层网络 [5,6]、成对相互作用与高阶相互作用 [3,4] 均为其特例。极限行为一一对应：所有 </w:t>
       </w:r>
       <w:r>
         <w:rPr>
@@ -2950,7 +2950,7 @@
           <w:sz w:val="21"/>
           <w:szCs w:val="21"/>
         </w:rPr>
-        <w:t xml:space="preserve"> 恰为孤立层 a 的分支数——这意味着多重结构的引入严格降低阈值，与多层网络的一般结论 [5,6] 一致。</w:t>
+        <w:t xml:space="preserve"> 恰为孤立层 a 的分支数，故多重结构的引入严格降低阈值，与多层网络的一般结论 [5,6] 一致。</w:t>
       </w:r>
     </w:p>
     <w:p>
@@ -3259,7 +3259,7 @@
           <w:sz w:val="21"/>
           <w:szCs w:val="21"/>
         </w:rPr>
-        <w:t xml:space="preserve">：后者仅在 </w:t>
+        <w:t xml:space="preserve">，后者仅在 </w:t>
       </w:r>
       <w:r>
         <w:rPr>
@@ -3541,7 +3541,7 @@
           <w:sz w:val="21"/>
           <w:szCs w:val="21"/>
         </w:rPr>
-        <w:t xml:space="preserve"> 不共享任何中间量：一侧把非线性方程组 (2.2)–(2.4) 积分至终态、再对 (2.9) 作线性拟合，另一侧对次代矩阵 (2.7) 求谱半径并二分，二者仅共享模型定义。两条路线的一致因而是对彼此的非平凡检验，也正是图 3 所报告的。</w:t>
+        <w:t xml:space="preserve"> 不共享任何中间量。一侧把非线性方程组 (2.2)–(2.4) 积分至终态，再对 (2.9) 作线性拟合；另一侧对次代矩阵 (2.7) 求谱半径并二分，二者仅共享模型定义。两条路线的一致因而是对彼此的非平凡检验，也正是图 3 所报告的。</w:t>
       </w:r>
     </w:p>
     <w:p>
@@ -3668,7 +3668,7 @@
           <w:sz w:val="21"/>
           <w:szCs w:val="21"/>
         </w:rPr>
-        <w:t xml:space="preserve"> 因而不归零，零点被系统性地推高——这是有限种子效应 (finite seed effect)，类似有限尺度标度 (finite-size scaling) [17] 中系统规模对临界点的偏移。由于 </w:t>
+        <w:t xml:space="preserve"> 因而不归零，零点被系统性地推高。这是有限种子效应 (finite seed effect)，类似有限尺度标度 (finite-size scaling) [17] 中系统规模对临界点的偏移。由于 </w:t>
       </w:r>
       <w:r>
         <w:rPr>
@@ -3918,7 +3918,7 @@
           <w:sz w:val="21"/>
           <w:szCs w:val="21"/>
         </w:rPr>
-        <w:t xml:space="preserve">八组偏差同号（一律为正）这一点本身需要交代：它是系统性的，不能以统计涨落作解。其来源是线性律 (2.9) 的</w:t>
+        <w:t xml:space="preserve">八组偏差同号（一律为正）本身需要交代。这是系统性的，不能以统计涨落作解。其来源是线性律 (2.9) 的</w:t>
       </w:r>
       <w:r>
         <w:rPr>
@@ -3994,7 +3994,7 @@
           <w:sz w:val="21"/>
           <w:szCs w:val="21"/>
         </w:rPr>
-        <w:t xml:space="preserve"> 仅在临界区 (critical region) 内严格线性；拟合窗口一旦离开紧邻区域，次主导项 (subleading term) 即以曲率的形式进入，在 x 截距上留下一个系统偏置。判据是明确的：</w:t>
+        <w:t xml:space="preserve"> 仅在临界区 (critical region) 内严格线性；拟合窗口一旦离开紧邻区域，次主导项 (subleading term) 即以曲率的形式进入，在 x 截距上留下一个系统偏置。区分二者的判据在于，</w:t>
       </w:r>
       <w:r>
         <w:rPr>
@@ -4014,7 +4014,7 @@
           <w:sz w:val="21"/>
           <w:szCs w:val="21"/>
         </w:rPr>
-        <w:t xml:space="preserve">，实质分歧则恰恰相反——应随构型改变而对窗口位置无所谓。实测支持前者：窗口取 </w:t>
+        <w:t xml:space="preserve">，实质分歧则恰恰相反，应随构型改变而对窗口位置无所谓。实测支持前者：窗口取 </w:t>
       </w:r>
       <w:r>
         <w:rPr>
@@ -4435,7 +4435,7 @@
           <w:sz w:val="21"/>
           <w:szCs w:val="21"/>
         </w:rPr>
-        <w:t xml:space="preserve">多层网络中层间度相关 (inter-layer degree correlation) 是关键的结构特征 [5,6]——一个节点在不同层的活跃程度是否相关？阈值只经由度矩 </w:t>
+        <w:t xml:space="preserve">多层网络中层间度相关 (inter-layer degree correlation) 是关键的结构特征 [5,6]，刻画同一节点在不同层的活跃程度是否相关。阈值只经由度矩 </w:t>
       </w:r>
       <w:r>
         <w:rPr>
@@ -5021,7 +5021,7 @@
           <w:sz w:val="21"/>
           <w:szCs w:val="21"/>
         </w:rPr>
-        <w:t xml:space="preserve"> 定出——</w:t>
+        <w:t xml:space="preserve"> 定出，</w:t>
       </w:r>
       <w:r>
         <w:rPr>
@@ -5217,7 +5217,7 @@
           <w:sz w:val="21"/>
           <w:szCs w:val="21"/>
         </w:rPr>
-        <w:t xml:space="preserve"> 上复现该曲线（图 4(b) 箱线），偏离最大 1.9σ、相对差不超过 1.1%。机制明确：正相关使同一节点在两层同时充当度枢纽 (degree hub)——这与 Allard 等 [11] 所讨论的「友谊悖论 (friendship paradox) 同时放大风险与范围」一致——在边缘结构不变时集中了跨层传播能力、压低阈值；反相关则分散枢纽效应、抬高阈值。这一效应在图 4 的相图中表现为临界曲线的整体平移（图 4(c)、(d)）。</w:t>
+        <w:t xml:space="preserve"> 上复现该曲线（图 4(b) 箱线），偏离最大 1.9σ、相对差不超过 1.1%。其机制在于，正相关使同一节点在两层同时充当度枢纽 (degree hub)，在边缘结构不变时集中了跨层传播能力，压低阈值；反相关则分散枢纽效应，抬高阈值。该图像与 Allard 等 [11] 所讨论的友谊悖论 (friendship paradox) 同时放大风险与范围相一致；在图 4 的相图中，它表现为临界曲线的整体平移（图 4(c)、(d)）。</w:t>
       </w:r>
     </w:p>
     <w:p>
@@ -6405,7 +6405,7 @@
           <w:sz w:val="21"/>
           <w:szCs w:val="21"/>
         </w:rPr>
-        <w:t xml:space="preserve"> 已越过临界——两条各自亚临界的弱渠道合并之后可以超临界。最后，</w:t>
+        <w:t xml:space="preserve"> 已越过临界，即两条各自亚临界的弱渠道合并之后可以超临界。最后，</w:t>
       </w:r>
       <w:r>
         <w:rPr>
@@ -6468,7 +6468,7 @@
           <w:sz w:val="21"/>
           <w:szCs w:val="21"/>
         </w:rPr>
-        <w:t xml:space="preserve">闭合的亚临界终态和 (2.8) 的解析值不共享代码——一侧积分非线性方程组，另一侧求一个矩阵逆。以均匀播种写出 </w:t>
+        <w:t xml:space="preserve">闭合的亚临界终态和 (2.8) 的解析值不共享代码，一侧积分非线性方程组，另一侧求一个矩阵逆。以均匀播种写出 </w:t>
       </w:r>
       <w:r>
         <w:rPr>
@@ -7102,7 +7102,7 @@
           <w:sz w:val="21"/>
           <w:szCs w:val="21"/>
         </w:rPr>
-        <w:t xml:space="preserve">级联递推 (2.5) 由单群体的直接 Gillespie 精确抽样 [16] 独立复核，该检验既不使用方程组也不使用次代矩阵——遵循计算科学中的代码验证 (code verification) 与解的确认 (solution validation) 的标准流程。在 </w:t>
+        <w:t xml:space="preserve">级联递推 (2.5) 由单群体的直接 Gillespie 精确抽样 [16] 独立复核，该检验既不使用方程组也不使用次代矩阵，遵循计算科学中代码验证 (code verification) 与解的确认 (solution validation) 的标准流程。在 </w:t>
       </w:r>
       <w:r>
         <w:rPr>
@@ -7374,7 +7374,7 @@
           <w:sz w:val="21"/>
           <w:szCs w:val="21"/>
         </w:rPr>
-        <w:t xml:space="preserve">、偏离最大 1.51σ，构成对爆发阈值的全非线性独立确认——与 Jacobian 复核互补：后者检验线性化谱，前者检验非线性终态所继承的同一阈值。</w:t>
+        <w:t xml:space="preserve">、偏离最大 1.51σ，构成对爆发阈值的全非线性独立确认，与 Jacobian 复核互补：后者检验线性化谱，前者检验非线性终态所继承的同一阈值。</w:t>
       </w:r>
     </w:p>
     <w:sectPr>

--- a/multiplex-hypergraph-sir/lambda_c_section_cn.docx
+++ b/multiplex-hypergraph-sir/lambda_c_section_cn.docx
@@ -491,7 +491,7 @@
           <w:sz w:val="21"/>
           <w:szCs w:val="21"/>
         </w:rPr>
-        <w:t xml:space="preserve">无向群体和有向超图 [11] 的分界正在于此。有向情形下传播图 (transmission graph) [11] 的尾集 (tail set) 和头集 (head set) 不相交，头成员被感染并不延长激活，故</w:t>
+        <w:t xml:space="preserve">无向群体和有向超图 [11] 的分界正在于此。有向情形下传播图 (transmission graph) [11] 的尾集与头集不相交，头成员被感染并不延长激活，故</w:t>
       </w:r>
       <w:r>
         <w:rPr>
@@ -511,7 +511,7 @@
           <w:sz w:val="21"/>
           <w:szCs w:val="21"/>
         </w:rPr>
-        <w:t xml:space="preserve">是一条可用的假设。无向群体中每个成员既是传染源也是传染靶，与 Allard 等 [11] 指出的有向传播中入度 (in-degree) 与出度 (out-degree) 可解耦形成对照。一个成员被感染后群体随即激活，可感染同群其他成员；后者被感染又延长群体的激活时长，剩余成员被感染的概率随之抬高。</w:t>
+        <w:t xml:space="preserve">是一条可用的假设，Allard 等 [11] 的入度 (in-degree) 与出度 (out-degree) 可解耦即建立在这一点上。第 1 节已指出无向群体不具备该性质：一个成员被感染后群体随即激活，可感染同群其他成员；后者被感染又延长群体的激活时长，剩余成员被感染的概率随之抬高。</w:t>
       </w:r>
       <w:r>
         <w:rPr>
@@ -522,16 +522,16 @@
           <w:sz w:val="21"/>
           <w:szCs w:val="21"/>
         </w:rPr>
-        <w:t xml:space="preserve">群内级联 (intra-group cascade)</w:t>
-      </w:r>
-      <w:r>
-        <w:rPr>
-          <w:rFonts w:ascii="SimSun" w:cs="SimSun" w:eastAsia="SimSun" w:hAnsi="SimSun"/>
-          <w:color w:val="000000"/>
-          <w:sz w:val="21"/>
-          <w:szCs w:val="21"/>
-        </w:rPr>
-        <w:t xml:space="preserve"> 使逐成员的乘积闭合失效。本文的策略不是忽略群内耦合（如 MMCA [7,10] 对逐节点状态的独立性假设），而是把耦合完整吸收进群体层面的状态空间：取 e 中除 u 外 </w:t>
+        <w:t xml:space="preserve">群内级联</w:t>
+      </w:r>
+      <w:r>
+        <w:rPr>
+          <w:rFonts w:ascii="SimSun" w:cs="SimSun" w:eastAsia="SimSun" w:hAnsi="SimSun"/>
+          <w:color w:val="000000"/>
+          <w:sz w:val="21"/>
+          <w:szCs w:val="21"/>
+        </w:rPr>
+        <w:t xml:space="preserve">因而使逐成员的乘积闭合失效。本文的策略不是忽略群内耦合（如 MMCA [7,10] 对逐节点状态的独立性假设），而是把耦合完整吸收进群体层面的状态空间：取 e 中除 u 外 </w:t>
       </w:r>
       <w:r>
         <w:rPr>
